--- a/LEI_Progamação_Aplicada_2026_AP3_RelatórioFinal_André-Santiago&Hugo-Nobre_2026-06-19.docx
+++ b/LEI_Progamação_Aplicada_2026_AP3_RelatórioFinal_André-Santiago&Hugo-Nobre_2026-06-19.docx
@@ -973,7 +973,6 @@
           <w:docPartUnique/>
         </w:docPartObj>
       </w:sdtPr>
-      <w:sdtEndPr/>
       <w:sdtContent>
         <w:p>
           <w:pPr>
@@ -2783,6 +2782,9 @@
         </w:sectPr>
       </w:pPr>
     </w:p>
+    <w:bookmarkStart w:id="2" w:name="_Toc467679981"/>
+    <w:bookmarkStart w:id="3" w:name="_Toc467696928"/>
+    <w:bookmarkStart w:id="4" w:name="_Toc227164679"/>
     <w:p>
       <w:pPr>
         <w:pStyle w:val="Ttulo1"/>
@@ -2797,9 +2799,6 @@
           <w:lang w:val="pt-PT"/>
         </w:rPr>
       </w:pPr>
-      <w:bookmarkStart w:id="2" w:name="_Toc467679981"/>
-      <w:bookmarkStart w:id="3" w:name="_Toc467696928"/>
-      <w:bookmarkStart w:id="4" w:name="_Toc227164679"/>
       <w:r>
         <w:rPr>
           <w:rFonts w:cstheme="minorHAnsi"/>
@@ -5478,19 +5477,7 @@
         <w:rPr>
           <w:rFonts w:asciiTheme="minorHAnsi" w:hAnsiTheme="minorHAnsi" w:cstheme="minorHAnsi"/>
         </w:rPr>
-        <w:t xml:space="preserve">Completar e corrigir a aplicação iniciada no projeto anterior, </w:t>
-      </w:r>
-      <w:r>
-        <w:rPr>
-          <w:rFonts w:asciiTheme="minorHAnsi" w:hAnsiTheme="minorHAnsi" w:cstheme="minorHAnsi"/>
-        </w:rPr>
-        <w:t>aplicando-lhe uma</w:t>
-      </w:r>
-      <w:r>
-        <w:rPr>
-          <w:rFonts w:asciiTheme="minorHAnsi" w:hAnsiTheme="minorHAnsi" w:cstheme="minorHAnsi"/>
-        </w:rPr>
-        <w:t xml:space="preserve"> interface gráfica;</w:t>
+        <w:t>Completar e corrigir a aplicação iniciada no projeto anterior, aplicando-lhe uma interface gráfica;</w:t>
       </w:r>
     </w:p>
     <w:p>
@@ -11249,21 +11236,7 @@
               <w:rPr>
                 <w:rFonts w:cstheme="minorHAnsi"/>
               </w:rPr>
-              <w:t xml:space="preserve"> (</w:t>
-            </w:r>
-            <w:proofErr w:type="spellStart"/>
-            <w:r>
-              <w:rPr>
-                <w:rFonts w:cstheme="minorHAnsi"/>
-              </w:rPr>
-              <w:t>PrinterJob</w:t>
-            </w:r>
-            <w:proofErr w:type="spellEnd"/>
-            <w:r>
-              <w:rPr>
-                <w:rFonts w:cstheme="minorHAnsi"/>
-              </w:rPr>
-              <w:t>, Graphics2D).</w:t>
+              <w:t>.</w:t>
             </w:r>
           </w:p>
         </w:tc>
@@ -11288,28 +11261,46 @@
         <w:rPr>
           <w:rFonts w:cstheme="minorHAnsi"/>
         </w:rPr>
-        <w:t xml:space="preserve">Conforme o R12, a manipulação de peças e testes não é disponibilizada graficamente; a respetiva lógica permanece na camada de negócio (controladores e </w:t>
-      </w:r>
-      <w:proofErr w:type="spellStart"/>
-      <w:r>
-        <w:rPr>
-          <w:rFonts w:cstheme="minorHAnsi"/>
-        </w:rPr>
-        <w:t>DAOs</w:t>
-      </w:r>
-      <w:proofErr w:type="spellEnd"/>
-      <w:r>
-        <w:rPr>
-          <w:rFonts w:cstheme="minorHAnsi"/>
-        </w:rPr>
-        <w:t xml:space="preserve">). Conforme o R13, não é disponibilizada a criação de novos gestores através da interface, sendo </w:t>
+        <w:t>Conforme o R12, a manipulação de peças e testes não é disponibilizada graficamente</w:t>
+      </w:r>
+      <w:r>
+        <w:rPr>
+          <w:rFonts w:cstheme="minorHAnsi"/>
+        </w:rPr>
+        <w:t>,</w:t>
+      </w:r>
+      <w:r>
+        <w:rPr>
+          <w:rFonts w:cstheme="minorHAnsi"/>
+        </w:rPr>
+        <w:t xml:space="preserve"> a respetiva </w:t>
+      </w:r>
+      <w:r>
+        <w:rPr>
+          <w:rFonts w:cstheme="minorHAnsi"/>
+          <w:color w:val="EE0000"/>
+        </w:rPr>
+        <w:t xml:space="preserve">lógica </w:t>
+      </w:r>
+      <w:r>
+        <w:rPr>
+          <w:rFonts w:cstheme="minorHAnsi"/>
+          <w:color w:val="EE0000"/>
+        </w:rPr>
+        <w:t>foi apagada do projeto</w:t>
+      </w:r>
+      <w:r>
+        <w:rPr>
+          <w:rFonts w:cstheme="minorHAnsi"/>
+        </w:rPr>
+        <w:t xml:space="preserve">. Conforme o R13, não é disponibilizada a criação </w:t>
       </w:r>
       <w:r>
         <w:rPr>
           <w:rFonts w:cstheme="minorHAnsi"/>
         </w:rPr>
         <w:lastRenderedPageBreak/>
-        <w:t>apenas criado automaticamente o primeiro gestor no arranque, caso não exista nenhum.</w:t>
+        <w:t>de novos gestores através da interface, sendo apenas criado automaticamente o primeiro gestor no arranque, caso não exista nenhum.</w:t>
       </w:r>
     </w:p>
     <w:p>
@@ -11931,7 +11922,6 @@
         <w:t xml:space="preserve">A janela principal mantém um painel de conteúdo único onde os vários painéis são trocados em tempo de execução. A transição é feita removendo o painel anterior, adicionando o novo e invocando os métodos </w:t>
       </w:r>
       <w:proofErr w:type="spellStart"/>
-      <w:proofErr w:type="gramStart"/>
       <w:r>
         <w:rPr>
           <w:rFonts w:cstheme="minorHAnsi"/>
@@ -11943,17 +11933,9 @@
         <w:rPr>
           <w:rFonts w:cstheme="minorHAnsi"/>
         </w:rPr>
-        <w:t>(</w:t>
-      </w:r>
-      <w:proofErr w:type="gramEnd"/>
-      <w:r>
-        <w:rPr>
-          <w:rFonts w:cstheme="minorHAnsi"/>
-        </w:rPr>
-        <w:t xml:space="preserve">) e </w:t>
+        <w:t xml:space="preserve">() e </w:t>
       </w:r>
       <w:proofErr w:type="spellStart"/>
-      <w:proofErr w:type="gramStart"/>
       <w:r>
         <w:rPr>
           <w:rFonts w:cstheme="minorHAnsi"/>
@@ -11965,14 +11947,7 @@
         <w:rPr>
           <w:rFonts w:cstheme="minorHAnsi"/>
         </w:rPr>
-        <w:t>(</w:t>
-      </w:r>
-      <w:proofErr w:type="gramEnd"/>
-      <w:r>
-        <w:rPr>
-          <w:rFonts w:cstheme="minorHAnsi"/>
-        </w:rPr>
-        <w:t>), tal como recomendado para a gestão dinâmica de contentores Swing.</w:t>
+        <w:t>(), tal como recomendado para a gestão dinâmica de contentores Swing.</w:t>
       </w:r>
     </w:p>
     <w:p>
@@ -12574,7 +12549,6 @@
         <w:t> e matrizes (</w:t>
       </w:r>
       <w:proofErr w:type="spellStart"/>
-      <w:proofErr w:type="gramStart"/>
       <w:r>
         <w:rPr>
           <w:rFonts w:ascii="Calibri" w:hAnsi="Calibri" w:cs="Calibri"/>
@@ -12586,14 +12560,7 @@
         <w:rPr>
           <w:rFonts w:ascii="Calibri" w:hAnsi="Calibri" w:cs="Calibri"/>
         </w:rPr>
-        <w:t>[][</w:t>
-      </w:r>
-      <w:proofErr w:type="gramEnd"/>
-      <w:r>
-        <w:rPr>
-          <w:rFonts w:ascii="Calibri" w:hAnsi="Calibri" w:cs="Calibri"/>
-        </w:rPr>
-        <w:t>]) – para alimentar e atualizar as tabelas (</w:t>
+        <w:t>[][]) – para alimentar e atualizar as tabelas (</w:t>
       </w:r>
       <w:proofErr w:type="spellStart"/>
       <w:r>
@@ -13589,6 +13556,7 @@
       <w:r>
         <w:rPr>
           <w:rFonts w:cstheme="minorHAnsi"/>
+          <w:noProof/>
         </w:rPr>
         <w:drawing>
           <wp:inline distT="0" distB="0" distL="0" distR="0" wp14:anchorId="29CF3FB8" wp14:editId="3F384423">
@@ -14198,6 +14166,9 @@
         <w:jc w:val="center"/>
       </w:pPr>
       <w:r>
+        <w:rPr>
+          <w:noProof/>
+        </w:rPr>
         <w:drawing>
           <wp:inline distT="0" distB="0" distL="0" distR="0" wp14:anchorId="687FBFA9" wp14:editId="0F4F37C3">
             <wp:extent cx="2331733" cy="6840550"/>
@@ -15823,7 +15794,6 @@
         <w:docPartUnique/>
       </w:docPartObj>
     </w:sdtPr>
-    <w:sdtEndPr/>
     <w:sdtContent>
       <w:p>
         <w:pPr>
@@ -28959,6 +28929,7 @@
   <w:style w:type="character" w:default="1" w:styleId="Tipodeletrapredefinidodopargrafo">
     <w:name w:val="Default Paragraph Font"/>
     <w:uiPriority w:val="1"/>
+    <w:semiHidden/>
     <w:unhideWhenUsed/>
   </w:style>
   <w:style w:type="table" w:default="1" w:styleId="Tabelanormal">

--- a/LEI_Progamação_Aplicada_2026_AP3_RelatórioFinal_André-Santiago&Hugo-Nobre_2026-06-19.docx
+++ b/LEI_Progamação_Aplicada_2026_AP3_RelatórioFinal_André-Santiago&Hugo-Nobre_2026-06-19.docx
@@ -430,7 +430,7 @@
           <w:lang w:val="pt-PT"/>
         </w:rPr>
       </w:pPr>
-      <w:bookmarkStart w:id="0" w:name="_Toc227164678"/>
+      <w:bookmarkStart w:id="0" w:name="_Toc233362486"/>
       <w:r>
         <w:rPr>
           <w:rFonts w:cstheme="minorHAnsi"/>
@@ -973,6 +973,7 @@
           <w:docPartUnique/>
         </w:docPartObj>
       </w:sdtPr>
+      <w:sdtEndPr/>
       <w:sdtContent>
         <w:p>
           <w:pPr>
@@ -1023,7 +1024,7 @@
             </w:rPr>
             <w:fldChar w:fldCharType="separate"/>
           </w:r>
-          <w:hyperlink w:anchor="_Toc227164678" w:history="1">
+          <w:hyperlink w:anchor="_Toc233362486" w:history="1">
             <w:r>
               <w:rPr>
                 <w:rStyle w:val="Hiperligao"/>
@@ -1047,7 +1048,7 @@
               <w:rPr>
                 <w:webHidden/>
               </w:rPr>
-              <w:instrText xml:space="preserve"> PAGEREF _Toc227164678 \h </w:instrText>
+              <w:instrText xml:space="preserve"> PAGEREF _Toc233362486 \h </w:instrText>
             </w:r>
             <w:r>
               <w:rPr>
@@ -1086,7 +1087,7 @@
               <w14:ligatures w14:val="standardContextual"/>
             </w:rPr>
           </w:pPr>
-          <w:hyperlink w:anchor="_Toc227164679" w:history="1">
+          <w:hyperlink w:anchor="_Toc233362487" w:history="1">
             <w:r>
               <w:rPr>
                 <w:rStyle w:val="Hiperligao"/>
@@ -1110,7 +1111,7 @@
               <w:rPr>
                 <w:webHidden/>
               </w:rPr>
-              <w:instrText xml:space="preserve"> PAGEREF _Toc227164679 \h </w:instrText>
+              <w:instrText xml:space="preserve"> PAGEREF _Toc233362487 \h </w:instrText>
             </w:r>
             <w:r>
               <w:rPr>
@@ -1149,7 +1150,7 @@
               <w14:ligatures w14:val="standardContextual"/>
             </w:rPr>
           </w:pPr>
-          <w:hyperlink w:anchor="_Toc227164680" w:history="1">
+          <w:hyperlink w:anchor="_Toc233362488" w:history="1">
             <w:r>
               <w:rPr>
                 <w:rStyle w:val="Hiperligao"/>
@@ -1173,7 +1174,7 @@
               <w:rPr>
                 <w:webHidden/>
               </w:rPr>
-              <w:instrText xml:space="preserve"> PAGEREF _Toc227164680 \h </w:instrText>
+              <w:instrText xml:space="preserve"> PAGEREF _Toc233362488 \h </w:instrText>
             </w:r>
             <w:r>
               <w:rPr>
@@ -1212,7 +1213,7 @@
               <w14:ligatures w14:val="standardContextual"/>
             </w:rPr>
           </w:pPr>
-          <w:hyperlink w:anchor="_Toc227164681" w:history="1">
+          <w:hyperlink w:anchor="_Toc233362489" w:history="1">
             <w:r>
               <w:rPr>
                 <w:rStyle w:val="Hiperligao"/>
@@ -1236,7 +1237,7 @@
               <w:rPr>
                 <w:webHidden/>
               </w:rPr>
-              <w:instrText xml:space="preserve"> PAGEREF _Toc227164681 \h </w:instrText>
+              <w:instrText xml:space="preserve"> PAGEREF _Toc233362489 \h </w:instrText>
             </w:r>
             <w:r>
               <w:rPr>
@@ -1275,7 +1276,7 @@
               <w14:ligatures w14:val="standardContextual"/>
             </w:rPr>
           </w:pPr>
-          <w:hyperlink w:anchor="_Toc227164682" w:history="1">
+          <w:hyperlink w:anchor="_Toc233362490" w:history="1">
             <w:r>
               <w:rPr>
                 <w:rStyle w:val="Hiperligao"/>
@@ -1317,7 +1318,7 @@
               <w:rPr>
                 <w:webHidden/>
               </w:rPr>
-              <w:instrText xml:space="preserve"> PAGEREF _Toc227164682 \h </w:instrText>
+              <w:instrText xml:space="preserve"> PAGEREF _Toc233362490 \h </w:instrText>
             </w:r>
             <w:r>
               <w:rPr>
@@ -1356,7 +1357,7 @@
               <w14:ligatures w14:val="standardContextual"/>
             </w:rPr>
           </w:pPr>
-          <w:hyperlink w:anchor="_Toc227164683" w:history="1">
+          <w:hyperlink w:anchor="_Toc233362491" w:history="1">
             <w:r>
               <w:rPr>
                 <w:rStyle w:val="Hiperligao"/>
@@ -1398,7 +1399,7 @@
               <w:rPr>
                 <w:webHidden/>
               </w:rPr>
-              <w:instrText xml:space="preserve"> PAGEREF _Toc227164683 \h </w:instrText>
+              <w:instrText xml:space="preserve"> PAGEREF _Toc233362491 \h </w:instrText>
             </w:r>
             <w:r>
               <w:rPr>
@@ -1437,7 +1438,7 @@
               <w14:ligatures w14:val="standardContextual"/>
             </w:rPr>
           </w:pPr>
-          <w:hyperlink w:anchor="_Toc227164684" w:history="1">
+          <w:hyperlink w:anchor="_Toc233362492" w:history="1">
             <w:r>
               <w:rPr>
                 <w:rStyle w:val="Hiperligao"/>
@@ -1477,7 +1478,7 @@
               <w:rPr>
                 <w:webHidden/>
               </w:rPr>
-              <w:instrText xml:space="preserve"> PAGEREF _Toc227164684 \h </w:instrText>
+              <w:instrText xml:space="preserve"> PAGEREF _Toc233362492 \h </w:instrText>
             </w:r>
             <w:r>
               <w:rPr>
@@ -1516,7 +1517,7 @@
               <w14:ligatures w14:val="standardContextual"/>
             </w:rPr>
           </w:pPr>
-          <w:hyperlink w:anchor="_Toc227164685" w:history="1">
+          <w:hyperlink w:anchor="_Toc233362493" w:history="1">
             <w:r>
               <w:rPr>
                 <w:rStyle w:val="Hiperligao"/>
@@ -1556,7 +1557,7 @@
               <w:rPr>
                 <w:webHidden/>
               </w:rPr>
-              <w:instrText xml:space="preserve"> PAGEREF _Toc227164685 \h </w:instrText>
+              <w:instrText xml:space="preserve"> PAGEREF _Toc233362493 \h </w:instrText>
             </w:r>
             <w:r>
               <w:rPr>
@@ -1573,7 +1574,7 @@
               <w:rPr>
                 <w:webHidden/>
               </w:rPr>
-              <w:t>15</w:t>
+              <w:t>16</w:t>
             </w:r>
             <w:r>
               <w:rPr>
@@ -1595,7 +1596,7 @@
               <w14:ligatures w14:val="standardContextual"/>
             </w:rPr>
           </w:pPr>
-          <w:hyperlink w:anchor="_Toc227164686" w:history="1">
+          <w:hyperlink w:anchor="_Toc233362494" w:history="1">
             <w:r>
               <w:rPr>
                 <w:rStyle w:val="Hiperligao"/>
@@ -1637,7 +1638,7 @@
               <w:rPr>
                 <w:webHidden/>
               </w:rPr>
-              <w:instrText xml:space="preserve"> PAGEREF _Toc227164686 \h </w:instrText>
+              <w:instrText xml:space="preserve"> PAGEREF _Toc233362494 \h </w:instrText>
             </w:r>
             <w:r>
               <w:rPr>
@@ -1676,7 +1677,7 @@
               <w14:ligatures w14:val="standardContextual"/>
             </w:rPr>
           </w:pPr>
-          <w:hyperlink w:anchor="_Toc227164687" w:history="1">
+          <w:hyperlink w:anchor="_Toc233362495" w:history="1">
             <w:r>
               <w:rPr>
                 <w:rStyle w:val="Hiperligao"/>
@@ -1716,7 +1717,7 @@
               <w:rPr>
                 <w:webHidden/>
               </w:rPr>
-              <w:instrText xml:space="preserve"> PAGEREF _Toc227164687 \h </w:instrText>
+              <w:instrText xml:space="preserve"> PAGEREF _Toc233362495 \h </w:instrText>
             </w:r>
             <w:r>
               <w:rPr>
@@ -1755,7 +1756,7 @@
               <w14:ligatures w14:val="standardContextual"/>
             </w:rPr>
           </w:pPr>
-          <w:hyperlink w:anchor="_Toc227164688" w:history="1">
+          <w:hyperlink w:anchor="_Toc233362496" w:history="1">
             <w:r>
               <w:rPr>
                 <w:rStyle w:val="Hiperligao"/>
@@ -1803,7 +1804,7 @@
               <w:rPr>
                 <w:webHidden/>
               </w:rPr>
-              <w:instrText xml:space="preserve"> PAGEREF _Toc227164688 \h </w:instrText>
+              <w:instrText xml:space="preserve"> PAGEREF _Toc233362496 \h </w:instrText>
             </w:r>
             <w:r>
               <w:rPr>
@@ -1842,7 +1843,7 @@
               <w14:ligatures w14:val="standardContextual"/>
             </w:rPr>
           </w:pPr>
-          <w:hyperlink w:anchor="_Toc227164689" w:history="1">
+          <w:hyperlink w:anchor="_Toc233362497" w:history="1">
             <w:r>
               <w:rPr>
                 <w:rStyle w:val="Hiperligao"/>
@@ -1882,7 +1883,7 @@
               <w:rPr>
                 <w:webHidden/>
               </w:rPr>
-              <w:instrText xml:space="preserve"> PAGEREF _Toc227164689 \h </w:instrText>
+              <w:instrText xml:space="preserve"> PAGEREF _Toc233362497 \h </w:instrText>
             </w:r>
             <w:r>
               <w:rPr>
@@ -1899,7 +1900,7 @@
               <w:rPr>
                 <w:webHidden/>
               </w:rPr>
-              <w:t>25</w:t>
+              <w:t>24</w:t>
             </w:r>
             <w:r>
               <w:rPr>
@@ -1921,7 +1922,7 @@
               <w14:ligatures w14:val="standardContextual"/>
             </w:rPr>
           </w:pPr>
-          <w:hyperlink w:anchor="_Toc227164690" w:history="1">
+          <w:hyperlink w:anchor="_Toc233362498" w:history="1">
             <w:r>
               <w:rPr>
                 <w:rStyle w:val="Hiperligao"/>
@@ -1961,7 +1962,7 @@
               <w:rPr>
                 <w:webHidden/>
               </w:rPr>
-              <w:instrText xml:space="preserve"> PAGEREF _Toc227164690 \h </w:instrText>
+              <w:instrText xml:space="preserve"> PAGEREF _Toc233362498 \h </w:instrText>
             </w:r>
             <w:r>
               <w:rPr>
@@ -2000,7 +2001,7 @@
               <w14:ligatures w14:val="standardContextual"/>
             </w:rPr>
           </w:pPr>
-          <w:hyperlink w:anchor="_Toc227164691" w:history="1">
+          <w:hyperlink w:anchor="_Toc233362499" w:history="1">
             <w:r>
               <w:rPr>
                 <w:rStyle w:val="Hiperligao"/>
@@ -2040,7 +2041,7 @@
               <w:rPr>
                 <w:webHidden/>
               </w:rPr>
-              <w:instrText xml:space="preserve"> PAGEREF _Toc227164691 \h </w:instrText>
+              <w:instrText xml:space="preserve"> PAGEREF _Toc233362499 \h </w:instrText>
             </w:r>
             <w:r>
               <w:rPr>
@@ -2057,7 +2058,7 @@
               <w:rPr>
                 <w:webHidden/>
               </w:rPr>
-              <w:t>26</w:t>
+              <w:t>25</w:t>
             </w:r>
             <w:r>
               <w:rPr>
@@ -2079,7 +2080,7 @@
               <w14:ligatures w14:val="standardContextual"/>
             </w:rPr>
           </w:pPr>
-          <w:hyperlink w:anchor="_Toc227164692" w:history="1">
+          <w:hyperlink w:anchor="_Toc233362500" w:history="1">
             <w:r>
               <w:rPr>
                 <w:rStyle w:val="Hiperligao"/>
@@ -2119,7 +2120,7 @@
               <w:rPr>
                 <w:webHidden/>
               </w:rPr>
-              <w:instrText xml:space="preserve"> PAGEREF _Toc227164692 \h </w:instrText>
+              <w:instrText xml:space="preserve"> PAGEREF _Toc233362500 \h </w:instrText>
             </w:r>
             <w:r>
               <w:rPr>
@@ -2136,7 +2137,7 @@
               <w:rPr>
                 <w:webHidden/>
               </w:rPr>
-              <w:t>32</w:t>
+              <w:t>30</w:t>
             </w:r>
             <w:r>
               <w:rPr>
@@ -2158,7 +2159,7 @@
               <w14:ligatures w14:val="standardContextual"/>
             </w:rPr>
           </w:pPr>
-          <w:hyperlink w:anchor="_Toc227164693" w:history="1">
+          <w:hyperlink w:anchor="_Toc233362501" w:history="1">
             <w:r>
               <w:rPr>
                 <w:rStyle w:val="Hiperligao"/>
@@ -2200,7 +2201,7 @@
               <w:rPr>
                 <w:webHidden/>
               </w:rPr>
-              <w:instrText xml:space="preserve"> PAGEREF _Toc227164693 \h </w:instrText>
+              <w:instrText xml:space="preserve"> PAGEREF _Toc233362501 \h </w:instrText>
             </w:r>
             <w:r>
               <w:rPr>
@@ -2217,7 +2218,7 @@
               <w:rPr>
                 <w:webHidden/>
               </w:rPr>
-              <w:t>33</w:t>
+              <w:t>31</w:t>
             </w:r>
             <w:r>
               <w:rPr>
@@ -2239,7 +2240,7 @@
               <w14:ligatures w14:val="standardContextual"/>
             </w:rPr>
           </w:pPr>
-          <w:hyperlink w:anchor="_Toc227164694" w:history="1">
+          <w:hyperlink w:anchor="_Toc233362502" w:history="1">
             <w:r>
               <w:rPr>
                 <w:rStyle w:val="Hiperligao"/>
@@ -2281,7 +2282,7 @@
               <w:rPr>
                 <w:webHidden/>
               </w:rPr>
-              <w:instrText xml:space="preserve"> PAGEREF _Toc227164694 \h </w:instrText>
+              <w:instrText xml:space="preserve"> PAGEREF _Toc233362502 \h </w:instrText>
             </w:r>
             <w:r>
               <w:rPr>
@@ -2298,7 +2299,7 @@
               <w:rPr>
                 <w:webHidden/>
               </w:rPr>
-              <w:t>33</w:t>
+              <w:t>31</w:t>
             </w:r>
             <w:r>
               <w:rPr>
@@ -2320,7 +2321,7 @@
               <w14:ligatures w14:val="standardContextual"/>
             </w:rPr>
           </w:pPr>
-          <w:hyperlink w:anchor="_Toc227164695" w:history="1">
+          <w:hyperlink w:anchor="_Toc233362503" w:history="1">
             <w:r>
               <w:rPr>
                 <w:rStyle w:val="Hiperligao"/>
@@ -2362,7 +2363,7 @@
               <w:rPr>
                 <w:webHidden/>
               </w:rPr>
-              <w:instrText xml:space="preserve"> PAGEREF _Toc227164695 \h </w:instrText>
+              <w:instrText xml:space="preserve"> PAGEREF _Toc233362503 \h </w:instrText>
             </w:r>
             <w:r>
               <w:rPr>
@@ -2379,7 +2380,7 @@
               <w:rPr>
                 <w:webHidden/>
               </w:rPr>
-              <w:t>33</w:t>
+              <w:t>31</w:t>
             </w:r>
             <w:r>
               <w:rPr>
@@ -2401,7 +2402,7 @@
               <w14:ligatures w14:val="standardContextual"/>
             </w:rPr>
           </w:pPr>
-          <w:hyperlink w:anchor="_Toc227164696" w:history="1">
+          <w:hyperlink w:anchor="_Toc233362504" w:history="1">
             <w:r>
               <w:rPr>
                 <w:rStyle w:val="Hiperligao"/>
@@ -2443,7 +2444,7 @@
               <w:rPr>
                 <w:webHidden/>
               </w:rPr>
-              <w:instrText xml:space="preserve"> PAGEREF _Toc227164696 \h </w:instrText>
+              <w:instrText xml:space="preserve"> PAGEREF _Toc233362504 \h </w:instrText>
             </w:r>
             <w:r>
               <w:rPr>
@@ -2460,7 +2461,7 @@
               <w:rPr>
                 <w:webHidden/>
               </w:rPr>
-              <w:t>33</w:t>
+              <w:t>31</w:t>
             </w:r>
             <w:r>
               <w:rPr>
@@ -2482,7 +2483,7 @@
               <w14:ligatures w14:val="standardContextual"/>
             </w:rPr>
           </w:pPr>
-          <w:hyperlink w:anchor="_Toc227164697" w:history="1">
+          <w:hyperlink w:anchor="_Toc233362505" w:history="1">
             <w:r>
               <w:rPr>
                 <w:rStyle w:val="Hiperligao"/>
@@ -2524,7 +2525,7 @@
               <w:rPr>
                 <w:webHidden/>
               </w:rPr>
-              <w:instrText xml:space="preserve"> PAGEREF _Toc227164697 \h </w:instrText>
+              <w:instrText xml:space="preserve"> PAGEREF _Toc233362505 \h </w:instrText>
             </w:r>
             <w:r>
               <w:rPr>
@@ -2541,7 +2542,7 @@
               <w:rPr>
                 <w:webHidden/>
               </w:rPr>
-              <w:t>35</w:t>
+              <w:t>33</w:t>
             </w:r>
             <w:r>
               <w:rPr>
@@ -2563,7 +2564,7 @@
               <w14:ligatures w14:val="standardContextual"/>
             </w:rPr>
           </w:pPr>
-          <w:hyperlink w:anchor="_Toc227164698" w:history="1">
+          <w:hyperlink w:anchor="_Toc233362506" w:history="1">
             <w:r>
               <w:rPr>
                 <w:rStyle w:val="Hiperligao"/>
@@ -2603,7 +2604,7 @@
               <w:rPr>
                 <w:webHidden/>
               </w:rPr>
-              <w:instrText xml:space="preserve"> PAGEREF _Toc227164698 \h </w:instrText>
+              <w:instrText xml:space="preserve"> PAGEREF _Toc233362506 \h </w:instrText>
             </w:r>
             <w:r>
               <w:rPr>
@@ -2620,7 +2621,7 @@
               <w:rPr>
                 <w:webHidden/>
               </w:rPr>
-              <w:t>35</w:t>
+              <w:t>33</w:t>
             </w:r>
             <w:r>
               <w:rPr>
@@ -2642,7 +2643,7 @@
               <w14:ligatures w14:val="standardContextual"/>
             </w:rPr>
           </w:pPr>
-          <w:hyperlink w:anchor="_Toc227164699" w:history="1">
+          <w:hyperlink w:anchor="_Toc233362507" w:history="1">
             <w:r>
               <w:rPr>
                 <w:rStyle w:val="Hiperligao"/>
@@ -2684,7 +2685,7 @@
               <w:rPr>
                 <w:webHidden/>
               </w:rPr>
-              <w:instrText xml:space="preserve"> PAGEREF _Toc227164699 \h </w:instrText>
+              <w:instrText xml:space="preserve"> PAGEREF _Toc233362507 \h </w:instrText>
             </w:r>
             <w:r>
               <w:rPr>
@@ -2701,7 +2702,7 @@
               <w:rPr>
                 <w:webHidden/>
               </w:rPr>
-              <w:t>37</w:t>
+              <w:t>35</w:t>
             </w:r>
             <w:r>
               <w:rPr>
@@ -2784,7 +2785,7 @@
     </w:p>
     <w:bookmarkStart w:id="2" w:name="_Toc467679981"/>
     <w:bookmarkStart w:id="3" w:name="_Toc467696928"/>
-    <w:bookmarkStart w:id="4" w:name="_Toc227164679"/>
+    <w:bookmarkStart w:id="4" w:name="_Toc233362487"/>
     <w:p>
       <w:pPr>
         <w:pStyle w:val="Ttulo1"/>
@@ -2928,7 +2929,7 @@
         </w:rPr>
         <w:fldChar w:fldCharType="separate"/>
       </w:r>
-      <w:hyperlink w:anchor="_Toc226153300" w:history="1">
+      <w:hyperlink w:anchor="_Toc233362484" w:history="1">
         <w:r>
           <w:rPr>
             <w:rStyle w:val="Hiperligao"/>
@@ -2963,7 +2964,7 @@
             <w:noProof/>
             <w:webHidden/>
           </w:rPr>
-          <w:instrText xml:space="preserve"> PAGEREF _Toc226153300 \h </w:instrText>
+          <w:instrText xml:space="preserve"> PAGEREF _Toc233362484 \h </w:instrText>
         </w:r>
         <w:r>
           <w:rPr>
@@ -3009,7 +3010,7 @@
           <w14:ligatures w14:val="standardContextual"/>
         </w:rPr>
       </w:pPr>
-      <w:hyperlink w:anchor="_Toc226153301" w:history="1">
+      <w:hyperlink w:anchor="_Toc233362485" w:history="1">
         <w:r>
           <w:rPr>
             <w:rStyle w:val="Hiperligao"/>
@@ -3044,7 +3045,7 @@
             <w:noProof/>
             <w:webHidden/>
           </w:rPr>
-          <w:instrText xml:space="preserve"> PAGEREF _Toc226153301 \h </w:instrText>
+          <w:instrText xml:space="preserve"> PAGEREF _Toc233362485 \h </w:instrText>
         </w:r>
         <w:r>
           <w:rPr>
@@ -3185,7 +3186,7 @@
           <w:lang w:val="pt-PT"/>
         </w:rPr>
       </w:pPr>
-      <w:bookmarkStart w:id="10" w:name="_Toc227164680"/>
+      <w:bookmarkStart w:id="10" w:name="_Toc233362488"/>
       <w:bookmarkEnd w:id="5"/>
       <w:bookmarkEnd w:id="6"/>
       <w:bookmarkEnd w:id="7"/>
@@ -3256,7 +3257,7 @@
         </w:rPr>
         <w:fldChar w:fldCharType="separate"/>
       </w:r>
-      <w:hyperlink w:anchor="_Toc227164700" w:history="1">
+      <w:hyperlink w:anchor="_Toc233362472" w:history="1">
         <w:r>
           <w:rPr>
             <w:rStyle w:val="Hiperligao"/>
@@ -3270,7 +3271,7 @@
             <w:noProof/>
           </w:rPr>
           <w:noBreakHyphen/>
-          <w:t>1 - Ferramentas Utilizadas</w:t>
+          <w:t>1 - Tabela Ferramentas e Tecnologias usadas</w:t>
         </w:r>
         <w:r>
           <w:rPr>
@@ -3291,7 +3292,7 @@
             <w:noProof/>
             <w:webHidden/>
           </w:rPr>
-          <w:instrText xml:space="preserve"> PAGEREF _Toc227164700 \h </w:instrText>
+          <w:instrText xml:space="preserve"> PAGEREF _Toc233362472 \h </w:instrText>
         </w:r>
         <w:r>
           <w:rPr>
@@ -3337,7 +3338,7 @@
           <w14:ligatures w14:val="standardContextual"/>
         </w:rPr>
       </w:pPr>
-      <w:hyperlink w:anchor="_Toc227164701" w:history="1">
+      <w:hyperlink w:anchor="_Toc233362473" w:history="1">
         <w:r>
           <w:rPr>
             <w:rStyle w:val="Hiperligao"/>
@@ -3351,7 +3352,7 @@
             <w:noProof/>
           </w:rPr>
           <w:noBreakHyphen/>
-          <w:t>2 - Planeamento Models</w:t>
+          <w:t>2 - Planeamento View</w:t>
         </w:r>
         <w:r>
           <w:rPr>
@@ -3372,88 +3373,7 @@
             <w:noProof/>
             <w:webHidden/>
           </w:rPr>
-          <w:instrText xml:space="preserve"> PAGEREF _Toc227164701 \h </w:instrText>
-        </w:r>
-        <w:r>
-          <w:rPr>
-            <w:noProof/>
-            <w:webHidden/>
-          </w:rPr>
-        </w:r>
-        <w:r>
-          <w:rPr>
-            <w:noProof/>
-            <w:webHidden/>
-          </w:rPr>
-          <w:fldChar w:fldCharType="separate"/>
-        </w:r>
-        <w:r>
-          <w:rPr>
-            <w:noProof/>
-            <w:webHidden/>
-          </w:rPr>
-          <w:t>15</w:t>
-        </w:r>
-        <w:r>
-          <w:rPr>
-            <w:noProof/>
-            <w:webHidden/>
-          </w:rPr>
-          <w:fldChar w:fldCharType="end"/>
-        </w:r>
-      </w:hyperlink>
-    </w:p>
-    <w:p>
-      <w:pPr>
-        <w:pStyle w:val="ndicedeilustraes"/>
-        <w:tabs>
-          <w:tab w:val="right" w:leader="dot" w:pos="8494"/>
-        </w:tabs>
-        <w:rPr>
-          <w:rFonts w:eastAsiaTheme="minorEastAsia" w:cstheme="minorBidi"/>
-          <w:noProof/>
-          <w:kern w:val="2"/>
-          <w:szCs w:val="24"/>
-          <w:lang w:eastAsia="pt-PT"/>
-          <w14:ligatures w14:val="standardContextual"/>
-        </w:rPr>
-      </w:pPr>
-      <w:hyperlink w:anchor="_Toc227164702" w:history="1">
-        <w:r>
-          <w:rPr>
-            <w:rStyle w:val="Hiperligao"/>
-            <w:noProof/>
-          </w:rPr>
-          <w:t>Tabela 2</w:t>
-        </w:r>
-        <w:r>
-          <w:rPr>
-            <w:rStyle w:val="Hiperligao"/>
-            <w:noProof/>
-          </w:rPr>
-          <w:noBreakHyphen/>
-          <w:t>3 - Planeamento Enums</w:t>
-        </w:r>
-        <w:r>
-          <w:rPr>
-            <w:noProof/>
-            <w:webHidden/>
-          </w:rPr>
-          <w:tab/>
-        </w:r>
-        <w:r>
-          <w:rPr>
-            <w:noProof/>
-            <w:webHidden/>
-          </w:rPr>
-          <w:fldChar w:fldCharType="begin"/>
-        </w:r>
-        <w:r>
-          <w:rPr>
-            <w:noProof/>
-            <w:webHidden/>
-          </w:rPr>
-          <w:instrText xml:space="preserve"> PAGEREF _Toc227164702 \h </w:instrText>
+          <w:instrText xml:space="preserve"> PAGEREF _Toc233362473 \h </w:instrText>
         </w:r>
         <w:r>
           <w:rPr>
@@ -3499,7 +3419,7 @@
           <w14:ligatures w14:val="standardContextual"/>
         </w:rPr>
       </w:pPr>
-      <w:hyperlink w:anchor="_Toc227164703" w:history="1">
+      <w:hyperlink w:anchor="_Toc233362474" w:history="1">
         <w:r>
           <w:rPr>
             <w:rStyle w:val="Hiperligao"/>
@@ -3513,7 +3433,7 @@
             <w:noProof/>
           </w:rPr>
           <w:noBreakHyphen/>
-          <w:t>4 - Planeamento Controlador</w:t>
+          <w:t>3 - Planeamento Util</w:t>
         </w:r>
         <w:r>
           <w:rPr>
@@ -3534,7 +3454,7 @@
             <w:noProof/>
             <w:webHidden/>
           </w:rPr>
-          <w:instrText xml:space="preserve"> PAGEREF _Toc227164703 \h </w:instrText>
+          <w:instrText xml:space="preserve"> PAGEREF _Toc233362474 \h </w:instrText>
         </w:r>
         <w:r>
           <w:rPr>
@@ -3580,7 +3500,7 @@
           <w14:ligatures w14:val="standardContextual"/>
         </w:rPr>
       </w:pPr>
-      <w:hyperlink w:anchor="_Toc227164704" w:history="1">
+      <w:hyperlink w:anchor="_Toc233362475" w:history="1">
         <w:r>
           <w:rPr>
             <w:rStyle w:val="Hiperligao"/>
@@ -3594,7 +3514,7 @@
             <w:noProof/>
           </w:rPr>
           <w:noBreakHyphen/>
-          <w:t>5 - Planeamento DAO</w:t>
+          <w:t>4 - Planeamento Geral</w:t>
         </w:r>
         <w:r>
           <w:rPr>
@@ -3615,7 +3535,7 @@
             <w:noProof/>
             <w:webHidden/>
           </w:rPr>
-          <w:instrText xml:space="preserve"> PAGEREF _Toc227164704 \h </w:instrText>
+          <w:instrText xml:space="preserve"> PAGEREF _Toc233362475 \h </w:instrText>
         </w:r>
         <w:r>
           <w:rPr>
@@ -3661,250 +3581,7 @@
           <w14:ligatures w14:val="standardContextual"/>
         </w:rPr>
       </w:pPr>
-      <w:hyperlink w:anchor="_Toc227164705" w:history="1">
-        <w:r>
-          <w:rPr>
-            <w:rStyle w:val="Hiperligao"/>
-            <w:noProof/>
-          </w:rPr>
-          <w:t>Tabela 2</w:t>
-        </w:r>
-        <w:r>
-          <w:rPr>
-            <w:rStyle w:val="Hiperligao"/>
-            <w:noProof/>
-          </w:rPr>
-          <w:noBreakHyphen/>
-          <w:t>6 - Planeamento View</w:t>
-        </w:r>
-        <w:r>
-          <w:rPr>
-            <w:noProof/>
-            <w:webHidden/>
-          </w:rPr>
-          <w:tab/>
-        </w:r>
-        <w:r>
-          <w:rPr>
-            <w:noProof/>
-            <w:webHidden/>
-          </w:rPr>
-          <w:fldChar w:fldCharType="begin"/>
-        </w:r>
-        <w:r>
-          <w:rPr>
-            <w:noProof/>
-            <w:webHidden/>
-          </w:rPr>
-          <w:instrText xml:space="preserve"> PAGEREF _Toc227164705 \h </w:instrText>
-        </w:r>
-        <w:r>
-          <w:rPr>
-            <w:noProof/>
-            <w:webHidden/>
-          </w:rPr>
-        </w:r>
-        <w:r>
-          <w:rPr>
-            <w:noProof/>
-            <w:webHidden/>
-          </w:rPr>
-          <w:fldChar w:fldCharType="separate"/>
-        </w:r>
-        <w:r>
-          <w:rPr>
-            <w:noProof/>
-            <w:webHidden/>
-          </w:rPr>
-          <w:t>18</w:t>
-        </w:r>
-        <w:r>
-          <w:rPr>
-            <w:noProof/>
-            <w:webHidden/>
-          </w:rPr>
-          <w:fldChar w:fldCharType="end"/>
-        </w:r>
-      </w:hyperlink>
-    </w:p>
-    <w:p>
-      <w:pPr>
-        <w:pStyle w:val="ndicedeilustraes"/>
-        <w:tabs>
-          <w:tab w:val="right" w:leader="dot" w:pos="8494"/>
-        </w:tabs>
-        <w:rPr>
-          <w:rFonts w:eastAsiaTheme="minorEastAsia" w:cstheme="minorBidi"/>
-          <w:noProof/>
-          <w:kern w:val="2"/>
-          <w:szCs w:val="24"/>
-          <w:lang w:eastAsia="pt-PT"/>
-          <w14:ligatures w14:val="standardContextual"/>
-        </w:rPr>
-      </w:pPr>
-      <w:hyperlink w:anchor="_Toc227164706" w:history="1">
-        <w:r>
-          <w:rPr>
-            <w:rStyle w:val="Hiperligao"/>
-            <w:noProof/>
-          </w:rPr>
-          <w:t>Tabela 2</w:t>
-        </w:r>
-        <w:r>
-          <w:rPr>
-            <w:rStyle w:val="Hiperligao"/>
-            <w:noProof/>
-          </w:rPr>
-          <w:noBreakHyphen/>
-          <w:t>7 - Planeamento Util</w:t>
-        </w:r>
-        <w:r>
-          <w:rPr>
-            <w:noProof/>
-            <w:webHidden/>
-          </w:rPr>
-          <w:tab/>
-        </w:r>
-        <w:r>
-          <w:rPr>
-            <w:noProof/>
-            <w:webHidden/>
-          </w:rPr>
-          <w:fldChar w:fldCharType="begin"/>
-        </w:r>
-        <w:r>
-          <w:rPr>
-            <w:noProof/>
-            <w:webHidden/>
-          </w:rPr>
-          <w:instrText xml:space="preserve"> PAGEREF _Toc227164706 \h </w:instrText>
-        </w:r>
-        <w:r>
-          <w:rPr>
-            <w:noProof/>
-            <w:webHidden/>
-          </w:rPr>
-        </w:r>
-        <w:r>
-          <w:rPr>
-            <w:noProof/>
-            <w:webHidden/>
-          </w:rPr>
-          <w:fldChar w:fldCharType="separate"/>
-        </w:r>
-        <w:r>
-          <w:rPr>
-            <w:noProof/>
-            <w:webHidden/>
-          </w:rPr>
-          <w:t>18</w:t>
-        </w:r>
-        <w:r>
-          <w:rPr>
-            <w:noProof/>
-            <w:webHidden/>
-          </w:rPr>
-          <w:fldChar w:fldCharType="end"/>
-        </w:r>
-      </w:hyperlink>
-    </w:p>
-    <w:p>
-      <w:pPr>
-        <w:pStyle w:val="ndicedeilustraes"/>
-        <w:tabs>
-          <w:tab w:val="right" w:leader="dot" w:pos="8494"/>
-        </w:tabs>
-        <w:rPr>
-          <w:rFonts w:eastAsiaTheme="minorEastAsia" w:cstheme="minorBidi"/>
-          <w:noProof/>
-          <w:kern w:val="2"/>
-          <w:szCs w:val="24"/>
-          <w:lang w:eastAsia="pt-PT"/>
-          <w14:ligatures w14:val="standardContextual"/>
-        </w:rPr>
-      </w:pPr>
-      <w:hyperlink w:anchor="_Toc227164707" w:history="1">
-        <w:r>
-          <w:rPr>
-            <w:rStyle w:val="Hiperligao"/>
-            <w:noProof/>
-          </w:rPr>
-          <w:t>Tabela 2</w:t>
-        </w:r>
-        <w:r>
-          <w:rPr>
-            <w:rStyle w:val="Hiperligao"/>
-            <w:noProof/>
-          </w:rPr>
-          <w:noBreakHyphen/>
-          <w:t>8 - Planeamento Geral</w:t>
-        </w:r>
-        <w:r>
-          <w:rPr>
-            <w:noProof/>
-            <w:webHidden/>
-          </w:rPr>
-          <w:tab/>
-        </w:r>
-        <w:r>
-          <w:rPr>
-            <w:noProof/>
-            <w:webHidden/>
-          </w:rPr>
-          <w:fldChar w:fldCharType="begin"/>
-        </w:r>
-        <w:r>
-          <w:rPr>
-            <w:noProof/>
-            <w:webHidden/>
-          </w:rPr>
-          <w:instrText xml:space="preserve"> PAGEREF _Toc227164707 \h </w:instrText>
-        </w:r>
-        <w:r>
-          <w:rPr>
-            <w:noProof/>
-            <w:webHidden/>
-          </w:rPr>
-        </w:r>
-        <w:r>
-          <w:rPr>
-            <w:noProof/>
-            <w:webHidden/>
-          </w:rPr>
-          <w:fldChar w:fldCharType="separate"/>
-        </w:r>
-        <w:r>
-          <w:rPr>
-            <w:noProof/>
-            <w:webHidden/>
-          </w:rPr>
-          <w:t>18</w:t>
-        </w:r>
-        <w:r>
-          <w:rPr>
-            <w:noProof/>
-            <w:webHidden/>
-          </w:rPr>
-          <w:fldChar w:fldCharType="end"/>
-        </w:r>
-      </w:hyperlink>
-    </w:p>
-    <w:p>
-      <w:pPr>
-        <w:pStyle w:val="ndicedeilustraes"/>
-        <w:tabs>
-          <w:tab w:val="right" w:leader="dot" w:pos="8494"/>
-        </w:tabs>
-        <w:rPr>
-          <w:rFonts w:eastAsiaTheme="minorEastAsia" w:cstheme="minorBidi"/>
-          <w:noProof/>
-          <w:kern w:val="2"/>
-          <w:szCs w:val="24"/>
-          <w:lang w:eastAsia="pt-PT"/>
-          <w14:ligatures w14:val="standardContextual"/>
-        </w:rPr>
-      </w:pPr>
-      <w:hyperlink w:anchor="_Toc227164708" w:history="1">
+      <w:hyperlink w:anchor="_Toc233362476" w:history="1">
         <w:r>
           <w:rPr>
             <w:rStyle w:val="Hiperligao"/>
@@ -3939,7 +3616,7 @@
             <w:noProof/>
             <w:webHidden/>
           </w:rPr>
-          <w:instrText xml:space="preserve"> PAGEREF _Toc227164708 \h </w:instrText>
+          <w:instrText xml:space="preserve"> PAGEREF _Toc233362476 \h </w:instrText>
         </w:r>
         <w:r>
           <w:rPr>
@@ -3985,7 +3662,7 @@
           <w14:ligatures w14:val="standardContextual"/>
         </w:rPr>
       </w:pPr>
-      <w:hyperlink w:anchor="_Toc227164709" w:history="1">
+      <w:hyperlink w:anchor="_Toc233362477" w:history="1">
         <w:r>
           <w:rPr>
             <w:rStyle w:val="Hiperligao"/>
@@ -4020,7 +3697,7 @@
             <w:noProof/>
             <w:webHidden/>
           </w:rPr>
-          <w:instrText xml:space="preserve"> PAGEREF _Toc227164709 \h </w:instrText>
+          <w:instrText xml:space="preserve"> PAGEREF _Toc233362477 \h </w:instrText>
         </w:r>
         <w:r>
           <w:rPr>
@@ -4066,7 +3743,7 @@
           <w14:ligatures w14:val="standardContextual"/>
         </w:rPr>
       </w:pPr>
-      <w:hyperlink w:anchor="_Toc227164710" w:history="1">
+      <w:hyperlink w:anchor="_Toc233362478" w:history="1">
         <w:r>
           <w:rPr>
             <w:rStyle w:val="Hiperligao"/>
@@ -4101,7 +3778,7 @@
             <w:noProof/>
             <w:webHidden/>
           </w:rPr>
-          <w:instrText xml:space="preserve"> PAGEREF _Toc227164710 \h </w:instrText>
+          <w:instrText xml:space="preserve"> PAGEREF _Toc233362478 \h </w:instrText>
         </w:r>
         <w:r>
           <w:rPr>
@@ -4121,7 +3798,7 @@
             <w:noProof/>
             <w:webHidden/>
           </w:rPr>
-          <w:t>22</w:t>
+          <w:t>21</w:t>
         </w:r>
         <w:r>
           <w:rPr>
@@ -4147,7 +3824,7 @@
           <w14:ligatures w14:val="standardContextual"/>
         </w:rPr>
       </w:pPr>
-      <w:hyperlink w:anchor="_Toc227164711" w:history="1">
+      <w:hyperlink w:anchor="_Toc233362479" w:history="1">
         <w:r>
           <w:rPr>
             <w:rStyle w:val="Hiperligao"/>
@@ -4182,7 +3859,7 @@
             <w:noProof/>
             <w:webHidden/>
           </w:rPr>
-          <w:instrText xml:space="preserve"> PAGEREF _Toc227164711 \h </w:instrText>
+          <w:instrText xml:space="preserve"> PAGEREF _Toc233362479 \h </w:instrText>
         </w:r>
         <w:r>
           <w:rPr>
@@ -4202,7 +3879,7 @@
             <w:noProof/>
             <w:webHidden/>
           </w:rPr>
-          <w:t>23</w:t>
+          <w:t>22</w:t>
         </w:r>
         <w:r>
           <w:rPr>
@@ -4228,7 +3905,7 @@
           <w14:ligatures w14:val="standardContextual"/>
         </w:rPr>
       </w:pPr>
-      <w:hyperlink w:anchor="_Toc227164712" w:history="1">
+      <w:hyperlink w:anchor="_Toc233362480" w:history="1">
         <w:r>
           <w:rPr>
             <w:rStyle w:val="Hiperligao"/>
@@ -4263,7 +3940,7 @@
             <w:noProof/>
             <w:webHidden/>
           </w:rPr>
-          <w:instrText xml:space="preserve"> PAGEREF _Toc227164712 \h </w:instrText>
+          <w:instrText xml:space="preserve"> PAGEREF _Toc233362480 \h </w:instrText>
         </w:r>
         <w:r>
           <w:rPr>
@@ -4283,7 +3960,7 @@
             <w:noProof/>
             <w:webHidden/>
           </w:rPr>
-          <w:t>24</w:t>
+          <w:t>22</w:t>
         </w:r>
         <w:r>
           <w:rPr>
@@ -4309,7 +3986,7 @@
           <w14:ligatures w14:val="standardContextual"/>
         </w:rPr>
       </w:pPr>
-      <w:hyperlink w:anchor="_Toc227164713" w:history="1">
+      <w:hyperlink w:anchor="_Toc233362481" w:history="1">
         <w:r>
           <w:rPr>
             <w:rStyle w:val="Hiperligao"/>
@@ -4344,7 +4021,7 @@
             <w:noProof/>
             <w:webHidden/>
           </w:rPr>
-          <w:instrText xml:space="preserve"> PAGEREF _Toc227164713 \h </w:instrText>
+          <w:instrText xml:space="preserve"> PAGEREF _Toc233362481 \h </w:instrText>
         </w:r>
         <w:r>
           <w:rPr>
@@ -4364,7 +4041,7 @@
             <w:noProof/>
             <w:webHidden/>
           </w:rPr>
-          <w:t>24</w:t>
+          <w:t>23</w:t>
         </w:r>
         <w:r>
           <w:rPr>
@@ -4390,7 +4067,7 @@
           <w14:ligatures w14:val="standardContextual"/>
         </w:rPr>
       </w:pPr>
-      <w:hyperlink w:anchor="_Toc227164714" w:history="1">
+      <w:hyperlink w:anchor="_Toc233362482" w:history="1">
         <w:r>
           <w:rPr>
             <w:rStyle w:val="Hiperligao"/>
@@ -4425,7 +4102,7 @@
             <w:noProof/>
             <w:webHidden/>
           </w:rPr>
-          <w:instrText xml:space="preserve"> PAGEREF _Toc227164714 \h </w:instrText>
+          <w:instrText xml:space="preserve"> PAGEREF _Toc233362482 \h </w:instrText>
         </w:r>
         <w:r>
           <w:rPr>
@@ -4445,7 +4122,7 @@
             <w:noProof/>
             <w:webHidden/>
           </w:rPr>
-          <w:t>26</w:t>
+          <w:t>25</w:t>
         </w:r>
         <w:r>
           <w:rPr>
@@ -4471,7 +4148,7 @@
           <w14:ligatures w14:val="standardContextual"/>
         </w:rPr>
       </w:pPr>
-      <w:hyperlink w:anchor="_Toc227164715" w:history="1">
+      <w:hyperlink w:anchor="_Toc233362483" w:history="1">
         <w:r>
           <w:rPr>
             <w:rStyle w:val="Hiperligao"/>
@@ -4506,7 +4183,7 @@
             <w:noProof/>
             <w:webHidden/>
           </w:rPr>
-          <w:instrText xml:space="preserve"> PAGEREF _Toc227164715 \h </w:instrText>
+          <w:instrText xml:space="preserve"> PAGEREF _Toc233362483 \h </w:instrText>
         </w:r>
         <w:r>
           <w:rPr>
@@ -4526,7 +4203,7 @@
             <w:noProof/>
             <w:webHidden/>
           </w:rPr>
-          <w:t>30</w:t>
+          <w:t>28</w:t>
         </w:r>
         <w:r>
           <w:rPr>
@@ -4603,7 +4280,7 @@
           <w:lang w:val="pt-PT"/>
         </w:rPr>
       </w:pPr>
-      <w:bookmarkStart w:id="12" w:name="_Toc227164681"/>
+      <w:bookmarkStart w:id="12" w:name="_Toc233362489"/>
       <w:r>
         <w:rPr>
           <w:rFonts w:cstheme="minorHAnsi"/>
@@ -5153,7 +4830,7 @@
           <w:lang w:val="pt-PT"/>
         </w:rPr>
       </w:pPr>
-      <w:bookmarkStart w:id="13" w:name="_Toc227164682"/>
+      <w:bookmarkStart w:id="13" w:name="_Toc233362490"/>
       <w:r>
         <w:rPr>
           <w:rFonts w:cstheme="minorHAnsi"/>
@@ -5371,7 +5048,7 @@
           <w:lang w:val="pt-PT"/>
         </w:rPr>
       </w:pPr>
-      <w:bookmarkStart w:id="14" w:name="_Toc227164683"/>
+      <w:bookmarkStart w:id="14" w:name="_Toc233362491"/>
       <w:bookmarkStart w:id="15" w:name="_Toc467859543"/>
       <w:r>
         <w:rPr>
@@ -5773,7 +5450,7 @@
           <w:lang w:val="pt-PT"/>
         </w:rPr>
       </w:pPr>
-      <w:bookmarkStart w:id="16" w:name="_Toc227164684"/>
+      <w:bookmarkStart w:id="16" w:name="_Toc233362492"/>
       <w:r>
         <w:rPr>
           <w:lang w:val="pt-PT"/>
@@ -5794,6 +5471,39 @@
         <w:t>ecnologias</w:t>
       </w:r>
       <w:bookmarkEnd w:id="16"/>
+    </w:p>
+    <w:p>
+      <w:pPr>
+        <w:pStyle w:val="Legenda"/>
+        <w:keepNext/>
+      </w:pPr>
+      <w:bookmarkStart w:id="17" w:name="_Toc233362472"/>
+      <w:r>
+        <w:t xml:space="preserve">Tabela </w:t>
+      </w:r>
+      <w:fldSimple w:instr=" STYLEREF 1 \s ">
+        <w:r>
+          <w:rPr>
+            <w:noProof/>
+          </w:rPr>
+          <w:t>2</w:t>
+        </w:r>
+      </w:fldSimple>
+      <w:r>
+        <w:noBreakHyphen/>
+      </w:r>
+      <w:fldSimple w:instr=" SEQ Tabela \* ARABIC \s 1 ">
+        <w:r>
+          <w:rPr>
+            <w:noProof/>
+          </w:rPr>
+          <w:t>1</w:t>
+        </w:r>
+      </w:fldSimple>
+      <w:r>
+        <w:t xml:space="preserve"> - Tabela Ferramentas e Tecnologias usadas</w:t>
+      </w:r>
+      <w:bookmarkEnd w:id="17"/>
     </w:p>
     <w:tbl>
       <w:tblPr>
@@ -6322,16 +6032,6 @@
       </w:tr>
     </w:tbl>
     <w:p/>
-    <w:p/>
-    <w:p/>
-    <w:p/>
-    <w:p/>
-    <w:p/>
-    <w:p/>
-    <w:p/>
-    <w:p/>
-    <w:p/>
-    <w:p/>
     <w:p>
       <w:pPr>
         <w:pStyle w:val="Ttulo2"/>
@@ -6340,23 +6040,22 @@
           <w:lang w:val="pt-PT"/>
         </w:rPr>
       </w:pPr>
-      <w:bookmarkStart w:id="17" w:name="_Toc227164685"/>
+      <w:bookmarkStart w:id="18" w:name="_Toc233362493"/>
       <w:r>
         <w:rPr>
           <w:color w:val="auto"/>
           <w:lang w:val="pt-PT"/>
         </w:rPr>
-        <w:lastRenderedPageBreak/>
         <w:t>Planeamento</w:t>
       </w:r>
-      <w:bookmarkEnd w:id="17"/>
+      <w:bookmarkEnd w:id="18"/>
     </w:p>
     <w:p>
       <w:pPr>
         <w:pStyle w:val="Legenda"/>
         <w:keepNext/>
       </w:pPr>
-      <w:bookmarkStart w:id="18" w:name="_Toc227164701"/>
+      <w:bookmarkStart w:id="19" w:name="_Toc233362473"/>
       <w:r>
         <w:t xml:space="preserve">Tabela </w:t>
       </w:r>
@@ -6376,17 +6075,17 @@
           <w:rPr>
             <w:noProof/>
           </w:rPr>
-          <w:t>1</w:t>
+          <w:t>2</w:t>
         </w:r>
       </w:fldSimple>
       <w:r>
         <w:t xml:space="preserve"> - Planeamento </w:t>
       </w:r>
-      <w:bookmarkEnd w:id="18"/>
       <w:proofErr w:type="spellStart"/>
       <w:r>
         <w:t>View</w:t>
       </w:r>
+      <w:bookmarkEnd w:id="19"/>
       <w:proofErr w:type="spellEnd"/>
     </w:p>
     <w:tbl>
@@ -6402,6 +6101,9 @@
         <w:gridCol w:w="740"/>
       </w:tblGrid>
       <w:tr>
+        <w:trPr>
+          <w:tblHeader/>
+        </w:trPr>
         <w:tc>
           <w:tcPr>
             <w:tcW w:w="0" w:type="auto"/>
@@ -6990,7 +6692,7 @@
         <w:pStyle w:val="Legenda"/>
         <w:keepNext/>
       </w:pPr>
-      <w:bookmarkStart w:id="19" w:name="_Toc227164702"/>
+      <w:bookmarkStart w:id="20" w:name="_Toc233362474"/>
       <w:r>
         <w:t xml:space="preserve">Tabela </w:t>
       </w:r>
@@ -7010,17 +6712,17 @@
           <w:rPr>
             <w:noProof/>
           </w:rPr>
-          <w:t>2</w:t>
+          <w:t>3</w:t>
         </w:r>
       </w:fldSimple>
       <w:r>
         <w:t xml:space="preserve"> - Planeamento </w:t>
       </w:r>
-      <w:bookmarkEnd w:id="19"/>
       <w:proofErr w:type="spellStart"/>
       <w:r>
         <w:t>Util</w:t>
       </w:r>
+      <w:bookmarkEnd w:id="20"/>
       <w:proofErr w:type="spellEnd"/>
     </w:p>
     <w:tbl>
@@ -7271,36 +6973,64 @@
           </w:p>
         </w:tc>
       </w:tr>
+      <w:tr>
+        <w:trPr>
+          <w:jc w:val="center"/>
+        </w:trPr>
+        <w:tc>
+          <w:tcPr>
+            <w:tcW w:w="0" w:type="auto"/>
+          </w:tcPr>
+          <w:p/>
+        </w:tc>
+        <w:tc>
+          <w:tcPr>
+            <w:tcW w:w="0" w:type="auto"/>
+          </w:tcPr>
+          <w:p>
+            <w:r>
+              <w:t>Validações.java</w:t>
+            </w:r>
+          </w:p>
+        </w:tc>
+        <w:tc>
+          <w:tcPr>
+            <w:tcW w:w="0" w:type="auto"/>
+          </w:tcPr>
+          <w:p>
+            <w:pPr>
+              <w:jc w:val="center"/>
+            </w:pPr>
+          </w:p>
+        </w:tc>
+        <w:tc>
+          <w:tcPr>
+            <w:tcW w:w="0" w:type="auto"/>
+          </w:tcPr>
+          <w:p>
+            <w:pPr>
+              <w:jc w:val="center"/>
+            </w:pPr>
+            <w:r>
+              <w:t>X</w:t>
+            </w:r>
+          </w:p>
+        </w:tc>
+      </w:tr>
     </w:tbl>
-    <w:p/>
     <w:p>
       <w:pPr>
-        <w:rPr>
-          <w:rFonts w:cstheme="minorHAnsi"/>
-        </w:rPr>
+        <w:pStyle w:val="Legenda"/>
+        <w:keepNext/>
+        <w:jc w:val="both"/>
       </w:pPr>
     </w:p>
     <w:p>
       <w:pPr>
-        <w:tabs>
-          <w:tab w:val="left" w:pos="794"/>
-        </w:tabs>
-        <w:rPr>
-          <w:rFonts w:cstheme="minorHAnsi"/>
-        </w:rPr>
-      </w:pPr>
-    </w:p>
-    <w:p>
-      <w:pPr>
         <w:pStyle w:val="Legenda"/>
         <w:keepNext/>
       </w:pPr>
-    </w:p>
-    <w:p>
-      <w:pPr>
-        <w:pStyle w:val="Legenda"/>
-        <w:keepNext/>
-      </w:pPr>
+      <w:bookmarkStart w:id="21" w:name="_Toc233362475"/>
       <w:r>
         <w:t xml:space="preserve">Tabela </w:t>
       </w:r>
@@ -7320,12 +7050,13 @@
           <w:rPr>
             <w:noProof/>
           </w:rPr>
-          <w:t>3</w:t>
+          <w:t>4</w:t>
         </w:r>
       </w:fldSimple>
       <w:r>
         <w:t xml:space="preserve"> - Planeamento Geral</w:t>
       </w:r>
+      <w:bookmarkEnd w:id="21"/>
     </w:p>
     <w:tbl>
       <w:tblPr>
@@ -7861,7 +7592,7 @@
           <w:lang w:val="pt-PT"/>
         </w:rPr>
       </w:pPr>
-      <w:bookmarkStart w:id="20" w:name="_Toc227164686"/>
+      <w:bookmarkStart w:id="22" w:name="_Toc233362494"/>
       <w:r>
         <w:rPr>
           <w:rFonts w:cstheme="minorHAnsi"/>
@@ -7884,7 +7615,7 @@
         </w:rPr>
         <w:t>esenvolvido</w:t>
       </w:r>
-      <w:bookmarkEnd w:id="20"/>
+      <w:bookmarkEnd w:id="22"/>
     </w:p>
     <w:p>
       <w:pPr>
@@ -7893,14 +7624,14 @@
           <w:lang w:val="pt-PT"/>
         </w:rPr>
       </w:pPr>
-      <w:bookmarkStart w:id="21" w:name="_Toc227164687"/>
+      <w:bookmarkStart w:id="23" w:name="_Toc233362495"/>
       <w:r>
         <w:rPr>
           <w:lang w:val="pt-PT"/>
         </w:rPr>
         <w:t>Requisitos Implementados</w:t>
       </w:r>
-      <w:bookmarkEnd w:id="21"/>
+      <w:bookmarkEnd w:id="23"/>
       <w:r>
         <w:rPr>
           <w:lang w:val="pt-PT"/>
@@ -7960,184 +7691,16 @@
     </w:p>
     <w:p>
       <w:pPr>
-        <w:rPr>
-          <w:rFonts w:cstheme="minorHAnsi"/>
-          <w:iCs/>
-        </w:rPr>
-      </w:pPr>
-    </w:p>
-    <w:p>
-      <w:pPr>
-        <w:rPr>
-          <w:rFonts w:cstheme="minorHAnsi"/>
-          <w:iCs/>
-        </w:rPr>
-      </w:pPr>
-    </w:p>
-    <w:p>
-      <w:pPr>
-        <w:rPr>
-          <w:rFonts w:cstheme="minorHAnsi"/>
-          <w:iCs/>
-        </w:rPr>
-      </w:pPr>
-    </w:p>
-    <w:p>
-      <w:pPr>
-        <w:rPr>
-          <w:rFonts w:cstheme="minorHAnsi"/>
-          <w:iCs/>
-        </w:rPr>
-      </w:pPr>
-    </w:p>
-    <w:p>
-      <w:pPr>
-        <w:rPr>
-          <w:rFonts w:cstheme="minorHAnsi"/>
-          <w:iCs/>
-        </w:rPr>
-      </w:pPr>
-    </w:p>
-    <w:p>
-      <w:pPr>
-        <w:rPr>
-          <w:rFonts w:cstheme="minorHAnsi"/>
-          <w:iCs/>
-        </w:rPr>
-      </w:pPr>
-    </w:p>
-    <w:p>
-      <w:pPr>
-        <w:rPr>
-          <w:rFonts w:cstheme="minorHAnsi"/>
-          <w:iCs/>
-        </w:rPr>
-      </w:pPr>
-    </w:p>
-    <w:p>
-      <w:pPr>
-        <w:rPr>
-          <w:rFonts w:cstheme="minorHAnsi"/>
-          <w:iCs/>
-        </w:rPr>
-      </w:pPr>
-    </w:p>
-    <w:p>
-      <w:pPr>
-        <w:rPr>
-          <w:rFonts w:cstheme="minorHAnsi"/>
-          <w:iCs/>
-        </w:rPr>
-      </w:pPr>
-    </w:p>
-    <w:p>
-      <w:pPr>
-        <w:rPr>
-          <w:rFonts w:cstheme="minorHAnsi"/>
-          <w:iCs/>
-        </w:rPr>
-      </w:pPr>
-    </w:p>
-    <w:p>
-      <w:pPr>
-        <w:rPr>
-          <w:rFonts w:cstheme="minorHAnsi"/>
-          <w:iCs/>
-        </w:rPr>
-      </w:pPr>
-    </w:p>
-    <w:p>
-      <w:pPr>
-        <w:rPr>
-          <w:rFonts w:cstheme="minorHAnsi"/>
-          <w:iCs/>
-        </w:rPr>
-      </w:pPr>
-    </w:p>
-    <w:p>
-      <w:pPr>
-        <w:rPr>
-          <w:rFonts w:cstheme="minorHAnsi"/>
-          <w:iCs/>
-        </w:rPr>
-      </w:pPr>
-    </w:p>
-    <w:p>
-      <w:pPr>
-        <w:rPr>
-          <w:rFonts w:cstheme="minorHAnsi"/>
-          <w:iCs/>
-        </w:rPr>
-      </w:pPr>
-    </w:p>
-    <w:p>
-      <w:pPr>
-        <w:rPr>
-          <w:rFonts w:cstheme="minorHAnsi"/>
-          <w:iCs/>
-        </w:rPr>
-      </w:pPr>
-    </w:p>
-    <w:p>
-      <w:pPr>
-        <w:rPr>
-          <w:rFonts w:cstheme="minorHAnsi"/>
-          <w:iCs/>
-        </w:rPr>
-      </w:pPr>
-    </w:p>
-    <w:p>
-      <w:pPr>
-        <w:rPr>
-          <w:rFonts w:cstheme="minorHAnsi"/>
-          <w:iCs/>
-        </w:rPr>
-      </w:pPr>
-    </w:p>
-    <w:p>
-      <w:pPr>
-        <w:rPr>
-          <w:rFonts w:cstheme="minorHAnsi"/>
-          <w:iCs/>
-        </w:rPr>
-      </w:pPr>
-    </w:p>
-    <w:p>
-      <w:pPr>
-        <w:rPr>
-          <w:rFonts w:cstheme="minorHAnsi"/>
-          <w:iCs/>
-        </w:rPr>
-      </w:pPr>
-    </w:p>
-    <w:p>
-      <w:pPr>
-        <w:rPr>
-          <w:rFonts w:cstheme="minorHAnsi"/>
-          <w:iCs/>
-        </w:rPr>
-      </w:pPr>
-    </w:p>
-    <w:p>
-      <w:pPr>
-        <w:rPr>
-          <w:iCs/>
-        </w:rPr>
-      </w:pPr>
-    </w:p>
-    <w:p>
-      <w:pPr>
         <w:pStyle w:val="Ttulo2"/>
         <w:rPr>
           <w:lang w:val="pt-PT"/>
         </w:rPr>
       </w:pPr>
-      <w:bookmarkStart w:id="22" w:name="_Toc227164688"/>
+      <w:bookmarkStart w:id="24" w:name="_Toc233362496"/>
       <w:r>
         <w:rPr>
           <w:lang w:val="pt-PT"/>
         </w:rPr>
-        <w:lastRenderedPageBreak/>
         <w:t xml:space="preserve">Classes e </w:t>
       </w:r>
       <w:r>
@@ -8148,7 +7711,7 @@
         </w:rPr>
         <w:t>Packages</w:t>
       </w:r>
-      <w:bookmarkEnd w:id="22"/>
+      <w:bookmarkEnd w:id="24"/>
     </w:p>
     <w:p>
       <w:pPr>
@@ -8244,7 +7807,7 @@
         <w:pStyle w:val="Legenda"/>
         <w:keepNext/>
       </w:pPr>
-      <w:bookmarkStart w:id="23" w:name="_Toc227164708"/>
+      <w:bookmarkStart w:id="25" w:name="_Toc233362476"/>
       <w:r>
         <w:t xml:space="preserve">Tabela </w:t>
       </w:r>
@@ -8274,7 +7837,7 @@
       <w:r>
         <w:t>model</w:t>
       </w:r>
-      <w:bookmarkEnd w:id="23"/>
+      <w:bookmarkEnd w:id="25"/>
       <w:proofErr w:type="spellEnd"/>
     </w:p>
     <w:tbl>
@@ -8284,8 +7847,8 @@
         <w:tblLook w:val="04A0" w:firstRow="1" w:lastRow="0" w:firstColumn="1" w:lastColumn="0" w:noHBand="0" w:noVBand="1"/>
       </w:tblPr>
       <w:tblGrid>
-        <w:gridCol w:w="2522"/>
-        <w:gridCol w:w="5972"/>
+        <w:gridCol w:w="1554"/>
+        <w:gridCol w:w="6940"/>
       </w:tblGrid>
       <w:tr>
         <w:tc>
@@ -8581,7 +8144,7 @@
                 <w:b/>
                 <w:bCs/>
               </w:rPr>
-              <w:t>Peca</w:t>
+              <w:t>Log</w:t>
             </w:r>
           </w:p>
         </w:tc>
@@ -8600,7 +8163,33 @@
               <w:rPr>
                 <w:rFonts w:cstheme="minorHAnsi"/>
               </w:rPr>
-              <w:t>Representa uma peça em armazém. Contém: código interno, designação, fabricante e quantidade em stock.</w:t>
+              <w:t xml:space="preserve">Registo de auditoria do sistema. Contém: data, hora, </w:t>
+            </w:r>
+            <w:proofErr w:type="spellStart"/>
+            <w:r>
+              <w:rPr>
+                <w:rFonts w:cstheme="minorHAnsi"/>
+              </w:rPr>
+              <w:t>username</w:t>
+            </w:r>
+            <w:proofErr w:type="spellEnd"/>
+            <w:r>
+              <w:rPr>
+                <w:rFonts w:cstheme="minorHAnsi"/>
+              </w:rPr>
+              <w:t xml:space="preserve"> e descrição da </w:t>
+            </w:r>
+            <w:r>
+              <w:rPr>
+                <w:rFonts w:cstheme="minorHAnsi"/>
+              </w:rPr>
+              <w:t>ação</w:t>
+            </w:r>
+            <w:r>
+              <w:rPr>
+                <w:rFonts w:cstheme="minorHAnsi"/>
+              </w:rPr>
+              <w:t xml:space="preserve"> realizada.</w:t>
             </w:r>
           </w:p>
         </w:tc>
@@ -8624,7 +8213,7 @@
                 <w:b/>
                 <w:bCs/>
               </w:rPr>
-              <w:t>ReparacaoPeca</w:t>
+              <w:t>Notificacao</w:t>
             </w:r>
             <w:proofErr w:type="spellEnd"/>
           </w:p>
@@ -8644,162 +8233,6 @@
               <w:rPr>
                 <w:rFonts w:cstheme="minorHAnsi"/>
               </w:rPr>
-              <w:t>Classe de associação entre uma reparação e as peças utilizadas, registando a quantidade usada.</w:t>
-            </w:r>
-          </w:p>
-        </w:tc>
-      </w:tr>
-      <w:tr>
-        <w:tc>
-          <w:tcPr>
-            <w:tcW w:w="0" w:type="auto"/>
-            <w:hideMark/>
-          </w:tcPr>
-          <w:p>
-            <w:pPr>
-              <w:rPr>
-                <w:rFonts w:cstheme="minorHAnsi"/>
-              </w:rPr>
-            </w:pPr>
-            <w:proofErr w:type="spellStart"/>
-            <w:r>
-              <w:rPr>
-                <w:rFonts w:cstheme="minorHAnsi"/>
-                <w:b/>
-                <w:bCs/>
-              </w:rPr>
-              <w:t>TesteOperacionalidade</w:t>
-            </w:r>
-            <w:proofErr w:type="spellEnd"/>
-          </w:p>
-        </w:tc>
-        <w:tc>
-          <w:tcPr>
-            <w:tcW w:w="0" w:type="auto"/>
-            <w:hideMark/>
-          </w:tcPr>
-          <w:p>
-            <w:pPr>
-              <w:rPr>
-                <w:rFonts w:cstheme="minorHAnsi"/>
-              </w:rPr>
-            </w:pPr>
-            <w:r>
-              <w:rPr>
-                <w:rFonts w:cstheme="minorHAnsi"/>
-              </w:rPr>
-              <w:t>Representa um teste de operacionalidade realizado durante uma reparação. Contém: designação, descrição e data de realização.</w:t>
-            </w:r>
-          </w:p>
-        </w:tc>
-      </w:tr>
-      <w:tr>
-        <w:tc>
-          <w:tcPr>
-            <w:tcW w:w="0" w:type="auto"/>
-            <w:hideMark/>
-          </w:tcPr>
-          <w:p>
-            <w:pPr>
-              <w:rPr>
-                <w:rFonts w:cstheme="minorHAnsi"/>
-              </w:rPr>
-            </w:pPr>
-            <w:r>
-              <w:rPr>
-                <w:rFonts w:cstheme="minorHAnsi"/>
-                <w:b/>
-                <w:bCs/>
-              </w:rPr>
-              <w:t>Log</w:t>
-            </w:r>
-          </w:p>
-        </w:tc>
-        <w:tc>
-          <w:tcPr>
-            <w:tcW w:w="0" w:type="auto"/>
-            <w:hideMark/>
-          </w:tcPr>
-          <w:p>
-            <w:pPr>
-              <w:rPr>
-                <w:rFonts w:cstheme="minorHAnsi"/>
-              </w:rPr>
-            </w:pPr>
-            <w:r>
-              <w:rPr>
-                <w:rFonts w:cstheme="minorHAnsi"/>
-              </w:rPr>
-              <w:t xml:space="preserve">Registo de auditoria do sistema. Contém: data, hora, </w:t>
-            </w:r>
-            <w:proofErr w:type="spellStart"/>
-            <w:r>
-              <w:rPr>
-                <w:rFonts w:cstheme="minorHAnsi"/>
-              </w:rPr>
-              <w:t>username</w:t>
-            </w:r>
-            <w:proofErr w:type="spellEnd"/>
-            <w:r>
-              <w:rPr>
-                <w:rFonts w:cstheme="minorHAnsi"/>
-              </w:rPr>
-              <w:t xml:space="preserve"> e descrição da </w:t>
-            </w:r>
-            <w:r>
-              <w:rPr>
-                <w:rFonts w:cstheme="minorHAnsi"/>
-              </w:rPr>
-              <w:t>ação</w:t>
-            </w:r>
-            <w:r>
-              <w:rPr>
-                <w:rFonts w:cstheme="minorHAnsi"/>
-              </w:rPr>
-              <w:t xml:space="preserve"> realizada.</w:t>
-            </w:r>
-          </w:p>
-        </w:tc>
-      </w:tr>
-      <w:tr>
-        <w:tc>
-          <w:tcPr>
-            <w:tcW w:w="0" w:type="auto"/>
-            <w:hideMark/>
-          </w:tcPr>
-          <w:p>
-            <w:pPr>
-              <w:rPr>
-                <w:rFonts w:cstheme="minorHAnsi"/>
-              </w:rPr>
-            </w:pPr>
-            <w:proofErr w:type="spellStart"/>
-            <w:r>
-              <w:rPr>
-                <w:rFonts w:cstheme="minorHAnsi"/>
-                <w:b/>
-                <w:bCs/>
-              </w:rPr>
-              <w:t>Notificacao</w:t>
-            </w:r>
-            <w:proofErr w:type="spellEnd"/>
-          </w:p>
-        </w:tc>
-        <w:tc>
-          <w:tcPr>
-            <w:tcW w:w="0" w:type="auto"/>
-            <w:hideMark/>
-          </w:tcPr>
-          <w:p>
-            <w:pPr>
-              <w:rPr>
-                <w:rFonts w:cstheme="minorHAnsi"/>
-              </w:rPr>
-            </w:pPr>
-            <w:r>
-              <w:rPr>
-                <w:rFonts w:cstheme="minorHAnsi"/>
-              </w:rPr>
               <w:t>Representa uma notificação do sistema. Contém: destinatário, mensagem, data de criação, estado (POR_LER/LIDA) e categoria.</w:t>
             </w:r>
           </w:p>
@@ -8817,6 +8250,20 @@
       <w:pPr>
         <w:rPr>
           <w:rFonts w:cstheme="minorHAnsi"/>
+        </w:rPr>
+      </w:pPr>
+    </w:p>
+    <w:p>
+      <w:pPr>
+        <w:rPr>
+          <w:rFonts w:cstheme="minorHAnsi"/>
+        </w:rPr>
+      </w:pPr>
+    </w:p>
+    <w:p>
+      <w:pPr>
+        <w:rPr>
+          <w:rFonts w:cstheme="minorHAnsi"/>
           <w:b/>
           <w:bCs/>
         </w:rPr>
@@ -8867,7 +8314,7 @@
         <w:pStyle w:val="Legenda"/>
         <w:keepNext/>
       </w:pPr>
-      <w:bookmarkStart w:id="24" w:name="_Toc227164709"/>
+      <w:bookmarkStart w:id="26" w:name="_Toc233362477"/>
       <w:r>
         <w:t xml:space="preserve">Tabela </w:t>
       </w:r>
@@ -8897,7 +8344,7 @@
       <w:r>
         <w:t>enums</w:t>
       </w:r>
-      <w:bookmarkEnd w:id="24"/>
+      <w:bookmarkEnd w:id="26"/>
       <w:proofErr w:type="spellEnd"/>
     </w:p>
     <w:tbl>
@@ -8905,13 +8352,16 @@
         <w:tblStyle w:val="TabelacomGrelha"/>
         <w:tblW w:w="0" w:type="auto"/>
         <w:tblLayout w:type="fixed"/>
-        <w:tblLook w:val="04A0" w:firstRow="1" w:lastRow="0" w:firstColumn="1" w:lastColumn="0" w:noHBand="0" w:noVBand="1"/>
+        <w:tblLook w:val="0480" w:firstRow="0" w:lastRow="0" w:firstColumn="1" w:lastColumn="0" w:noHBand="0" w:noVBand="1"/>
       </w:tblPr>
       <w:tblGrid>
         <w:gridCol w:w="2405"/>
         <w:gridCol w:w="6089"/>
       </w:tblGrid>
       <w:tr>
+        <w:trPr>
+          <w:tblHeader/>
+        </w:trPr>
         <w:tc>
           <w:tcPr>
             <w:tcW w:w="2405" w:type="dxa"/>
@@ -8960,6 +8410,9 @@
         </w:tc>
       </w:tr>
       <w:tr>
+        <w:trPr>
+          <w:tblHeader/>
+        </w:trPr>
         <w:tc>
           <w:tcPr>
             <w:tcW w:w="2405" w:type="dxa"/>
@@ -9004,6 +8457,9 @@
         </w:tc>
       </w:tr>
       <w:tr>
+        <w:trPr>
+          <w:tblHeader/>
+        </w:trPr>
         <w:tc>
           <w:tcPr>
             <w:tcW w:w="2405" w:type="dxa"/>
@@ -9048,6 +8504,9 @@
         </w:tc>
       </w:tr>
       <w:tr>
+        <w:trPr>
+          <w:tblHeader/>
+        </w:trPr>
         <w:tc>
           <w:tcPr>
             <w:tcW w:w="2405" w:type="dxa"/>
@@ -9092,6 +8551,9 @@
         </w:tc>
       </w:tr>
       <w:tr>
+        <w:trPr>
+          <w:tblHeader/>
+        </w:trPr>
         <w:tc>
           <w:tcPr>
             <w:tcW w:w="2405" w:type="dxa"/>
@@ -9136,6 +8598,9 @@
         </w:tc>
       </w:tr>
       <w:tr>
+        <w:trPr>
+          <w:tblHeader/>
+        </w:trPr>
         <w:tc>
           <w:tcPr>
             <w:tcW w:w="2405" w:type="dxa"/>
@@ -9191,8 +8656,34 @@
       <w:pPr>
         <w:rPr>
           <w:rFonts w:cstheme="minorHAnsi"/>
-        </w:rPr>
-      </w:pPr>
+          <w:b/>
+          <w:bCs/>
+        </w:rPr>
+      </w:pPr>
+      <w:r>
+        <w:rPr>
+          <w:rFonts w:cstheme="minorHAnsi"/>
+          <w:b/>
+          <w:bCs/>
+        </w:rPr>
+        <w:t xml:space="preserve">Package </w:t>
+      </w:r>
+      <w:r>
+        <w:rPr>
+          <w:rFonts w:cstheme="minorHAnsi"/>
+          <w:b/>
+          <w:bCs/>
+        </w:rPr>
+        <w:t>controlador</w:t>
+      </w:r>
+      <w:r>
+        <w:rPr>
+          <w:rFonts w:cstheme="minorHAnsi"/>
+          <w:b/>
+          <w:bCs/>
+        </w:rPr>
+        <w:t>:</w:t>
+      </w:r>
     </w:p>
     <w:p>
       <w:pPr>
@@ -9200,178 +8691,39 @@
           <w:rFonts w:cstheme="minorHAnsi"/>
         </w:rPr>
       </w:pPr>
+      <w:r>
+        <w:rPr>
+          <w:rFonts w:cstheme="minorHAnsi"/>
+        </w:rPr>
+        <w:t xml:space="preserve">Os controladores implementam a lógica e servem como intermediários entre a camada </w:t>
+      </w:r>
+      <w:proofErr w:type="spellStart"/>
+      <w:r>
+        <w:rPr>
+          <w:rFonts w:cstheme="minorHAnsi"/>
+        </w:rPr>
+        <w:t>view</w:t>
+      </w:r>
+      <w:proofErr w:type="spellEnd"/>
+      <w:r>
+        <w:rPr>
+          <w:rFonts w:cstheme="minorHAnsi"/>
+        </w:rPr>
+        <w:t xml:space="preserve"> e a camada </w:t>
+      </w:r>
+      <w:r>
+        <w:rPr>
+          <w:rFonts w:cstheme="minorHAnsi"/>
+        </w:rPr>
+        <w:t>repositório.</w:t>
+      </w:r>
     </w:p>
     <w:p>
       <w:pPr>
-        <w:rPr>
-          <w:rFonts w:cstheme="minorHAnsi"/>
-        </w:rPr>
-      </w:pPr>
-    </w:p>
-    <w:p>
-      <w:pPr>
-        <w:rPr>
-          <w:rFonts w:cstheme="minorHAnsi"/>
-        </w:rPr>
-      </w:pPr>
-    </w:p>
-    <w:p>
-      <w:pPr>
-        <w:rPr>
-          <w:rFonts w:cstheme="minorHAnsi"/>
-        </w:rPr>
-      </w:pPr>
-    </w:p>
-    <w:p>
-      <w:pPr>
-        <w:rPr>
-          <w:rFonts w:cstheme="minorHAnsi"/>
-        </w:rPr>
-      </w:pPr>
-    </w:p>
-    <w:p>
-      <w:pPr>
-        <w:rPr>
-          <w:rFonts w:cstheme="minorHAnsi"/>
-        </w:rPr>
-      </w:pPr>
-    </w:p>
-    <w:p>
-      <w:pPr>
-        <w:rPr>
-          <w:rFonts w:cstheme="minorHAnsi"/>
-        </w:rPr>
-      </w:pPr>
-    </w:p>
-    <w:p>
-      <w:pPr>
-        <w:rPr>
-          <w:rFonts w:cstheme="minorHAnsi"/>
-        </w:rPr>
-      </w:pPr>
-    </w:p>
-    <w:p>
-      <w:pPr>
-        <w:rPr>
-          <w:rFonts w:cstheme="minorHAnsi"/>
-        </w:rPr>
-      </w:pPr>
-    </w:p>
-    <w:p>
-      <w:pPr>
-        <w:rPr>
-          <w:rFonts w:cstheme="minorHAnsi"/>
-        </w:rPr>
-      </w:pPr>
-    </w:p>
-    <w:p>
-      <w:pPr>
-        <w:rPr>
-          <w:rFonts w:cstheme="minorHAnsi"/>
-        </w:rPr>
-      </w:pPr>
-    </w:p>
-    <w:p>
-      <w:pPr>
-        <w:rPr>
-          <w:rFonts w:cstheme="minorHAnsi"/>
-        </w:rPr>
-      </w:pPr>
-    </w:p>
-    <w:p>
-      <w:pPr>
-        <w:rPr>
-          <w:rFonts w:cstheme="minorHAnsi"/>
-        </w:rPr>
-      </w:pPr>
-    </w:p>
-    <w:p>
-      <w:pPr>
-        <w:rPr>
-          <w:rFonts w:cstheme="minorHAnsi"/>
-        </w:rPr>
-      </w:pPr>
-    </w:p>
-    <w:p>
-      <w:pPr>
-        <w:rPr>
-          <w:rFonts w:cstheme="minorHAnsi"/>
-        </w:rPr>
-      </w:pPr>
-    </w:p>
-    <w:p>
-      <w:pPr>
-        <w:rPr>
-          <w:rFonts w:cstheme="minorHAnsi"/>
-          <w:b/>
-          <w:bCs/>
-        </w:rPr>
-      </w:pPr>
-      <w:r>
-        <w:rPr>
-          <w:rFonts w:cstheme="minorHAnsi"/>
-          <w:b/>
-          <w:bCs/>
-        </w:rPr>
-        <w:lastRenderedPageBreak/>
-        <w:t xml:space="preserve">Package </w:t>
-      </w:r>
-      <w:r>
-        <w:rPr>
-          <w:rFonts w:cstheme="minorHAnsi"/>
-          <w:b/>
-          <w:bCs/>
-        </w:rPr>
-        <w:t>controlador</w:t>
-      </w:r>
-      <w:r>
-        <w:rPr>
-          <w:rFonts w:cstheme="minorHAnsi"/>
-          <w:b/>
-          <w:bCs/>
-        </w:rPr>
-        <w:t>:</w:t>
-      </w:r>
-    </w:p>
-    <w:p>
-      <w:pPr>
-        <w:rPr>
-          <w:rFonts w:cstheme="minorHAnsi"/>
-        </w:rPr>
-      </w:pPr>
-      <w:r>
-        <w:rPr>
-          <w:rFonts w:cstheme="minorHAnsi"/>
-        </w:rPr>
-        <w:t xml:space="preserve">Os controladores implementam a lógica e servem como intermediários entre a camada </w:t>
-      </w:r>
-      <w:proofErr w:type="spellStart"/>
-      <w:r>
-        <w:rPr>
-          <w:rFonts w:cstheme="minorHAnsi"/>
-        </w:rPr>
-        <w:t>view</w:t>
-      </w:r>
-      <w:proofErr w:type="spellEnd"/>
-      <w:r>
-        <w:rPr>
-          <w:rFonts w:cstheme="minorHAnsi"/>
-        </w:rPr>
-        <w:t xml:space="preserve"> e a camada </w:t>
-      </w:r>
-      <w:r>
-        <w:rPr>
-          <w:rFonts w:cstheme="minorHAnsi"/>
-        </w:rPr>
-        <w:t>repositório.</w:t>
-      </w:r>
-    </w:p>
-    <w:p>
-      <w:pPr>
         <w:pStyle w:val="Legenda"/>
         <w:keepNext/>
       </w:pPr>
-      <w:bookmarkStart w:id="25" w:name="_Toc227164710"/>
+      <w:bookmarkStart w:id="27" w:name="_Toc233362478"/>
       <w:r>
         <w:t xml:space="preserve">Tabela </w:t>
       </w:r>
@@ -9397,7 +8749,7 @@
       <w:r>
         <w:t xml:space="preserve"> - Package controlador</w:t>
       </w:r>
-      <w:bookmarkEnd w:id="25"/>
+      <w:bookmarkEnd w:id="27"/>
     </w:p>
     <w:tbl>
       <w:tblPr>
@@ -9717,8 +9069,37 @@
       <w:pPr>
         <w:rPr>
           <w:rFonts w:cstheme="minorHAnsi"/>
-        </w:rPr>
-      </w:pPr>
+          <w:b/>
+          <w:bCs/>
+        </w:rPr>
+      </w:pPr>
+      <w:r>
+        <w:rPr>
+          <w:rFonts w:cstheme="minorHAnsi"/>
+          <w:b/>
+          <w:bCs/>
+        </w:rPr>
+        <w:lastRenderedPageBreak/>
+        <w:t xml:space="preserve">Package </w:t>
+      </w:r>
+      <w:proofErr w:type="spellStart"/>
+      <w:r>
+        <w:rPr>
+          <w:rFonts w:cstheme="minorHAnsi"/>
+          <w:b/>
+          <w:bCs/>
+        </w:rPr>
+        <w:t>repositorio</w:t>
+      </w:r>
+      <w:proofErr w:type="spellEnd"/>
+      <w:r>
+        <w:rPr>
+          <w:rFonts w:cstheme="minorHAnsi"/>
+          <w:b/>
+          <w:bCs/>
+        </w:rPr>
+        <w:t>:</w:t>
+      </w:r>
     </w:p>
     <w:p>
       <w:pPr>
@@ -9726,206 +9107,93 @@
           <w:rFonts w:cstheme="minorHAnsi"/>
         </w:rPr>
       </w:pPr>
+      <w:r>
+        <w:rPr>
+          <w:rFonts w:cstheme="minorHAnsi"/>
+        </w:rPr>
+        <w:t xml:space="preserve">Os </w:t>
+      </w:r>
+      <w:proofErr w:type="spellStart"/>
+      <w:r>
+        <w:rPr>
+          <w:rFonts w:cstheme="minorHAnsi"/>
+        </w:rPr>
+        <w:t>DAOs</w:t>
+      </w:r>
+      <w:proofErr w:type="spellEnd"/>
+      <w:r>
+        <w:rPr>
+          <w:rFonts w:cstheme="minorHAnsi"/>
+        </w:rPr>
+        <w:t xml:space="preserve"> implementam as operações </w:t>
+      </w:r>
+      <w:r>
+        <w:rPr>
+          <w:rFonts w:cstheme="minorHAnsi"/>
+        </w:rPr>
+        <w:t>CRUD</w:t>
+      </w:r>
+      <w:r>
+        <w:rPr>
+          <w:rFonts w:cstheme="minorHAnsi"/>
+        </w:rPr>
+        <w:t xml:space="preserve"> </w:t>
+      </w:r>
+      <w:r>
+        <w:rPr>
+          <w:rFonts w:cstheme="minorHAnsi"/>
+        </w:rPr>
+        <w:t>(</w:t>
+      </w:r>
+      <w:proofErr w:type="spellStart"/>
+      <w:r>
+        <w:rPr>
+          <w:rFonts w:cstheme="minorHAnsi"/>
+        </w:rPr>
+        <w:t>Create</w:t>
+      </w:r>
+      <w:proofErr w:type="spellEnd"/>
+      <w:r>
+        <w:rPr>
+          <w:rFonts w:cstheme="minorHAnsi"/>
+        </w:rPr>
+        <w:t xml:space="preserve">, </w:t>
+      </w:r>
+      <w:proofErr w:type="spellStart"/>
+      <w:r>
+        <w:rPr>
+          <w:rFonts w:cstheme="minorHAnsi"/>
+        </w:rPr>
+        <w:t>Read</w:t>
+      </w:r>
+      <w:proofErr w:type="spellEnd"/>
+      <w:r>
+        <w:rPr>
+          <w:rFonts w:cstheme="minorHAnsi"/>
+        </w:rPr>
+        <w:t xml:space="preserve">, </w:t>
+      </w:r>
+      <w:proofErr w:type="spellStart"/>
+      <w:r>
+        <w:rPr>
+          <w:rFonts w:cstheme="minorHAnsi"/>
+        </w:rPr>
+        <w:t>Update</w:t>
+      </w:r>
+      <w:proofErr w:type="spellEnd"/>
+      <w:r>
+        <w:rPr>
+          <w:rFonts w:cstheme="minorHAnsi"/>
+        </w:rPr>
+        <w:t>, Delete) diretamente na base de dados:</w:t>
+      </w:r>
     </w:p>
     <w:p>
       <w:pPr>
-        <w:rPr>
-          <w:rFonts w:cstheme="minorHAnsi"/>
-        </w:rPr>
-      </w:pPr>
-    </w:p>
-    <w:p>
-      <w:pPr>
-        <w:rPr>
-          <w:rFonts w:cstheme="minorHAnsi"/>
-        </w:rPr>
-      </w:pPr>
-    </w:p>
-    <w:p>
-      <w:pPr>
-        <w:rPr>
-          <w:rFonts w:cstheme="minorHAnsi"/>
-        </w:rPr>
-      </w:pPr>
-    </w:p>
-    <w:p>
-      <w:pPr>
-        <w:rPr>
-          <w:rFonts w:cstheme="minorHAnsi"/>
-        </w:rPr>
-      </w:pPr>
-    </w:p>
-    <w:p>
-      <w:pPr>
-        <w:rPr>
-          <w:rFonts w:cstheme="minorHAnsi"/>
-        </w:rPr>
-      </w:pPr>
-    </w:p>
-    <w:p>
-      <w:pPr>
-        <w:rPr>
-          <w:rFonts w:cstheme="minorHAnsi"/>
-        </w:rPr>
-      </w:pPr>
-    </w:p>
-    <w:p>
-      <w:pPr>
-        <w:rPr>
-          <w:rFonts w:cstheme="minorHAnsi"/>
-        </w:rPr>
-      </w:pPr>
-    </w:p>
-    <w:p>
-      <w:pPr>
-        <w:rPr>
-          <w:rFonts w:cstheme="minorHAnsi"/>
-        </w:rPr>
-      </w:pPr>
-    </w:p>
-    <w:p>
-      <w:pPr>
-        <w:rPr>
-          <w:rFonts w:cstheme="minorHAnsi"/>
-        </w:rPr>
-      </w:pPr>
-    </w:p>
-    <w:p>
-      <w:pPr>
-        <w:rPr>
-          <w:rFonts w:cstheme="minorHAnsi"/>
-        </w:rPr>
-      </w:pPr>
-    </w:p>
-    <w:p>
-      <w:pPr>
-        <w:rPr>
-          <w:rFonts w:cstheme="minorHAnsi"/>
-          <w:b/>
-          <w:bCs/>
-        </w:rPr>
-      </w:pPr>
-      <w:r>
-        <w:rPr>
-          <w:rFonts w:cstheme="minorHAnsi"/>
-          <w:b/>
-          <w:bCs/>
-        </w:rPr>
-        <w:lastRenderedPageBreak/>
-        <w:t xml:space="preserve">Package </w:t>
-      </w:r>
-      <w:proofErr w:type="spellStart"/>
-      <w:r>
-        <w:rPr>
-          <w:rFonts w:cstheme="minorHAnsi"/>
-          <w:b/>
-          <w:bCs/>
-        </w:rPr>
-        <w:t>repositorio</w:t>
-      </w:r>
-      <w:proofErr w:type="spellEnd"/>
-      <w:r>
-        <w:rPr>
-          <w:rFonts w:cstheme="minorHAnsi"/>
-          <w:b/>
-          <w:bCs/>
-        </w:rPr>
-        <w:t>:</w:t>
-      </w:r>
-    </w:p>
-    <w:p>
-      <w:pPr>
-        <w:rPr>
-          <w:rFonts w:cstheme="minorHAnsi"/>
-        </w:rPr>
-      </w:pPr>
-      <w:r>
-        <w:rPr>
-          <w:rFonts w:cstheme="minorHAnsi"/>
-        </w:rPr>
-        <w:t xml:space="preserve">Os </w:t>
-      </w:r>
-      <w:proofErr w:type="spellStart"/>
-      <w:r>
-        <w:rPr>
-          <w:rFonts w:cstheme="minorHAnsi"/>
-        </w:rPr>
-        <w:t>DAOs</w:t>
-      </w:r>
-      <w:proofErr w:type="spellEnd"/>
-      <w:r>
-        <w:rPr>
-          <w:rFonts w:cstheme="minorHAnsi"/>
-        </w:rPr>
-        <w:t xml:space="preserve"> implementam as operações </w:t>
-      </w:r>
-      <w:r>
-        <w:rPr>
-          <w:rFonts w:cstheme="minorHAnsi"/>
-        </w:rPr>
-        <w:t>CRUD</w:t>
-      </w:r>
-      <w:r>
-        <w:rPr>
-          <w:rFonts w:cstheme="minorHAnsi"/>
-        </w:rPr>
-        <w:t xml:space="preserve"> </w:t>
-      </w:r>
-      <w:r>
-        <w:rPr>
-          <w:rFonts w:cstheme="minorHAnsi"/>
-        </w:rPr>
-        <w:t>(</w:t>
-      </w:r>
-      <w:proofErr w:type="spellStart"/>
-      <w:r>
-        <w:rPr>
-          <w:rFonts w:cstheme="minorHAnsi"/>
-        </w:rPr>
-        <w:t>Create</w:t>
-      </w:r>
-      <w:proofErr w:type="spellEnd"/>
-      <w:r>
-        <w:rPr>
-          <w:rFonts w:cstheme="minorHAnsi"/>
-        </w:rPr>
-        <w:t xml:space="preserve">, </w:t>
-      </w:r>
-      <w:proofErr w:type="spellStart"/>
-      <w:r>
-        <w:rPr>
-          <w:rFonts w:cstheme="minorHAnsi"/>
-        </w:rPr>
-        <w:t>Read</w:t>
-      </w:r>
-      <w:proofErr w:type="spellEnd"/>
-      <w:r>
-        <w:rPr>
-          <w:rFonts w:cstheme="minorHAnsi"/>
-        </w:rPr>
-        <w:t xml:space="preserve">, </w:t>
-      </w:r>
-      <w:proofErr w:type="spellStart"/>
-      <w:r>
-        <w:rPr>
-          <w:rFonts w:cstheme="minorHAnsi"/>
-        </w:rPr>
-        <w:t>Update</w:t>
-      </w:r>
-      <w:proofErr w:type="spellEnd"/>
-      <w:r>
-        <w:rPr>
-          <w:rFonts w:cstheme="minorHAnsi"/>
-        </w:rPr>
-        <w:t>, Delete) diretamente na base de dados:</w:t>
-      </w:r>
-    </w:p>
-    <w:p>
-      <w:pPr>
         <w:pStyle w:val="Legenda"/>
         <w:keepNext/>
       </w:pPr>
-      <w:bookmarkStart w:id="26" w:name="_Toc227164711"/>
+      <w:bookmarkStart w:id="28" w:name="_Toc233362479"/>
       <w:r>
         <w:t xml:space="preserve">Tabela </w:t>
       </w:r>
@@ -9955,7 +9223,7 @@
       <w:r>
         <w:t>repositorio</w:t>
       </w:r>
-      <w:bookmarkEnd w:id="26"/>
+      <w:bookmarkEnd w:id="28"/>
       <w:proofErr w:type="spellEnd"/>
     </w:p>
     <w:tbl>
@@ -9965,8 +9233,8 @@
         <w:tblLook w:val="04A0" w:firstRow="1" w:lastRow="0" w:firstColumn="1" w:lastColumn="0" w:noHBand="0" w:noVBand="1"/>
       </w:tblPr>
       <w:tblGrid>
-        <w:gridCol w:w="2981"/>
-        <w:gridCol w:w="5513"/>
+        <w:gridCol w:w="2013"/>
+        <w:gridCol w:w="6481"/>
       </w:tblGrid>
       <w:tr>
         <w:tc>
@@ -10191,7 +9459,7 @@
                 <w:b/>
                 <w:bCs/>
               </w:rPr>
-              <w:t>PecaDAO</w:t>
+              <w:t>NotificacaoDAO</w:t>
             </w:r>
             <w:proofErr w:type="spellEnd"/>
           </w:p>
@@ -10211,31 +9479,7 @@
               <w:rPr>
                 <w:rFonts w:cstheme="minorHAnsi"/>
               </w:rPr>
-              <w:t xml:space="preserve">Gestão de peças: listagem com stock, inserção, </w:t>
-            </w:r>
-            <w:r>
-              <w:rPr>
-                <w:rFonts w:cstheme="minorHAnsi"/>
-              </w:rPr>
-              <w:t>atualização</w:t>
-            </w:r>
-            <w:r>
-              <w:rPr>
-                <w:rFonts w:cstheme="minorHAnsi"/>
-              </w:rPr>
-              <w:t xml:space="preserve"> de stock e registo de utilização com transaç</w:t>
-            </w:r>
-            <w:r>
-              <w:rPr>
-                <w:rFonts w:cstheme="minorHAnsi"/>
-              </w:rPr>
-              <w:t>ões</w:t>
-            </w:r>
-            <w:r>
-              <w:rPr>
-                <w:rFonts w:cstheme="minorHAnsi"/>
-              </w:rPr>
-              <w:t>.</w:t>
+              <w:t>CRUD de notificações com filtros por utilizador, estado e categoria.</w:t>
             </w:r>
           </w:p>
         </w:tc>
@@ -10259,7 +9503,7 @@
                 <w:b/>
                 <w:bCs/>
               </w:rPr>
-              <w:t>NotificacaoDAO</w:t>
+              <w:t>LogDAO</w:t>
             </w:r>
             <w:proofErr w:type="spellEnd"/>
           </w:p>
@@ -10279,95 +9523,7 @@
               <w:rPr>
                 <w:rFonts w:cstheme="minorHAnsi"/>
               </w:rPr>
-              <w:t>CRUD de notificações com filtros por utilizador, estado e categoria.</w:t>
-            </w:r>
-          </w:p>
-        </w:tc>
-      </w:tr>
-      <w:tr>
-        <w:tc>
-          <w:tcPr>
-            <w:tcW w:w="0" w:type="auto"/>
-            <w:hideMark/>
-          </w:tcPr>
-          <w:p>
-            <w:pPr>
-              <w:rPr>
-                <w:rFonts w:cstheme="minorHAnsi"/>
-              </w:rPr>
-            </w:pPr>
-            <w:proofErr w:type="spellStart"/>
-            <w:r>
-              <w:rPr>
-                <w:rFonts w:cstheme="minorHAnsi"/>
-                <w:b/>
-                <w:bCs/>
-              </w:rPr>
-              <w:t>LogDAO</w:t>
-            </w:r>
-            <w:proofErr w:type="spellEnd"/>
-          </w:p>
-        </w:tc>
-        <w:tc>
-          <w:tcPr>
-            <w:tcW w:w="0" w:type="auto"/>
-            <w:hideMark/>
-          </w:tcPr>
-          <w:p>
-            <w:pPr>
-              <w:rPr>
-                <w:rFonts w:cstheme="minorHAnsi"/>
-              </w:rPr>
-            </w:pPr>
-            <w:r>
-              <w:rPr>
-                <w:rFonts w:cstheme="minorHAnsi"/>
-              </w:rPr>
               <w:t>Inserção e consulta de registos de auditoria.</w:t>
-            </w:r>
-          </w:p>
-        </w:tc>
-      </w:tr>
-      <w:tr>
-        <w:tc>
-          <w:tcPr>
-            <w:tcW w:w="0" w:type="auto"/>
-            <w:hideMark/>
-          </w:tcPr>
-          <w:p>
-            <w:pPr>
-              <w:rPr>
-                <w:rFonts w:cstheme="minorHAnsi"/>
-              </w:rPr>
-            </w:pPr>
-            <w:proofErr w:type="spellStart"/>
-            <w:r>
-              <w:rPr>
-                <w:rFonts w:cstheme="minorHAnsi"/>
-                <w:b/>
-                <w:bCs/>
-              </w:rPr>
-              <w:t>TesteOperacionalidadeDAO</w:t>
-            </w:r>
-            <w:proofErr w:type="spellEnd"/>
-          </w:p>
-        </w:tc>
-        <w:tc>
-          <w:tcPr>
-            <w:tcW w:w="0" w:type="auto"/>
-            <w:hideMark/>
-          </w:tcPr>
-          <w:p>
-            <w:pPr>
-              <w:rPr>
-                <w:rFonts w:cstheme="minorHAnsi"/>
-              </w:rPr>
-            </w:pPr>
-            <w:r>
-              <w:rPr>
-                <w:rFonts w:cstheme="minorHAnsi"/>
-              </w:rPr>
-              <w:t>Inserção de testes de operacionalidade associados a reparações.</w:t>
             </w:r>
           </w:p>
         </w:tc>
@@ -10533,8 +9689,36 @@
       <w:pPr>
         <w:rPr>
           <w:rFonts w:cstheme="minorHAnsi"/>
-        </w:rPr>
-      </w:pPr>
+          <w:b/>
+          <w:bCs/>
+        </w:rPr>
+      </w:pPr>
+      <w:r>
+        <w:rPr>
+          <w:rFonts w:cstheme="minorHAnsi"/>
+          <w:b/>
+          <w:bCs/>
+        </w:rPr>
+        <w:t xml:space="preserve">Package </w:t>
+      </w:r>
+      <w:proofErr w:type="spellStart"/>
+      <w:r>
+        <w:rPr>
+          <w:rFonts w:cstheme="minorHAnsi"/>
+          <w:b/>
+          <w:bCs/>
+        </w:rPr>
+        <w:t>view</w:t>
+      </w:r>
+      <w:proofErr w:type="spellEnd"/>
+      <w:r>
+        <w:rPr>
+          <w:rFonts w:cstheme="minorHAnsi"/>
+          <w:b/>
+          <w:bCs/>
+        </w:rPr>
+        <w:t>:</w:t>
+      </w:r>
     </w:p>
     <w:p>
       <w:pPr>
@@ -10542,97 +9726,31 @@
           <w:rFonts w:cstheme="minorHAnsi"/>
         </w:rPr>
       </w:pPr>
+      <w:r>
+        <w:rPr>
+          <w:rFonts w:cstheme="minorHAnsi"/>
+        </w:rPr>
+        <w:t xml:space="preserve">A interface </w:t>
+      </w:r>
+      <w:r>
+        <w:rPr>
+          <w:rFonts w:cstheme="minorHAnsi"/>
+        </w:rPr>
+        <w:t>gráfica</w:t>
+      </w:r>
+      <w:r>
+        <w:rPr>
+          <w:rFonts w:cstheme="minorHAnsi"/>
+        </w:rPr>
+        <w:t xml:space="preserve"> está dividida em classes especificas por tipo de utilizador:</w:t>
+      </w:r>
     </w:p>
     <w:p>
       <w:pPr>
-        <w:rPr>
-          <w:rFonts w:cstheme="minorHAnsi"/>
-        </w:rPr>
-      </w:pPr>
-    </w:p>
-    <w:p>
-      <w:pPr>
-        <w:rPr>
-          <w:rFonts w:cstheme="minorHAnsi"/>
-        </w:rPr>
-      </w:pPr>
-    </w:p>
-    <w:p>
-      <w:pPr>
-        <w:rPr>
-          <w:rFonts w:cstheme="minorHAnsi"/>
-        </w:rPr>
-      </w:pPr>
-    </w:p>
-    <w:p>
-      <w:pPr>
-        <w:rPr>
-          <w:rFonts w:cstheme="minorHAnsi"/>
-        </w:rPr>
-      </w:pPr>
-    </w:p>
-    <w:p>
-      <w:pPr>
-        <w:rPr>
-          <w:rFonts w:cstheme="minorHAnsi"/>
-        </w:rPr>
-      </w:pPr>
-    </w:p>
-    <w:p>
-      <w:pPr>
-        <w:rPr>
-          <w:rFonts w:cstheme="minorHAnsi"/>
-          <w:b/>
-          <w:bCs/>
-        </w:rPr>
-      </w:pPr>
-      <w:r>
-        <w:rPr>
-          <w:rFonts w:cstheme="minorHAnsi"/>
-          <w:b/>
-          <w:bCs/>
-        </w:rPr>
-        <w:lastRenderedPageBreak/>
-        <w:t xml:space="preserve">Package </w:t>
-      </w:r>
-      <w:proofErr w:type="spellStart"/>
-      <w:r>
-        <w:rPr>
-          <w:rFonts w:cstheme="minorHAnsi"/>
-          <w:b/>
-          <w:bCs/>
-        </w:rPr>
-        <w:t>view</w:t>
-      </w:r>
-      <w:proofErr w:type="spellEnd"/>
-      <w:r>
-        <w:rPr>
-          <w:rFonts w:cstheme="minorHAnsi"/>
-          <w:b/>
-          <w:bCs/>
-        </w:rPr>
-        <w:t>:</w:t>
-      </w:r>
-    </w:p>
-    <w:p>
-      <w:pPr>
-        <w:rPr>
-          <w:rFonts w:cstheme="minorHAnsi"/>
-        </w:rPr>
-      </w:pPr>
-      <w:r>
-        <w:rPr>
-          <w:rFonts w:cstheme="minorHAnsi"/>
-        </w:rPr>
-        <w:t>A interface de consola está dividida em classes especificas por tipo de utilizador:</w:t>
-      </w:r>
-    </w:p>
-    <w:p>
-      <w:pPr>
         <w:pStyle w:val="Legenda"/>
         <w:keepNext/>
       </w:pPr>
-      <w:bookmarkStart w:id="27" w:name="_Toc227164712"/>
+      <w:bookmarkStart w:id="29" w:name="_Toc233362480"/>
       <w:r>
         <w:t xml:space="preserve">Tabela </w:t>
       </w:r>
@@ -10662,7 +9780,7 @@
       <w:r>
         <w:t>view</w:t>
       </w:r>
-      <w:bookmarkEnd w:id="27"/>
+      <w:bookmarkEnd w:id="29"/>
       <w:proofErr w:type="spellEnd"/>
     </w:p>
     <w:tbl>
@@ -10676,6 +9794,9 @@
         <w:gridCol w:w="6436"/>
       </w:tblGrid>
       <w:tr>
+        <w:trPr>
+          <w:tblHeader/>
+        </w:trPr>
         <w:tc>
           <w:tcPr>
             <w:tcW w:w="0" w:type="auto"/>
@@ -10908,6 +10029,7 @@
               <w:rPr>
                 <w:rFonts w:cstheme="minorHAnsi"/>
               </w:rPr>
+              <w:lastRenderedPageBreak/>
               <w:t>PainelLogin</w:t>
             </w:r>
             <w:proofErr w:type="spellEnd"/>
@@ -11278,14 +10400,12 @@
       <w:r>
         <w:rPr>
           <w:rFonts w:cstheme="minorHAnsi"/>
-          <w:color w:val="EE0000"/>
         </w:rPr>
         <w:t xml:space="preserve">lógica </w:t>
       </w:r>
       <w:r>
         <w:rPr>
           <w:rFonts w:cstheme="minorHAnsi"/>
-          <w:color w:val="EE0000"/>
         </w:rPr>
         <w:t>foi apagada do projeto</w:t>
       </w:r>
@@ -11293,14 +10413,7 @@
         <w:rPr>
           <w:rFonts w:cstheme="minorHAnsi"/>
         </w:rPr>
-        <w:t xml:space="preserve">. Conforme o R13, não é disponibilizada a criação </w:t>
-      </w:r>
-      <w:r>
-        <w:rPr>
-          <w:rFonts w:cstheme="minorHAnsi"/>
-        </w:rPr>
-        <w:lastRenderedPageBreak/>
-        <w:t>de novos gestores através da interface, sendo apenas criado automaticamente o primeiro gestor no arranque, caso não exista nenhum.</w:t>
+        <w:t>. Conforme o R13, não é disponibilizada a criação de novos gestores através da interface, sendo apenas criado automaticamente o primeiro gestor no arranque, caso não exista nenhum.</w:t>
       </w:r>
     </w:p>
     <w:p>
@@ -11343,7 +10456,7 @@
         <w:pStyle w:val="Legenda"/>
         <w:keepNext/>
       </w:pPr>
-      <w:bookmarkStart w:id="28" w:name="_Toc227164713"/>
+      <w:bookmarkStart w:id="30" w:name="_Toc233362481"/>
       <w:r>
         <w:t xml:space="preserve">Tabela </w:t>
       </w:r>
@@ -11373,7 +10486,7 @@
       <w:r>
         <w:t>util</w:t>
       </w:r>
-      <w:bookmarkEnd w:id="28"/>
+      <w:bookmarkEnd w:id="30"/>
       <w:proofErr w:type="spellEnd"/>
     </w:p>
     <w:tbl>
@@ -11389,6 +10502,7 @@
       </w:tblGrid>
       <w:tr>
         <w:trPr>
+          <w:tblHeader/>
           <w:jc w:val="center"/>
         </w:trPr>
         <w:tc>
@@ -11616,6 +10730,7 @@
               <w:rPr>
                 <w:rFonts w:cstheme="minorHAnsi"/>
               </w:rPr>
+              <w:lastRenderedPageBreak/>
               <w:t>ServicoEmail</w:t>
             </w:r>
             <w:proofErr w:type="spellEnd"/>
@@ -11671,14 +10786,14 @@
           <w:lang w:val="pt-PT"/>
         </w:rPr>
       </w:pPr>
-      <w:bookmarkStart w:id="29" w:name="_Toc227164689"/>
+      <w:bookmarkStart w:id="31" w:name="_Toc233362497"/>
       <w:r>
         <w:rPr>
           <w:lang w:val="pt-PT"/>
         </w:rPr>
         <w:t>Algoritmos</w:t>
       </w:r>
-      <w:bookmarkEnd w:id="29"/>
+      <w:bookmarkEnd w:id="31"/>
     </w:p>
     <w:p>
       <w:pPr>
@@ -11922,6 +11037,7 @@
         <w:t xml:space="preserve">A janela principal mantém um painel de conteúdo único onde os vários painéis são trocados em tempo de execução. A transição é feita removendo o painel anterior, adicionando o novo e invocando os métodos </w:t>
       </w:r>
       <w:proofErr w:type="spellStart"/>
+      <w:proofErr w:type="gramStart"/>
       <w:r>
         <w:rPr>
           <w:rFonts w:cstheme="minorHAnsi"/>
@@ -11933,9 +11049,17 @@
         <w:rPr>
           <w:rFonts w:cstheme="minorHAnsi"/>
         </w:rPr>
-        <w:t xml:space="preserve">() e </w:t>
+        <w:t>(</w:t>
+      </w:r>
+      <w:proofErr w:type="gramEnd"/>
+      <w:r>
+        <w:rPr>
+          <w:rFonts w:cstheme="minorHAnsi"/>
+        </w:rPr>
+        <w:t xml:space="preserve">) e </w:t>
       </w:r>
       <w:proofErr w:type="spellStart"/>
+      <w:proofErr w:type="gramStart"/>
       <w:r>
         <w:rPr>
           <w:rFonts w:cstheme="minorHAnsi"/>
@@ -11947,7 +11071,14 @@
         <w:rPr>
           <w:rFonts w:cstheme="minorHAnsi"/>
         </w:rPr>
-        <w:t>(), tal como recomendado para a gestão dinâmica de contentores Swing.</w:t>
+        <w:t>(</w:t>
+      </w:r>
+      <w:proofErr w:type="gramEnd"/>
+      <w:r>
+        <w:rPr>
+          <w:rFonts w:cstheme="minorHAnsi"/>
+        </w:rPr>
+        <w:t>), tal como recomendado para a gestão dinâmica de contentores Swing.</w:t>
       </w:r>
     </w:p>
     <w:p>
@@ -11956,6 +11087,38 @@
           <w:rFonts w:cstheme="minorHAnsi"/>
         </w:rPr>
       </w:pPr>
+      <w:r>
+        <w:rPr>
+          <w:rFonts w:cstheme="minorHAnsi"/>
+          <w:b/>
+          <w:bCs/>
+        </w:rPr>
+        <w:t>Listagem em tabelas (</w:t>
+      </w:r>
+      <w:proofErr w:type="spellStart"/>
+      <w:r>
+        <w:rPr>
+          <w:rFonts w:cstheme="minorHAnsi"/>
+          <w:b/>
+          <w:bCs/>
+        </w:rPr>
+        <w:t>JTable</w:t>
+      </w:r>
+      <w:proofErr w:type="spellEnd"/>
+      <w:r>
+        <w:rPr>
+          <w:rFonts w:cstheme="minorHAnsi"/>
+          <w:b/>
+          <w:bCs/>
+        </w:rPr>
+        <w:t>)</w:t>
+      </w:r>
+      <w:r>
+        <w:rPr>
+          <w:rFonts w:cstheme="minorHAnsi"/>
+        </w:rPr>
+        <w:t> </w:t>
+      </w:r>
     </w:p>
     <w:p>
       <w:pPr>
@@ -11966,29 +11129,177 @@
       <w:r>
         <w:rPr>
           <w:rFonts w:cstheme="minorHAnsi"/>
+        </w:rPr>
+        <w:t>As listagens são apresentadas em tabelas (</w:t>
+      </w:r>
+      <w:proofErr w:type="spellStart"/>
+      <w:r>
+        <w:rPr>
+          <w:rFonts w:cstheme="minorHAnsi"/>
+        </w:rPr>
+        <w:t>JTable</w:t>
+      </w:r>
+      <w:proofErr w:type="spellEnd"/>
+      <w:r>
+        <w:rPr>
+          <w:rFonts w:cstheme="minorHAnsi"/>
+        </w:rPr>
+        <w:t xml:space="preserve">) alimentadas por um </w:t>
+      </w:r>
+      <w:proofErr w:type="spellStart"/>
+      <w:r>
+        <w:rPr>
+          <w:rFonts w:cstheme="minorHAnsi"/>
+        </w:rPr>
+        <w:t>DefaultTableModel</w:t>
+      </w:r>
+      <w:proofErr w:type="spellEnd"/>
+      <w:r>
+        <w:rPr>
+          <w:rFonts w:cstheme="minorHAnsi"/>
+        </w:rPr>
+        <w:t xml:space="preserve"> não editável, integradas em painéis de deslocamento (</w:t>
+      </w:r>
+      <w:proofErr w:type="spellStart"/>
+      <w:r>
+        <w:rPr>
+          <w:rFonts w:cstheme="minorHAnsi"/>
+        </w:rPr>
+        <w:t>JScrollPane</w:t>
+      </w:r>
+      <w:proofErr w:type="spellEnd"/>
+      <w:r>
+        <w:rPr>
+          <w:rFonts w:cstheme="minorHAnsi"/>
+        </w:rPr>
+        <w:t xml:space="preserve">). A ordenação é garantida automaticamente através do método </w:t>
+      </w:r>
+      <w:proofErr w:type="spellStart"/>
+      <w:r>
+        <w:rPr>
+          <w:rFonts w:cstheme="minorHAnsi"/>
+        </w:rPr>
+        <w:t>setAutoCreateRowSorter</w:t>
+      </w:r>
+      <w:proofErr w:type="spellEnd"/>
+      <w:r>
+        <w:rPr>
+          <w:rFonts w:cstheme="minorHAnsi"/>
+        </w:rPr>
+        <w:t>(</w:t>
+      </w:r>
+      <w:proofErr w:type="spellStart"/>
+      <w:r>
+        <w:rPr>
+          <w:rFonts w:cstheme="minorHAnsi"/>
+        </w:rPr>
+        <w:t>true</w:t>
+      </w:r>
+      <w:proofErr w:type="spellEnd"/>
+      <w:r>
+        <w:rPr>
+          <w:rFonts w:cstheme="minorHAnsi"/>
+        </w:rPr>
+        <w:t>), permitindo ao utilizador ordenar os dados clicando no cabeçalho de cada coluna.</w:t>
+      </w:r>
+    </w:p>
+    <w:p>
+      <w:pPr>
+        <w:rPr>
+          <w:rFonts w:cstheme="minorHAnsi"/>
+        </w:rPr>
+      </w:pPr>
+      <w:r>
+        <w:rPr>
+          <w:rFonts w:cstheme="minorHAnsi"/>
           <w:b/>
           <w:bCs/>
         </w:rPr>
-        <w:lastRenderedPageBreak/>
-        <w:t>Listagem em tabelas (</w:t>
+        <w:t>Foto de Perfil</w:t>
+      </w:r>
+      <w:r>
+        <w:rPr>
+          <w:rFonts w:cstheme="minorHAnsi"/>
+        </w:rPr>
+        <w:t> </w:t>
+      </w:r>
+    </w:p>
+    <w:p>
+      <w:pPr>
+        <w:rPr>
+          <w:rFonts w:cstheme="minorHAnsi"/>
+        </w:rPr>
+      </w:pPr>
+      <w:r>
+        <w:rPr>
+          <w:rFonts w:cstheme="minorHAnsi"/>
+        </w:rPr>
+        <w:t xml:space="preserve">O upload da foto de perfil utiliza um </w:t>
       </w:r>
       <w:proofErr w:type="spellStart"/>
+      <w:r>
+        <w:rPr>
+          <w:rFonts w:cstheme="minorHAnsi"/>
+        </w:rPr>
+        <w:t>JFileChooser</w:t>
+      </w:r>
+      <w:proofErr w:type="spellEnd"/>
+      <w:r>
+        <w:rPr>
+          <w:rFonts w:cstheme="minorHAnsi"/>
+        </w:rPr>
+        <w:t xml:space="preserve"> para selecionar a imagem; esta é redimensionada (</w:t>
+      </w:r>
+      <w:proofErr w:type="spellStart"/>
+      <w:r>
+        <w:rPr>
+          <w:rFonts w:cstheme="minorHAnsi"/>
+        </w:rPr>
+        <w:t>getScaledInstance</w:t>
+      </w:r>
+      <w:proofErr w:type="spellEnd"/>
+      <w:r>
+        <w:rPr>
+          <w:rFonts w:cstheme="minorHAnsi"/>
+        </w:rPr>
+        <w:t xml:space="preserve">) e copiada para a pasta interna "fotos/" através do </w:t>
+      </w:r>
+      <w:proofErr w:type="spellStart"/>
+      <w:r>
+        <w:rPr>
+          <w:rFonts w:cstheme="minorHAnsi"/>
+        </w:rPr>
+        <w:t>GestorFicheiros</w:t>
+      </w:r>
+      <w:proofErr w:type="spellEnd"/>
+      <w:r>
+        <w:rPr>
+          <w:rFonts w:cstheme="minorHAnsi"/>
+        </w:rPr>
+        <w:t>. Caso o utilizador não defina uma foto, é usada uma imagem genérica por defeito (fotos/geral.png).</w:t>
+      </w:r>
+    </w:p>
+    <w:p>
+      <w:pPr>
+        <w:rPr>
+          <w:rFonts w:cstheme="minorHAnsi"/>
+        </w:rPr>
+      </w:pPr>
+    </w:p>
+    <w:p>
+      <w:pPr>
+        <w:rPr>
+          <w:rFonts w:cstheme="minorHAnsi"/>
+        </w:rPr>
+      </w:pPr>
       <w:r>
         <w:rPr>
           <w:rFonts w:cstheme="minorHAnsi"/>
           <w:b/>
           <w:bCs/>
         </w:rPr>
-        <w:t>JTable</w:t>
-      </w:r>
-      <w:proofErr w:type="spellEnd"/>
-      <w:r>
-        <w:rPr>
-          <w:rFonts w:cstheme="minorHAnsi"/>
-          <w:b/>
-          <w:bCs/>
-        </w:rPr>
-        <w:t>)</w:t>
+        <w:lastRenderedPageBreak/>
+        <w:t>Impressão de Extrato</w:t>
       </w:r>
       <w:r>
         <w:rPr>
@@ -12007,225 +11318,45 @@
         <w:rPr>
           <w:rFonts w:cstheme="minorHAnsi"/>
         </w:rPr>
-        <w:t>As listagens são apresentadas em tabelas (</w:t>
+        <w:t xml:space="preserve">A impressão do extrato de uma reparação é feita implementando a interface </w:t>
       </w:r>
       <w:proofErr w:type="spellStart"/>
       <w:r>
         <w:rPr>
           <w:rFonts w:cstheme="minorHAnsi"/>
         </w:rPr>
-        <w:t>JTable</w:t>
+        <w:t>Printable</w:t>
       </w:r>
       <w:proofErr w:type="spellEnd"/>
       <w:r>
         <w:rPr>
           <w:rFonts w:cstheme="minorHAnsi"/>
         </w:rPr>
-        <w:t xml:space="preserve">) alimentadas por um </w:t>
+        <w:t>, desenhando o conteúdo no contexto Graphics2D e enviando o documento para a impressora selecionada na caixa de diálogo nativa (</w:t>
       </w:r>
       <w:proofErr w:type="spellStart"/>
       <w:r>
         <w:rPr>
           <w:rFonts w:cstheme="minorHAnsi"/>
         </w:rPr>
-        <w:t>DefaultTableModel</w:t>
+        <w:t>PrinterJob</w:t>
       </w:r>
       <w:proofErr w:type="spellEnd"/>
       <w:r>
         <w:rPr>
           <w:rFonts w:cstheme="minorHAnsi"/>
         </w:rPr>
-        <w:t xml:space="preserve"> não editável, integradas em painéis de deslocamento (</w:t>
-      </w:r>
-      <w:proofErr w:type="spellStart"/>
-      <w:r>
-        <w:rPr>
-          <w:rFonts w:cstheme="minorHAnsi"/>
-        </w:rPr>
-        <w:t>JScrollPane</w:t>
-      </w:r>
-      <w:proofErr w:type="spellEnd"/>
-      <w:r>
-        <w:rPr>
-          <w:rFonts w:cstheme="minorHAnsi"/>
-        </w:rPr>
-        <w:t xml:space="preserve">). A ordenação é garantida automaticamente através do método </w:t>
-      </w:r>
-      <w:proofErr w:type="spellStart"/>
-      <w:r>
-        <w:rPr>
-          <w:rFonts w:cstheme="minorHAnsi"/>
-        </w:rPr>
-        <w:t>setAutoCreateRowSorter</w:t>
-      </w:r>
-      <w:proofErr w:type="spellEnd"/>
-      <w:r>
-        <w:rPr>
-          <w:rFonts w:cstheme="minorHAnsi"/>
-        </w:rPr>
-        <w:t>(</w:t>
-      </w:r>
-      <w:proofErr w:type="spellStart"/>
-      <w:r>
-        <w:rPr>
-          <w:rFonts w:cstheme="minorHAnsi"/>
-        </w:rPr>
-        <w:t>true</w:t>
-      </w:r>
-      <w:proofErr w:type="spellEnd"/>
-      <w:r>
-        <w:rPr>
-          <w:rFonts w:cstheme="minorHAnsi"/>
-        </w:rPr>
-        <w:t>), permitindo ao utilizador ordenar os dados clicando no cabeçalho de cada coluna.</w:t>
+        <w:t>).</w:t>
       </w:r>
     </w:p>
     <w:p>
       <w:pPr>
-        <w:rPr>
-          <w:rFonts w:cstheme="minorHAnsi"/>
-        </w:rPr>
-      </w:pPr>
-      <w:r>
-        <w:rPr>
-          <w:rFonts w:cstheme="minorHAnsi"/>
-          <w:b/>
-          <w:bCs/>
-        </w:rPr>
-        <w:t>Foto de Perfil</w:t>
-      </w:r>
-      <w:r>
-        <w:rPr>
-          <w:rFonts w:cstheme="minorHAnsi"/>
-        </w:rPr>
-        <w:t> </w:t>
-      </w:r>
-    </w:p>
-    <w:p>
-      <w:pPr>
-        <w:rPr>
-          <w:rFonts w:cstheme="minorHAnsi"/>
-        </w:rPr>
-      </w:pPr>
-      <w:r>
-        <w:rPr>
-          <w:rFonts w:cstheme="minorHAnsi"/>
-        </w:rPr>
-        <w:t xml:space="preserve">O upload da foto de perfil utiliza um </w:t>
-      </w:r>
-      <w:proofErr w:type="spellStart"/>
-      <w:r>
-        <w:rPr>
-          <w:rFonts w:cstheme="minorHAnsi"/>
-        </w:rPr>
-        <w:t>JFileChooser</w:t>
-      </w:r>
-      <w:proofErr w:type="spellEnd"/>
-      <w:r>
-        <w:rPr>
-          <w:rFonts w:cstheme="minorHAnsi"/>
-        </w:rPr>
-        <w:t xml:space="preserve"> para selecionar a imagem; esta é redimensionada (</w:t>
-      </w:r>
-      <w:proofErr w:type="spellStart"/>
-      <w:r>
-        <w:rPr>
-          <w:rFonts w:cstheme="minorHAnsi"/>
-        </w:rPr>
-        <w:t>getScaledInstance</w:t>
-      </w:r>
-      <w:proofErr w:type="spellEnd"/>
-      <w:r>
-        <w:rPr>
-          <w:rFonts w:cstheme="minorHAnsi"/>
-        </w:rPr>
-        <w:t xml:space="preserve">) e copiada para a pasta interna "fotos/" através do </w:t>
-      </w:r>
-      <w:proofErr w:type="spellStart"/>
-      <w:r>
-        <w:rPr>
-          <w:rFonts w:cstheme="minorHAnsi"/>
-        </w:rPr>
-        <w:t>GestorFicheiros</w:t>
-      </w:r>
-      <w:proofErr w:type="spellEnd"/>
-      <w:r>
-        <w:rPr>
-          <w:rFonts w:cstheme="minorHAnsi"/>
-        </w:rPr>
-        <w:t>. Caso o utilizador não defina uma foto, é usada uma imagem genérica por defeito (fotos/geral.png).</w:t>
-      </w:r>
-    </w:p>
-    <w:p>
-      <w:pPr>
-        <w:rPr>
-          <w:rFonts w:cstheme="minorHAnsi"/>
-        </w:rPr>
-      </w:pPr>
-      <w:r>
-        <w:rPr>
-          <w:rFonts w:cstheme="minorHAnsi"/>
-          <w:b/>
-          <w:bCs/>
-        </w:rPr>
-        <w:t>Impressão de Extrato</w:t>
-      </w:r>
-      <w:r>
-        <w:rPr>
-          <w:rFonts w:cstheme="minorHAnsi"/>
-        </w:rPr>
-        <w:t> </w:t>
-      </w:r>
-    </w:p>
-    <w:p>
-      <w:pPr>
-        <w:rPr>
-          <w:rFonts w:cstheme="minorHAnsi"/>
-        </w:rPr>
-      </w:pPr>
-      <w:r>
-        <w:rPr>
-          <w:rFonts w:cstheme="minorHAnsi"/>
-        </w:rPr>
-        <w:t xml:space="preserve">A impressão do extrato de uma reparação é feita implementando a interface </w:t>
-      </w:r>
-      <w:proofErr w:type="spellStart"/>
-      <w:r>
-        <w:rPr>
-          <w:rFonts w:cstheme="minorHAnsi"/>
-        </w:rPr>
-        <w:t>Printable</w:t>
-      </w:r>
-      <w:proofErr w:type="spellEnd"/>
-      <w:r>
-        <w:rPr>
-          <w:rFonts w:cstheme="minorHAnsi"/>
-        </w:rPr>
-        <w:t>, desenhando o conteúdo no contexto Graphics2D e enviando o documento para a impressora selecionada na caixa de diálogo nativa (</w:t>
-      </w:r>
-      <w:proofErr w:type="spellStart"/>
-      <w:r>
-        <w:rPr>
-          <w:rFonts w:cstheme="minorHAnsi"/>
-        </w:rPr>
-        <w:t>PrinterJob</w:t>
-      </w:r>
-      <w:proofErr w:type="spellEnd"/>
-      <w:r>
-        <w:rPr>
-          <w:rFonts w:cstheme="minorHAnsi"/>
-        </w:rPr>
-        <w:t>).</w:t>
-      </w:r>
-    </w:p>
-    <w:p>
-      <w:pPr>
         <w:pStyle w:val="Ttulo2"/>
         <w:rPr>
           <w:lang w:val="pt-PT"/>
         </w:rPr>
       </w:pPr>
-      <w:bookmarkStart w:id="30" w:name="_Toc227164690"/>
+      <w:bookmarkStart w:id="32" w:name="_Toc233362498"/>
       <w:r>
         <w:rPr>
           <w:lang w:val="pt-PT"/>
@@ -12244,7 +11375,7 @@
         </w:rPr>
         <w:t>ados</w:t>
       </w:r>
-      <w:bookmarkEnd w:id="30"/>
+      <w:bookmarkEnd w:id="32"/>
       <w:r>
         <w:rPr>
           <w:lang w:val="pt-PT"/>
@@ -12549,6 +11680,7 @@
         <w:t> e matrizes (</w:t>
       </w:r>
       <w:proofErr w:type="spellStart"/>
+      <w:proofErr w:type="gramStart"/>
       <w:r>
         <w:rPr>
           <w:rFonts w:ascii="Calibri" w:hAnsi="Calibri" w:cs="Calibri"/>
@@ -12560,7 +11692,14 @@
         <w:rPr>
           <w:rFonts w:ascii="Calibri" w:hAnsi="Calibri" w:cs="Calibri"/>
         </w:rPr>
-        <w:t>[][]) – para alimentar e atualizar as tabelas (</w:t>
+        <w:t>[][</w:t>
+      </w:r>
+      <w:proofErr w:type="gramEnd"/>
+      <w:r>
+        <w:rPr>
+          <w:rFonts w:ascii="Calibri" w:hAnsi="Calibri" w:cs="Calibri"/>
+        </w:rPr>
+        <w:t>]) – para alimentar e atualizar as tabelas (</w:t>
       </w:r>
       <w:proofErr w:type="spellStart"/>
       <w:r>
@@ -12579,213 +11718,164 @@
     </w:p>
     <w:p>
       <w:pPr>
-        <w:pStyle w:val="PargrafodaLista"/>
-        <w:rPr>
-          <w:rFonts w:cstheme="minorHAnsi"/>
-        </w:rPr>
-      </w:pPr>
+        <w:pStyle w:val="Ttulo2"/>
+        <w:rPr>
+          <w:lang w:val="pt-PT"/>
+        </w:rPr>
+      </w:pPr>
+      <w:bookmarkStart w:id="33" w:name="_Toc233362499"/>
+      <w:r>
+        <w:rPr>
+          <w:lang w:val="pt-PT"/>
+        </w:rPr>
+        <w:t xml:space="preserve">Armazenamento de </w:t>
+      </w:r>
+      <w:r>
+        <w:rPr>
+          <w:lang w:val="pt-PT"/>
+        </w:rPr>
+        <w:t>D</w:t>
+      </w:r>
+      <w:r>
+        <w:rPr>
+          <w:lang w:val="pt-PT"/>
+        </w:rPr>
+        <w:t>ados</w:t>
+      </w:r>
+      <w:bookmarkEnd w:id="33"/>
     </w:p>
     <w:p>
       <w:pPr>
-        <w:pStyle w:val="PargrafodaLista"/>
-        <w:rPr>
-          <w:rFonts w:cstheme="minorHAnsi"/>
-        </w:rPr>
-      </w:pPr>
+        <w:rPr>
+          <w:rFonts w:cstheme="minorHAnsi"/>
+          <w:b/>
+          <w:bCs/>
+        </w:rPr>
+      </w:pPr>
+      <w:r>
+        <w:rPr>
+          <w:rFonts w:cstheme="minorHAnsi"/>
+          <w:b/>
+          <w:bCs/>
+        </w:rPr>
+        <w:t xml:space="preserve">Base de </w:t>
+      </w:r>
+      <w:r>
+        <w:rPr>
+          <w:rFonts w:cstheme="minorHAnsi"/>
+          <w:b/>
+          <w:bCs/>
+        </w:rPr>
+        <w:t>D</w:t>
+      </w:r>
+      <w:r>
+        <w:rPr>
+          <w:rFonts w:cstheme="minorHAnsi"/>
+          <w:b/>
+          <w:bCs/>
+        </w:rPr>
+        <w:t xml:space="preserve">ados </w:t>
+      </w:r>
+      <w:r>
+        <w:rPr>
+          <w:rFonts w:cstheme="minorHAnsi"/>
+          <w:b/>
+          <w:bCs/>
+        </w:rPr>
+        <w:t>R</w:t>
+      </w:r>
+      <w:r>
+        <w:rPr>
+          <w:rFonts w:cstheme="minorHAnsi"/>
+          <w:b/>
+          <w:bCs/>
+        </w:rPr>
+        <w:t xml:space="preserve">elacional </w:t>
+      </w:r>
     </w:p>
     <w:p>
       <w:pPr>
-        <w:pStyle w:val="PargrafodaLista"/>
-        <w:rPr>
-          <w:rFonts w:cstheme="minorHAnsi"/>
-        </w:rPr>
-      </w:pPr>
+        <w:rPr>
+          <w:rFonts w:cstheme="minorHAnsi"/>
+        </w:rPr>
+      </w:pPr>
+      <w:r>
+        <w:rPr>
+          <w:rFonts w:cstheme="minorHAnsi"/>
+        </w:rPr>
+        <w:t xml:space="preserve">O sistema utiliza uma base de dados </w:t>
+      </w:r>
+      <w:proofErr w:type="spellStart"/>
+      <w:r>
+        <w:rPr>
+          <w:rFonts w:cstheme="minorHAnsi"/>
+        </w:rPr>
+        <w:t>MySQL</w:t>
+      </w:r>
+      <w:proofErr w:type="spellEnd"/>
+      <w:r>
+        <w:rPr>
+          <w:rFonts w:cstheme="minorHAnsi"/>
+        </w:rPr>
+        <w:t xml:space="preserve"> para garantir a persistência de todos os dados. A comunicação é feita através de JDBC com o </w:t>
+      </w:r>
+      <w:r>
+        <w:rPr>
+          <w:rFonts w:cstheme="minorHAnsi"/>
+        </w:rPr>
+        <w:t xml:space="preserve">conector </w:t>
+      </w:r>
+      <w:proofErr w:type="spellStart"/>
+      <w:r>
+        <w:rPr>
+          <w:rFonts w:cstheme="minorHAnsi"/>
+        </w:rPr>
+        <w:t>MySQL</w:t>
+      </w:r>
+      <w:proofErr w:type="spellEnd"/>
+      <w:r>
+        <w:rPr>
+          <w:rFonts w:cstheme="minorHAnsi"/>
+        </w:rPr>
+        <w:t>.</w:t>
+      </w:r>
     </w:p>
     <w:p>
       <w:pPr>
-        <w:pStyle w:val="PargrafodaLista"/>
-        <w:rPr>
-          <w:rFonts w:cstheme="minorHAnsi"/>
-        </w:rPr>
-      </w:pPr>
+        <w:rPr>
+          <w:rFonts w:cstheme="minorHAnsi"/>
+          <w:b/>
+          <w:bCs/>
+        </w:rPr>
+      </w:pPr>
+      <w:r>
+        <w:rPr>
+          <w:rFonts w:cstheme="minorHAnsi"/>
+          <w:b/>
+          <w:bCs/>
+        </w:rPr>
+        <w:t>Tabelas da Base de dados</w:t>
+      </w:r>
     </w:p>
     <w:p>
       <w:pPr>
-        <w:pStyle w:val="PargrafodaLista"/>
-        <w:rPr>
-          <w:rFonts w:cstheme="minorHAnsi"/>
-        </w:rPr>
-      </w:pPr>
+        <w:rPr>
+          <w:rFonts w:cstheme="minorHAnsi"/>
+        </w:rPr>
+      </w:pPr>
+      <w:r>
+        <w:rPr>
+          <w:rFonts w:cstheme="minorHAnsi"/>
+        </w:rPr>
+        <w:t>O modelo relacional é composto pelas seguintes tabelas.</w:t>
+      </w:r>
     </w:p>
     <w:p>
       <w:pPr>
-        <w:pStyle w:val="PargrafodaLista"/>
-        <w:rPr>
-          <w:rFonts w:cstheme="minorHAnsi"/>
-        </w:rPr>
-      </w:pPr>
-    </w:p>
-    <w:p>
-      <w:pPr>
-        <w:pStyle w:val="Ttulo2"/>
-        <w:rPr>
-          <w:lang w:val="pt-PT"/>
-        </w:rPr>
-      </w:pPr>
-      <w:bookmarkStart w:id="31" w:name="_Toc227164691"/>
-      <w:r>
-        <w:rPr>
-          <w:lang w:val="pt-PT"/>
-        </w:rPr>
-        <w:lastRenderedPageBreak/>
-        <w:t xml:space="preserve">Armazenamento de </w:t>
-      </w:r>
-      <w:r>
-        <w:rPr>
-          <w:lang w:val="pt-PT"/>
-        </w:rPr>
-        <w:t>D</w:t>
-      </w:r>
-      <w:r>
-        <w:rPr>
-          <w:lang w:val="pt-PT"/>
-        </w:rPr>
-        <w:t>ados</w:t>
-      </w:r>
-      <w:bookmarkEnd w:id="31"/>
-    </w:p>
-    <w:p>
-      <w:pPr>
-        <w:rPr>
-          <w:rFonts w:cstheme="minorHAnsi"/>
-          <w:b/>
-          <w:bCs/>
-        </w:rPr>
-      </w:pPr>
-      <w:r>
-        <w:rPr>
-          <w:rFonts w:cstheme="minorHAnsi"/>
-          <w:b/>
-          <w:bCs/>
-        </w:rPr>
-        <w:t xml:space="preserve">Base de </w:t>
-      </w:r>
-      <w:r>
-        <w:rPr>
-          <w:rFonts w:cstheme="minorHAnsi"/>
-          <w:b/>
-          <w:bCs/>
-        </w:rPr>
-        <w:t>D</w:t>
-      </w:r>
-      <w:r>
-        <w:rPr>
-          <w:rFonts w:cstheme="minorHAnsi"/>
-          <w:b/>
-          <w:bCs/>
-        </w:rPr>
-        <w:t xml:space="preserve">ados </w:t>
-      </w:r>
-      <w:r>
-        <w:rPr>
-          <w:rFonts w:cstheme="minorHAnsi"/>
-          <w:b/>
-          <w:bCs/>
-        </w:rPr>
-        <w:t>R</w:t>
-      </w:r>
-      <w:r>
-        <w:rPr>
-          <w:rFonts w:cstheme="minorHAnsi"/>
-          <w:b/>
-          <w:bCs/>
-        </w:rPr>
-        <w:t xml:space="preserve">elacional </w:t>
-      </w:r>
-    </w:p>
-    <w:p>
-      <w:pPr>
-        <w:rPr>
-          <w:rFonts w:cstheme="minorHAnsi"/>
-        </w:rPr>
-      </w:pPr>
-      <w:r>
-        <w:rPr>
-          <w:rFonts w:cstheme="minorHAnsi"/>
-        </w:rPr>
-        <w:t xml:space="preserve">O sistema utiliza uma base de dados </w:t>
-      </w:r>
-      <w:proofErr w:type="spellStart"/>
-      <w:r>
-        <w:rPr>
-          <w:rFonts w:cstheme="minorHAnsi"/>
-        </w:rPr>
-        <w:t>MySQL</w:t>
-      </w:r>
-      <w:proofErr w:type="spellEnd"/>
-      <w:r>
-        <w:rPr>
-          <w:rFonts w:cstheme="minorHAnsi"/>
-        </w:rPr>
-        <w:t xml:space="preserve"> para garantir a persistência de todos os dados. A comunicação é feita através de JDBC com o </w:t>
-      </w:r>
-      <w:r>
-        <w:rPr>
-          <w:rFonts w:cstheme="minorHAnsi"/>
-        </w:rPr>
-        <w:t xml:space="preserve">conector </w:t>
-      </w:r>
-      <w:proofErr w:type="spellStart"/>
-      <w:r>
-        <w:rPr>
-          <w:rFonts w:cstheme="minorHAnsi"/>
-        </w:rPr>
-        <w:t>MySQL</w:t>
-      </w:r>
-      <w:proofErr w:type="spellEnd"/>
-      <w:r>
-        <w:rPr>
-          <w:rFonts w:cstheme="minorHAnsi"/>
-        </w:rPr>
-        <w:t>.</w:t>
-      </w:r>
-    </w:p>
-    <w:p>
-      <w:pPr>
-        <w:rPr>
-          <w:rFonts w:cstheme="minorHAnsi"/>
-          <w:b/>
-          <w:bCs/>
-        </w:rPr>
-      </w:pPr>
-      <w:r>
-        <w:rPr>
-          <w:rFonts w:cstheme="minorHAnsi"/>
-          <w:b/>
-          <w:bCs/>
-        </w:rPr>
-        <w:t>Tabelas da Base de dados</w:t>
-      </w:r>
-    </w:p>
-    <w:p>
-      <w:pPr>
-        <w:rPr>
-          <w:rFonts w:cstheme="minorHAnsi"/>
-        </w:rPr>
-      </w:pPr>
-      <w:r>
-        <w:rPr>
-          <w:rFonts w:cstheme="minorHAnsi"/>
-        </w:rPr>
-        <w:t>O modelo relacional é composto pelas seguintes tabelas.</w:t>
-      </w:r>
-    </w:p>
-    <w:p>
-      <w:pPr>
         <w:pStyle w:val="Legenda"/>
         <w:keepNext/>
       </w:pPr>
-      <w:bookmarkStart w:id="32" w:name="_Toc227164714"/>
+      <w:bookmarkStart w:id="34" w:name="_Toc233362482"/>
       <w:r>
         <w:t xml:space="preserve">Tabela </w:t>
       </w:r>
@@ -12811,7 +11901,7 @@
       <w:r>
         <w:t xml:space="preserve"> - Tabelas da Base de Dados</w:t>
       </w:r>
-      <w:bookmarkEnd w:id="32"/>
+      <w:bookmarkEnd w:id="34"/>
     </w:p>
     <w:tbl>
       <w:tblPr>
@@ -12824,6 +11914,9 @@
         <w:gridCol w:w="5498"/>
       </w:tblGrid>
       <w:tr>
+        <w:trPr>
+          <w:tblHeader/>
+        </w:trPr>
         <w:tc>
           <w:tcPr>
             <w:tcW w:w="0" w:type="auto"/>
@@ -13029,6 +12122,7 @@
                 <w:b/>
                 <w:bCs/>
               </w:rPr>
+              <w:lastRenderedPageBreak/>
               <w:t>EQUIPAMENTO</w:t>
             </w:r>
           </w:p>
@@ -13459,7 +12553,7 @@
                                 <w:szCs w:val="22"/>
                               </w:rPr>
                             </w:pPr>
-                            <w:bookmarkStart w:id="33" w:name="_Toc226153300"/>
+                            <w:bookmarkStart w:id="35" w:name="_Toc233362484"/>
                             <w:r>
                               <w:t xml:space="preserve">Figura </w:t>
                             </w:r>
@@ -13485,7 +12579,7 @@
                             <w:r>
                               <w:t xml:space="preserve"> - Modelo ER</w:t>
                             </w:r>
-                            <w:bookmarkEnd w:id="33"/>
+                            <w:bookmarkEnd w:id="35"/>
                           </w:p>
                         </w:txbxContent>
                       </wps:txbx>
@@ -13518,7 +12612,7 @@
                           <w:szCs w:val="22"/>
                         </w:rPr>
                       </w:pPr>
-                      <w:bookmarkStart w:id="34" w:name="_Toc226153300"/>
+                      <w:bookmarkStart w:id="36" w:name="_Toc233362484"/>
                       <w:r>
                         <w:t xml:space="preserve">Figura </w:t>
                       </w:r>
@@ -13544,7 +12638,7 @@
                       <w:r>
                         <w:t xml:space="preserve"> - Modelo ER</w:t>
                       </w:r>
-                      <w:bookmarkEnd w:id="34"/>
+                      <w:bookmarkEnd w:id="36"/>
                     </w:p>
                   </w:txbxContent>
                 </v:textbox>
@@ -13720,7 +12814,7 @@
         <w:pStyle w:val="Legenda"/>
         <w:keepNext/>
       </w:pPr>
-      <w:bookmarkStart w:id="35" w:name="_Toc227164715"/>
+      <w:bookmarkStart w:id="37" w:name="_Toc233362483"/>
       <w:r>
         <w:t xml:space="preserve">Tabela </w:t>
       </w:r>
@@ -13746,7 +12840,7 @@
       <w:r>
         <w:t xml:space="preserve"> - Ficheiros Auxiliares</w:t>
       </w:r>
-      <w:bookmarkEnd w:id="35"/>
+      <w:bookmarkEnd w:id="37"/>
     </w:p>
     <w:tbl>
       <w:tblPr>
@@ -14166,14 +13260,11 @@
         <w:jc w:val="center"/>
       </w:pPr>
       <w:r>
-        <w:rPr>
-          <w:noProof/>
-        </w:rPr>
         <w:drawing>
-          <wp:inline distT="0" distB="0" distL="0" distR="0" wp14:anchorId="687FBFA9" wp14:editId="0F4F37C3">
-            <wp:extent cx="2331733" cy="6840550"/>
+          <wp:inline distT="0" distB="0" distL="0" distR="0" wp14:anchorId="405A2282" wp14:editId="5CEAA147">
+            <wp:extent cx="2560542" cy="6866215"/>
             <wp:effectExtent l="0" t="0" r="0" b="0"/>
-            <wp:docPr id="849952799" name="Imagem 1"/>
+            <wp:docPr id="1853395797" name="Imagem 1"/>
             <wp:cNvGraphicFramePr>
               <a:graphicFrameLocks xmlns:a="http://schemas.openxmlformats.org/drawingml/2006/main" noChangeAspect="1"/>
             </wp:cNvGraphicFramePr>
@@ -14181,7 +13272,7 @@
               <a:graphicData uri="http://schemas.openxmlformats.org/drawingml/2006/picture">
                 <pic:pic xmlns:pic="http://schemas.openxmlformats.org/drawingml/2006/picture">
                   <pic:nvPicPr>
-                    <pic:cNvPr id="849952799" name=""/>
+                    <pic:cNvPr id="1853395797" name=""/>
                     <pic:cNvPicPr/>
                   </pic:nvPicPr>
                   <pic:blipFill>
@@ -14193,7 +13284,7 @@
                   <pic:spPr>
                     <a:xfrm>
                       <a:off x="0" y="0"/>
-                      <a:ext cx="2376282" cy="6971243"/>
+                      <a:ext cx="2560542" cy="6866215"/>
                     </a:xfrm>
                     <a:prstGeom prst="rect">
                       <a:avLst/>
@@ -14210,7 +13301,7 @@
       <w:pPr>
         <w:pStyle w:val="Legenda"/>
       </w:pPr>
-      <w:bookmarkStart w:id="36" w:name="_Toc226153301"/>
+      <w:bookmarkStart w:id="38" w:name="_Toc233362485"/>
       <w:r>
         <w:t xml:space="preserve">Figura </w:t>
       </w:r>
@@ -14236,7 +13327,7 @@
       <w:r>
         <w:t xml:space="preserve"> - Estrutura de Ficheiros do Projeto</w:t>
       </w:r>
-      <w:bookmarkEnd w:id="36"/>
+      <w:bookmarkEnd w:id="38"/>
     </w:p>
     <w:p/>
     <w:p>
@@ -14246,7 +13337,7 @@
           <w:lang w:val="pt-PT"/>
         </w:rPr>
       </w:pPr>
-      <w:bookmarkStart w:id="37" w:name="_Toc227164692"/>
+      <w:bookmarkStart w:id="39" w:name="_Toc233362500"/>
       <w:r>
         <w:rPr>
           <w:lang w:val="pt-PT"/>
@@ -14266,7 +13357,7 @@
         </w:rPr>
         <w:t>este</w:t>
       </w:r>
-      <w:bookmarkEnd w:id="37"/>
+      <w:bookmarkEnd w:id="39"/>
     </w:p>
     <w:p>
       <w:pPr>
@@ -15116,8 +14207,8 @@
           <w:lang w:val="pt-PT"/>
         </w:rPr>
       </w:pPr>
-      <w:bookmarkStart w:id="38" w:name="_Toc467859562"/>
-      <w:bookmarkStart w:id="39" w:name="_Toc227164693"/>
+      <w:bookmarkStart w:id="40" w:name="_Toc467859562"/>
+      <w:bookmarkStart w:id="41" w:name="_Toc233362501"/>
       <w:r>
         <w:rPr>
           <w:rFonts w:cstheme="minorHAnsi"/>
@@ -15126,7 +14217,7 @@
         <w:lastRenderedPageBreak/>
         <w:t>Concl</w:t>
       </w:r>
-      <w:bookmarkEnd w:id="38"/>
+      <w:bookmarkEnd w:id="40"/>
       <w:r>
         <w:rPr>
           <w:rFonts w:cstheme="minorHAnsi"/>
@@ -15134,7 +14225,7 @@
         </w:rPr>
         <w:t>usões</w:t>
       </w:r>
-      <w:bookmarkEnd w:id="39"/>
+      <w:bookmarkEnd w:id="41"/>
     </w:p>
     <w:p>
       <w:pPr>
@@ -15184,7 +14275,7 @@
           <w:lang w:val="pt-PT"/>
         </w:rPr>
       </w:pPr>
-      <w:bookmarkStart w:id="40" w:name="_Toc227164694"/>
+      <w:bookmarkStart w:id="42" w:name="_Toc233362502"/>
       <w:r>
         <w:rPr>
           <w:rFonts w:cstheme="minorHAnsi"/>
@@ -15192,7 +14283,7 @@
         </w:rPr>
         <w:t>Forças</w:t>
       </w:r>
-      <w:bookmarkEnd w:id="40"/>
+      <w:bookmarkEnd w:id="42"/>
     </w:p>
     <w:p>
       <w:r>
@@ -15225,7 +14316,7 @@
           <w:lang w:val="pt-PT"/>
         </w:rPr>
       </w:pPr>
-      <w:bookmarkStart w:id="41" w:name="_Toc227164695"/>
+      <w:bookmarkStart w:id="43" w:name="_Toc233362503"/>
       <w:r>
         <w:rPr>
           <w:rFonts w:cstheme="minorHAnsi"/>
@@ -15240,7 +14331,7 @@
         </w:rPr>
         <w:t>ções</w:t>
       </w:r>
-      <w:bookmarkEnd w:id="41"/>
+      <w:bookmarkEnd w:id="43"/>
     </w:p>
     <w:p>
       <w:r>
@@ -15258,7 +14349,7 @@
           <w:lang w:val="pt-PT"/>
         </w:rPr>
       </w:pPr>
-      <w:bookmarkStart w:id="42" w:name="_Toc227164696"/>
+      <w:bookmarkStart w:id="44" w:name="_Toc233362504"/>
       <w:r>
         <w:rPr>
           <w:rFonts w:cstheme="minorHAnsi"/>
@@ -15280,7 +14371,7 @@
         </w:rPr>
         <w:t>uturo</w:t>
       </w:r>
-      <w:bookmarkEnd w:id="42"/>
+      <w:bookmarkEnd w:id="44"/>
     </w:p>
     <w:p>
       <w:pPr>
@@ -15353,8 +14444,8 @@
           <w:lang w:val="pt-PT"/>
         </w:rPr>
       </w:pPr>
-      <w:bookmarkStart w:id="43" w:name="_Hlk61991188"/>
-      <w:bookmarkStart w:id="44" w:name="_Toc227164697"/>
+      <w:bookmarkStart w:id="45" w:name="_Hlk61991188"/>
+      <w:bookmarkStart w:id="46" w:name="_Toc233362505"/>
       <w:r>
         <w:rPr>
           <w:rFonts w:cstheme="minorHAnsi"/>
@@ -15363,8 +14454,8 @@
         <w:lastRenderedPageBreak/>
         <w:t>Referências</w:t>
       </w:r>
-      <w:bookmarkEnd w:id="43"/>
-      <w:bookmarkEnd w:id="44"/>
+      <w:bookmarkEnd w:id="45"/>
+      <w:bookmarkEnd w:id="46"/>
     </w:p>
     <w:p>
       <w:pPr>
@@ -15373,14 +14464,14 @@
           <w:lang w:val="pt-PT"/>
         </w:rPr>
       </w:pPr>
-      <w:bookmarkStart w:id="45" w:name="_Toc227164698"/>
+      <w:bookmarkStart w:id="47" w:name="_Toc233362506"/>
       <w:r>
         <w:rPr>
           <w:lang w:val="pt-PT"/>
         </w:rPr>
         <w:t>Lista de Referências</w:t>
       </w:r>
-      <w:bookmarkEnd w:id="45"/>
+      <w:bookmarkEnd w:id="47"/>
     </w:p>
     <w:p>
       <w:pPr>
@@ -15622,6 +14713,33 @@
       </w:r>
       <w:r>
         <w:t>. [Em linha]. Disponível em: https://desktop.github.com/download/</w:t>
+      </w:r>
+      <w:r>
+        <w:br/>
+      </w:r>
+    </w:p>
+    <w:p>
+      <w:pPr>
+        <w:tabs>
+          <w:tab w:val="center" w:pos="4252"/>
+        </w:tabs>
+      </w:pPr>
+      <w:r>
+        <w:t xml:space="preserve">Para o serviço email recorremos ao </w:t>
+      </w:r>
+      <w:r>
+        <w:tab/>
+      </w:r>
+      <w:hyperlink r:id="rId21" w:history="1">
+        <w:r>
+          <w:rPr>
+            <w:rStyle w:val="Hiperligao"/>
+          </w:rPr>
+          <w:t>https://mkyong.com/java/javamail-api-sending-email-via-gmail-smtp-example/</w:t>
+        </w:r>
+      </w:hyperlink>
+      <w:r>
+        <w:t xml:space="preserve"> e adaptamos ao nosso caso. </w:t>
       </w:r>
     </w:p>
     <w:p>
@@ -15651,7 +14769,7 @@
           <w:lang w:val="pt-PT"/>
         </w:rPr>
       </w:pPr>
-      <w:bookmarkStart w:id="46" w:name="_Toc227164699"/>
+      <w:bookmarkStart w:id="48" w:name="_Toc233362507"/>
       <w:r>
         <w:rPr>
           <w:rFonts w:cstheme="minorHAnsi"/>
@@ -15660,7 +14778,7 @@
         <w:lastRenderedPageBreak/>
         <w:t>Anexos</w:t>
       </w:r>
-      <w:bookmarkEnd w:id="46"/>
+      <w:bookmarkEnd w:id="48"/>
     </w:p>
     <w:p>
       <w:pPr>
@@ -15794,6 +14912,7 @@
         <w:docPartUnique/>
       </w:docPartObj>
     </w:sdtPr>
+    <w:sdtEndPr/>
     <w:sdtContent>
       <w:p>
         <w:pPr>
@@ -26787,7 +25906,14 @@
         <w:rFonts w:cstheme="minorHAnsi"/>
         <w:sz w:val="20"/>
       </w:rPr>
-      <w:t>Periódica 1</w:t>
+      <w:t xml:space="preserve">Periódica </w:t>
+    </w:r>
+    <w:r>
+      <w:rPr>
+        <w:rFonts w:cstheme="minorHAnsi"/>
+        <w:sz w:val="20"/>
+      </w:rPr>
+      <w:t>3</w:t>
     </w:r>
   </w:p>
   <w:p>
@@ -26959,7 +26085,14 @@
         <w:rFonts w:cstheme="minorHAnsi"/>
         <w:sz w:val="20"/>
       </w:rPr>
-      <w:t>Periódica 1</w:t>
+      <w:t xml:space="preserve">Periódica </w:t>
+    </w:r>
+    <w:r>
+      <w:rPr>
+        <w:rFonts w:cstheme="minorHAnsi"/>
+        <w:sz w:val="20"/>
+      </w:rPr>
+      <w:t>3</w:t>
     </w:r>
   </w:p>
   <w:p>

--- a/LEI_Progamação_Aplicada_2026_AP3_RelatórioFinal_André-Santiago&Hugo-Nobre_2026-06-19.docx
+++ b/LEI_Progamação_Aplicada_2026_AP3_RelatórioFinal_André-Santiago&Hugo-Nobre_2026-06-19.docx
@@ -973,7 +973,6 @@
           <w:docPartUnique/>
         </w:docPartObj>
       </w:sdtPr>
-      <w:sdtEndPr/>
       <w:sdtContent>
         <w:p>
           <w:pPr>
@@ -5964,11 +5963,12 @@
             <w:hideMark/>
           </w:tcPr>
           <w:p>
-            <w:proofErr w:type="spellStart"/>
             <w:r>
               <w:t>Git</w:t>
             </w:r>
-            <w:proofErr w:type="spellEnd"/>
+            <w:r>
+              <w:t>Hub Desktop</w:t>
+            </w:r>
             <w:r>
               <w:fldChar w:fldCharType="begin"/>
             </w:r>
@@ -6989,7 +6989,13 @@
           </w:tcPr>
           <w:p>
             <w:r>
-              <w:t>Validações.java</w:t>
+              <w:t>Valida</w:t>
+            </w:r>
+            <w:r>
+              <w:t>co</w:t>
+            </w:r>
+            <w:r>
+              <w:t>es.java</w:t>
             </w:r>
           </w:p>
         </w:tc>
@@ -11910,8 +11916,8 @@
         <w:tblLook w:val="04A0" w:firstRow="1" w:lastRow="0" w:firstColumn="1" w:lastColumn="0" w:noHBand="0" w:noVBand="1"/>
       </w:tblPr>
       <w:tblGrid>
-        <w:gridCol w:w="2996"/>
-        <w:gridCol w:w="5498"/>
+        <w:gridCol w:w="2650"/>
+        <w:gridCol w:w="5844"/>
       </w:tblGrid>
       <w:tr>
         <w:trPr>
@@ -12207,7 +12213,7 @@
                 <w:b/>
                 <w:bCs/>
               </w:rPr>
-              <w:t>PECA</w:t>
+              <w:t>NOTIFICACAO</w:t>
             </w:r>
           </w:p>
         </w:tc>
@@ -12226,7 +12232,7 @@
               <w:rPr>
                 <w:rFonts w:cstheme="minorHAnsi"/>
               </w:rPr>
-              <w:t>Peças em armazém com controlo de stock</w:t>
+              <w:t>Notificações do sistema — FK para UTILIZADOR (destinatário)</w:t>
             </w:r>
           </w:p>
         </w:tc>
@@ -12249,7 +12255,7 @@
                 <w:b/>
                 <w:bCs/>
               </w:rPr>
-              <w:t>REPARACAO_PECA</w:t>
+              <w:t>LOGS</w:t>
             </w:r>
           </w:p>
         </w:tc>
@@ -12268,7 +12274,19 @@
               <w:rPr>
                 <w:rFonts w:cstheme="minorHAnsi"/>
               </w:rPr>
-              <w:t>Tabela associativa entre reparações e peças (quantidade usada)</w:t>
+              <w:t xml:space="preserve">Registos de auditoria (data, hora, utilizador, </w:t>
+            </w:r>
+            <w:r>
+              <w:rPr>
+                <w:rFonts w:cstheme="minorHAnsi"/>
+              </w:rPr>
+              <w:t>ação</w:t>
+            </w:r>
+            <w:r>
+              <w:rPr>
+                <w:rFonts w:cstheme="minorHAnsi"/>
+              </w:rPr>
+              <w:t>)</w:t>
             </w:r>
           </w:p>
         </w:tc>
@@ -12291,144 +12309,6 @@
                 <w:b/>
                 <w:bCs/>
               </w:rPr>
-              <w:t>TESTE_OPERACIONALIDADE</w:t>
-            </w:r>
-          </w:p>
-        </w:tc>
-        <w:tc>
-          <w:tcPr>
-            <w:tcW w:w="0" w:type="auto"/>
-            <w:hideMark/>
-          </w:tcPr>
-          <w:p>
-            <w:pPr>
-              <w:rPr>
-                <w:rFonts w:cstheme="minorHAnsi"/>
-              </w:rPr>
-            </w:pPr>
-            <w:r>
-              <w:rPr>
-                <w:rFonts w:cstheme="minorHAnsi"/>
-              </w:rPr>
-              <w:t>Testes realizados durante reparações — FK para REPARACAO</w:t>
-            </w:r>
-          </w:p>
-        </w:tc>
-      </w:tr>
-      <w:tr>
-        <w:tc>
-          <w:tcPr>
-            <w:tcW w:w="0" w:type="auto"/>
-            <w:hideMark/>
-          </w:tcPr>
-          <w:p>
-            <w:pPr>
-              <w:rPr>
-                <w:rFonts w:cstheme="minorHAnsi"/>
-              </w:rPr>
-            </w:pPr>
-            <w:r>
-              <w:rPr>
-                <w:rFonts w:cstheme="minorHAnsi"/>
-                <w:b/>
-                <w:bCs/>
-              </w:rPr>
-              <w:t>NOTIFICACAO</w:t>
-            </w:r>
-          </w:p>
-        </w:tc>
-        <w:tc>
-          <w:tcPr>
-            <w:tcW w:w="0" w:type="auto"/>
-            <w:hideMark/>
-          </w:tcPr>
-          <w:p>
-            <w:pPr>
-              <w:rPr>
-                <w:rFonts w:cstheme="minorHAnsi"/>
-              </w:rPr>
-            </w:pPr>
-            <w:r>
-              <w:rPr>
-                <w:rFonts w:cstheme="minorHAnsi"/>
-              </w:rPr>
-              <w:t>Notificações do sistema — FK para UTILIZADOR (destinatário)</w:t>
-            </w:r>
-          </w:p>
-        </w:tc>
-      </w:tr>
-      <w:tr>
-        <w:tc>
-          <w:tcPr>
-            <w:tcW w:w="0" w:type="auto"/>
-            <w:hideMark/>
-          </w:tcPr>
-          <w:p>
-            <w:pPr>
-              <w:rPr>
-                <w:rFonts w:cstheme="minorHAnsi"/>
-              </w:rPr>
-            </w:pPr>
-            <w:r>
-              <w:rPr>
-                <w:rFonts w:cstheme="minorHAnsi"/>
-                <w:b/>
-                <w:bCs/>
-              </w:rPr>
-              <w:t>LOGS</w:t>
-            </w:r>
-          </w:p>
-        </w:tc>
-        <w:tc>
-          <w:tcPr>
-            <w:tcW w:w="0" w:type="auto"/>
-            <w:hideMark/>
-          </w:tcPr>
-          <w:p>
-            <w:pPr>
-              <w:rPr>
-                <w:rFonts w:cstheme="minorHAnsi"/>
-              </w:rPr>
-            </w:pPr>
-            <w:r>
-              <w:rPr>
-                <w:rFonts w:cstheme="minorHAnsi"/>
-              </w:rPr>
-              <w:t xml:space="preserve">Registos de auditoria (data, hora, utilizador, </w:t>
-            </w:r>
-            <w:r>
-              <w:rPr>
-                <w:rFonts w:cstheme="minorHAnsi"/>
-              </w:rPr>
-              <w:t>ação</w:t>
-            </w:r>
-            <w:r>
-              <w:rPr>
-                <w:rFonts w:cstheme="minorHAnsi"/>
-              </w:rPr>
-              <w:t>)</w:t>
-            </w:r>
-          </w:p>
-        </w:tc>
-      </w:tr>
-      <w:tr>
-        <w:tc>
-          <w:tcPr>
-            <w:tcW w:w="0" w:type="auto"/>
-            <w:hideMark/>
-          </w:tcPr>
-          <w:p>
-            <w:pPr>
-              <w:rPr>
-                <w:rFonts w:cstheme="minorHAnsi"/>
-              </w:rPr>
-            </w:pPr>
-            <w:r>
-              <w:rPr>
-                <w:rFonts w:cstheme="minorHAnsi"/>
-                <w:b/>
-                <w:bCs/>
-              </w:rPr>
               <w:t>REPARACAO_REJEITADA</w:t>
             </w:r>
           </w:p>
@@ -12485,13 +12365,6 @@
     </w:p>
     <w:p>
       <w:pPr>
-        <w:rPr>
-          <w:rFonts w:cstheme="minorHAnsi"/>
-        </w:rPr>
-      </w:pPr>
-    </w:p>
-    <w:p>
-      <w:pPr>
         <w:jc w:val="center"/>
         <w:rPr>
           <w:rFonts w:cstheme="minorHAnsi"/>
@@ -12508,6 +12381,7 @@
         <w:rPr>
           <w:noProof/>
         </w:rPr>
+        <w:lastRenderedPageBreak/>
         <mc:AlternateContent>
           <mc:Choice Requires="wps">
             <w:drawing>
@@ -12653,10 +12527,10 @@
           <w:noProof/>
         </w:rPr>
         <w:drawing>
-          <wp:inline distT="0" distB="0" distL="0" distR="0" wp14:anchorId="29CF3FB8" wp14:editId="3F384423">
-            <wp:extent cx="8741026" cy="5081551"/>
-            <wp:effectExtent l="0" t="0" r="3175" b="5080"/>
-            <wp:docPr id="515650621" name="Imagem 1"/>
+          <wp:inline distT="0" distB="0" distL="0" distR="0" wp14:anchorId="2CD6DE47" wp14:editId="12298BC5">
+            <wp:extent cx="8891270" cy="5243830"/>
+            <wp:effectExtent l="0" t="0" r="5080" b="0"/>
+            <wp:docPr id="1325329736" name="Imagem 1"/>
             <wp:cNvGraphicFramePr>
               <a:graphicFrameLocks xmlns:a="http://schemas.openxmlformats.org/drawingml/2006/main" noChangeAspect="1"/>
             </wp:cNvGraphicFramePr>
@@ -12664,7 +12538,7 @@
               <a:graphicData uri="http://schemas.openxmlformats.org/drawingml/2006/picture">
                 <pic:pic xmlns:pic="http://schemas.openxmlformats.org/drawingml/2006/picture">
                   <pic:nvPicPr>
-                    <pic:cNvPr id="515650621" name=""/>
+                    <pic:cNvPr id="1325329736" name=""/>
                     <pic:cNvPicPr/>
                   </pic:nvPicPr>
                   <pic:blipFill>
@@ -12676,7 +12550,7 @@
                   <pic:spPr>
                     <a:xfrm>
                       <a:off x="0" y="0"/>
-                      <a:ext cx="8764334" cy="5095101"/>
+                      <a:ext cx="8891270" cy="5243830"/>
                     </a:xfrm>
                     <a:prstGeom prst="rect">
                       <a:avLst/>
@@ -13260,6 +13134,9 @@
         <w:jc w:val="center"/>
       </w:pPr>
       <w:r>
+        <w:rPr>
+          <w:noProof/>
+        </w:rPr>
         <w:drawing>
           <wp:inline distT="0" distB="0" distL="0" distR="0" wp14:anchorId="405A2282" wp14:editId="5CEAA147">
             <wp:extent cx="2560542" cy="6866215"/>
@@ -13514,30 +13391,6 @@
         <w:rPr>
           <w:rFonts w:cstheme="minorHAnsi"/>
         </w:rPr>
-        <w:t>Testes de autenticação e gestão de contas</w:t>
-      </w:r>
-      <w:r>
-        <w:rPr>
-          <w:rFonts w:cstheme="minorHAnsi"/>
-        </w:rPr>
-        <w:t>.</w:t>
-      </w:r>
-    </w:p>
-    <w:p>
-      <w:pPr>
-        <w:pStyle w:val="PargrafodaLista"/>
-        <w:numPr>
-          <w:ilvl w:val="0"/>
-          <w:numId w:val="6"/>
-        </w:numPr>
-        <w:rPr>
-          <w:rFonts w:cstheme="minorHAnsi"/>
-        </w:rPr>
-      </w:pPr>
-      <w:r>
-        <w:rPr>
-          <w:rFonts w:cstheme="minorHAnsi"/>
-        </w:rPr>
         <w:t>Navegações entre os painéis consoante</w:t>
       </w:r>
       <w:r>
@@ -14476,8 +14329,9 @@
     <w:p>
       <w:pPr>
         <w:pStyle w:val="Bibliografia"/>
-        <w:ind w:left="0" w:firstLine="0"/>
-        <w:jc w:val="left"/>
+        <w:rPr>
+          <w:rFonts w:ascii="Calibri" w:hAnsi="Calibri" w:cs="Calibri"/>
+        </w:rPr>
       </w:pPr>
       <w:r>
         <w:fldChar w:fldCharType="begin"/>
@@ -14489,233 +14343,372 @@
         <w:fldChar w:fldCharType="separate"/>
       </w:r>
       <w:r>
-        <w:fldChar w:fldCharType="begin"/>
-      </w:r>
-      <w:r>
-        <w:instrText xml:space="preserve"> INCLUDETEXT "C:\\Users\\HP\\AppData\\Local\\Temp\\ZOT4E17.tmp" \c MSRTF </w:instrText>
-      </w:r>
-      <w:r>
-        <w:instrText xml:space="preserve"> \* MERGEFORMAT </w:instrText>
-      </w:r>
-      <w:r>
-        <w:fldChar w:fldCharType="separate"/>
-      </w:r>
-      <w:r>
+        <w:rPr>
+          <w:rFonts w:ascii="Calibri" w:hAnsi="Calibri" w:cs="Calibri"/>
+        </w:rPr>
         <w:t>[1]</w:t>
       </w:r>
       <w:r>
+        <w:rPr>
+          <w:rFonts w:ascii="Calibri" w:hAnsi="Calibri" w:cs="Calibri"/>
+        </w:rPr>
         <w:tab/>
       </w:r>
       <w:r>
         <w:rPr>
+          <w:rFonts w:ascii="Calibri" w:hAnsi="Calibri" w:cs="Calibri"/>
           <w:i/>
           <w:iCs/>
         </w:rPr>
         <w:t>Java</w:t>
       </w:r>
       <w:r>
+        <w:rPr>
+          <w:rFonts w:ascii="Calibri" w:hAnsi="Calibri" w:cs="Calibri"/>
+        </w:rPr>
         <w:t>. [Em linha]. Disponível em: https://www.java.com/pt-BR/</w:t>
       </w:r>
     </w:p>
     <w:p>
       <w:pPr>
         <w:pStyle w:val="Bibliografia"/>
-        <w:jc w:val="left"/>
-      </w:pPr>
-      <w:r>
+        <w:rPr>
+          <w:rFonts w:ascii="Calibri" w:hAnsi="Calibri" w:cs="Calibri"/>
+        </w:rPr>
+      </w:pPr>
+      <w:r>
+        <w:rPr>
+          <w:rFonts w:ascii="Calibri" w:hAnsi="Calibri" w:cs="Calibri"/>
+        </w:rPr>
         <w:t>[2]</w:t>
       </w:r>
       <w:r>
+        <w:rPr>
+          <w:rFonts w:ascii="Calibri" w:hAnsi="Calibri" w:cs="Calibri"/>
+        </w:rPr>
         <w:tab/>
       </w:r>
       <w:r>
         <w:rPr>
+          <w:rFonts w:ascii="Calibri" w:hAnsi="Calibri" w:cs="Calibri"/>
           <w:i/>
           <w:iCs/>
         </w:rPr>
         <w:t>Java Swing</w:t>
       </w:r>
       <w:r>
+        <w:rPr>
+          <w:rFonts w:ascii="Calibri" w:hAnsi="Calibri" w:cs="Calibri"/>
+        </w:rPr>
         <w:t>. [Em linha]. Disponível em: https://docs.oracle.com/javase/8/docs/api/javax/swing/package-summary.html</w:t>
       </w:r>
     </w:p>
     <w:p>
       <w:pPr>
         <w:pStyle w:val="Bibliografia"/>
-        <w:jc w:val="left"/>
-      </w:pPr>
-      <w:r>
+        <w:rPr>
+          <w:rFonts w:ascii="Calibri" w:hAnsi="Calibri" w:cs="Calibri"/>
+        </w:rPr>
+      </w:pPr>
+      <w:r>
+        <w:rPr>
+          <w:rFonts w:ascii="Calibri" w:hAnsi="Calibri" w:cs="Calibri"/>
+        </w:rPr>
         <w:t>[3]</w:t>
       </w:r>
       <w:r>
+        <w:rPr>
+          <w:rFonts w:ascii="Calibri" w:hAnsi="Calibri" w:cs="Calibri"/>
+        </w:rPr>
         <w:tab/>
       </w:r>
-      <w:r>
-        <w:rPr>
+      <w:proofErr w:type="spellStart"/>
+      <w:r>
+        <w:rPr>
+          <w:rFonts w:ascii="Calibri" w:hAnsi="Calibri" w:cs="Calibri"/>
           <w:i/>
           <w:iCs/>
         </w:rPr>
         <w:t>MySQL</w:t>
       </w:r>
-      <w:r>
+      <w:proofErr w:type="spellEnd"/>
+      <w:r>
+        <w:rPr>
+          <w:rFonts w:ascii="Calibri" w:hAnsi="Calibri" w:cs="Calibri"/>
+        </w:rPr>
         <w:t>. [Em linha]. Disponível em: https://www.mysql.com/</w:t>
       </w:r>
     </w:p>
     <w:p>
       <w:pPr>
         <w:pStyle w:val="Bibliografia"/>
-        <w:jc w:val="left"/>
-      </w:pPr>
-      <w:r>
+        <w:rPr>
+          <w:rFonts w:ascii="Calibri" w:hAnsi="Calibri" w:cs="Calibri"/>
+        </w:rPr>
+      </w:pPr>
+      <w:r>
+        <w:rPr>
+          <w:rFonts w:ascii="Calibri" w:hAnsi="Calibri" w:cs="Calibri"/>
+        </w:rPr>
         <w:t>[4]</w:t>
       </w:r>
       <w:r>
+        <w:rPr>
+          <w:rFonts w:ascii="Calibri" w:hAnsi="Calibri" w:cs="Calibri"/>
+        </w:rPr>
         <w:tab/>
       </w:r>
       <w:r>
         <w:rPr>
+          <w:rFonts w:ascii="Calibri" w:hAnsi="Calibri" w:cs="Calibri"/>
           <w:i/>
           <w:iCs/>
         </w:rPr>
         <w:t>JDBC</w:t>
       </w:r>
       <w:r>
+        <w:rPr>
+          <w:rFonts w:ascii="Calibri" w:hAnsi="Calibri" w:cs="Calibri"/>
+        </w:rPr>
         <w:t>. [Em linha]. Disponível em: https://docs.oracle.com/javase/tutorial/jdbc/index.html</w:t>
       </w:r>
     </w:p>
     <w:p>
       <w:pPr>
         <w:pStyle w:val="Bibliografia"/>
-        <w:jc w:val="left"/>
-      </w:pPr>
-      <w:r>
+        <w:rPr>
+          <w:rFonts w:ascii="Calibri" w:hAnsi="Calibri" w:cs="Calibri"/>
+        </w:rPr>
+      </w:pPr>
+      <w:r>
+        <w:rPr>
+          <w:rFonts w:ascii="Calibri" w:hAnsi="Calibri" w:cs="Calibri"/>
+        </w:rPr>
         <w:t>[5]</w:t>
       </w:r>
       <w:r>
+        <w:rPr>
+          <w:rFonts w:ascii="Calibri" w:hAnsi="Calibri" w:cs="Calibri"/>
+        </w:rPr>
         <w:tab/>
       </w:r>
-      <w:r>
-        <w:rPr>
+      <w:proofErr w:type="spellStart"/>
+      <w:r>
+        <w:rPr>
+          <w:rFonts w:ascii="Calibri" w:hAnsi="Calibri" w:cs="Calibri"/>
           <w:i/>
           <w:iCs/>
         </w:rPr>
         <w:t>Flatlaf</w:t>
       </w:r>
-      <w:r>
+      <w:proofErr w:type="spellEnd"/>
+      <w:r>
+        <w:rPr>
+          <w:rFonts w:ascii="Calibri" w:hAnsi="Calibri" w:cs="Calibri"/>
+        </w:rPr>
         <w:t>. [Em linha]. Disponível em: https://www.formdev.com/flatlaf/</w:t>
       </w:r>
     </w:p>
     <w:p>
       <w:pPr>
         <w:pStyle w:val="Bibliografia"/>
-        <w:jc w:val="left"/>
-      </w:pPr>
-      <w:r>
+        <w:rPr>
+          <w:rFonts w:ascii="Calibri" w:hAnsi="Calibri" w:cs="Calibri"/>
+        </w:rPr>
+      </w:pPr>
+      <w:r>
+        <w:rPr>
+          <w:rFonts w:ascii="Calibri" w:hAnsi="Calibri" w:cs="Calibri"/>
+        </w:rPr>
         <w:t>[6]</w:t>
       </w:r>
       <w:r>
+        <w:rPr>
+          <w:rFonts w:ascii="Calibri" w:hAnsi="Calibri" w:cs="Calibri"/>
+        </w:rPr>
         <w:tab/>
       </w:r>
       <w:r>
         <w:rPr>
+          <w:rFonts w:ascii="Calibri" w:hAnsi="Calibri" w:cs="Calibri"/>
           <w:i/>
           <w:iCs/>
         </w:rPr>
         <w:t>Java Mail</w:t>
       </w:r>
       <w:r>
+        <w:rPr>
+          <w:rFonts w:ascii="Calibri" w:hAnsi="Calibri" w:cs="Calibri"/>
+        </w:rPr>
         <w:t>.</w:t>
       </w:r>
     </w:p>
     <w:p>
       <w:pPr>
         <w:pStyle w:val="Bibliografia"/>
-        <w:jc w:val="left"/>
-      </w:pPr>
-      <w:r>
+        <w:rPr>
+          <w:rFonts w:ascii="Calibri" w:hAnsi="Calibri" w:cs="Calibri"/>
+        </w:rPr>
+      </w:pPr>
+      <w:r>
+        <w:rPr>
+          <w:rFonts w:ascii="Calibri" w:hAnsi="Calibri" w:cs="Calibri"/>
+        </w:rPr>
         <w:t>[7]</w:t>
       </w:r>
       <w:r>
+        <w:rPr>
+          <w:rFonts w:ascii="Calibri" w:hAnsi="Calibri" w:cs="Calibri"/>
+        </w:rPr>
         <w:tab/>
       </w:r>
-      <w:r>
-        <w:rPr>
+      <w:proofErr w:type="spellStart"/>
+      <w:r>
+        <w:rPr>
+          <w:rFonts w:ascii="Calibri" w:hAnsi="Calibri" w:cs="Calibri"/>
           <w:i/>
           <w:iCs/>
         </w:rPr>
         <w:t>PowerDesigner</w:t>
       </w:r>
-      <w:r>
+      <w:proofErr w:type="spellEnd"/>
+      <w:r>
+        <w:rPr>
+          <w:rFonts w:ascii="Calibri" w:hAnsi="Calibri" w:cs="Calibri"/>
+        </w:rPr>
         <w:t>. [Em linha]. Disponível em: https://www.powerdesigner.biz/</w:t>
       </w:r>
     </w:p>
     <w:p>
       <w:pPr>
         <w:pStyle w:val="Bibliografia"/>
-        <w:jc w:val="left"/>
-      </w:pPr>
-      <w:r>
+        <w:rPr>
+          <w:rFonts w:ascii="Calibri" w:hAnsi="Calibri" w:cs="Calibri"/>
+        </w:rPr>
+      </w:pPr>
+      <w:r>
+        <w:rPr>
+          <w:rFonts w:ascii="Calibri" w:hAnsi="Calibri" w:cs="Calibri"/>
+        </w:rPr>
         <w:t>[8]</w:t>
       </w:r>
       <w:r>
+        <w:rPr>
+          <w:rFonts w:ascii="Calibri" w:hAnsi="Calibri" w:cs="Calibri"/>
+        </w:rPr>
         <w:tab/>
       </w:r>
-      <w:r>
-        <w:rPr>
+      <w:proofErr w:type="spellStart"/>
+      <w:r>
+        <w:rPr>
+          <w:rFonts w:ascii="Calibri" w:hAnsi="Calibri" w:cs="Calibri"/>
           <w:i/>
           <w:iCs/>
         </w:rPr>
         <w:t>HeidiSQL</w:t>
       </w:r>
-      <w:r>
+      <w:proofErr w:type="spellEnd"/>
+      <w:r>
+        <w:rPr>
+          <w:rFonts w:ascii="Calibri" w:hAnsi="Calibri" w:cs="Calibri"/>
+        </w:rPr>
         <w:t>. [Em linha]. Disponível em: https://www.heidisql.com/download.php</w:t>
       </w:r>
     </w:p>
     <w:p>
       <w:pPr>
         <w:pStyle w:val="Bibliografia"/>
-        <w:jc w:val="left"/>
-      </w:pPr>
-      <w:r>
+        <w:rPr>
+          <w:rFonts w:ascii="Calibri" w:hAnsi="Calibri" w:cs="Calibri"/>
+        </w:rPr>
+      </w:pPr>
+      <w:r>
+        <w:rPr>
+          <w:rFonts w:ascii="Calibri" w:hAnsi="Calibri" w:cs="Calibri"/>
+        </w:rPr>
         <w:t>[9]</w:t>
       </w:r>
       <w:r>
+        <w:rPr>
+          <w:rFonts w:ascii="Calibri" w:hAnsi="Calibri" w:cs="Calibri"/>
+        </w:rPr>
         <w:tab/>
       </w:r>
       <w:r>
         <w:rPr>
+          <w:rFonts w:ascii="Calibri" w:hAnsi="Calibri" w:cs="Calibri"/>
           <w:i/>
           <w:iCs/>
         </w:rPr>
-        <w:t>Visual Studio Code</w:t>
-      </w:r>
-      <w:r>
+        <w:t xml:space="preserve">Visual </w:t>
+      </w:r>
+      <w:proofErr w:type="spellStart"/>
+      <w:r>
+        <w:rPr>
+          <w:rFonts w:ascii="Calibri" w:hAnsi="Calibri" w:cs="Calibri"/>
+          <w:i/>
+          <w:iCs/>
+        </w:rPr>
+        <w:t>Studio</w:t>
+      </w:r>
+      <w:proofErr w:type="spellEnd"/>
+      <w:r>
+        <w:rPr>
+          <w:rFonts w:ascii="Calibri" w:hAnsi="Calibri" w:cs="Calibri"/>
+          <w:i/>
+          <w:iCs/>
+        </w:rPr>
+        <w:t xml:space="preserve"> </w:t>
+      </w:r>
+      <w:proofErr w:type="spellStart"/>
+      <w:r>
+        <w:rPr>
+          <w:rFonts w:ascii="Calibri" w:hAnsi="Calibri" w:cs="Calibri"/>
+          <w:i/>
+          <w:iCs/>
+        </w:rPr>
+        <w:t>Code</w:t>
+      </w:r>
+      <w:proofErr w:type="spellEnd"/>
+      <w:r>
+        <w:rPr>
+          <w:rFonts w:ascii="Calibri" w:hAnsi="Calibri" w:cs="Calibri"/>
+        </w:rPr>
         <w:t>. [Em linha]. Disponível em: https://code.visualstudio.com/download</w:t>
       </w:r>
     </w:p>
     <w:p>
       <w:pPr>
         <w:pStyle w:val="Bibliografia"/>
-        <w:jc w:val="left"/>
-      </w:pPr>
-      <w:r>
+        <w:rPr>
+          <w:rFonts w:ascii="Calibri" w:hAnsi="Calibri" w:cs="Calibri"/>
+        </w:rPr>
+      </w:pPr>
+      <w:r>
+        <w:rPr>
+          <w:rFonts w:ascii="Calibri" w:hAnsi="Calibri" w:cs="Calibri"/>
+        </w:rPr>
         <w:t>[10]</w:t>
       </w:r>
       <w:r>
+        <w:rPr>
+          <w:rFonts w:ascii="Calibri" w:hAnsi="Calibri" w:cs="Calibri"/>
+        </w:rPr>
         <w:tab/>
       </w:r>
       <w:r>
         <w:rPr>
+          <w:rFonts w:ascii="Calibri" w:hAnsi="Calibri" w:cs="Calibri"/>
           <w:i/>
           <w:iCs/>
         </w:rPr>
         <w:t>GitHub Desktop</w:t>
       </w:r>
       <w:r>
+        <w:rPr>
+          <w:rFonts w:ascii="Calibri" w:hAnsi="Calibri" w:cs="Calibri"/>
+        </w:rPr>
         <w:t>. [Em linha]. Disponível em: https://desktop.github.com/download/</w:t>
-      </w:r>
-      <w:r>
-        <w:br/>
       </w:r>
     </w:p>
     <w:p>
@@ -14742,6 +14735,7 @@
         <w:t xml:space="preserve"> e adaptamos ao nosso caso. </w:t>
       </w:r>
     </w:p>
+    <w:p/>
     <w:p>
       <w:pPr>
         <w:pStyle w:val="Bibliografia"/>
@@ -14754,9 +14748,6 @@
           <w:docGrid w:linePitch="360"/>
         </w:sectPr>
       </w:pPr>
-      <w:r>
-        <w:fldChar w:fldCharType="end"/>
-      </w:r>
       <w:r>
         <w:fldChar w:fldCharType="end"/>
       </w:r>
@@ -14912,7 +14903,6 @@
         <w:docPartUnique/>
       </w:docPartObj>
     </w:sdtPr>
-    <w:sdtEndPr/>
     <w:sdtContent>
       <w:p>
         <w:pPr>

--- a/LEI_Progamação_Aplicada_2026_AP3_RelatórioFinal_André-Santiago&Hugo-Nobre_2026-06-19.docx
+++ b/LEI_Progamação_Aplicada_2026_AP3_RelatórioFinal_André-Santiago&Hugo-Nobre_2026-06-19.docx
@@ -242,27 +242,7 @@
           <w:color w:val="000000" w:themeColor="text1"/>
           <w:szCs w:val="24"/>
         </w:rPr>
-        <w:t>Autor(</w:t>
-      </w:r>
-      <w:proofErr w:type="spellStart"/>
-      <w:r>
-        <w:rPr>
-          <w:rFonts w:cstheme="minorHAnsi"/>
-          <w:b/>
-          <w:color w:val="000000" w:themeColor="text1"/>
-          <w:szCs w:val="24"/>
-        </w:rPr>
-        <w:t>es</w:t>
-      </w:r>
-      <w:proofErr w:type="spellEnd"/>
-      <w:r>
-        <w:rPr>
-          <w:rFonts w:cstheme="minorHAnsi"/>
-          <w:b/>
-          <w:color w:val="000000" w:themeColor="text1"/>
-          <w:szCs w:val="24"/>
-        </w:rPr>
-        <w:t>):</w:t>
+        <w:t>Autor(es):</w:t>
       </w:r>
     </w:p>
     <w:p>
@@ -597,16 +577,8 @@
         <w:rPr>
           <w:rFonts w:cstheme="minorHAnsi"/>
         </w:rPr>
-        <w:t xml:space="preserve">e persistência de dados numa base de dados </w:t>
-      </w:r>
-      <w:proofErr w:type="spellStart"/>
-      <w:r>
-        <w:rPr>
-          <w:rFonts w:cstheme="minorHAnsi"/>
-        </w:rPr>
-        <w:t>MySQL</w:t>
-      </w:r>
-      <w:proofErr w:type="spellEnd"/>
+        <w:t>e persistência de dados numa base de dados MySQL</w:t>
+      </w:r>
       <w:r>
         <w:rPr>
           <w:rFonts w:cstheme="minorHAnsi"/>
@@ -653,231 +625,7 @@
         <w:rPr>
           <w:rFonts w:cstheme="minorHAnsi"/>
         </w:rPr>
-        <w:t xml:space="preserve"> uma interface gráfica para interação com o utilizador. O sistema permite a gestão de processos de reparação de equipamentos, englobando o registo e autenticação de utilizadores (Gestores, Funcionários e Clientes), a gestão do ciclo de vida de reparações, a foto de perfil dos utilizadores, o envio de email de confirmação no registo, e um sistema de notificações e auditoria. A arquitetura adotada segue o padrão MVC (</w:t>
-      </w:r>
-      <w:proofErr w:type="spellStart"/>
-      <w:r>
-        <w:rPr>
-          <w:rFonts w:cstheme="minorHAnsi"/>
-        </w:rPr>
-        <w:t>Model-View-Controller</w:t>
-      </w:r>
-      <w:proofErr w:type="spellEnd"/>
-      <w:r>
-        <w:rPr>
-          <w:rFonts w:cstheme="minorHAnsi"/>
-        </w:rPr>
-        <w:t xml:space="preserve">), complementado por uma camada de acesso a dados baseada no padrão DAO (Data Access </w:t>
-      </w:r>
-      <w:proofErr w:type="spellStart"/>
-      <w:r>
-        <w:rPr>
-          <w:rFonts w:cstheme="minorHAnsi"/>
-        </w:rPr>
-        <w:t>Object</w:t>
-      </w:r>
-      <w:proofErr w:type="spellEnd"/>
-      <w:r>
-        <w:rPr>
-          <w:rFonts w:cstheme="minorHAnsi"/>
-        </w:rPr>
-        <w:t>), assegurando uma separação clara de responsabilidades. A interface gráfica recorre a contentores e gestores de posicionamento (</w:t>
-      </w:r>
-      <w:proofErr w:type="spellStart"/>
-      <w:r>
-        <w:rPr>
-          <w:rFonts w:cstheme="minorHAnsi"/>
-        </w:rPr>
-        <w:t>JFrame</w:t>
-      </w:r>
-      <w:proofErr w:type="spellEnd"/>
-      <w:r>
-        <w:rPr>
-          <w:rFonts w:cstheme="minorHAnsi"/>
-        </w:rPr>
-        <w:t xml:space="preserve">, </w:t>
-      </w:r>
-      <w:proofErr w:type="spellStart"/>
-      <w:r>
-        <w:rPr>
-          <w:rFonts w:cstheme="minorHAnsi"/>
-        </w:rPr>
-        <w:t>JPanel</w:t>
-      </w:r>
-      <w:proofErr w:type="spellEnd"/>
-      <w:r>
-        <w:rPr>
-          <w:rFonts w:cstheme="minorHAnsi"/>
-        </w:rPr>
-        <w:t xml:space="preserve">, </w:t>
-      </w:r>
-      <w:proofErr w:type="spellStart"/>
-      <w:r>
-        <w:rPr>
-          <w:rFonts w:cstheme="minorHAnsi"/>
-        </w:rPr>
-        <w:t>BorderLayout</w:t>
-      </w:r>
-      <w:proofErr w:type="spellEnd"/>
-      <w:r>
-        <w:rPr>
-          <w:rFonts w:cstheme="minorHAnsi"/>
-        </w:rPr>
-        <w:t xml:space="preserve">, </w:t>
-      </w:r>
-      <w:proofErr w:type="spellStart"/>
-      <w:r>
-        <w:rPr>
-          <w:rFonts w:cstheme="minorHAnsi"/>
-        </w:rPr>
-        <w:t>GridLayout</w:t>
-      </w:r>
-      <w:proofErr w:type="spellEnd"/>
-      <w:r>
-        <w:rPr>
-          <w:rFonts w:cstheme="minorHAnsi"/>
-        </w:rPr>
-        <w:t xml:space="preserve">, </w:t>
-      </w:r>
-      <w:proofErr w:type="spellStart"/>
-      <w:r>
-        <w:rPr>
-          <w:rFonts w:cstheme="minorHAnsi"/>
-        </w:rPr>
-        <w:t>FlowLayout</w:t>
-      </w:r>
-      <w:proofErr w:type="spellEnd"/>
-      <w:r>
-        <w:rPr>
-          <w:rFonts w:cstheme="minorHAnsi"/>
-        </w:rPr>
-        <w:t>), componentes Swing (</w:t>
-      </w:r>
-      <w:proofErr w:type="spellStart"/>
-      <w:r>
-        <w:rPr>
-          <w:rFonts w:cstheme="minorHAnsi"/>
-        </w:rPr>
-        <w:t>JTable</w:t>
-      </w:r>
-      <w:proofErr w:type="spellEnd"/>
-      <w:r>
-        <w:rPr>
-          <w:rFonts w:cstheme="minorHAnsi"/>
-        </w:rPr>
-        <w:t xml:space="preserve">, </w:t>
-      </w:r>
-      <w:proofErr w:type="spellStart"/>
-      <w:r>
-        <w:rPr>
-          <w:rFonts w:cstheme="minorHAnsi"/>
-        </w:rPr>
-        <w:t>JList</w:t>
-      </w:r>
-      <w:proofErr w:type="spellEnd"/>
-      <w:r>
-        <w:rPr>
-          <w:rFonts w:cstheme="minorHAnsi"/>
-        </w:rPr>
-        <w:t xml:space="preserve">, </w:t>
-      </w:r>
-      <w:proofErr w:type="spellStart"/>
-      <w:r>
-        <w:rPr>
-          <w:rFonts w:cstheme="minorHAnsi"/>
-        </w:rPr>
-        <w:t>JComboBox</w:t>
-      </w:r>
-      <w:proofErr w:type="spellEnd"/>
-      <w:r>
-        <w:rPr>
-          <w:rFonts w:cstheme="minorHAnsi"/>
-        </w:rPr>
-        <w:t xml:space="preserve">, </w:t>
-      </w:r>
-      <w:proofErr w:type="spellStart"/>
-      <w:r>
-        <w:rPr>
-          <w:rFonts w:cstheme="minorHAnsi"/>
-        </w:rPr>
-        <w:t>JTextField</w:t>
-      </w:r>
-      <w:proofErr w:type="spellEnd"/>
-      <w:r>
-        <w:rPr>
-          <w:rFonts w:cstheme="minorHAnsi"/>
-        </w:rPr>
-        <w:t>), caixas de diálogo (</w:t>
-      </w:r>
-      <w:proofErr w:type="spellStart"/>
-      <w:r>
-        <w:rPr>
-          <w:rFonts w:cstheme="minorHAnsi"/>
-        </w:rPr>
-        <w:t>JOptionPane</w:t>
-      </w:r>
-      <w:proofErr w:type="spellEnd"/>
-      <w:r>
-        <w:rPr>
-          <w:rFonts w:cstheme="minorHAnsi"/>
-        </w:rPr>
-        <w:t xml:space="preserve">, </w:t>
-      </w:r>
-      <w:proofErr w:type="spellStart"/>
-      <w:r>
-        <w:rPr>
-          <w:rFonts w:cstheme="minorHAnsi"/>
-        </w:rPr>
-        <w:t>JFileChooser</w:t>
-      </w:r>
-      <w:proofErr w:type="spellEnd"/>
-      <w:r>
-        <w:rPr>
-          <w:rFonts w:cstheme="minorHAnsi"/>
-        </w:rPr>
-        <w:t>), menus, ajuda contextual (</w:t>
-      </w:r>
-      <w:proofErr w:type="spellStart"/>
-      <w:r>
-        <w:rPr>
-          <w:rFonts w:cstheme="minorHAnsi"/>
-        </w:rPr>
-        <w:t>tooltips</w:t>
-      </w:r>
-      <w:proofErr w:type="spellEnd"/>
-      <w:r>
-        <w:rPr>
-          <w:rFonts w:cstheme="minorHAnsi"/>
-        </w:rPr>
-        <w:t>), barras de deslocamento (</w:t>
-      </w:r>
-      <w:proofErr w:type="spellStart"/>
-      <w:r>
-        <w:rPr>
-          <w:rFonts w:cstheme="minorHAnsi"/>
-        </w:rPr>
-        <w:t>JScrollPane</w:t>
-      </w:r>
-      <w:proofErr w:type="spellEnd"/>
-      <w:r>
-        <w:rPr>
-          <w:rFonts w:cstheme="minorHAnsi"/>
-        </w:rPr>
-        <w:t xml:space="preserve">), impressão de extratos e gestão de eventos através de </w:t>
-      </w:r>
-      <w:proofErr w:type="spellStart"/>
-      <w:r>
-        <w:rPr>
-          <w:rFonts w:cstheme="minorHAnsi"/>
-        </w:rPr>
-        <w:t>listeners</w:t>
-      </w:r>
-      <w:proofErr w:type="spellEnd"/>
-      <w:r>
-        <w:rPr>
-          <w:rFonts w:cstheme="minorHAnsi"/>
-        </w:rPr>
-        <w:t>.</w:t>
+        <w:t xml:space="preserve"> uma interface gráfica para interação com o utilizador. O sistema permite a gestão de processos de reparação de equipamentos, englobando o registo e autenticação de utilizadores (Gestores, Funcionários e Clientes), a gestão do ciclo de vida de reparações, a foto de perfil dos utilizadores, o envio de email de confirmação no registo, e um sistema de notificações e auditoria. A arquitetura adotada segue o padrão MVC (Model-View-Controller), complementado por uma camada de acesso a dados baseada no padrão DAO (Data Access Object), assegurando uma separação clara de responsabilidades. A interface gráfica recorre a contentores e gestores de posicionamento (JFrame, JPanel, BorderLayout, GridLayout, FlowLayout), componentes Swing (JTable, JList, JComboBox, JTextField), caixas de diálogo (JOptionPane, JFileChooser), menus, ajuda contextual (tooltips), barras de deslocamento (JScrollPane), impressão de extratos e gestão de eventos através de listeners.</w:t>
       </w:r>
     </w:p>
     <w:p>
@@ -4355,7 +4103,6 @@
         </w:rPr>
         <w:tab/>
       </w:r>
-      <w:proofErr w:type="spellStart"/>
       <w:r>
         <w:rPr>
           <w:rFonts w:cstheme="minorHAnsi"/>
@@ -4363,7 +4110,6 @@
         </w:rPr>
         <w:t>Model-View-Controller</w:t>
       </w:r>
-      <w:proofErr w:type="spellEnd"/>
     </w:p>
     <w:p>
       <w:pPr>
@@ -4853,21 +4599,7 @@
         <w:rPr>
           <w:rFonts w:asciiTheme="minorHAnsi" w:hAnsiTheme="minorHAnsi" w:cstheme="minorHAnsi"/>
         </w:rPr>
-        <w:t>Nas oficinas de reparação de equipamentos, a gestão eficaz de todas as reparações é um desafio. A falta de um sistema informático conduz frequentemente a perdas de informação, atrasos na comunicação entre funcionários e clientes, e dificuldades no acompanhamento dos processos. Este projeto procura automatizar e centralizar todas estas operações. O sistema foi desenvolvido no âmbito da unidade curricular de Programação Aplicada, com o objetivo de aplicar os conceitos de Programação Orientada a Objetos (POO), o padrão MVC (</w:t>
-      </w:r>
-      <w:proofErr w:type="spellStart"/>
-      <w:r>
-        <w:rPr>
-          <w:rFonts w:asciiTheme="minorHAnsi" w:hAnsiTheme="minorHAnsi" w:cstheme="minorHAnsi"/>
-        </w:rPr>
-        <w:t>Model-View-Controller</w:t>
-      </w:r>
-      <w:proofErr w:type="spellEnd"/>
-      <w:r>
-        <w:rPr>
-          <w:rFonts w:asciiTheme="minorHAnsi" w:hAnsiTheme="minorHAnsi" w:cstheme="minorHAnsi"/>
-        </w:rPr>
-        <w:t>), o acesso a base de dados através de JDBC</w:t>
+        <w:t>Nas oficinas de reparação de equipamentos, a gestão eficaz de todas as reparações é um desafio. A falta de um sistema informático conduz frequentemente a perdas de informação, atrasos na comunicação entre funcionários e clientes, e dificuldades no acompanhamento dos processos. Este projeto procura automatizar e centralizar todas estas operações. O sistema foi desenvolvido no âmbito da unidade curricular de Programação Aplicada, com o objetivo de aplicar os conceitos de Programação Orientada a Objetos (POO), o padrão MVC (Model-View-Controller), o acesso a base de dados através de JDBC</w:t>
       </w:r>
       <w:r>
         <w:rPr>
@@ -4989,21 +4721,7 @@
         <w:rPr>
           <w:rFonts w:asciiTheme="minorHAnsi" w:hAnsiTheme="minorHAnsi" w:cstheme="minorHAnsi"/>
         </w:rPr>
-        <w:t xml:space="preserve">O projeto desenvolvido apresenta uma solução sobre o ciclo de vida de uma reparação, desde a submissão do pedido pelo cliente até ao arquivo pelo gestor, passando pela atribuição a funcionários e conclusão da reparação. O sistema integra também notificações, registo de </w:t>
-      </w:r>
-      <w:proofErr w:type="spellStart"/>
-      <w:r>
-        <w:rPr>
-          <w:rFonts w:asciiTheme="minorHAnsi" w:hAnsiTheme="minorHAnsi" w:cstheme="minorHAnsi"/>
-        </w:rPr>
-        <w:t>logs</w:t>
-      </w:r>
-      <w:proofErr w:type="spellEnd"/>
-      <w:r>
-        <w:rPr>
-          <w:rFonts w:asciiTheme="minorHAnsi" w:hAnsiTheme="minorHAnsi" w:cstheme="minorHAnsi"/>
-        </w:rPr>
-        <w:t xml:space="preserve"> e gestão de contas com diferentes estados.</w:t>
+        <w:t>O projeto desenvolvido apresenta uma solução sobre o ciclo de vida de uma reparação, desde a submissão do pedido pelo cliente até ao arquivo pelo gestor, passando pela atribuição a funcionários e conclusão da reparação. O sistema integra também notificações, registo de logs e gestão de contas com diferentes estados.</w:t>
       </w:r>
     </w:p>
     <w:p>
@@ -5279,35 +4997,7 @@
         <w:rPr>
           <w:rFonts w:asciiTheme="minorHAnsi" w:hAnsiTheme="minorHAnsi" w:cstheme="minorHAnsi"/>
         </w:rPr>
-        <w:t>Apresentar as listagens em componentes adequados (</w:t>
-      </w:r>
-      <w:proofErr w:type="spellStart"/>
-      <w:r>
-        <w:rPr>
-          <w:rFonts w:asciiTheme="minorHAnsi" w:hAnsiTheme="minorHAnsi" w:cstheme="minorHAnsi"/>
-        </w:rPr>
-        <w:t>JTable</w:t>
-      </w:r>
-      <w:proofErr w:type="spellEnd"/>
-      <w:r>
-        <w:rPr>
-          <w:rFonts w:asciiTheme="minorHAnsi" w:hAnsiTheme="minorHAnsi" w:cstheme="minorHAnsi"/>
-        </w:rPr>
-        <w:t>/</w:t>
-      </w:r>
-      <w:proofErr w:type="spellStart"/>
-      <w:r>
-        <w:rPr>
-          <w:rFonts w:asciiTheme="minorHAnsi" w:hAnsiTheme="minorHAnsi" w:cstheme="minorHAnsi"/>
-        </w:rPr>
-        <w:t>JList</w:t>
-      </w:r>
-      <w:proofErr w:type="spellEnd"/>
-      <w:r>
-        <w:rPr>
-          <w:rFonts w:asciiTheme="minorHAnsi" w:hAnsiTheme="minorHAnsi" w:cstheme="minorHAnsi"/>
-        </w:rPr>
-        <w:t>) com barras de deslocamento;</w:t>
+        <w:t>Apresentar as listagens em componentes adequados (JTable/JList) com barras de deslocamento;</w:t>
       </w:r>
     </w:p>
     <w:p>
@@ -5325,21 +5015,7 @@
         <w:rPr>
           <w:rFonts w:asciiTheme="minorHAnsi" w:hAnsiTheme="minorHAnsi" w:cstheme="minorHAnsi"/>
         </w:rPr>
-        <w:t>Disponibilizar ajuda contextual (</w:t>
-      </w:r>
-      <w:proofErr w:type="spellStart"/>
-      <w:r>
-        <w:rPr>
-          <w:rFonts w:asciiTheme="minorHAnsi" w:hAnsiTheme="minorHAnsi" w:cstheme="minorHAnsi"/>
-        </w:rPr>
-        <w:t>tooltips</w:t>
-      </w:r>
-      <w:proofErr w:type="spellEnd"/>
-      <w:r>
-        <w:rPr>
-          <w:rFonts w:asciiTheme="minorHAnsi" w:hAnsiTheme="minorHAnsi" w:cstheme="minorHAnsi"/>
-        </w:rPr>
-        <w:t>) nos formulários;</w:t>
+        <w:t>Disponibilizar ajuda contextual (tooltips) nos formulários;</w:t>
       </w:r>
     </w:p>
     <w:p>
@@ -5662,11 +5338,9 @@
             <w:hideMark/>
           </w:tcPr>
           <w:p>
-            <w:proofErr w:type="spellStart"/>
             <w:r>
               <w:t>FlatLaf</w:t>
             </w:r>
-            <w:proofErr w:type="spellEnd"/>
             <w:r>
               <w:fldChar w:fldCharType="begin"/>
             </w:r>
@@ -5693,13 +5367,8 @@
             <w:hideMark/>
           </w:tcPr>
           <w:p>
-            <w:proofErr w:type="spellStart"/>
-            <w:r>
-              <w:t>Template</w:t>
-            </w:r>
-            <w:proofErr w:type="spellEnd"/>
-            <w:r>
-              <w:t xml:space="preserve"> da interface</w:t>
+            <w:r>
+              <w:t>Template da interface</w:t>
             </w:r>
           </w:p>
         </w:tc>
@@ -5714,16 +5383,14 @@
             <w:hideMark/>
           </w:tcPr>
           <w:p>
-            <w:proofErr w:type="spellStart"/>
             <w:r>
               <w:t>JavaMail</w:t>
             </w:r>
-            <w:proofErr w:type="spellEnd"/>
             <w:r>
               <w:fldChar w:fldCharType="begin"/>
             </w:r>
             <w:r>
-              <w:instrText xml:space="preserve"> ADDIN ZOTERO_ITEM CSL_CITATION {"citationID":"kZI7uIsS","properties":{"unsorted":false,"formattedCitation":"[6]","plainCitation":"[6]","noteIndex":0},"citationItems":[{"id":28,"uris":["http://zotero.org/users/local/1H9dESyk/items/IWVV6EXI"],"itemData":{"id":28,"type":"software","title":"Java Mail"}}],"schema":"https://github.com/citation-style-language/schema/raw/master/csl-citation.json"} </w:instrText>
+              <w:instrText xml:space="preserve"> ADDIN ZOTERO_ITEM CSL_CITATION {"citationID":"kZI7uIsS","properties":{"unsorted":false,"formattedCitation":"[6]","plainCitation":"[6]","noteIndex":0},"citationItems":[{"id":28,"uris":["http://zotero.org/users/local/1H9dESyk/items/IWVV6EXI"],"itemData":{"id":28,"type":"software","title":"Java Mail","URL":"https://javaee.github.io/javamail/docs/api/"}}],"schema":"https://github.com/citation-style-language/schema/raw/master/csl-citation.json"} </w:instrText>
             </w:r>
             <w:r>
               <w:fldChar w:fldCharType="separate"/>
@@ -5761,13 +5428,8 @@
             <w:hideMark/>
           </w:tcPr>
           <w:p>
-            <w:proofErr w:type="spellStart"/>
-            <w:r>
-              <w:t>Power</w:t>
-            </w:r>
-            <w:proofErr w:type="spellEnd"/>
-            <w:r>
-              <w:t xml:space="preserve"> Designer</w:t>
+            <w:r>
+              <w:t>Power Designer</w:t>
             </w:r>
             <w:r>
               <w:fldChar w:fldCharType="begin"/>
@@ -5811,11 +5473,9 @@
             <w:hideMark/>
           </w:tcPr>
           <w:p>
-            <w:proofErr w:type="spellStart"/>
             <w:r>
               <w:t>HeidiSQL</w:t>
             </w:r>
-            <w:proofErr w:type="spellEnd"/>
             <w:r>
               <w:fldChar w:fldCharType="begin"/>
             </w:r>
@@ -5858,11 +5518,9 @@
             <w:hideMark/>
           </w:tcPr>
           <w:p>
-            <w:proofErr w:type="spellStart"/>
             <w:r>
               <w:t>MySQL</w:t>
             </w:r>
-            <w:proofErr w:type="spellEnd"/>
             <w:r>
               <w:fldChar w:fldCharType="begin"/>
             </w:r>
@@ -5906,21 +5564,8 @@
           </w:tcPr>
           <w:p>
             <w:r>
-              <w:t xml:space="preserve">Visual </w:t>
-            </w:r>
-            <w:proofErr w:type="spellStart"/>
-            <w:r>
-              <w:t>Studio</w:t>
-            </w:r>
-            <w:proofErr w:type="spellEnd"/>
-            <w:r>
-              <w:t xml:space="preserve"> </w:t>
-            </w:r>
-            <w:proofErr w:type="spellStart"/>
-            <w:r>
-              <w:t>Code</w:t>
-            </w:r>
-            <w:proofErr w:type="spellEnd"/>
+              <w:t>Visual Studio Code</w:t>
+            </w:r>
             <w:r>
               <w:fldChar w:fldCharType="begin"/>
             </w:r>
@@ -6011,11 +5656,9 @@
             <w:hideMark/>
           </w:tcPr>
           <w:p>
-            <w:proofErr w:type="spellStart"/>
             <w:r>
               <w:t>JavaDoc</w:t>
             </w:r>
-            <w:proofErr w:type="spellEnd"/>
           </w:p>
         </w:tc>
         <w:tc>
@@ -6081,12 +5724,10 @@
       <w:r>
         <w:t xml:space="preserve"> - Planeamento </w:t>
       </w:r>
-      <w:proofErr w:type="spellStart"/>
       <w:r>
         <w:t>View</w:t>
       </w:r>
       <w:bookmarkEnd w:id="19"/>
-      <w:proofErr w:type="spellEnd"/>
     </w:p>
     <w:tbl>
       <w:tblPr>
@@ -6116,7 +5757,6 @@
                 <w:bCs/>
               </w:rPr>
             </w:pPr>
-            <w:proofErr w:type="spellStart"/>
             <w:r>
               <w:rPr>
                 <w:b/>
@@ -6124,7 +5764,6 @@
               </w:rPr>
               <w:t>View</w:t>
             </w:r>
-            <w:proofErr w:type="spellEnd"/>
           </w:p>
         </w:tc>
         <w:tc>
@@ -6303,15 +5942,7 @@
           </w:tcPr>
           <w:p>
             <w:r>
-              <w:t xml:space="preserve">PainelGestor.java — listagens/pesquisas, notificações, </w:t>
-            </w:r>
-            <w:proofErr w:type="spellStart"/>
-            <w:r>
-              <w:t>logs</w:t>
-            </w:r>
-            <w:proofErr w:type="spellEnd"/>
-            <w:r>
-              <w:t>, estados de conta, pedidos de remoção e perfil</w:t>
+              <w:t>PainelGestor.java — listagens/pesquisas, notificações, logs, estados de conta, pedidos de remoção e perfil</w:t>
             </w:r>
           </w:p>
         </w:tc>
@@ -6401,23 +6032,7 @@
           </w:tcPr>
           <w:p>
             <w:r>
-              <w:t>ExtractoReparacao.java — impressão do extrato (</w:t>
-            </w:r>
-            <w:proofErr w:type="spellStart"/>
-            <w:r>
-              <w:t>Printable</w:t>
-            </w:r>
-            <w:proofErr w:type="spellEnd"/>
-            <w:r>
-              <w:t>/</w:t>
-            </w:r>
-            <w:proofErr w:type="spellStart"/>
-            <w:r>
-              <w:t>PrinterJob</w:t>
-            </w:r>
-            <w:proofErr w:type="spellEnd"/>
-            <w:r>
-              <w:t>)</w:t>
+              <w:t>ExtractoReparacao.java — impressão do extrato (Printable/PrinterJob)</w:t>
             </w:r>
           </w:p>
         </w:tc>
@@ -6462,21 +6077,8 @@
           </w:tcPr>
           <w:p>
             <w:r>
-              <w:t>Aplicacao.java — janela principal (</w:t>
-            </w:r>
-            <w:proofErr w:type="spellStart"/>
-            <w:r>
-              <w:t>JFrame</w:t>
-            </w:r>
-            <w:proofErr w:type="spellEnd"/>
-            <w:r>
-              <w:t xml:space="preserve">), barra de menus, navegação entre painéis e Look &amp; </w:t>
-            </w:r>
-            <w:proofErr w:type="spellStart"/>
-            <w:r>
-              <w:t>Feel</w:t>
-            </w:r>
-            <w:proofErr w:type="spellEnd"/>
+              <w:t>Aplicacao.java — janela principal (JFrame), barra de menus, navegação entre painéis e Look &amp; Feel</w:t>
+            </w:r>
           </w:p>
         </w:tc>
         <w:tc>
@@ -6718,12 +6320,10 @@
       <w:r>
         <w:t xml:space="preserve"> - Planeamento </w:t>
       </w:r>
-      <w:proofErr w:type="spellStart"/>
       <w:r>
         <w:t>Util</w:t>
       </w:r>
       <w:bookmarkEnd w:id="20"/>
-      <w:proofErr w:type="spellEnd"/>
     </w:p>
     <w:tbl>
       <w:tblPr>
@@ -6754,7 +6354,6 @@
                 <w:bCs/>
               </w:rPr>
             </w:pPr>
-            <w:proofErr w:type="spellStart"/>
             <w:r>
               <w:rPr>
                 <w:b/>
@@ -6762,7 +6361,6 @@
               </w:rPr>
               <w:t>Util</w:t>
             </w:r>
-            <w:proofErr w:type="spellEnd"/>
           </w:p>
         </w:tc>
         <w:tc>
@@ -7311,16 +6909,8 @@
               <w:rPr>
                 <w:rFonts w:cstheme="minorHAnsi"/>
               </w:rPr>
-              <w:t xml:space="preserve">Documentação </w:t>
-            </w:r>
-            <w:proofErr w:type="spellStart"/>
-            <w:r>
-              <w:rPr>
-                <w:rFonts w:cstheme="minorHAnsi"/>
-              </w:rPr>
-              <w:t>Javadoc</w:t>
-            </w:r>
-            <w:proofErr w:type="spellEnd"/>
+              <w:t>Documentação Javadoc</w:t>
+            </w:r>
           </w:p>
         </w:tc>
         <w:tc>
@@ -7408,16 +6998,8 @@
               <w:rPr>
                 <w:rFonts w:cstheme="minorHAnsi"/>
               </w:rPr>
-              <w:t xml:space="preserve">Testes e </w:t>
-            </w:r>
-            <w:proofErr w:type="spellStart"/>
-            <w:r>
-              <w:rPr>
-                <w:rFonts w:cstheme="minorHAnsi"/>
-              </w:rPr>
-              <w:t>Debugging</w:t>
-            </w:r>
-            <w:proofErr w:type="spellEnd"/>
+              <w:t>Testes e Debugging</w:t>
+            </w:r>
           </w:p>
         </w:tc>
         <w:tc>
@@ -7774,25 +7356,7 @@
           <w:b/>
           <w:bCs/>
         </w:rPr>
-        <w:t xml:space="preserve">Package </w:t>
-      </w:r>
-      <w:proofErr w:type="spellStart"/>
-      <w:r>
-        <w:rPr>
-          <w:rFonts w:cstheme="minorHAnsi"/>
-          <w:b/>
-          <w:bCs/>
-        </w:rPr>
-        <w:t>model</w:t>
-      </w:r>
-      <w:proofErr w:type="spellEnd"/>
-      <w:r>
-        <w:rPr>
-          <w:rFonts w:cstheme="minorHAnsi"/>
-          <w:b/>
-          <w:bCs/>
-        </w:rPr>
-        <w:t>:</w:t>
+        <w:t>Package model:</w:t>
       </w:r>
     </w:p>
     <w:p>
@@ -7837,14 +7401,9 @@
         </w:r>
       </w:fldSimple>
       <w:r>
-        <w:t xml:space="preserve"> - Package </w:t>
-      </w:r>
-      <w:proofErr w:type="spellStart"/>
-      <w:r>
-        <w:t>model</w:t>
+        <w:t xml:space="preserve"> - Package model</w:t>
       </w:r>
       <w:bookmarkEnd w:id="25"/>
-      <w:proofErr w:type="spellEnd"/>
     </w:p>
     <w:tbl>
       <w:tblPr>
@@ -7941,21 +7500,7 @@
               <w:rPr>
                 <w:rFonts w:cstheme="minorHAnsi"/>
               </w:rPr>
-              <w:t xml:space="preserve">Classe base que representa um utilizador genérico. Contém atributos comuns: ID, </w:t>
-            </w:r>
-            <w:proofErr w:type="spellStart"/>
-            <w:r>
-              <w:rPr>
-                <w:rFonts w:cstheme="minorHAnsi"/>
-              </w:rPr>
-              <w:t>username</w:t>
-            </w:r>
-            <w:proofErr w:type="spellEnd"/>
-            <w:r>
-              <w:rPr>
-                <w:rFonts w:cstheme="minorHAnsi"/>
-              </w:rPr>
-              <w:t>, password, nome, email, tipo e estado.</w:t>
+              <w:t>Classe base que representa um utilizador genérico. Contém atributos comuns: ID, username, password, nome, email, tipo e estado.</w:t>
             </w:r>
           </w:p>
         </w:tc>
@@ -8014,7 +7559,6 @@
                 <w:rFonts w:cstheme="minorHAnsi"/>
               </w:rPr>
             </w:pPr>
-            <w:proofErr w:type="spellStart"/>
             <w:r>
               <w:rPr>
                 <w:rFonts w:cstheme="minorHAnsi"/>
@@ -8023,7 +7567,6 @@
               </w:rPr>
               <w:t>Funcionario</w:t>
             </w:r>
-            <w:proofErr w:type="spellEnd"/>
           </w:p>
         </w:tc>
         <w:tc>
@@ -8100,7 +7643,6 @@
                 <w:rFonts w:cstheme="minorHAnsi"/>
               </w:rPr>
             </w:pPr>
-            <w:proofErr w:type="spellStart"/>
             <w:r>
               <w:rPr>
                 <w:rFonts w:cstheme="minorHAnsi"/>
@@ -8109,7 +7651,6 @@
               </w:rPr>
               <w:t>Reparacao</w:t>
             </w:r>
-            <w:proofErr w:type="spellEnd"/>
           </w:p>
         </w:tc>
         <w:tc>
@@ -8169,21 +7710,7 @@
               <w:rPr>
                 <w:rFonts w:cstheme="minorHAnsi"/>
               </w:rPr>
-              <w:t xml:space="preserve">Registo de auditoria do sistema. Contém: data, hora, </w:t>
-            </w:r>
-            <w:proofErr w:type="spellStart"/>
-            <w:r>
-              <w:rPr>
-                <w:rFonts w:cstheme="minorHAnsi"/>
-              </w:rPr>
-              <w:t>username</w:t>
-            </w:r>
-            <w:proofErr w:type="spellEnd"/>
-            <w:r>
-              <w:rPr>
-                <w:rFonts w:cstheme="minorHAnsi"/>
-              </w:rPr>
-              <w:t xml:space="preserve"> e descrição da </w:t>
+              <w:t xml:space="preserve">Registo de auditoria do sistema. Contém: data, hora, username e descrição da </w:t>
             </w:r>
             <w:r>
               <w:rPr>
@@ -8212,7 +7739,6 @@
                 <w:rFonts w:cstheme="minorHAnsi"/>
               </w:rPr>
             </w:pPr>
-            <w:proofErr w:type="spellStart"/>
             <w:r>
               <w:rPr>
                 <w:rFonts w:cstheme="minorHAnsi"/>
@@ -8221,7 +7747,6 @@
               </w:rPr>
               <w:t>Notificacao</w:t>
             </w:r>
-            <w:proofErr w:type="spellEnd"/>
           </w:p>
         </w:tc>
         <w:tc>
@@ -8283,7 +7808,6 @@
         <w:lastRenderedPageBreak/>
         <w:t xml:space="preserve">Package </w:t>
       </w:r>
-      <w:proofErr w:type="spellStart"/>
       <w:r>
         <w:rPr>
           <w:rFonts w:cstheme="minorHAnsi"/>
@@ -8292,7 +7816,6 @@
         </w:rPr>
         <w:t>enums</w:t>
       </w:r>
-      <w:proofErr w:type="spellEnd"/>
       <w:r>
         <w:rPr>
           <w:rFonts w:cstheme="minorHAnsi"/>
@@ -8344,14 +7867,9 @@
         </w:r>
       </w:fldSimple>
       <w:r>
-        <w:t xml:space="preserve"> - Package </w:t>
-      </w:r>
-      <w:proofErr w:type="spellStart"/>
-      <w:r>
-        <w:t>enums</w:t>
+        <w:t xml:space="preserve"> - Package enums</w:t>
       </w:r>
       <w:bookmarkEnd w:id="26"/>
-      <w:proofErr w:type="spellEnd"/>
     </w:p>
     <w:tbl>
       <w:tblPr>
@@ -8430,7 +7948,6 @@
                 <w:rFonts w:cstheme="minorHAnsi"/>
               </w:rPr>
             </w:pPr>
-            <w:proofErr w:type="spellStart"/>
             <w:r>
               <w:rPr>
                 <w:rFonts w:cstheme="minorHAnsi"/>
@@ -8439,7 +7956,6 @@
               </w:rPr>
               <w:t>TipoUtilizador</w:t>
             </w:r>
-            <w:proofErr w:type="spellEnd"/>
           </w:p>
         </w:tc>
         <w:tc>
@@ -8477,7 +7993,6 @@
                 <w:rFonts w:cstheme="minorHAnsi"/>
               </w:rPr>
             </w:pPr>
-            <w:proofErr w:type="spellStart"/>
             <w:r>
               <w:rPr>
                 <w:rFonts w:cstheme="minorHAnsi"/>
@@ -8486,7 +8001,6 @@
               </w:rPr>
               <w:t>EstadoUtilizador</w:t>
             </w:r>
-            <w:proofErr w:type="spellEnd"/>
           </w:p>
         </w:tc>
         <w:tc>
@@ -8504,7 +8018,7 @@
               <w:rPr>
                 <w:rFonts w:cstheme="minorHAnsi"/>
               </w:rPr>
-              <w:t>PENDENTE, ATIVO, INATIVO, AGUARDA_REMOCAO, REMOVIDA, REJEITADO</w:t>
+              <w:t>ATIVO, INATIVO, AGUARDA_REMOCAO, REMOVIDA</w:t>
             </w:r>
           </w:p>
         </w:tc>
@@ -8524,7 +8038,6 @@
                 <w:rFonts w:cstheme="minorHAnsi"/>
               </w:rPr>
             </w:pPr>
-            <w:proofErr w:type="spellStart"/>
             <w:r>
               <w:rPr>
                 <w:rFonts w:cstheme="minorHAnsi"/>
@@ -8533,7 +8046,6 @@
               </w:rPr>
               <w:t>EstadoReparacao</w:t>
             </w:r>
-            <w:proofErr w:type="spellEnd"/>
           </w:p>
         </w:tc>
         <w:tc>
@@ -8571,7 +8083,6 @@
                 <w:rFonts w:cstheme="minorHAnsi"/>
               </w:rPr>
             </w:pPr>
-            <w:proofErr w:type="spellStart"/>
             <w:r>
               <w:rPr>
                 <w:rFonts w:cstheme="minorHAnsi"/>
@@ -8580,7 +8091,6 @@
               </w:rPr>
               <w:t>EstadoNotificacao</w:t>
             </w:r>
-            <w:proofErr w:type="spellEnd"/>
           </w:p>
         </w:tc>
         <w:tc>
@@ -8618,7 +8128,6 @@
                 <w:rFonts w:cstheme="minorHAnsi"/>
               </w:rPr>
             </w:pPr>
-            <w:proofErr w:type="spellStart"/>
             <w:r>
               <w:rPr>
                 <w:rFonts w:cstheme="minorHAnsi"/>
@@ -8627,7 +8136,6 @@
               </w:rPr>
               <w:t>CategoriaNotificacao</w:t>
             </w:r>
-            <w:proofErr w:type="spellEnd"/>
           </w:p>
         </w:tc>
         <w:tc>
@@ -8701,21 +8209,7 @@
         <w:rPr>
           <w:rFonts w:cstheme="minorHAnsi"/>
         </w:rPr>
-        <w:t xml:space="preserve">Os controladores implementam a lógica e servem como intermediários entre a camada </w:t>
-      </w:r>
-      <w:proofErr w:type="spellStart"/>
-      <w:r>
-        <w:rPr>
-          <w:rFonts w:cstheme="minorHAnsi"/>
-        </w:rPr>
-        <w:t>view</w:t>
-      </w:r>
-      <w:proofErr w:type="spellEnd"/>
-      <w:r>
-        <w:rPr>
-          <w:rFonts w:cstheme="minorHAnsi"/>
-        </w:rPr>
-        <w:t xml:space="preserve"> e a camada </w:t>
+        <w:t xml:space="preserve">Os controladores implementam a lógica e servem como intermediários entre a camada view e a camada </w:t>
       </w:r>
       <w:r>
         <w:rPr>
@@ -8827,7 +8321,6 @@
                 <w:rFonts w:cstheme="minorHAnsi"/>
               </w:rPr>
             </w:pPr>
-            <w:proofErr w:type="spellStart"/>
             <w:r>
               <w:rPr>
                 <w:rFonts w:cstheme="minorHAnsi"/>
@@ -8836,7 +8329,6 @@
               </w:rPr>
               <w:t>ControladorUtilizador</w:t>
             </w:r>
-            <w:proofErr w:type="spellEnd"/>
           </w:p>
         </w:tc>
         <w:tc>
@@ -8854,21 +8346,7 @@
               <w:rPr>
                 <w:rFonts w:cstheme="minorHAnsi"/>
               </w:rPr>
-              <w:t xml:space="preserve">Autenticação, registo de utilizadores (Gestor, Funcionário, Cliente), gestão de contas, edição de perfis, listagem/pesquisa de utilizadores e consulta de </w:t>
-            </w:r>
-            <w:proofErr w:type="spellStart"/>
-            <w:r>
-              <w:rPr>
-                <w:rFonts w:cstheme="minorHAnsi"/>
-              </w:rPr>
-              <w:t>logs</w:t>
-            </w:r>
-            <w:proofErr w:type="spellEnd"/>
-            <w:r>
-              <w:rPr>
-                <w:rFonts w:cstheme="minorHAnsi"/>
-              </w:rPr>
-              <w:t>.</w:t>
+              <w:t>Autenticação, registo de utilizadores (Gestor, Funcionário, Cliente), gestão de contas, edição de perfis, listagem/pesquisa de utilizadores e consulta de logs.</w:t>
             </w:r>
           </w:p>
         </w:tc>
@@ -8885,7 +8363,6 @@
                 <w:rFonts w:cstheme="minorHAnsi"/>
               </w:rPr>
             </w:pPr>
-            <w:proofErr w:type="spellStart"/>
             <w:r>
               <w:rPr>
                 <w:rFonts w:cstheme="minorHAnsi"/>
@@ -8894,7 +8371,6 @@
               </w:rPr>
               <w:t>ControladorEquipamento</w:t>
             </w:r>
-            <w:proofErr w:type="spellEnd"/>
           </w:p>
         </w:tc>
         <w:tc>
@@ -8929,7 +8405,6 @@
                 <w:rFonts w:cstheme="minorHAnsi"/>
               </w:rPr>
             </w:pPr>
-            <w:proofErr w:type="spellStart"/>
             <w:r>
               <w:rPr>
                 <w:rFonts w:cstheme="minorHAnsi"/>
@@ -8938,7 +8413,6 @@
               </w:rPr>
               <w:t>ControladorReparacao</w:t>
             </w:r>
-            <w:proofErr w:type="spellEnd"/>
           </w:p>
         </w:tc>
         <w:tc>
@@ -8973,7 +8447,6 @@
                 <w:rFonts w:cstheme="minorHAnsi"/>
               </w:rPr>
             </w:pPr>
-            <w:proofErr w:type="spellStart"/>
             <w:r>
               <w:rPr>
                 <w:rFonts w:cstheme="minorHAnsi"/>
@@ -8982,7 +8455,6 @@
               </w:rPr>
               <w:t>ControladorNotificacao</w:t>
             </w:r>
-            <w:proofErr w:type="spellEnd"/>
           </w:p>
         </w:tc>
         <w:tc>
@@ -9017,7 +8489,6 @@
                 <w:rFonts w:cstheme="minorHAnsi"/>
               </w:rPr>
             </w:pPr>
-            <w:proofErr w:type="spellStart"/>
             <w:r>
               <w:rPr>
                 <w:rFonts w:cstheme="minorHAnsi"/>
@@ -9026,7 +8497,6 @@
               </w:rPr>
               <w:t>ControladorLog</w:t>
             </w:r>
-            <w:proofErr w:type="spellEnd"/>
           </w:p>
         </w:tc>
         <w:tc>
@@ -9044,21 +8514,7 @@
               <w:rPr>
                 <w:rFonts w:cstheme="minorHAnsi"/>
               </w:rPr>
-              <w:t xml:space="preserve">Registo automático de ações de auditoria com data e hora, listagem e pesquisa de </w:t>
-            </w:r>
-            <w:proofErr w:type="spellStart"/>
-            <w:r>
-              <w:rPr>
-                <w:rFonts w:cstheme="minorHAnsi"/>
-              </w:rPr>
-              <w:t>logs</w:t>
-            </w:r>
-            <w:proofErr w:type="spellEnd"/>
-            <w:r>
-              <w:rPr>
-                <w:rFonts w:cstheme="minorHAnsi"/>
-              </w:rPr>
-              <w:t>.</w:t>
+              <w:t>Registo automático de ações de auditoria com data e hora, listagem e pesquisa de logs.</w:t>
             </w:r>
           </w:p>
         </w:tc>
@@ -9088,7 +8544,6 @@
         <w:lastRenderedPageBreak/>
         <w:t xml:space="preserve">Package </w:t>
       </w:r>
-      <w:proofErr w:type="spellStart"/>
       <w:r>
         <w:rPr>
           <w:rFonts w:cstheme="minorHAnsi"/>
@@ -9097,7 +8552,6 @@
         </w:rPr>
         <w:t>repositorio</w:t>
       </w:r>
-      <w:proofErr w:type="spellEnd"/>
       <w:r>
         <w:rPr>
           <w:rFonts w:cstheme="minorHAnsi"/>
@@ -9117,21 +8571,7 @@
         <w:rPr>
           <w:rFonts w:cstheme="minorHAnsi"/>
         </w:rPr>
-        <w:t xml:space="preserve">Os </w:t>
-      </w:r>
-      <w:proofErr w:type="spellStart"/>
-      <w:r>
-        <w:rPr>
-          <w:rFonts w:cstheme="minorHAnsi"/>
-        </w:rPr>
-        <w:t>DAOs</w:t>
-      </w:r>
-      <w:proofErr w:type="spellEnd"/>
-      <w:r>
-        <w:rPr>
-          <w:rFonts w:cstheme="minorHAnsi"/>
-        </w:rPr>
-        <w:t xml:space="preserve"> implementam as operações </w:t>
+        <w:t xml:space="preserve">Os DAOs implementam as operações </w:t>
       </w:r>
       <w:r>
         <w:rPr>
@@ -9149,49 +8589,7 @@
         <w:rPr>
           <w:rFonts w:cstheme="minorHAnsi"/>
         </w:rPr>
-        <w:t>(</w:t>
-      </w:r>
-      <w:proofErr w:type="spellStart"/>
-      <w:r>
-        <w:rPr>
-          <w:rFonts w:cstheme="minorHAnsi"/>
-        </w:rPr>
-        <w:t>Create</w:t>
-      </w:r>
-      <w:proofErr w:type="spellEnd"/>
-      <w:r>
-        <w:rPr>
-          <w:rFonts w:cstheme="minorHAnsi"/>
-        </w:rPr>
-        <w:t xml:space="preserve">, </w:t>
-      </w:r>
-      <w:proofErr w:type="spellStart"/>
-      <w:r>
-        <w:rPr>
-          <w:rFonts w:cstheme="minorHAnsi"/>
-        </w:rPr>
-        <w:t>Read</w:t>
-      </w:r>
-      <w:proofErr w:type="spellEnd"/>
-      <w:r>
-        <w:rPr>
-          <w:rFonts w:cstheme="minorHAnsi"/>
-        </w:rPr>
-        <w:t xml:space="preserve">, </w:t>
-      </w:r>
-      <w:proofErr w:type="spellStart"/>
-      <w:r>
-        <w:rPr>
-          <w:rFonts w:cstheme="minorHAnsi"/>
-        </w:rPr>
-        <w:t>Update</w:t>
-      </w:r>
-      <w:proofErr w:type="spellEnd"/>
-      <w:r>
-        <w:rPr>
-          <w:rFonts w:cstheme="minorHAnsi"/>
-        </w:rPr>
-        <w:t>, Delete) diretamente na base de dados:</w:t>
+        <w:t>(Create, Read, Update, Delete) diretamente na base de dados:</w:t>
       </w:r>
     </w:p>
     <w:p>
@@ -9223,14 +8621,9 @@
         </w:r>
       </w:fldSimple>
       <w:r>
-        <w:t xml:space="preserve"> - Package </w:t>
-      </w:r>
-      <w:proofErr w:type="spellStart"/>
-      <w:r>
-        <w:t>repositorio</w:t>
+        <w:t xml:space="preserve"> - Package repositorio</w:t>
       </w:r>
       <w:bookmarkEnd w:id="28"/>
-      <w:proofErr w:type="spellEnd"/>
     </w:p>
     <w:tbl>
       <w:tblPr>
@@ -9302,7 +8695,6 @@
                 <w:rFonts w:cstheme="minorHAnsi"/>
               </w:rPr>
             </w:pPr>
-            <w:proofErr w:type="spellStart"/>
             <w:r>
               <w:rPr>
                 <w:rFonts w:cstheme="minorHAnsi"/>
@@ -9311,7 +8703,6 @@
               </w:rPr>
               <w:t>UtilizadorDAO</w:t>
             </w:r>
-            <w:proofErr w:type="spellEnd"/>
           </w:p>
         </w:tc>
         <w:tc>
@@ -9358,7 +8749,6 @@
                 <w:rFonts w:cstheme="minorHAnsi"/>
               </w:rPr>
             </w:pPr>
-            <w:proofErr w:type="spellStart"/>
             <w:r>
               <w:rPr>
                 <w:rFonts w:cstheme="minorHAnsi"/>
@@ -9367,7 +8757,6 @@
               </w:rPr>
               <w:t>EquipamentoDAO</w:t>
             </w:r>
-            <w:proofErr w:type="spellEnd"/>
           </w:p>
         </w:tc>
         <w:tc>
@@ -9402,7 +8791,6 @@
                 <w:rFonts w:cstheme="minorHAnsi"/>
               </w:rPr>
             </w:pPr>
-            <w:proofErr w:type="spellStart"/>
             <w:r>
               <w:rPr>
                 <w:rFonts w:cstheme="minorHAnsi"/>
@@ -9411,7 +8799,6 @@
               </w:rPr>
               <w:t>ReparacaoDAO</w:t>
             </w:r>
-            <w:proofErr w:type="spellEnd"/>
           </w:p>
         </w:tc>
         <w:tc>
@@ -9458,7 +8845,6 @@
                 <w:rFonts w:cstheme="minorHAnsi"/>
               </w:rPr>
             </w:pPr>
-            <w:proofErr w:type="spellStart"/>
             <w:r>
               <w:rPr>
                 <w:rFonts w:cstheme="minorHAnsi"/>
@@ -9467,7 +8853,6 @@
               </w:rPr>
               <w:t>NotificacaoDAO</w:t>
             </w:r>
-            <w:proofErr w:type="spellEnd"/>
           </w:p>
         </w:tc>
         <w:tc>
@@ -9502,7 +8887,6 @@
                 <w:rFonts w:cstheme="minorHAnsi"/>
               </w:rPr>
             </w:pPr>
-            <w:proofErr w:type="spellStart"/>
             <w:r>
               <w:rPr>
                 <w:rFonts w:cstheme="minorHAnsi"/>
@@ -9511,7 +8895,6 @@
               </w:rPr>
               <w:t>LogDAO</w:t>
             </w:r>
-            <w:proofErr w:type="spellEnd"/>
           </w:p>
         </w:tc>
         <w:tc>
@@ -9554,7 +8937,6 @@
         </w:rPr>
         <w:t xml:space="preserve">Todos os </w:t>
       </w:r>
-      <w:proofErr w:type="spellStart"/>
       <w:r>
         <w:rPr>
           <w:rFonts w:cstheme="minorHAnsi"/>
@@ -9563,7 +8945,6 @@
         </w:rPr>
         <w:t>DAOs</w:t>
       </w:r>
-      <w:proofErr w:type="spellEnd"/>
       <w:r>
         <w:rPr>
           <w:rFonts w:cstheme="minorHAnsi"/>
@@ -9622,30 +9003,8 @@
         <w:rPr>
           <w:rFonts w:cstheme="minorHAnsi"/>
         </w:rPr>
-        <w:t xml:space="preserve">xecução da </w:t>
-      </w:r>
-      <w:proofErr w:type="spellStart"/>
-      <w:r>
-        <w:rPr>
-          <w:rFonts w:cstheme="minorHAnsi"/>
-        </w:rPr>
-        <w:t>query</w:t>
-      </w:r>
-      <w:proofErr w:type="spellEnd"/>
-      <w:r>
-        <w:rPr>
-          <w:rFonts w:cstheme="minorHAnsi"/>
-        </w:rPr>
-        <w:t xml:space="preserve"> com </w:t>
-      </w:r>
-      <w:proofErr w:type="spellStart"/>
-      <w:r>
-        <w:rPr>
-          <w:rFonts w:cstheme="minorHAnsi"/>
-        </w:rPr>
-        <w:t>PreparedStatement</w:t>
-      </w:r>
-      <w:proofErr w:type="spellEnd"/>
+        <w:t>xecução da query com PreparedStatement</w:t>
+      </w:r>
       <w:r>
         <w:rPr>
           <w:rFonts w:cstheme="minorHAnsi"/>
@@ -9674,21 +9033,7 @@
         <w:rPr>
           <w:rFonts w:cstheme="minorHAnsi"/>
         </w:rPr>
-        <w:t>echo de recursos no bloco </w:t>
-      </w:r>
-      <w:proofErr w:type="spellStart"/>
-      <w:r>
-        <w:rPr>
-          <w:rFonts w:cstheme="minorHAnsi"/>
-        </w:rPr>
-        <w:t>finally</w:t>
-      </w:r>
-      <w:proofErr w:type="spellEnd"/>
-      <w:r>
-        <w:rPr>
-          <w:rFonts w:cstheme="minorHAnsi"/>
-        </w:rPr>
-        <w:t>.</w:t>
+        <w:t>echo de recursos no bloco finally.</w:t>
       </w:r>
     </w:p>
     <w:p>
@@ -9707,7 +9052,6 @@
         </w:rPr>
         <w:t xml:space="preserve">Package </w:t>
       </w:r>
-      <w:proofErr w:type="spellStart"/>
       <w:r>
         <w:rPr>
           <w:rFonts w:cstheme="minorHAnsi"/>
@@ -9716,7 +9060,6 @@
         </w:rPr>
         <w:t>view</w:t>
       </w:r>
-      <w:proofErr w:type="spellEnd"/>
       <w:r>
         <w:rPr>
           <w:rFonts w:cstheme="minorHAnsi"/>
@@ -9780,14 +9123,9 @@
         </w:r>
       </w:fldSimple>
       <w:r>
-        <w:t xml:space="preserve"> - Package </w:t>
-      </w:r>
-      <w:proofErr w:type="spellStart"/>
-      <w:r>
-        <w:t>view</w:t>
+        <w:t xml:space="preserve"> - Package view</w:t>
       </w:r>
       <w:bookmarkEnd w:id="29"/>
-      <w:proofErr w:type="spellEnd"/>
     </w:p>
     <w:tbl>
       <w:tblPr>
@@ -9862,14 +9200,12 @@
                 <w:rFonts w:cstheme="minorHAnsi"/>
               </w:rPr>
             </w:pPr>
-            <w:proofErr w:type="spellStart"/>
             <w:r>
               <w:rPr>
                 <w:rFonts w:cstheme="minorHAnsi"/>
               </w:rPr>
               <w:t>Aplicacao</w:t>
             </w:r>
-            <w:proofErr w:type="spellEnd"/>
           </w:p>
         </w:tc>
         <w:tc>
@@ -9887,35 +9223,7 @@
               <w:rPr>
                 <w:rFonts w:cstheme="minorHAnsi"/>
               </w:rPr>
-              <w:t>Ponto de entrada (</w:t>
-            </w:r>
-            <w:proofErr w:type="spellStart"/>
-            <w:r>
-              <w:rPr>
-                <w:rFonts w:cstheme="minorHAnsi"/>
-              </w:rPr>
-              <w:t>main</w:t>
-            </w:r>
-            <w:proofErr w:type="spellEnd"/>
-            <w:r>
-              <w:rPr>
-                <w:rFonts w:cstheme="minorHAnsi"/>
-              </w:rPr>
-              <w:t>). Janela principal (</w:t>
-            </w:r>
-            <w:proofErr w:type="spellStart"/>
-            <w:r>
-              <w:rPr>
-                <w:rFonts w:cstheme="minorHAnsi"/>
-              </w:rPr>
-              <w:t>JFrame</w:t>
-            </w:r>
-            <w:proofErr w:type="spellEnd"/>
-            <w:r>
-              <w:rPr>
-                <w:rFonts w:cstheme="minorHAnsi"/>
-              </w:rPr>
-              <w:t>) com barra de menus (Ficheiro/Ajuda). Gere a navegação entre painéis, e a verificação inicial (configuração da BD e criação do primeiro Gestor).</w:t>
+              <w:t>Ponto de entrada (main). Janela principal (JFrame) com barra de menus (Ficheiro/Ajuda). Gere a navegação entre painéis, e a verificação inicial (configuração da BD e criação do primeiro Gestor).</w:t>
             </w:r>
           </w:p>
         </w:tc>
@@ -9932,14 +9240,12 @@
                 <w:rFonts w:cstheme="minorHAnsi"/>
               </w:rPr>
             </w:pPr>
-            <w:proofErr w:type="spellStart"/>
             <w:r>
               <w:rPr>
                 <w:rFonts w:cstheme="minorHAnsi"/>
               </w:rPr>
               <w:t>Utilitarios</w:t>
             </w:r>
-            <w:proofErr w:type="spellEnd"/>
           </w:p>
         </w:tc>
         <w:tc>
@@ -9957,63 +9263,7 @@
               <w:rPr>
                 <w:rFonts w:cstheme="minorHAnsi"/>
               </w:rPr>
-              <w:t>Classe utilitária com componentes reutilizáveis: criação de tabelas (</w:t>
-            </w:r>
-            <w:proofErr w:type="spellStart"/>
-            <w:r>
-              <w:rPr>
-                <w:rFonts w:cstheme="minorHAnsi"/>
-              </w:rPr>
-              <w:t>JTable</w:t>
-            </w:r>
-            <w:proofErr w:type="spellEnd"/>
-            <w:r>
-              <w:rPr>
-                <w:rFonts w:cstheme="minorHAnsi"/>
-              </w:rPr>
-              <w:t>), listas (</w:t>
-            </w:r>
-            <w:proofErr w:type="spellStart"/>
-            <w:r>
-              <w:rPr>
-                <w:rFonts w:cstheme="minorHAnsi"/>
-              </w:rPr>
-              <w:t>JList</w:t>
-            </w:r>
-            <w:proofErr w:type="spellEnd"/>
-            <w:r>
-              <w:rPr>
-                <w:rFonts w:cstheme="minorHAnsi"/>
-              </w:rPr>
-              <w:t>), campos de formulário, caixas de diálogo (</w:t>
-            </w:r>
-            <w:proofErr w:type="spellStart"/>
-            <w:r>
-              <w:rPr>
-                <w:rFonts w:cstheme="minorHAnsi"/>
-              </w:rPr>
-              <w:t>JOptionPane</w:t>
-            </w:r>
-            <w:proofErr w:type="spellEnd"/>
-            <w:r>
-              <w:rPr>
-                <w:rFonts w:cstheme="minorHAnsi"/>
-              </w:rPr>
-              <w:t>), seleção/redimensionamento de foto (</w:t>
-            </w:r>
-            <w:proofErr w:type="spellStart"/>
-            <w:r>
-              <w:rPr>
-                <w:rFonts w:cstheme="minorHAnsi"/>
-              </w:rPr>
-              <w:t>JFileChooser</w:t>
-            </w:r>
-            <w:proofErr w:type="spellEnd"/>
-            <w:r>
-              <w:rPr>
-                <w:rFonts w:cstheme="minorHAnsi"/>
-              </w:rPr>
-              <w:t>) e mensagens ao utilizador.</w:t>
+              <w:t>Classe utilitária com componentes reutilizáveis: criação de tabelas (JTable), listas (JList), campos de formulário, caixas de diálogo (JOptionPane), seleção/redimensionamento de foto (JFileChooser) e mensagens ao utilizador.</w:t>
             </w:r>
           </w:p>
         </w:tc>
@@ -10030,7 +9280,6 @@
                 <w:rFonts w:cstheme="minorHAnsi"/>
               </w:rPr>
             </w:pPr>
-            <w:proofErr w:type="spellStart"/>
             <w:r>
               <w:rPr>
                 <w:rFonts w:cstheme="minorHAnsi"/>
@@ -10038,7 +9287,6 @@
               <w:lastRenderedPageBreak/>
               <w:t>PainelLogin</w:t>
             </w:r>
-            <w:proofErr w:type="spellEnd"/>
           </w:p>
         </w:tc>
         <w:tc>
@@ -10056,21 +9304,7 @@
               <w:rPr>
                 <w:rFonts w:cstheme="minorHAnsi"/>
               </w:rPr>
-              <w:t xml:space="preserve">Painel de autenticação: introdução de </w:t>
-            </w:r>
-            <w:proofErr w:type="spellStart"/>
-            <w:r>
-              <w:rPr>
-                <w:rFonts w:cstheme="minorHAnsi"/>
-              </w:rPr>
-              <w:t>username</w:t>
-            </w:r>
-            <w:proofErr w:type="spellEnd"/>
-            <w:r>
-              <w:rPr>
-                <w:rFonts w:cstheme="minorHAnsi"/>
-              </w:rPr>
-              <w:t xml:space="preserve"> e password, login, acesso ao registo e à configuração da BD; alerta de notificações pendentes após login.</w:t>
+              <w:t>Painel de autenticação: introdução de username e password, login, acesso ao registo e à configuração da BD; alerta de notificações pendentes após login.</w:t>
             </w:r>
           </w:p>
         </w:tc>
@@ -10087,14 +9321,12 @@
                 <w:rFonts w:cstheme="minorHAnsi"/>
               </w:rPr>
             </w:pPr>
-            <w:proofErr w:type="spellStart"/>
             <w:r>
               <w:rPr>
                 <w:rFonts w:cstheme="minorHAnsi"/>
               </w:rPr>
               <w:t>PainelRegisto</w:t>
             </w:r>
-            <w:proofErr w:type="spellEnd"/>
           </w:p>
         </w:tc>
         <w:tc>
@@ -10129,14 +9361,12 @@
                 <w:rFonts w:cstheme="minorHAnsi"/>
               </w:rPr>
             </w:pPr>
-            <w:proofErr w:type="spellStart"/>
             <w:r>
               <w:rPr>
                 <w:rFonts w:cstheme="minorHAnsi"/>
               </w:rPr>
               <w:t>PainelCliente</w:t>
             </w:r>
-            <w:proofErr w:type="spellEnd"/>
           </w:p>
         </w:tc>
         <w:tc>
@@ -10171,14 +9401,12 @@
                 <w:rFonts w:cstheme="minorHAnsi"/>
               </w:rPr>
             </w:pPr>
-            <w:proofErr w:type="spellStart"/>
             <w:r>
               <w:rPr>
                 <w:rFonts w:cstheme="minorHAnsi"/>
               </w:rPr>
               <w:t>PainelFuncionario</w:t>
             </w:r>
-            <w:proofErr w:type="spellEnd"/>
           </w:p>
         </w:tc>
         <w:tc>
@@ -10213,14 +9441,12 @@
                 <w:rFonts w:cstheme="minorHAnsi"/>
               </w:rPr>
             </w:pPr>
-            <w:proofErr w:type="spellStart"/>
             <w:r>
               <w:rPr>
                 <w:rFonts w:cstheme="minorHAnsi"/>
               </w:rPr>
               <w:t>PainelGestor</w:t>
             </w:r>
-            <w:proofErr w:type="spellEnd"/>
           </w:p>
         </w:tc>
         <w:tc>
@@ -10238,21 +9464,7 @@
               <w:rPr>
                 <w:rFonts w:cstheme="minorHAnsi"/>
               </w:rPr>
-              <w:t xml:space="preserve">Menu do Gestor: ativar contas, gerir pedidos de reparação, arquivar processos, editar utilizadores, listagens/pesquisas, notificações, </w:t>
-            </w:r>
-            <w:proofErr w:type="spellStart"/>
-            <w:r>
-              <w:rPr>
-                <w:rFonts w:cstheme="minorHAnsi"/>
-              </w:rPr>
-              <w:t>logs</w:t>
-            </w:r>
-            <w:proofErr w:type="spellEnd"/>
-            <w:r>
-              <w:rPr>
-                <w:rFonts w:cstheme="minorHAnsi"/>
-              </w:rPr>
-              <w:t>, alterar estados de conta e gestão de remoções.</w:t>
+              <w:t>Menu do Gestor: ativar contas, gerir pedidos de reparação, arquivar processos, editar utilizadores, listagens/pesquisas, notificações, logs, alterar estados de conta e gestão de remoções.</w:t>
             </w:r>
           </w:p>
         </w:tc>
@@ -10269,14 +9481,12 @@
                 <w:rFonts w:cstheme="minorHAnsi"/>
               </w:rPr>
             </w:pPr>
-            <w:proofErr w:type="spellStart"/>
             <w:r>
               <w:rPr>
                 <w:rFonts w:cstheme="minorHAnsi"/>
               </w:rPr>
               <w:t>DialogoConfigBD</w:t>
             </w:r>
-            <w:proofErr w:type="spellEnd"/>
           </w:p>
         </w:tc>
         <w:tc>
@@ -10294,21 +9504,7 @@
               <w:rPr>
                 <w:rFonts w:cstheme="minorHAnsi"/>
               </w:rPr>
-              <w:t>Caixa de diálogo (</w:t>
-            </w:r>
-            <w:proofErr w:type="spellStart"/>
-            <w:r>
-              <w:rPr>
-                <w:rFonts w:cstheme="minorHAnsi"/>
-              </w:rPr>
-              <w:t>JDialog</w:t>
-            </w:r>
-            <w:proofErr w:type="spellEnd"/>
-            <w:r>
-              <w:rPr>
-                <w:rFonts w:cstheme="minorHAnsi"/>
-              </w:rPr>
-              <w:t>) para configurar os parâmetros de acesso à base de dados (IP, porto, nome, utilizador, password), gravando no ficheiro configbd.txt.</w:t>
+              <w:t>Caixa de diálogo (JDialog) para configurar os parâmetros de acesso à base de dados (IP, porto, nome, utilizador, password), gravando no ficheiro configbd.txt.</w:t>
             </w:r>
           </w:p>
         </w:tc>
@@ -10325,14 +9521,12 @@
                 <w:rFonts w:cstheme="minorHAnsi"/>
               </w:rPr>
             </w:pPr>
-            <w:proofErr w:type="spellStart"/>
             <w:r>
               <w:rPr>
                 <w:rFonts w:cstheme="minorHAnsi"/>
               </w:rPr>
               <w:t>ExtractoReparacao</w:t>
             </w:r>
-            <w:proofErr w:type="spellEnd"/>
           </w:p>
         </w:tc>
         <w:tc>
@@ -10350,21 +9544,7 @@
               <w:rPr>
                 <w:rFonts w:cstheme="minorHAnsi"/>
               </w:rPr>
-              <w:t xml:space="preserve">Geração e impressão do extrato de uma reparação, implementando a interface </w:t>
-            </w:r>
-            <w:proofErr w:type="spellStart"/>
-            <w:r>
-              <w:rPr>
-                <w:rFonts w:cstheme="minorHAnsi"/>
-              </w:rPr>
-              <w:t>Printable</w:t>
-            </w:r>
-            <w:proofErr w:type="spellEnd"/>
-            <w:r>
-              <w:rPr>
-                <w:rFonts w:cstheme="minorHAnsi"/>
-              </w:rPr>
-              <w:t>.</w:t>
+              <w:t>Geração e impressão do extrato de uma reparação, implementando a interface Printable.</w:t>
             </w:r>
           </w:p>
         </w:tc>
@@ -10438,7 +9618,6 @@
         </w:rPr>
         <w:t xml:space="preserve">Package </w:t>
       </w:r>
-      <w:proofErr w:type="spellStart"/>
       <w:r>
         <w:rPr>
           <w:rFonts w:cstheme="minorHAnsi"/>
@@ -10447,7 +9626,6 @@
         </w:rPr>
         <w:t>util</w:t>
       </w:r>
-      <w:proofErr w:type="spellEnd"/>
       <w:r>
         <w:rPr>
           <w:rFonts w:cstheme="minorHAnsi"/>
@@ -10486,14 +9664,9 @@
         </w:r>
       </w:fldSimple>
       <w:r>
-        <w:t xml:space="preserve"> - Package </w:t>
-      </w:r>
-      <w:proofErr w:type="spellStart"/>
-      <w:r>
-        <w:t>util</w:t>
+        <w:t xml:space="preserve"> - Package util</w:t>
       </w:r>
       <w:bookmarkEnd w:id="30"/>
-      <w:proofErr w:type="spellEnd"/>
     </w:p>
     <w:tbl>
       <w:tblPr>
@@ -10576,14 +9749,12 @@
                 <w:rFonts w:cstheme="minorHAnsi"/>
               </w:rPr>
             </w:pPr>
-            <w:proofErr w:type="spellStart"/>
             <w:r>
               <w:rPr>
                 <w:rFonts w:cstheme="minorHAnsi"/>
               </w:rPr>
               <w:t>ConexaoBD</w:t>
             </w:r>
-            <w:proofErr w:type="spellEnd"/>
           </w:p>
         </w:tc>
         <w:tc>
@@ -10602,21 +9773,7 @@
               <w:rPr>
                 <w:rFonts w:cstheme="minorHAnsi"/>
               </w:rPr>
-              <w:t xml:space="preserve">Gestão de conexões à base de dados. Lê as configurações (URL, </w:t>
-            </w:r>
-            <w:proofErr w:type="spellStart"/>
-            <w:r>
-              <w:rPr>
-                <w:rFonts w:cstheme="minorHAnsi"/>
-              </w:rPr>
-              <w:t>user</w:t>
-            </w:r>
-            <w:proofErr w:type="spellEnd"/>
-            <w:r>
-              <w:rPr>
-                <w:rFonts w:cstheme="minorHAnsi"/>
-              </w:rPr>
-              <w:t>, password) a partir do ficheiro configbd.txt.</w:t>
+              <w:t>Gestão de conexões à base de dados. Lê as configurações (URL, user, password) a partir do ficheiro configbd.txt.</w:t>
             </w:r>
           </w:p>
         </w:tc>
@@ -10637,14 +9794,12 @@
                 <w:rFonts w:cstheme="minorHAnsi"/>
               </w:rPr>
             </w:pPr>
-            <w:proofErr w:type="spellStart"/>
             <w:r>
               <w:rPr>
                 <w:rFonts w:cstheme="minorHAnsi"/>
               </w:rPr>
               <w:t>Validacoes</w:t>
             </w:r>
-            <w:proofErr w:type="spellEnd"/>
           </w:p>
         </w:tc>
         <w:tc>
@@ -10684,14 +9839,12 @@
                 <w:rFonts w:cstheme="minorHAnsi"/>
               </w:rPr>
             </w:pPr>
-            <w:proofErr w:type="spellStart"/>
             <w:r>
               <w:rPr>
                 <w:rFonts w:cstheme="minorHAnsi"/>
               </w:rPr>
               <w:t>GestorFicheiros</w:t>
             </w:r>
-            <w:proofErr w:type="spellEnd"/>
           </w:p>
         </w:tc>
         <w:tc>
@@ -10731,7 +9884,6 @@
                 <w:rFonts w:cstheme="minorHAnsi"/>
               </w:rPr>
             </w:pPr>
-            <w:proofErr w:type="spellStart"/>
             <w:r>
               <w:rPr>
                 <w:rFonts w:cstheme="minorHAnsi"/>
@@ -10739,7 +9891,6 @@
               <w:lastRenderedPageBreak/>
               <w:t>ServicoEmail</w:t>
             </w:r>
-            <w:proofErr w:type="spellEnd"/>
           </w:p>
         </w:tc>
         <w:tc>
@@ -10758,21 +9909,7 @@
               <w:rPr>
                 <w:rFonts w:cstheme="minorHAnsi"/>
               </w:rPr>
-              <w:t xml:space="preserve">Envio de emails de confirmação de registo aos novos utilizadores, através de SMTP, executado numa </w:t>
-            </w:r>
-            <w:proofErr w:type="spellStart"/>
-            <w:r>
-              <w:rPr>
-                <w:rFonts w:cstheme="minorHAnsi"/>
-              </w:rPr>
-              <w:t>Thread</w:t>
-            </w:r>
-            <w:proofErr w:type="spellEnd"/>
-            <w:r>
-              <w:rPr>
-                <w:rFonts w:cstheme="minorHAnsi"/>
-              </w:rPr>
-              <w:t xml:space="preserve"> separada para não bloquear a interface.</w:t>
+              <w:t>Envio de emails de confirmação de registo aos novos utilizadores, através de SMTP, executado numa Thread separada para não bloquear a interface.</w:t>
             </w:r>
           </w:p>
         </w:tc>
@@ -10830,144 +9967,216 @@
         </w:rPr>
         <w:t xml:space="preserve">O </w:t>
       </w:r>
-      <w:proofErr w:type="spellStart"/>
       <w:r>
         <w:rPr>
           <w:rFonts w:cstheme="minorHAnsi"/>
           <w:b/>
           <w:bCs/>
         </w:rPr>
-        <w:t>ControladorEquipamento</w:t>
-      </w:r>
-      <w:proofErr w:type="spellEnd"/>
-      <w:r>
+        <w:t xml:space="preserve">ControladorEquipamento </w:t>
+      </w:r>
+      <w:r>
+        <w:rPr>
+          <w:rFonts w:cstheme="minorHAnsi"/>
+        </w:rPr>
+        <w:t>implementa um algoritmo de geração de códigos SKU aleatórios únicos</w:t>
+      </w:r>
+      <w:r>
+        <w:rPr>
+          <w:rFonts w:cstheme="minorHAnsi"/>
+        </w:rPr>
+        <w:t>. É gerado um valor aleatório entre 1 e 1000000</w:t>
+      </w:r>
+      <w:r>
+        <w:rPr>
+          <w:rFonts w:cstheme="minorHAnsi"/>
+        </w:rPr>
+        <w:t xml:space="preserve"> e verificado contra a base de dados num ciclo do-while até que se encontre um valor não existente</w:t>
+      </w:r>
+      <w:r>
+        <w:rPr>
+          <w:rFonts w:cstheme="minorHAnsi"/>
+        </w:rPr>
+        <w:t>, garantindo que o código SKU seja único.</w:t>
+      </w:r>
+    </w:p>
+    <w:p>
+      <w:pPr>
         <w:rPr>
           <w:rFonts w:cstheme="minorHAnsi"/>
           <w:b/>
           <w:bCs/>
         </w:rPr>
-        <w:t xml:space="preserve"> </w:t>
-      </w:r>
-      <w:r>
-        <w:rPr>
-          <w:rFonts w:cstheme="minorHAnsi"/>
-        </w:rPr>
-        <w:t>implementa um algoritmo de geração de códigos SKU aleatórios únicos</w:t>
-      </w:r>
-      <w:r>
-        <w:rPr>
-          <w:rFonts w:cstheme="minorHAnsi"/>
-        </w:rPr>
-        <w:t>. É gerado um valor aleatório entre 1 e 1000000</w:t>
-      </w:r>
-      <w:r>
-        <w:rPr>
-          <w:rFonts w:cstheme="minorHAnsi"/>
-        </w:rPr>
-        <w:t xml:space="preserve"> e verificado contra a base de dados num ciclo do-</w:t>
-      </w:r>
-      <w:proofErr w:type="spellStart"/>
-      <w:r>
-        <w:rPr>
-          <w:rFonts w:cstheme="minorHAnsi"/>
-        </w:rPr>
-        <w:t>while</w:t>
-      </w:r>
-      <w:proofErr w:type="spellEnd"/>
-      <w:r>
-        <w:rPr>
-          <w:rFonts w:cstheme="minorHAnsi"/>
-        </w:rPr>
-        <w:t xml:space="preserve"> até que se encontre um valor não existente</w:t>
-      </w:r>
-      <w:r>
-        <w:rPr>
-          <w:rFonts w:cstheme="minorHAnsi"/>
-        </w:rPr>
-        <w:t>, garantindo que o código SKU seja único.</w:t>
-      </w:r>
-    </w:p>
-    <w:p>
-      <w:pPr>
+      </w:pPr>
+      <w:r>
         <w:rPr>
           <w:rFonts w:cstheme="minorHAnsi"/>
           <w:b/>
           <w:bCs/>
         </w:rPr>
-      </w:pPr>
+        <w:t>Geração de Número de Reparação</w:t>
+      </w:r>
+    </w:p>
+    <w:p>
+      <w:pPr>
+        <w:rPr>
+          <w:rFonts w:cstheme="minorHAnsi"/>
+        </w:rPr>
+      </w:pPr>
+      <w:r>
+        <w:rPr>
+          <w:rFonts w:cstheme="minorHAnsi"/>
+        </w:rPr>
+        <w:t>O</w:t>
+      </w:r>
       <w:r>
         <w:rPr>
           <w:rFonts w:cstheme="minorHAnsi"/>
           <w:b/>
           <w:bCs/>
         </w:rPr>
-        <w:t>Geração de Número de Reparação</w:t>
-      </w:r>
-    </w:p>
-    <w:p>
-      <w:pPr>
-        <w:rPr>
-          <w:rFonts w:cstheme="minorHAnsi"/>
-        </w:rPr>
-      </w:pPr>
-      <w:r>
-        <w:rPr>
-          <w:rFonts w:cstheme="minorHAnsi"/>
-        </w:rPr>
-        <w:t>O</w:t>
-      </w:r>
-      <w:r>
+        <w:t xml:space="preserve"> ControladorReparacao </w:t>
+      </w:r>
+      <w:r>
+        <w:rPr>
+          <w:rFonts w:cstheme="minorHAnsi"/>
+        </w:rPr>
+        <w:t xml:space="preserve">gera números de reparação </w:t>
+      </w:r>
+      <w:r>
+        <w:rPr>
+          <w:rFonts w:cstheme="minorHAnsi"/>
+        </w:rPr>
+        <w:t>combinando o número total de repa</w:t>
+      </w:r>
+      <w:r>
+        <w:rPr>
+          <w:rFonts w:cstheme="minorHAnsi"/>
+        </w:rPr>
+        <w:t>rações existentes mais um com a data e hora atuais.</w:t>
+      </w:r>
+    </w:p>
+    <w:p>
+      <w:pPr>
         <w:rPr>
           <w:rFonts w:cstheme="minorHAnsi"/>
           <w:b/>
           <w:bCs/>
         </w:rPr>
-        <w:t xml:space="preserve"> </w:t>
-      </w:r>
-      <w:proofErr w:type="spellStart"/>
+      </w:pPr>
       <w:r>
         <w:rPr>
           <w:rFonts w:cstheme="minorHAnsi"/>
           <w:b/>
           <w:bCs/>
         </w:rPr>
-        <w:t>ControladorReparacao</w:t>
-      </w:r>
-      <w:proofErr w:type="spellEnd"/>
+        <w:t>Verificações de Reparações Atrasadas</w:t>
+      </w:r>
+    </w:p>
+    <w:p>
+      <w:pPr>
+        <w:rPr>
+          <w:rFonts w:cstheme="minorHAnsi"/>
+        </w:rPr>
+      </w:pPr>
+      <w:r>
+        <w:rPr>
+          <w:rFonts w:cstheme="minorHAnsi"/>
+        </w:rPr>
+        <w:t>No login do gestor</w:t>
+      </w:r>
+      <w:r>
+        <w:rPr>
+          <w:rFonts w:cstheme="minorHAnsi"/>
+        </w:rPr>
+        <w:t xml:space="preserve">, o sistema executa automaticamente uma verificação de todas as reparações ativas com mais de 10 dias desde a </w:t>
+      </w:r>
+      <w:r>
+        <w:rPr>
+          <w:rFonts w:cstheme="minorHAnsi"/>
+        </w:rPr>
+        <w:t>criação</w:t>
+      </w:r>
+      <w:r>
+        <w:rPr>
+          <w:rFonts w:cstheme="minorHAnsi"/>
+        </w:rPr>
+        <w:t>. Para cada reparação atrasada encontrada, é gerada uma notificação ao gestor na categoria PRAZO.</w:t>
+      </w:r>
+    </w:p>
+    <w:p>
+      <w:pPr>
+        <w:rPr>
+          <w:rFonts w:cstheme="minorHAnsi"/>
+        </w:rPr>
+      </w:pPr>
       <w:r>
         <w:rPr>
           <w:rFonts w:cstheme="minorHAnsi"/>
           <w:b/>
           <w:bCs/>
         </w:rPr>
-        <w:t xml:space="preserve"> </w:t>
-      </w:r>
-      <w:r>
-        <w:rPr>
-          <w:rFonts w:cstheme="minorHAnsi"/>
-        </w:rPr>
-        <w:t xml:space="preserve">gera números de reparação </w:t>
-      </w:r>
-      <w:r>
-        <w:rPr>
-          <w:rFonts w:cstheme="minorHAnsi"/>
-        </w:rPr>
-        <w:t>combinando o número total de repa</w:t>
-      </w:r>
-      <w:r>
-        <w:rPr>
-          <w:rFonts w:cstheme="minorHAnsi"/>
-        </w:rPr>
-        <w:t>rações existentes mais um com a data e hora atuais.</w:t>
-      </w:r>
-    </w:p>
-    <w:p>
-      <w:pPr>
+        <w:t>Navegação entre painéis</w:t>
+      </w:r>
+      <w:r>
+        <w:rPr>
+          <w:rFonts w:cstheme="minorHAnsi"/>
+        </w:rPr>
+        <w:t> </w:t>
+      </w:r>
+    </w:p>
+    <w:p>
+      <w:pPr>
+        <w:rPr>
+          <w:rFonts w:cstheme="minorHAnsi"/>
+        </w:rPr>
+      </w:pPr>
+      <w:r>
+        <w:rPr>
+          <w:rFonts w:cstheme="minorHAnsi"/>
+        </w:rPr>
+        <w:t>A janela principal mantém um painel de conteúdo único onde os vários painéis são trocados em tempo de execução. A transição é feita removendo o painel anterior, adicionando o novo e invocando os métodos revalidate() e repaint(), tal como recomendado para a gestão dinâmica de contentores Swing.</w:t>
+      </w:r>
+    </w:p>
+    <w:p>
+      <w:pPr>
+        <w:rPr>
+          <w:rFonts w:cstheme="minorHAnsi"/>
+        </w:rPr>
+      </w:pPr>
+      <w:r>
         <w:rPr>
           <w:rFonts w:cstheme="minorHAnsi"/>
           <w:b/>
           <w:bCs/>
         </w:rPr>
+        <w:t>Listagem em tabelas (JTable)</w:t>
+      </w:r>
+      <w:r>
+        <w:rPr>
+          <w:rFonts w:cstheme="minorHAnsi"/>
+        </w:rPr>
+        <w:t> </w:t>
+      </w:r>
+    </w:p>
+    <w:p>
+      <w:pPr>
+        <w:rPr>
+          <w:rFonts w:cstheme="minorHAnsi"/>
+        </w:rPr>
+      </w:pPr>
+      <w:r>
+        <w:rPr>
+          <w:rFonts w:cstheme="minorHAnsi"/>
+        </w:rPr>
+        <w:t>As listagens são apresentadas em tabelas (JTable) alimentadas por um DefaultTableModel não editável, integradas em painéis de deslocamento (JScrollPane). A ordenação é garantida automaticamente através do método setAutoCreateRowSorter(true), permitindo ao utilizador ordenar os dados clicando no cabeçalho de cada coluna.</w:t>
+      </w:r>
+    </w:p>
+    <w:p>
+      <w:pPr>
+        <w:rPr>
+          <w:rFonts w:cstheme="minorHAnsi"/>
+        </w:rPr>
       </w:pPr>
       <w:r>
         <w:rPr>
@@ -10975,39 +10184,34 @@
           <w:b/>
           <w:bCs/>
         </w:rPr>
-        <w:t>Verificações de Reparações Atrasadas</w:t>
-      </w:r>
-    </w:p>
-    <w:p>
-      <w:pPr>
-        <w:rPr>
-          <w:rFonts w:cstheme="minorHAnsi"/>
-        </w:rPr>
-      </w:pPr>
-      <w:r>
-        <w:rPr>
-          <w:rFonts w:cstheme="minorHAnsi"/>
-        </w:rPr>
-        <w:t>No login do gestor</w:t>
-      </w:r>
-      <w:r>
-        <w:rPr>
-          <w:rFonts w:cstheme="minorHAnsi"/>
-        </w:rPr>
-        <w:t xml:space="preserve">, o sistema executa automaticamente uma verificação de todas as reparações ativas com mais de 10 dias desde a </w:t>
-      </w:r>
-      <w:r>
-        <w:rPr>
-          <w:rFonts w:cstheme="minorHAnsi"/>
-        </w:rPr>
-        <w:t>criação</w:t>
-      </w:r>
-      <w:r>
-        <w:rPr>
-          <w:rFonts w:cstheme="minorHAnsi"/>
-        </w:rPr>
-        <w:t>. Para cada reparação atrasada encontrada, é gerada uma notificação ao gestor na categoria PRAZO.</w:t>
-      </w:r>
+        <w:t>Foto de Perfil</w:t>
+      </w:r>
+      <w:r>
+        <w:rPr>
+          <w:rFonts w:cstheme="minorHAnsi"/>
+        </w:rPr>
+        <w:t> </w:t>
+      </w:r>
+    </w:p>
+    <w:p>
+      <w:pPr>
+        <w:rPr>
+          <w:rFonts w:cstheme="minorHAnsi"/>
+        </w:rPr>
+      </w:pPr>
+      <w:r>
+        <w:rPr>
+          <w:rFonts w:cstheme="minorHAnsi"/>
+        </w:rPr>
+        <w:t>O upload da foto de perfil utiliza um JFileChooser para selecionar a imagem; esta é redimensionada (getScaledInstance) e copiada para a pasta interna "fotos/" através do GestorFicheiros. Caso o utilizador não defina uma foto, é usada uma imagem genérica por defeito (fotos/geral.png).</w:t>
+      </w:r>
+    </w:p>
+    <w:p>
+      <w:pPr>
+        <w:rPr>
+          <w:rFonts w:cstheme="minorHAnsi"/>
+        </w:rPr>
+      </w:pPr>
     </w:p>
     <w:p>
       <w:pPr>
@@ -11021,7 +10225,8 @@
           <w:b/>
           <w:bCs/>
         </w:rPr>
-        <w:t>Navegação entre painéis</w:t>
+        <w:lastRenderedPageBreak/>
+        <w:t>Impressão de Extrato</w:t>
       </w:r>
       <w:r>
         <w:rPr>
@@ -11040,377 +10245,63 @@
         <w:rPr>
           <w:rFonts w:cstheme="minorHAnsi"/>
         </w:rPr>
-        <w:t xml:space="preserve">A janela principal mantém um painel de conteúdo único onde os vários painéis são trocados em tempo de execução. A transição é feita removendo o painel anterior, adicionando o novo e invocando os métodos </w:t>
-      </w:r>
-      <w:proofErr w:type="spellStart"/>
-      <w:proofErr w:type="gramStart"/>
-      <w:r>
-        <w:rPr>
-          <w:rFonts w:cstheme="minorHAnsi"/>
-        </w:rPr>
-        <w:t>revalidate</w:t>
-      </w:r>
-      <w:proofErr w:type="spellEnd"/>
-      <w:r>
-        <w:rPr>
-          <w:rFonts w:cstheme="minorHAnsi"/>
-        </w:rPr>
-        <w:t>(</w:t>
-      </w:r>
-      <w:proofErr w:type="gramEnd"/>
-      <w:r>
-        <w:rPr>
-          <w:rFonts w:cstheme="minorHAnsi"/>
-        </w:rPr>
-        <w:t xml:space="preserve">) e </w:t>
-      </w:r>
-      <w:proofErr w:type="spellStart"/>
-      <w:proofErr w:type="gramStart"/>
-      <w:r>
-        <w:rPr>
-          <w:rFonts w:cstheme="minorHAnsi"/>
-        </w:rPr>
-        <w:t>repaint</w:t>
-      </w:r>
-      <w:proofErr w:type="spellEnd"/>
-      <w:r>
-        <w:rPr>
-          <w:rFonts w:cstheme="minorHAnsi"/>
-        </w:rPr>
-        <w:t>(</w:t>
-      </w:r>
-      <w:proofErr w:type="gramEnd"/>
-      <w:r>
-        <w:rPr>
-          <w:rFonts w:cstheme="minorHAnsi"/>
-        </w:rPr>
-        <w:t>), tal como recomendado para a gestão dinâmica de contentores Swing.</w:t>
-      </w:r>
-    </w:p>
-    <w:p>
-      <w:pPr>
-        <w:rPr>
-          <w:rFonts w:cstheme="minorHAnsi"/>
-        </w:rPr>
-      </w:pPr>
+        <w:t>A impressão do extrato de uma reparação é feita implementando a interface Printable, desenhando o conteúdo no contexto Graphics2D e enviando o documento para a impressora selecionada na caixa de diálogo nativa (PrinterJob).</w:t>
+      </w:r>
+    </w:p>
+    <w:p>
+      <w:pPr>
+        <w:pStyle w:val="Ttulo2"/>
+        <w:rPr>
+          <w:lang w:val="pt-PT"/>
+        </w:rPr>
+      </w:pPr>
+      <w:bookmarkStart w:id="32" w:name="_Toc233362498"/>
+      <w:r>
+        <w:rPr>
+          <w:lang w:val="pt-PT"/>
+        </w:rPr>
+        <w:t xml:space="preserve">Estruturas de </w:t>
+      </w:r>
+      <w:r>
+        <w:rPr>
+          <w:lang w:val="pt-PT"/>
+        </w:rPr>
+        <w:t>D</w:t>
+      </w:r>
+      <w:r>
+        <w:rPr>
+          <w:lang w:val="pt-PT"/>
+        </w:rPr>
+        <w:t>ados</w:t>
+      </w:r>
+      <w:bookmarkEnd w:id="32"/>
+      <w:r>
+        <w:rPr>
+          <w:lang w:val="pt-PT"/>
+        </w:rPr>
+        <w:t xml:space="preserve"> </w:t>
+      </w:r>
+    </w:p>
+    <w:p>
+      <w:pPr>
+        <w:rPr>
+          <w:rFonts w:cstheme="minorHAnsi"/>
+        </w:rPr>
+      </w:pPr>
+      <w:r>
+        <w:rPr>
+          <w:rFonts w:cstheme="minorHAnsi"/>
+        </w:rPr>
+        <w:t xml:space="preserve">A principal estrutura usada no projeto é o </w:t>
+      </w:r>
       <w:r>
         <w:rPr>
           <w:rFonts w:cstheme="minorHAnsi"/>
           <w:b/>
           <w:bCs/>
         </w:rPr>
-        <w:t>Listagem em tabelas (</w:t>
-      </w:r>
-      <w:proofErr w:type="spellStart"/>
-      <w:r>
-        <w:rPr>
-          <w:rFonts w:cstheme="minorHAnsi"/>
-          <w:b/>
-          <w:bCs/>
-        </w:rPr>
-        <w:t>JTable</w:t>
-      </w:r>
-      <w:proofErr w:type="spellEnd"/>
-      <w:r>
-        <w:rPr>
-          <w:rFonts w:cstheme="minorHAnsi"/>
-          <w:b/>
-          <w:bCs/>
-        </w:rPr>
-        <w:t>)</w:t>
-      </w:r>
-      <w:r>
-        <w:rPr>
-          <w:rFonts w:cstheme="minorHAnsi"/>
-        </w:rPr>
-        <w:t> </w:t>
-      </w:r>
-    </w:p>
-    <w:p>
-      <w:pPr>
-        <w:rPr>
-          <w:rFonts w:cstheme="minorHAnsi"/>
-        </w:rPr>
-      </w:pPr>
-      <w:r>
-        <w:rPr>
-          <w:rFonts w:cstheme="minorHAnsi"/>
-        </w:rPr>
-        <w:t>As listagens são apresentadas em tabelas (</w:t>
-      </w:r>
-      <w:proofErr w:type="spellStart"/>
-      <w:r>
-        <w:rPr>
-          <w:rFonts w:cstheme="minorHAnsi"/>
-        </w:rPr>
-        <w:t>JTable</w:t>
-      </w:r>
-      <w:proofErr w:type="spellEnd"/>
-      <w:r>
-        <w:rPr>
-          <w:rFonts w:cstheme="minorHAnsi"/>
-        </w:rPr>
-        <w:t xml:space="preserve">) alimentadas por um </w:t>
-      </w:r>
-      <w:proofErr w:type="spellStart"/>
-      <w:r>
-        <w:rPr>
-          <w:rFonts w:cstheme="minorHAnsi"/>
-        </w:rPr>
-        <w:t>DefaultTableModel</w:t>
-      </w:r>
-      <w:proofErr w:type="spellEnd"/>
-      <w:r>
-        <w:rPr>
-          <w:rFonts w:cstheme="minorHAnsi"/>
-        </w:rPr>
-        <w:t xml:space="preserve"> não editável, integradas em painéis de deslocamento (</w:t>
-      </w:r>
-      <w:proofErr w:type="spellStart"/>
-      <w:r>
-        <w:rPr>
-          <w:rFonts w:cstheme="minorHAnsi"/>
-        </w:rPr>
-        <w:t>JScrollPane</w:t>
-      </w:r>
-      <w:proofErr w:type="spellEnd"/>
-      <w:r>
-        <w:rPr>
-          <w:rFonts w:cstheme="minorHAnsi"/>
-        </w:rPr>
-        <w:t xml:space="preserve">). A ordenação é garantida automaticamente através do método </w:t>
-      </w:r>
-      <w:proofErr w:type="spellStart"/>
-      <w:r>
-        <w:rPr>
-          <w:rFonts w:cstheme="minorHAnsi"/>
-        </w:rPr>
-        <w:t>setAutoCreateRowSorter</w:t>
-      </w:r>
-      <w:proofErr w:type="spellEnd"/>
-      <w:r>
-        <w:rPr>
-          <w:rFonts w:cstheme="minorHAnsi"/>
-        </w:rPr>
-        <w:t>(</w:t>
-      </w:r>
-      <w:proofErr w:type="spellStart"/>
-      <w:r>
-        <w:rPr>
-          <w:rFonts w:cstheme="minorHAnsi"/>
-        </w:rPr>
-        <w:t>true</w:t>
-      </w:r>
-      <w:proofErr w:type="spellEnd"/>
-      <w:r>
-        <w:rPr>
-          <w:rFonts w:cstheme="minorHAnsi"/>
-        </w:rPr>
-        <w:t>), permitindo ao utilizador ordenar os dados clicando no cabeçalho de cada coluna.</w:t>
-      </w:r>
-    </w:p>
-    <w:p>
-      <w:pPr>
-        <w:rPr>
-          <w:rFonts w:cstheme="minorHAnsi"/>
-        </w:rPr>
-      </w:pPr>
-      <w:r>
-        <w:rPr>
-          <w:rFonts w:cstheme="minorHAnsi"/>
-          <w:b/>
-          <w:bCs/>
-        </w:rPr>
-        <w:t>Foto de Perfil</w:t>
-      </w:r>
-      <w:r>
-        <w:rPr>
-          <w:rFonts w:cstheme="minorHAnsi"/>
-        </w:rPr>
-        <w:t> </w:t>
-      </w:r>
-    </w:p>
-    <w:p>
-      <w:pPr>
-        <w:rPr>
-          <w:rFonts w:cstheme="minorHAnsi"/>
-        </w:rPr>
-      </w:pPr>
-      <w:r>
-        <w:rPr>
-          <w:rFonts w:cstheme="minorHAnsi"/>
-        </w:rPr>
-        <w:t xml:space="preserve">O upload da foto de perfil utiliza um </w:t>
-      </w:r>
-      <w:proofErr w:type="spellStart"/>
-      <w:r>
-        <w:rPr>
-          <w:rFonts w:cstheme="minorHAnsi"/>
-        </w:rPr>
-        <w:t>JFileChooser</w:t>
-      </w:r>
-      <w:proofErr w:type="spellEnd"/>
-      <w:r>
-        <w:rPr>
-          <w:rFonts w:cstheme="minorHAnsi"/>
-        </w:rPr>
-        <w:t xml:space="preserve"> para selecionar a imagem; esta é redimensionada (</w:t>
-      </w:r>
-      <w:proofErr w:type="spellStart"/>
-      <w:r>
-        <w:rPr>
-          <w:rFonts w:cstheme="minorHAnsi"/>
-        </w:rPr>
-        <w:t>getScaledInstance</w:t>
-      </w:r>
-      <w:proofErr w:type="spellEnd"/>
-      <w:r>
-        <w:rPr>
-          <w:rFonts w:cstheme="minorHAnsi"/>
-        </w:rPr>
-        <w:t xml:space="preserve">) e copiada para a pasta interna "fotos/" através do </w:t>
-      </w:r>
-      <w:proofErr w:type="spellStart"/>
-      <w:r>
-        <w:rPr>
-          <w:rFonts w:cstheme="minorHAnsi"/>
-        </w:rPr>
-        <w:t>GestorFicheiros</w:t>
-      </w:r>
-      <w:proofErr w:type="spellEnd"/>
-      <w:r>
-        <w:rPr>
-          <w:rFonts w:cstheme="minorHAnsi"/>
-        </w:rPr>
-        <w:t>. Caso o utilizador não defina uma foto, é usada uma imagem genérica por defeito (fotos/geral.png).</w:t>
-      </w:r>
-    </w:p>
-    <w:p>
-      <w:pPr>
-        <w:rPr>
-          <w:rFonts w:cstheme="minorHAnsi"/>
-        </w:rPr>
-      </w:pPr>
-    </w:p>
-    <w:p>
-      <w:pPr>
-        <w:rPr>
-          <w:rFonts w:cstheme="minorHAnsi"/>
-        </w:rPr>
-      </w:pPr>
-      <w:r>
-        <w:rPr>
-          <w:rFonts w:cstheme="minorHAnsi"/>
-          <w:b/>
-          <w:bCs/>
-        </w:rPr>
-        <w:lastRenderedPageBreak/>
-        <w:t>Impressão de Extrato</w:t>
-      </w:r>
-      <w:r>
-        <w:rPr>
-          <w:rFonts w:cstheme="minorHAnsi"/>
-        </w:rPr>
-        <w:t> </w:t>
-      </w:r>
-    </w:p>
-    <w:p>
-      <w:pPr>
-        <w:rPr>
-          <w:rFonts w:cstheme="minorHAnsi"/>
-        </w:rPr>
-      </w:pPr>
-      <w:r>
-        <w:rPr>
-          <w:rFonts w:cstheme="minorHAnsi"/>
-        </w:rPr>
-        <w:t xml:space="preserve">A impressão do extrato de uma reparação é feita implementando a interface </w:t>
-      </w:r>
-      <w:proofErr w:type="spellStart"/>
-      <w:r>
-        <w:rPr>
-          <w:rFonts w:cstheme="minorHAnsi"/>
-        </w:rPr>
-        <w:t>Printable</w:t>
-      </w:r>
-      <w:proofErr w:type="spellEnd"/>
-      <w:r>
-        <w:rPr>
-          <w:rFonts w:cstheme="minorHAnsi"/>
-        </w:rPr>
-        <w:t>, desenhando o conteúdo no contexto Graphics2D e enviando o documento para a impressora selecionada na caixa de diálogo nativa (</w:t>
-      </w:r>
-      <w:proofErr w:type="spellStart"/>
-      <w:r>
-        <w:rPr>
-          <w:rFonts w:cstheme="minorHAnsi"/>
-        </w:rPr>
-        <w:t>PrinterJob</w:t>
-      </w:r>
-      <w:proofErr w:type="spellEnd"/>
-      <w:r>
-        <w:rPr>
-          <w:rFonts w:cstheme="minorHAnsi"/>
-        </w:rPr>
-        <w:t>).</w:t>
-      </w:r>
-    </w:p>
-    <w:p>
-      <w:pPr>
-        <w:pStyle w:val="Ttulo2"/>
-        <w:rPr>
-          <w:lang w:val="pt-PT"/>
-        </w:rPr>
-      </w:pPr>
-      <w:bookmarkStart w:id="32" w:name="_Toc233362498"/>
-      <w:r>
-        <w:rPr>
-          <w:lang w:val="pt-PT"/>
-        </w:rPr>
-        <w:t xml:space="preserve">Estruturas de </w:t>
-      </w:r>
-      <w:r>
-        <w:rPr>
-          <w:lang w:val="pt-PT"/>
-        </w:rPr>
-        <w:t>D</w:t>
-      </w:r>
-      <w:r>
-        <w:rPr>
-          <w:lang w:val="pt-PT"/>
-        </w:rPr>
-        <w:t>ados</w:t>
-      </w:r>
-      <w:bookmarkEnd w:id="32"/>
-      <w:r>
-        <w:rPr>
-          <w:lang w:val="pt-PT"/>
-        </w:rPr>
-        <w:t xml:space="preserve"> </w:t>
-      </w:r>
-    </w:p>
-    <w:p>
-      <w:pPr>
-        <w:rPr>
-          <w:rFonts w:cstheme="minorHAnsi"/>
-        </w:rPr>
-      </w:pPr>
-      <w:r>
-        <w:rPr>
-          <w:rFonts w:cstheme="minorHAnsi"/>
-        </w:rPr>
-        <w:t xml:space="preserve">A principal estrutura usada no projeto é o </w:t>
-      </w:r>
-      <w:proofErr w:type="spellStart"/>
-      <w:r>
-        <w:rPr>
-          <w:rFonts w:cstheme="minorHAnsi"/>
-          <w:b/>
-          <w:bCs/>
-        </w:rPr>
         <w:t>ArrayList</w:t>
       </w:r>
-      <w:proofErr w:type="spellEnd"/>
       <w:r>
         <w:rPr>
           <w:rFonts w:cstheme="minorHAnsi"/>
@@ -11469,21 +10360,7 @@
         <w:rPr>
           <w:rFonts w:cstheme="minorHAnsi"/>
         </w:rPr>
-        <w:t xml:space="preserve">A travessia com </w:t>
-      </w:r>
-      <w:proofErr w:type="spellStart"/>
-      <w:r>
-        <w:rPr>
-          <w:rFonts w:cstheme="minorHAnsi"/>
-        </w:rPr>
-        <w:t>Iterator</w:t>
-      </w:r>
-      <w:proofErr w:type="spellEnd"/>
-      <w:r>
-        <w:rPr>
-          <w:rFonts w:cstheme="minorHAnsi"/>
-        </w:rPr>
-        <w:t>, adequada para as operações de listagem e pesquisa</w:t>
+        <w:t>A travessia com Iterator, adequada para as operações de listagem e pesquisa</w:t>
       </w:r>
       <w:r>
         <w:rPr>
@@ -11513,21 +10390,7 @@
         <w:rPr>
           <w:rFonts w:cstheme="minorHAnsi"/>
         </w:rPr>
-        <w:t xml:space="preserve">os resultados das </w:t>
-      </w:r>
-      <w:proofErr w:type="spellStart"/>
-      <w:r>
-        <w:rPr>
-          <w:rFonts w:cstheme="minorHAnsi"/>
-        </w:rPr>
-        <w:t>queries</w:t>
-      </w:r>
-      <w:proofErr w:type="spellEnd"/>
-      <w:r>
-        <w:rPr>
-          <w:rFonts w:cstheme="minorHAnsi"/>
-        </w:rPr>
-        <w:t xml:space="preserve"> variam</w:t>
+        <w:t>os resultados das queries variam</w:t>
       </w:r>
       <w:r>
         <w:rPr>
@@ -11551,23 +10414,8 @@
         <w:rPr>
           <w:rFonts w:cstheme="minorHAnsi"/>
         </w:rPr>
-        <w:t xml:space="preserve">Os </w:t>
-      </w:r>
-      <w:proofErr w:type="spellStart"/>
-      <w:r>
-        <w:rPr>
-          <w:rFonts w:cstheme="minorHAnsi"/>
-        </w:rPr>
-        <w:t>ResultSet</w:t>
-      </w:r>
-      <w:proofErr w:type="spellEnd"/>
-      <w:r>
-        <w:rPr>
-          <w:rFonts w:cstheme="minorHAnsi"/>
-        </w:rPr>
-        <w:t xml:space="preserve"> são naturalmente convertidos para </w:t>
-      </w:r>
-      <w:proofErr w:type="spellStart"/>
+        <w:t xml:space="preserve">Os ResultSet são naturalmente convertidos para </w:t>
+      </w:r>
       <w:r>
         <w:rPr>
           <w:rFonts w:cstheme="minorHAnsi"/>
@@ -11576,7 +10424,6 @@
         </w:rPr>
         <w:t>ArrayList</w:t>
       </w:r>
-      <w:proofErr w:type="spellEnd"/>
       <w:r>
         <w:rPr>
           <w:rFonts w:cstheme="minorHAnsi"/>
@@ -11602,7 +10449,6 @@
         </w:rPr>
         <w:t xml:space="preserve">Para além do </w:t>
       </w:r>
-      <w:proofErr w:type="spellStart"/>
       <w:r>
         <w:rPr>
           <w:rFonts w:cstheme="minorHAnsi"/>
@@ -11611,7 +10457,6 @@
         </w:rPr>
         <w:t>ArrayList</w:t>
       </w:r>
-      <w:proofErr w:type="spellEnd"/>
       <w:r>
         <w:rPr>
           <w:rFonts w:cstheme="minorHAnsi"/>
@@ -11630,7 +10475,6 @@
           <w:rFonts w:cstheme="minorHAnsi"/>
         </w:rPr>
       </w:pPr>
-      <w:proofErr w:type="spellStart"/>
       <w:r>
         <w:rPr>
           <w:rFonts w:cstheme="minorHAnsi"/>
@@ -11639,7 +10483,6 @@
         </w:rPr>
         <w:t>Properties</w:t>
       </w:r>
-      <w:proofErr w:type="spellEnd"/>
       <w:r>
         <w:rPr>
           <w:rFonts w:cstheme="minorHAnsi"/>
@@ -11670,7 +10513,6 @@
           <w:rFonts w:ascii="Calibri" w:hAnsi="Calibri" w:cs="Calibri"/>
         </w:rPr>
       </w:pPr>
-      <w:proofErr w:type="spellStart"/>
       <w:r>
         <w:rPr>
           <w:rStyle w:val="Forte"/>
@@ -11678,48 +10520,11 @@
         </w:rPr>
         <w:t>DefaultTableModel</w:t>
       </w:r>
-      <w:proofErr w:type="spellEnd"/>
       <w:r>
         <w:rPr>
           <w:rFonts w:ascii="Calibri" w:hAnsi="Calibri" w:cs="Calibri"/>
         </w:rPr>
-        <w:t> e matrizes (</w:t>
-      </w:r>
-      <w:proofErr w:type="spellStart"/>
-      <w:proofErr w:type="gramStart"/>
-      <w:r>
-        <w:rPr>
-          <w:rFonts w:ascii="Calibri" w:hAnsi="Calibri" w:cs="Calibri"/>
-        </w:rPr>
-        <w:t>Object</w:t>
-      </w:r>
-      <w:proofErr w:type="spellEnd"/>
-      <w:r>
-        <w:rPr>
-          <w:rFonts w:ascii="Calibri" w:hAnsi="Calibri" w:cs="Calibri"/>
-        </w:rPr>
-        <w:t>[][</w:t>
-      </w:r>
-      <w:proofErr w:type="gramEnd"/>
-      <w:r>
-        <w:rPr>
-          <w:rFonts w:ascii="Calibri" w:hAnsi="Calibri" w:cs="Calibri"/>
-        </w:rPr>
-        <w:t>]) – para alimentar e atualizar as tabelas (</w:t>
-      </w:r>
-      <w:proofErr w:type="spellStart"/>
-      <w:r>
-        <w:rPr>
-          <w:rFonts w:ascii="Calibri" w:hAnsi="Calibri" w:cs="Calibri"/>
-        </w:rPr>
-        <w:t>JTable</w:t>
-      </w:r>
-      <w:proofErr w:type="spellEnd"/>
-      <w:r>
-        <w:rPr>
-          <w:rFonts w:ascii="Calibri" w:hAnsi="Calibri" w:cs="Calibri"/>
-        </w:rPr>
-        <w:t>) da interface gráfica.</w:t>
+        <w:t> e matrizes (Object[][]) – para alimentar e atualizar as tabelas (JTable) da interface gráfica.</w:t>
       </w:r>
     </w:p>
     <w:p>
@@ -11809,41 +10614,13 @@
         <w:rPr>
           <w:rFonts w:cstheme="minorHAnsi"/>
         </w:rPr>
-        <w:t xml:space="preserve">O sistema utiliza uma base de dados </w:t>
-      </w:r>
-      <w:proofErr w:type="spellStart"/>
-      <w:r>
-        <w:rPr>
-          <w:rFonts w:cstheme="minorHAnsi"/>
-        </w:rPr>
-        <w:t>MySQL</w:t>
-      </w:r>
-      <w:proofErr w:type="spellEnd"/>
-      <w:r>
-        <w:rPr>
-          <w:rFonts w:cstheme="minorHAnsi"/>
-        </w:rPr>
-        <w:t xml:space="preserve"> para garantir a persistência de todos os dados. A comunicação é feita através de JDBC com o </w:t>
-      </w:r>
-      <w:r>
-        <w:rPr>
-          <w:rFonts w:cstheme="minorHAnsi"/>
-        </w:rPr>
-        <w:t xml:space="preserve">conector </w:t>
-      </w:r>
-      <w:proofErr w:type="spellStart"/>
-      <w:r>
-        <w:rPr>
-          <w:rFonts w:cstheme="minorHAnsi"/>
-        </w:rPr>
-        <w:t>MySQL</w:t>
-      </w:r>
-      <w:proofErr w:type="spellEnd"/>
-      <w:r>
-        <w:rPr>
-          <w:rFonts w:cstheme="minorHAnsi"/>
-        </w:rPr>
-        <w:t>.</w:t>
+        <w:t xml:space="preserve">O sistema utiliza uma base de dados MySQL para garantir a persistência de todos os dados. A comunicação é feita através de JDBC com o </w:t>
+      </w:r>
+      <w:r>
+        <w:rPr>
+          <w:rFonts w:cstheme="minorHAnsi"/>
+        </w:rPr>
+        <w:t>conector MySQL.</w:t>
       </w:r>
     </w:p>
     <w:p>
@@ -12007,21 +10784,7 @@
               <w:rPr>
                 <w:rFonts w:cstheme="minorHAnsi"/>
               </w:rPr>
-              <w:t xml:space="preserve">Dados base de todos os utilizadores (nome, </w:t>
-            </w:r>
-            <w:proofErr w:type="spellStart"/>
-            <w:r>
-              <w:rPr>
-                <w:rFonts w:cstheme="minorHAnsi"/>
-              </w:rPr>
-              <w:t>username</w:t>
-            </w:r>
-            <w:proofErr w:type="spellEnd"/>
-            <w:r>
-              <w:rPr>
-                <w:rFonts w:cstheme="minorHAnsi"/>
-              </w:rPr>
-              <w:t>, email, password, tipo, estado)</w:t>
+              <w:t>Dados base de todos os utilizadores (nome, username, email, password, tipo, estado)</w:t>
             </w:r>
           </w:p>
         </w:tc>
@@ -12605,23 +11368,8 @@
         <w:rPr>
           <w:rFonts w:cstheme="minorHAnsi"/>
         </w:rPr>
-        <w:t xml:space="preserve">, que armazena o URL de conexão, </w:t>
-      </w:r>
-      <w:proofErr w:type="spellStart"/>
-      <w:r>
-        <w:rPr>
-          <w:rFonts w:cstheme="minorHAnsi"/>
-        </w:rPr>
-        <w:t>username</w:t>
-      </w:r>
-      <w:proofErr w:type="spellEnd"/>
-      <w:r>
-        <w:rPr>
-          <w:rFonts w:cstheme="minorHAnsi"/>
-        </w:rPr>
-        <w:t xml:space="preserve"> e password no formato </w:t>
-      </w:r>
-      <w:proofErr w:type="spellStart"/>
+        <w:t>, que armazena o URL de conexão, username e password no formato </w:t>
+      </w:r>
       <w:r>
         <w:rPr>
           <w:rFonts w:cstheme="minorHAnsi"/>
@@ -12630,40 +11378,11 @@
         </w:rPr>
         <w:t>Properties</w:t>
       </w:r>
-      <w:proofErr w:type="spellEnd"/>
-      <w:r>
-        <w:rPr>
-          <w:rFonts w:cstheme="minorHAnsi"/>
-        </w:rPr>
-        <w:t xml:space="preserve"> do Java. A classe </w:t>
-      </w:r>
-      <w:proofErr w:type="spellStart"/>
-      <w:r>
-        <w:rPr>
-          <w:rFonts w:cstheme="minorHAnsi"/>
-        </w:rPr>
-        <w:t>ConexaoBD</w:t>
-      </w:r>
-      <w:proofErr w:type="spellEnd"/>
-      <w:r>
-        <w:rPr>
-          <w:rFonts w:cstheme="minorHAnsi"/>
-        </w:rPr>
-        <w:t xml:space="preserve"> é responsável por ler estas configurações e fornecer conexões às classes DAO. Esta configuração pode ser feita diretamente na interface gráfica através do diálogo </w:t>
-      </w:r>
-      <w:proofErr w:type="spellStart"/>
-      <w:r>
-        <w:rPr>
-          <w:rFonts w:cstheme="minorHAnsi"/>
-        </w:rPr>
-        <w:t>DialogoConfigBD</w:t>
-      </w:r>
-      <w:proofErr w:type="spellEnd"/>
-      <w:r>
-        <w:rPr>
-          <w:rFonts w:cstheme="minorHAnsi"/>
-        </w:rPr>
-        <w:t>.</w:t>
+      <w:r>
+        <w:rPr>
+          <w:rFonts w:cstheme="minorHAnsi"/>
+        </w:rPr>
+        <w:t> do Java. A classe ConexaoBD é responsável por ler estas configurações e fornecer conexões às classes DAO. Esta configuração pode ser feita diretamente na interface gráfica através do diálogo DialogoConfigBD.</w:t>
       </w:r>
     </w:p>
     <w:p>
@@ -12813,21 +11532,7 @@
               <w:rPr>
                 <w:rFonts w:cstheme="minorHAnsi"/>
               </w:rPr>
-              <w:t>Configurações de acesso à base de dados (formato </w:t>
-            </w:r>
-            <w:proofErr w:type="spellStart"/>
-            <w:r>
-              <w:rPr>
-                <w:rFonts w:cstheme="minorHAnsi"/>
-              </w:rPr>
-              <w:t>Properties</w:t>
-            </w:r>
-            <w:proofErr w:type="spellEnd"/>
-            <w:r>
-              <w:rPr>
-                <w:rFonts w:cstheme="minorHAnsi"/>
-              </w:rPr>
-              <w:t>)</w:t>
+              <w:t>Configurações de acesso à base de dados (formato Properties)</w:t>
             </w:r>
           </w:p>
         </w:tc>
@@ -13077,7 +11782,6 @@
         </w:rPr>
         <w:t>“</w:t>
       </w:r>
-      <w:proofErr w:type="spellStart"/>
       <w:r>
         <w:rPr>
           <w:rFonts w:cstheme="minorHAnsi"/>
@@ -13086,7 +11790,6 @@
         </w:rPr>
         <w:t>src</w:t>
       </w:r>
-      <w:proofErr w:type="spellEnd"/>
       <w:r>
         <w:rPr>
           <w:rFonts w:cstheme="minorHAnsi"/>
@@ -13107,25 +11810,7 @@
           <w:b/>
           <w:bCs/>
         </w:rPr>
-        <w:t xml:space="preserve"> comando </w:t>
-      </w:r>
-      <w:proofErr w:type="spellStart"/>
-      <w:r>
-        <w:rPr>
-          <w:rFonts w:cstheme="minorHAnsi"/>
-          <w:b/>
-          <w:bCs/>
-        </w:rPr>
-        <w:t>tree</w:t>
-      </w:r>
-      <w:proofErr w:type="spellEnd"/>
-      <w:r>
-        <w:rPr>
-          <w:rFonts w:cstheme="minorHAnsi"/>
-          <w:b/>
-          <w:bCs/>
-        </w:rPr>
-        <w:t xml:space="preserve"> /F.</w:t>
+        <w:t xml:space="preserve"> comando tree /F.</w:t>
       </w:r>
     </w:p>
     <w:p>
@@ -13558,21 +12243,7 @@
         <w:rPr>
           <w:rFonts w:cstheme="minorHAnsi"/>
         </w:rPr>
-        <w:t xml:space="preserve">Verificação dos </w:t>
-      </w:r>
-      <w:proofErr w:type="spellStart"/>
-      <w:r>
-        <w:rPr>
-          <w:rFonts w:cstheme="minorHAnsi"/>
-        </w:rPr>
-        <w:t>tooltips</w:t>
-      </w:r>
-      <w:proofErr w:type="spellEnd"/>
-      <w:r>
-        <w:rPr>
-          <w:rFonts w:cstheme="minorHAnsi"/>
-        </w:rPr>
-        <w:t xml:space="preserve"> de ajuda nos formulários;</w:t>
+        <w:t>Verificação dos tooltips de ajuda nos formulários;</w:t>
       </w:r>
     </w:p>
     <w:p>
@@ -13946,21 +12617,7 @@
         <w:rPr>
           <w:rFonts w:cstheme="minorHAnsi"/>
         </w:rPr>
-        <w:t xml:space="preserve">Inserção de utilizador com </w:t>
-      </w:r>
-      <w:proofErr w:type="spellStart"/>
-      <w:r>
-        <w:rPr>
-          <w:rFonts w:cstheme="minorHAnsi"/>
-        </w:rPr>
-        <w:t>username</w:t>
-      </w:r>
-      <w:proofErr w:type="spellEnd"/>
-      <w:r>
-        <w:rPr>
-          <w:rFonts w:cstheme="minorHAnsi"/>
-        </w:rPr>
-        <w:t xml:space="preserve"> ou email duplicado</w:t>
+        <w:t>Inserção de utilizador com username ou email duplicado</w:t>
       </w:r>
       <w:r>
         <w:rPr>
@@ -13984,30 +12641,8 @@
         <w:rPr>
           <w:rFonts w:cstheme="minorHAnsi"/>
         </w:rPr>
-        <w:t xml:space="preserve">Verificação do </w:t>
-      </w:r>
-      <w:proofErr w:type="spellStart"/>
-      <w:r>
-        <w:rPr>
-          <w:rFonts w:cstheme="minorHAnsi"/>
-        </w:rPr>
-        <w:t>rollback</w:t>
-      </w:r>
-      <w:proofErr w:type="spellEnd"/>
-      <w:r>
-        <w:rPr>
-          <w:rFonts w:cstheme="minorHAnsi"/>
-        </w:rPr>
-        <w:t xml:space="preserve"> em operações </w:t>
-      </w:r>
-      <w:proofErr w:type="spellStart"/>
-      <w:r>
-        <w:rPr>
-          <w:rFonts w:cstheme="minorHAnsi"/>
-        </w:rPr>
-        <w:t>multi-tabela</w:t>
-      </w:r>
-      <w:proofErr w:type="spellEnd"/>
+        <w:t>Verificação do rollback em operações multi-tabela</w:t>
+      </w:r>
       <w:r>
         <w:rPr>
           <w:rFonts w:cstheme="minorHAnsi"/>
@@ -14150,15 +12785,7 @@
         <w:t>interface gráfica</w:t>
       </w:r>
       <w:r>
-        <w:t> desenvolvida em Java Swing melhora significativamente a usabilidade face à versão de consola, oferecendo navegação por painéis, tabelas ordenáveis com barras de deslocamento, formulários com ajuda contextual (</w:t>
-      </w:r>
-      <w:proofErr w:type="spellStart"/>
-      <w:r>
-        <w:t>tooltips</w:t>
-      </w:r>
-      <w:proofErr w:type="spellEnd"/>
-      <w:r>
-        <w:t>) e caixas de diálogo. A validação robusta de todos os dados de entrada constitui outro ponto forte, uma vez que o sistema impede a introdução de valores inválidos em campos como email, NIF e telefone, evitando erros e inconsistências na base de dados. </w:t>
+        <w:t> desenvolvida em Java Swing melhora significativamente a usabilidade face à versão de consola, oferecendo navegação por painéis, tabelas ordenáveis com barras de deslocamento, formulários com ajuda contextual (tooltips) e caixas de diálogo. A validação robusta de todos os dados de entrada constitui outro ponto forte, uma vez que o sistema impede a introdução de valores inválidos em campos como email, NIF e telefone, evitando erros e inconsistências na base de dados. </w:t>
       </w:r>
     </w:p>
     <w:p>
@@ -14334,6 +12961,9 @@
         </w:rPr>
       </w:pPr>
       <w:r>
+        <w:t xml:space="preserve"> </w:t>
+      </w:r>
+      <w:r>
         <w:fldChar w:fldCharType="begin"/>
       </w:r>
       <w:r>
@@ -14422,7 +13052,6 @@
         </w:rPr>
         <w:tab/>
       </w:r>
-      <w:proofErr w:type="spellStart"/>
       <w:r>
         <w:rPr>
           <w:rFonts w:ascii="Calibri" w:hAnsi="Calibri" w:cs="Calibri"/>
@@ -14431,7 +13060,6 @@
         </w:rPr>
         <w:t>MySQL</w:t>
       </w:r>
-      <w:proofErr w:type="spellEnd"/>
       <w:r>
         <w:rPr>
           <w:rFonts w:ascii="Calibri" w:hAnsi="Calibri" w:cs="Calibri"/>
@@ -14492,7 +13120,6 @@
         </w:rPr>
         <w:tab/>
       </w:r>
-      <w:proofErr w:type="spellStart"/>
       <w:r>
         <w:rPr>
           <w:rFonts w:ascii="Calibri" w:hAnsi="Calibri" w:cs="Calibri"/>
@@ -14501,7 +13128,6 @@
         </w:rPr>
         <w:t>Flatlaf</w:t>
       </w:r>
-      <w:proofErr w:type="spellEnd"/>
       <w:r>
         <w:rPr>
           <w:rFonts w:ascii="Calibri" w:hAnsi="Calibri" w:cs="Calibri"/>
@@ -14540,7 +13166,7 @@
         <w:rPr>
           <w:rFonts w:ascii="Calibri" w:hAnsi="Calibri" w:cs="Calibri"/>
         </w:rPr>
-        <w:t>.</w:t>
+        <w:t>. [Em linha]. Disponível em: https://javaee.github.io/javamail/docs/api/</w:t>
       </w:r>
     </w:p>
     <w:p>
@@ -14562,7 +13188,6 @@
         </w:rPr>
         <w:tab/>
       </w:r>
-      <w:proofErr w:type="spellStart"/>
       <w:r>
         <w:rPr>
           <w:rFonts w:ascii="Calibri" w:hAnsi="Calibri" w:cs="Calibri"/>
@@ -14571,7 +13196,6 @@
         </w:rPr>
         <w:t>PowerDesigner</w:t>
       </w:r>
-      <w:proofErr w:type="spellEnd"/>
       <w:r>
         <w:rPr>
           <w:rFonts w:ascii="Calibri" w:hAnsi="Calibri" w:cs="Calibri"/>
@@ -14598,7 +13222,6 @@
         </w:rPr>
         <w:tab/>
       </w:r>
-      <w:proofErr w:type="spellStart"/>
       <w:r>
         <w:rPr>
           <w:rFonts w:ascii="Calibri" w:hAnsi="Calibri" w:cs="Calibri"/>
@@ -14607,7 +13230,6 @@
         </w:rPr>
         <w:t>HeidiSQL</w:t>
       </w:r>
-      <w:proofErr w:type="spellEnd"/>
       <w:r>
         <w:rPr>
           <w:rFonts w:ascii="Calibri" w:hAnsi="Calibri" w:cs="Calibri"/>
@@ -14640,68 +13262,40 @@
           <w:i/>
           <w:iCs/>
         </w:rPr>
-        <w:t xml:space="preserve">Visual </w:t>
-      </w:r>
-      <w:proofErr w:type="spellStart"/>
+        <w:t>Visual Studio Code</w:t>
+      </w:r>
+      <w:r>
+        <w:rPr>
+          <w:rFonts w:ascii="Calibri" w:hAnsi="Calibri" w:cs="Calibri"/>
+        </w:rPr>
+        <w:t>. [Em linha]. Disponível em: https://code.visualstudio.com/download</w:t>
+      </w:r>
+    </w:p>
+    <w:p>
+      <w:pPr>
+        <w:pStyle w:val="Bibliografia"/>
+        <w:rPr>
+          <w:rFonts w:ascii="Calibri" w:hAnsi="Calibri" w:cs="Calibri"/>
+        </w:rPr>
+      </w:pPr>
+      <w:r>
+        <w:rPr>
+          <w:rFonts w:ascii="Calibri" w:hAnsi="Calibri" w:cs="Calibri"/>
+        </w:rPr>
+        <w:t>[10]</w:t>
+      </w:r>
+      <w:r>
+        <w:rPr>
+          <w:rFonts w:ascii="Calibri" w:hAnsi="Calibri" w:cs="Calibri"/>
+        </w:rPr>
+        <w:tab/>
+      </w:r>
       <w:r>
         <w:rPr>
           <w:rFonts w:ascii="Calibri" w:hAnsi="Calibri" w:cs="Calibri"/>
           <w:i/>
           <w:iCs/>
         </w:rPr>
-        <w:t>Studio</w:t>
-      </w:r>
-      <w:proofErr w:type="spellEnd"/>
-      <w:r>
-        <w:rPr>
-          <w:rFonts w:ascii="Calibri" w:hAnsi="Calibri" w:cs="Calibri"/>
-          <w:i/>
-          <w:iCs/>
-        </w:rPr>
-        <w:t xml:space="preserve"> </w:t>
-      </w:r>
-      <w:proofErr w:type="spellStart"/>
-      <w:r>
-        <w:rPr>
-          <w:rFonts w:ascii="Calibri" w:hAnsi="Calibri" w:cs="Calibri"/>
-          <w:i/>
-          <w:iCs/>
-        </w:rPr>
-        <w:t>Code</w:t>
-      </w:r>
-      <w:proofErr w:type="spellEnd"/>
-      <w:r>
-        <w:rPr>
-          <w:rFonts w:ascii="Calibri" w:hAnsi="Calibri" w:cs="Calibri"/>
-        </w:rPr>
-        <w:t>. [Em linha]. Disponível em: https://code.visualstudio.com/download</w:t>
-      </w:r>
-    </w:p>
-    <w:p>
-      <w:pPr>
-        <w:pStyle w:val="Bibliografia"/>
-        <w:rPr>
-          <w:rFonts w:ascii="Calibri" w:hAnsi="Calibri" w:cs="Calibri"/>
-        </w:rPr>
-      </w:pPr>
-      <w:r>
-        <w:rPr>
-          <w:rFonts w:ascii="Calibri" w:hAnsi="Calibri" w:cs="Calibri"/>
-        </w:rPr>
-        <w:t>[10]</w:t>
-      </w:r>
-      <w:r>
-        <w:rPr>
-          <w:rFonts w:ascii="Calibri" w:hAnsi="Calibri" w:cs="Calibri"/>
-        </w:rPr>
-        <w:tab/>
-      </w:r>
-      <w:r>
-        <w:rPr>
-          <w:rFonts w:ascii="Calibri" w:hAnsi="Calibri" w:cs="Calibri"/>
-          <w:i/>
-          <w:iCs/>
-        </w:rPr>
         <w:t>GitHub Desktop</w:t>
       </w:r>
       <w:r>
@@ -14717,6 +13311,9 @@
           <w:tab w:val="center" w:pos="4252"/>
         </w:tabs>
       </w:pPr>
+      <w:r>
+        <w:fldChar w:fldCharType="end"/>
+      </w:r>
       <w:r>
         <w:t xml:space="preserve">Para o serviço email recorremos ao </w:t>
       </w:r>
@@ -14728,12 +13325,29 @@
           <w:rPr>
             <w:rStyle w:val="Hiperligao"/>
           </w:rPr>
-          <w:t>https://mkyong.com/java/javamail-api-sending-email-via-gmail-smtp-example/</w:t>
+          <w:t>https://</w:t>
+        </w:r>
+        <w:r>
+          <w:rPr>
+            <w:rStyle w:val="Hiperligao"/>
+          </w:rPr>
+          <w:t>m</w:t>
+        </w:r>
+        <w:r>
+          <w:rPr>
+            <w:rStyle w:val="Hiperligao"/>
+          </w:rPr>
+          <w:t>kyong.com/java/javamail-api-sending-email-via-gmail-smtp-example/</w:t>
         </w:r>
       </w:hyperlink>
       <w:r>
         <w:t xml:space="preserve"> e adaptamos ao nosso caso. </w:t>
       </w:r>
+    </w:p>
+    <w:p>
+      <w:pPr>
+        <w:pStyle w:val="Bibliografia"/>
+      </w:pPr>
     </w:p>
     <w:p/>
     <w:p>
@@ -14748,9 +13362,6 @@
           <w:docGrid w:linePitch="360"/>
         </w:sectPr>
       </w:pPr>
-      <w:r>
-        <w:fldChar w:fldCharType="end"/>
-      </w:r>
     </w:p>
     <w:p>
       <w:pPr>
@@ -14797,23 +13408,7 @@
           <w:rFonts w:cstheme="minorHAnsi"/>
           <w:iCs/>
         </w:rPr>
-        <w:t xml:space="preserve">automaticamente através do </w:t>
-      </w:r>
-      <w:proofErr w:type="spellStart"/>
-      <w:r>
-        <w:rPr>
-          <w:rFonts w:cstheme="minorHAnsi"/>
-          <w:iCs/>
-        </w:rPr>
-        <w:t>JavaDoc</w:t>
-      </w:r>
-      <w:proofErr w:type="spellEnd"/>
-      <w:r>
-        <w:rPr>
-          <w:rFonts w:cstheme="minorHAnsi"/>
-          <w:iCs/>
-        </w:rPr>
-        <w:t>.</w:t>
+        <w:t>automaticamente através do JavaDoc.</w:t>
       </w:r>
     </w:p>
     <w:p>

--- a/LEI_Progamação_Aplicada_2026_AP3_RelatórioFinal_André-Santiago&Hugo-Nobre_2026-06-19.docx
+++ b/LEI_Progamação_Aplicada_2026_AP3_RelatórioFinal_André-Santiago&Hugo-Nobre_2026-06-19.docx
@@ -242,7 +242,27 @@
           <w:color w:val="000000" w:themeColor="text1"/>
           <w:szCs w:val="24"/>
         </w:rPr>
-        <w:t>Autor(es):</w:t>
+        <w:t>Autor(</w:t>
+      </w:r>
+      <w:proofErr w:type="spellStart"/>
+      <w:r>
+        <w:rPr>
+          <w:rFonts w:cstheme="minorHAnsi"/>
+          <w:b/>
+          <w:color w:val="000000" w:themeColor="text1"/>
+          <w:szCs w:val="24"/>
+        </w:rPr>
+        <w:t>es</w:t>
+      </w:r>
+      <w:proofErr w:type="spellEnd"/>
+      <w:r>
+        <w:rPr>
+          <w:rFonts w:cstheme="minorHAnsi"/>
+          <w:b/>
+          <w:color w:val="000000" w:themeColor="text1"/>
+          <w:szCs w:val="24"/>
+        </w:rPr>
+        <w:t>):</w:t>
       </w:r>
     </w:p>
     <w:p>
@@ -410,7 +430,7 @@
           <w:lang w:val="pt-PT"/>
         </w:rPr>
       </w:pPr>
-      <w:bookmarkStart w:id="0" w:name="_Toc233362486"/>
+      <w:bookmarkStart w:id="0" w:name="_Toc233378452"/>
       <w:r>
         <w:rPr>
           <w:rFonts w:cstheme="minorHAnsi"/>
@@ -577,8 +597,16 @@
         <w:rPr>
           <w:rFonts w:cstheme="minorHAnsi"/>
         </w:rPr>
-        <w:t>e persistência de dados numa base de dados MySQL</w:t>
-      </w:r>
+        <w:t xml:space="preserve">e persistência de dados numa base de dados </w:t>
+      </w:r>
+      <w:proofErr w:type="spellStart"/>
+      <w:r>
+        <w:rPr>
+          <w:rFonts w:cstheme="minorHAnsi"/>
+        </w:rPr>
+        <w:t>MySQL</w:t>
+      </w:r>
+      <w:proofErr w:type="spellEnd"/>
       <w:r>
         <w:rPr>
           <w:rFonts w:cstheme="minorHAnsi"/>
@@ -625,7 +653,231 @@
         <w:rPr>
           <w:rFonts w:cstheme="minorHAnsi"/>
         </w:rPr>
-        <w:t xml:space="preserve"> uma interface gráfica para interação com o utilizador. O sistema permite a gestão de processos de reparação de equipamentos, englobando o registo e autenticação de utilizadores (Gestores, Funcionários e Clientes), a gestão do ciclo de vida de reparações, a foto de perfil dos utilizadores, o envio de email de confirmação no registo, e um sistema de notificações e auditoria. A arquitetura adotada segue o padrão MVC (Model-View-Controller), complementado por uma camada de acesso a dados baseada no padrão DAO (Data Access Object), assegurando uma separação clara de responsabilidades. A interface gráfica recorre a contentores e gestores de posicionamento (JFrame, JPanel, BorderLayout, GridLayout, FlowLayout), componentes Swing (JTable, JList, JComboBox, JTextField), caixas de diálogo (JOptionPane, JFileChooser), menus, ajuda contextual (tooltips), barras de deslocamento (JScrollPane), impressão de extratos e gestão de eventos através de listeners.</w:t>
+        <w:t xml:space="preserve"> uma interface gráfica para interação com o utilizador. O sistema permite a gestão de processos de reparação de equipamentos, englobando o registo e autenticação de utilizadores (Gestores, Funcionários e Clientes), a gestão do ciclo de vida de reparações, a foto de perfil dos utilizadores, o envio de email de confirmação no registo, e um sistema de notificações e auditoria. A arquitetura adotada segue o padrão MVC (</w:t>
+      </w:r>
+      <w:proofErr w:type="spellStart"/>
+      <w:r>
+        <w:rPr>
+          <w:rFonts w:cstheme="minorHAnsi"/>
+        </w:rPr>
+        <w:t>Model-View-Controller</w:t>
+      </w:r>
+      <w:proofErr w:type="spellEnd"/>
+      <w:r>
+        <w:rPr>
+          <w:rFonts w:cstheme="minorHAnsi"/>
+        </w:rPr>
+        <w:t xml:space="preserve">), complementado por uma camada de acesso a dados baseada no padrão DAO (Data Access </w:t>
+      </w:r>
+      <w:proofErr w:type="spellStart"/>
+      <w:r>
+        <w:rPr>
+          <w:rFonts w:cstheme="minorHAnsi"/>
+        </w:rPr>
+        <w:t>Object</w:t>
+      </w:r>
+      <w:proofErr w:type="spellEnd"/>
+      <w:r>
+        <w:rPr>
+          <w:rFonts w:cstheme="minorHAnsi"/>
+        </w:rPr>
+        <w:t>), assegurando uma separação clara de responsabilidades. A interface gráfica recorre a contentores e gestores de posicionamento (</w:t>
+      </w:r>
+      <w:proofErr w:type="spellStart"/>
+      <w:r>
+        <w:rPr>
+          <w:rFonts w:cstheme="minorHAnsi"/>
+        </w:rPr>
+        <w:t>JFrame</w:t>
+      </w:r>
+      <w:proofErr w:type="spellEnd"/>
+      <w:r>
+        <w:rPr>
+          <w:rFonts w:cstheme="minorHAnsi"/>
+        </w:rPr>
+        <w:t xml:space="preserve">, </w:t>
+      </w:r>
+      <w:proofErr w:type="spellStart"/>
+      <w:r>
+        <w:rPr>
+          <w:rFonts w:cstheme="minorHAnsi"/>
+        </w:rPr>
+        <w:t>JPanel</w:t>
+      </w:r>
+      <w:proofErr w:type="spellEnd"/>
+      <w:r>
+        <w:rPr>
+          <w:rFonts w:cstheme="minorHAnsi"/>
+        </w:rPr>
+        <w:t xml:space="preserve">, </w:t>
+      </w:r>
+      <w:proofErr w:type="spellStart"/>
+      <w:r>
+        <w:rPr>
+          <w:rFonts w:cstheme="minorHAnsi"/>
+        </w:rPr>
+        <w:t>BorderLayout</w:t>
+      </w:r>
+      <w:proofErr w:type="spellEnd"/>
+      <w:r>
+        <w:rPr>
+          <w:rFonts w:cstheme="minorHAnsi"/>
+        </w:rPr>
+        <w:t xml:space="preserve">, </w:t>
+      </w:r>
+      <w:proofErr w:type="spellStart"/>
+      <w:r>
+        <w:rPr>
+          <w:rFonts w:cstheme="minorHAnsi"/>
+        </w:rPr>
+        <w:t>GridLayout</w:t>
+      </w:r>
+      <w:proofErr w:type="spellEnd"/>
+      <w:r>
+        <w:rPr>
+          <w:rFonts w:cstheme="minorHAnsi"/>
+        </w:rPr>
+        <w:t xml:space="preserve">, </w:t>
+      </w:r>
+      <w:proofErr w:type="spellStart"/>
+      <w:r>
+        <w:rPr>
+          <w:rFonts w:cstheme="minorHAnsi"/>
+        </w:rPr>
+        <w:t>FlowLayout</w:t>
+      </w:r>
+      <w:proofErr w:type="spellEnd"/>
+      <w:r>
+        <w:rPr>
+          <w:rFonts w:cstheme="minorHAnsi"/>
+        </w:rPr>
+        <w:t>), componentes Swing (</w:t>
+      </w:r>
+      <w:proofErr w:type="spellStart"/>
+      <w:r>
+        <w:rPr>
+          <w:rFonts w:cstheme="minorHAnsi"/>
+        </w:rPr>
+        <w:t>JTable</w:t>
+      </w:r>
+      <w:proofErr w:type="spellEnd"/>
+      <w:r>
+        <w:rPr>
+          <w:rFonts w:cstheme="minorHAnsi"/>
+        </w:rPr>
+        <w:t xml:space="preserve">, </w:t>
+      </w:r>
+      <w:proofErr w:type="spellStart"/>
+      <w:r>
+        <w:rPr>
+          <w:rFonts w:cstheme="minorHAnsi"/>
+        </w:rPr>
+        <w:t>JList</w:t>
+      </w:r>
+      <w:proofErr w:type="spellEnd"/>
+      <w:r>
+        <w:rPr>
+          <w:rFonts w:cstheme="minorHAnsi"/>
+        </w:rPr>
+        <w:t xml:space="preserve">, </w:t>
+      </w:r>
+      <w:proofErr w:type="spellStart"/>
+      <w:r>
+        <w:rPr>
+          <w:rFonts w:cstheme="minorHAnsi"/>
+        </w:rPr>
+        <w:t>JComboBox</w:t>
+      </w:r>
+      <w:proofErr w:type="spellEnd"/>
+      <w:r>
+        <w:rPr>
+          <w:rFonts w:cstheme="minorHAnsi"/>
+        </w:rPr>
+        <w:t xml:space="preserve">, </w:t>
+      </w:r>
+      <w:proofErr w:type="spellStart"/>
+      <w:r>
+        <w:rPr>
+          <w:rFonts w:cstheme="minorHAnsi"/>
+        </w:rPr>
+        <w:t>JTextField</w:t>
+      </w:r>
+      <w:proofErr w:type="spellEnd"/>
+      <w:r>
+        <w:rPr>
+          <w:rFonts w:cstheme="minorHAnsi"/>
+        </w:rPr>
+        <w:t>), caixas de diálogo (</w:t>
+      </w:r>
+      <w:proofErr w:type="spellStart"/>
+      <w:r>
+        <w:rPr>
+          <w:rFonts w:cstheme="minorHAnsi"/>
+        </w:rPr>
+        <w:t>JOptionPane</w:t>
+      </w:r>
+      <w:proofErr w:type="spellEnd"/>
+      <w:r>
+        <w:rPr>
+          <w:rFonts w:cstheme="minorHAnsi"/>
+        </w:rPr>
+        <w:t xml:space="preserve">, </w:t>
+      </w:r>
+      <w:proofErr w:type="spellStart"/>
+      <w:r>
+        <w:rPr>
+          <w:rFonts w:cstheme="minorHAnsi"/>
+        </w:rPr>
+        <w:t>JFileChooser</w:t>
+      </w:r>
+      <w:proofErr w:type="spellEnd"/>
+      <w:r>
+        <w:rPr>
+          <w:rFonts w:cstheme="minorHAnsi"/>
+        </w:rPr>
+        <w:t>), menus, ajuda contextual (</w:t>
+      </w:r>
+      <w:proofErr w:type="spellStart"/>
+      <w:r>
+        <w:rPr>
+          <w:rFonts w:cstheme="minorHAnsi"/>
+        </w:rPr>
+        <w:t>tooltips</w:t>
+      </w:r>
+      <w:proofErr w:type="spellEnd"/>
+      <w:r>
+        <w:rPr>
+          <w:rFonts w:cstheme="minorHAnsi"/>
+        </w:rPr>
+        <w:t>), barras de deslocamento (</w:t>
+      </w:r>
+      <w:proofErr w:type="spellStart"/>
+      <w:r>
+        <w:rPr>
+          <w:rFonts w:cstheme="minorHAnsi"/>
+        </w:rPr>
+        <w:t>JScrollPane</w:t>
+      </w:r>
+      <w:proofErr w:type="spellEnd"/>
+      <w:r>
+        <w:rPr>
+          <w:rFonts w:cstheme="minorHAnsi"/>
+        </w:rPr>
+        <w:t xml:space="preserve">), impressão de extratos e gestão de eventos através de </w:t>
+      </w:r>
+      <w:proofErr w:type="spellStart"/>
+      <w:r>
+        <w:rPr>
+          <w:rFonts w:cstheme="minorHAnsi"/>
+        </w:rPr>
+        <w:t>listeners</w:t>
+      </w:r>
+      <w:proofErr w:type="spellEnd"/>
+      <w:r>
+        <w:rPr>
+          <w:rFonts w:cstheme="minorHAnsi"/>
+        </w:rPr>
+        <w:t>.</w:t>
       </w:r>
     </w:p>
     <w:p>
@@ -771,7 +1023,7 @@
             </w:rPr>
             <w:fldChar w:fldCharType="separate"/>
           </w:r>
-          <w:hyperlink w:anchor="_Toc233362486" w:history="1">
+          <w:hyperlink w:anchor="_Toc233378452" w:history="1">
             <w:r>
               <w:rPr>
                 <w:rStyle w:val="Hiperligao"/>
@@ -795,7 +1047,7 @@
               <w:rPr>
                 <w:webHidden/>
               </w:rPr>
-              <w:instrText xml:space="preserve"> PAGEREF _Toc233362486 \h </w:instrText>
+              <w:instrText xml:space="preserve"> PAGEREF _Toc233378452 \h </w:instrText>
             </w:r>
             <w:r>
               <w:rPr>
@@ -834,7 +1086,7 @@
               <w14:ligatures w14:val="standardContextual"/>
             </w:rPr>
           </w:pPr>
-          <w:hyperlink w:anchor="_Toc233362487" w:history="1">
+          <w:hyperlink w:anchor="_Toc233378453" w:history="1">
             <w:r>
               <w:rPr>
                 <w:rStyle w:val="Hiperligao"/>
@@ -858,7 +1110,7 @@
               <w:rPr>
                 <w:webHidden/>
               </w:rPr>
-              <w:instrText xml:space="preserve"> PAGEREF _Toc233362487 \h </w:instrText>
+              <w:instrText xml:space="preserve"> PAGEREF _Toc233378453 \h </w:instrText>
             </w:r>
             <w:r>
               <w:rPr>
@@ -897,7 +1149,7 @@
               <w14:ligatures w14:val="standardContextual"/>
             </w:rPr>
           </w:pPr>
-          <w:hyperlink w:anchor="_Toc233362488" w:history="1">
+          <w:hyperlink w:anchor="_Toc233378454" w:history="1">
             <w:r>
               <w:rPr>
                 <w:rStyle w:val="Hiperligao"/>
@@ -921,7 +1173,7 @@
               <w:rPr>
                 <w:webHidden/>
               </w:rPr>
-              <w:instrText xml:space="preserve"> PAGEREF _Toc233362488 \h </w:instrText>
+              <w:instrText xml:space="preserve"> PAGEREF _Toc233378454 \h </w:instrText>
             </w:r>
             <w:r>
               <w:rPr>
@@ -960,7 +1212,7 @@
               <w14:ligatures w14:val="standardContextual"/>
             </w:rPr>
           </w:pPr>
-          <w:hyperlink w:anchor="_Toc233362489" w:history="1">
+          <w:hyperlink w:anchor="_Toc233378455" w:history="1">
             <w:r>
               <w:rPr>
                 <w:rStyle w:val="Hiperligao"/>
@@ -984,7 +1236,7 @@
               <w:rPr>
                 <w:webHidden/>
               </w:rPr>
-              <w:instrText xml:space="preserve"> PAGEREF _Toc233362489 \h </w:instrText>
+              <w:instrText xml:space="preserve"> PAGEREF _Toc233378455 \h </w:instrText>
             </w:r>
             <w:r>
               <w:rPr>
@@ -1023,7 +1275,7 @@
               <w14:ligatures w14:val="standardContextual"/>
             </w:rPr>
           </w:pPr>
-          <w:hyperlink w:anchor="_Toc233362490" w:history="1">
+          <w:hyperlink w:anchor="_Toc233378456" w:history="1">
             <w:r>
               <w:rPr>
                 <w:rStyle w:val="Hiperligao"/>
@@ -1065,7 +1317,7 @@
               <w:rPr>
                 <w:webHidden/>
               </w:rPr>
-              <w:instrText xml:space="preserve"> PAGEREF _Toc233362490 \h </w:instrText>
+              <w:instrText xml:space="preserve"> PAGEREF _Toc233378456 \h </w:instrText>
             </w:r>
             <w:r>
               <w:rPr>
@@ -1104,7 +1356,7 @@
               <w14:ligatures w14:val="standardContextual"/>
             </w:rPr>
           </w:pPr>
-          <w:hyperlink w:anchor="_Toc233362491" w:history="1">
+          <w:hyperlink w:anchor="_Toc233378457" w:history="1">
             <w:r>
               <w:rPr>
                 <w:rStyle w:val="Hiperligao"/>
@@ -1146,7 +1398,7 @@
               <w:rPr>
                 <w:webHidden/>
               </w:rPr>
-              <w:instrText xml:space="preserve"> PAGEREF _Toc233362491 \h </w:instrText>
+              <w:instrText xml:space="preserve"> PAGEREF _Toc233378457 \h </w:instrText>
             </w:r>
             <w:r>
               <w:rPr>
@@ -1185,7 +1437,7 @@
               <w14:ligatures w14:val="standardContextual"/>
             </w:rPr>
           </w:pPr>
-          <w:hyperlink w:anchor="_Toc233362492" w:history="1">
+          <w:hyperlink w:anchor="_Toc233378458" w:history="1">
             <w:r>
               <w:rPr>
                 <w:rStyle w:val="Hiperligao"/>
@@ -1225,7 +1477,7 @@
               <w:rPr>
                 <w:webHidden/>
               </w:rPr>
-              <w:instrText xml:space="preserve"> PAGEREF _Toc233362492 \h </w:instrText>
+              <w:instrText xml:space="preserve"> PAGEREF _Toc233378458 \h </w:instrText>
             </w:r>
             <w:r>
               <w:rPr>
@@ -1264,7 +1516,7 @@
               <w14:ligatures w14:val="standardContextual"/>
             </w:rPr>
           </w:pPr>
-          <w:hyperlink w:anchor="_Toc233362493" w:history="1">
+          <w:hyperlink w:anchor="_Toc233378459" w:history="1">
             <w:r>
               <w:rPr>
                 <w:rStyle w:val="Hiperligao"/>
@@ -1304,7 +1556,7 @@
               <w:rPr>
                 <w:webHidden/>
               </w:rPr>
-              <w:instrText xml:space="preserve"> PAGEREF _Toc233362493 \h </w:instrText>
+              <w:instrText xml:space="preserve"> PAGEREF _Toc233378459 \h </w:instrText>
             </w:r>
             <w:r>
               <w:rPr>
@@ -1321,7 +1573,7 @@
               <w:rPr>
                 <w:webHidden/>
               </w:rPr>
-              <w:t>16</w:t>
+              <w:t>15</w:t>
             </w:r>
             <w:r>
               <w:rPr>
@@ -1343,7 +1595,7 @@
               <w14:ligatures w14:val="standardContextual"/>
             </w:rPr>
           </w:pPr>
-          <w:hyperlink w:anchor="_Toc233362494" w:history="1">
+          <w:hyperlink w:anchor="_Toc233378460" w:history="1">
             <w:r>
               <w:rPr>
                 <w:rStyle w:val="Hiperligao"/>
@@ -1385,7 +1637,7 @@
               <w:rPr>
                 <w:webHidden/>
               </w:rPr>
-              <w:instrText xml:space="preserve"> PAGEREF _Toc233362494 \h </w:instrText>
+              <w:instrText xml:space="preserve"> PAGEREF _Toc233378460 \h </w:instrText>
             </w:r>
             <w:r>
               <w:rPr>
@@ -1402,7 +1654,7 @@
               <w:rPr>
                 <w:webHidden/>
               </w:rPr>
-              <w:t>19</w:t>
+              <w:t>17</w:t>
             </w:r>
             <w:r>
               <w:rPr>
@@ -1424,7 +1676,7 @@
               <w14:ligatures w14:val="standardContextual"/>
             </w:rPr>
           </w:pPr>
-          <w:hyperlink w:anchor="_Toc233362495" w:history="1">
+          <w:hyperlink w:anchor="_Toc233378461" w:history="1">
             <w:r>
               <w:rPr>
                 <w:rStyle w:val="Hiperligao"/>
@@ -1464,7 +1716,7 @@
               <w:rPr>
                 <w:webHidden/>
               </w:rPr>
-              <w:instrText xml:space="preserve"> PAGEREF _Toc233362495 \h </w:instrText>
+              <w:instrText xml:space="preserve"> PAGEREF _Toc233378461 \h </w:instrText>
             </w:r>
             <w:r>
               <w:rPr>
@@ -1481,7 +1733,7 @@
               <w:rPr>
                 <w:webHidden/>
               </w:rPr>
-              <w:t>19</w:t>
+              <w:t>17</w:t>
             </w:r>
             <w:r>
               <w:rPr>
@@ -1503,7 +1755,7 @@
               <w14:ligatures w14:val="standardContextual"/>
             </w:rPr>
           </w:pPr>
-          <w:hyperlink w:anchor="_Toc233362496" w:history="1">
+          <w:hyperlink w:anchor="_Toc233378462" w:history="1">
             <w:r>
               <w:rPr>
                 <w:rStyle w:val="Hiperligao"/>
@@ -1551,7 +1803,7 @@
               <w:rPr>
                 <w:webHidden/>
               </w:rPr>
-              <w:instrText xml:space="preserve"> PAGEREF _Toc233362496 \h </w:instrText>
+              <w:instrText xml:space="preserve"> PAGEREF _Toc233378462 \h </w:instrText>
             </w:r>
             <w:r>
               <w:rPr>
@@ -1568,7 +1820,7 @@
               <w:rPr>
                 <w:webHidden/>
               </w:rPr>
-              <w:t>20</w:t>
+              <w:t>17</w:t>
             </w:r>
             <w:r>
               <w:rPr>
@@ -1590,7 +1842,7 @@
               <w14:ligatures w14:val="standardContextual"/>
             </w:rPr>
           </w:pPr>
-          <w:hyperlink w:anchor="_Toc233362497" w:history="1">
+          <w:hyperlink w:anchor="_Toc233378463" w:history="1">
             <w:r>
               <w:rPr>
                 <w:rStyle w:val="Hiperligao"/>
@@ -1630,7 +1882,7 @@
               <w:rPr>
                 <w:webHidden/>
               </w:rPr>
-              <w:instrText xml:space="preserve"> PAGEREF _Toc233362497 \h </w:instrText>
+              <w:instrText xml:space="preserve"> PAGEREF _Toc233378463 \h </w:instrText>
             </w:r>
             <w:r>
               <w:rPr>
@@ -1647,7 +1899,7 @@
               <w:rPr>
                 <w:webHidden/>
               </w:rPr>
-              <w:t>24</w:t>
+              <w:t>21</w:t>
             </w:r>
             <w:r>
               <w:rPr>
@@ -1669,7 +1921,7 @@
               <w14:ligatures w14:val="standardContextual"/>
             </w:rPr>
           </w:pPr>
-          <w:hyperlink w:anchor="_Toc233362498" w:history="1">
+          <w:hyperlink w:anchor="_Toc233378464" w:history="1">
             <w:r>
               <w:rPr>
                 <w:rStyle w:val="Hiperligao"/>
@@ -1709,7 +1961,7 @@
               <w:rPr>
                 <w:webHidden/>
               </w:rPr>
-              <w:instrText xml:space="preserve"> PAGEREF _Toc233362498 \h </w:instrText>
+              <w:instrText xml:space="preserve"> PAGEREF _Toc233378464 \h </w:instrText>
             </w:r>
             <w:r>
               <w:rPr>
@@ -1726,7 +1978,7 @@
               <w:rPr>
                 <w:webHidden/>
               </w:rPr>
-              <w:t>25</w:t>
+              <w:t>22</w:t>
             </w:r>
             <w:r>
               <w:rPr>
@@ -1748,7 +2000,7 @@
               <w14:ligatures w14:val="standardContextual"/>
             </w:rPr>
           </w:pPr>
-          <w:hyperlink w:anchor="_Toc233362499" w:history="1">
+          <w:hyperlink w:anchor="_Toc233378465" w:history="1">
             <w:r>
               <w:rPr>
                 <w:rStyle w:val="Hiperligao"/>
@@ -1788,7 +2040,7 @@
               <w:rPr>
                 <w:webHidden/>
               </w:rPr>
-              <w:instrText xml:space="preserve"> PAGEREF _Toc233362499 \h </w:instrText>
+              <w:instrText xml:space="preserve"> PAGEREF _Toc233378465 \h </w:instrText>
             </w:r>
             <w:r>
               <w:rPr>
@@ -1805,7 +2057,7 @@
               <w:rPr>
                 <w:webHidden/>
               </w:rPr>
-              <w:t>25</w:t>
+              <w:t>22</w:t>
             </w:r>
             <w:r>
               <w:rPr>
@@ -1827,7 +2079,7 @@
               <w14:ligatures w14:val="standardContextual"/>
             </w:rPr>
           </w:pPr>
-          <w:hyperlink w:anchor="_Toc233362500" w:history="1">
+          <w:hyperlink w:anchor="_Toc233378466" w:history="1">
             <w:r>
               <w:rPr>
                 <w:rStyle w:val="Hiperligao"/>
@@ -1867,7 +2119,7 @@
               <w:rPr>
                 <w:webHidden/>
               </w:rPr>
-              <w:instrText xml:space="preserve"> PAGEREF _Toc233362500 \h </w:instrText>
+              <w:instrText xml:space="preserve"> PAGEREF _Toc233378466 \h </w:instrText>
             </w:r>
             <w:r>
               <w:rPr>
@@ -1884,7 +2136,7 @@
               <w:rPr>
                 <w:webHidden/>
               </w:rPr>
-              <w:t>30</w:t>
+              <w:t>28</w:t>
             </w:r>
             <w:r>
               <w:rPr>
@@ -1906,7 +2158,7 @@
               <w14:ligatures w14:val="standardContextual"/>
             </w:rPr>
           </w:pPr>
-          <w:hyperlink w:anchor="_Toc233362501" w:history="1">
+          <w:hyperlink w:anchor="_Toc233378467" w:history="1">
             <w:r>
               <w:rPr>
                 <w:rStyle w:val="Hiperligao"/>
@@ -1948,7 +2200,7 @@
               <w:rPr>
                 <w:webHidden/>
               </w:rPr>
-              <w:instrText xml:space="preserve"> PAGEREF _Toc233362501 \h </w:instrText>
+              <w:instrText xml:space="preserve"> PAGEREF _Toc233378467 \h </w:instrText>
             </w:r>
             <w:r>
               <w:rPr>
@@ -1965,7 +2217,7 @@
               <w:rPr>
                 <w:webHidden/>
               </w:rPr>
-              <w:t>31</w:t>
+              <w:t>29</w:t>
             </w:r>
             <w:r>
               <w:rPr>
@@ -1987,7 +2239,7 @@
               <w14:ligatures w14:val="standardContextual"/>
             </w:rPr>
           </w:pPr>
-          <w:hyperlink w:anchor="_Toc233362502" w:history="1">
+          <w:hyperlink w:anchor="_Toc233378468" w:history="1">
             <w:r>
               <w:rPr>
                 <w:rStyle w:val="Hiperligao"/>
@@ -2029,7 +2281,7 @@
               <w:rPr>
                 <w:webHidden/>
               </w:rPr>
-              <w:instrText xml:space="preserve"> PAGEREF _Toc233362502 \h </w:instrText>
+              <w:instrText xml:space="preserve"> PAGEREF _Toc233378468 \h </w:instrText>
             </w:r>
             <w:r>
               <w:rPr>
@@ -2046,7 +2298,7 @@
               <w:rPr>
                 <w:webHidden/>
               </w:rPr>
-              <w:t>31</w:t>
+              <w:t>29</w:t>
             </w:r>
             <w:r>
               <w:rPr>
@@ -2068,7 +2320,7 @@
               <w14:ligatures w14:val="standardContextual"/>
             </w:rPr>
           </w:pPr>
-          <w:hyperlink w:anchor="_Toc233362503" w:history="1">
+          <w:hyperlink w:anchor="_Toc233378469" w:history="1">
             <w:r>
               <w:rPr>
                 <w:rStyle w:val="Hiperligao"/>
@@ -2110,7 +2362,7 @@
               <w:rPr>
                 <w:webHidden/>
               </w:rPr>
-              <w:instrText xml:space="preserve"> PAGEREF _Toc233362503 \h </w:instrText>
+              <w:instrText xml:space="preserve"> PAGEREF _Toc233378469 \h </w:instrText>
             </w:r>
             <w:r>
               <w:rPr>
@@ -2127,7 +2379,7 @@
               <w:rPr>
                 <w:webHidden/>
               </w:rPr>
-              <w:t>31</w:t>
+              <w:t>29</w:t>
             </w:r>
             <w:r>
               <w:rPr>
@@ -2149,7 +2401,7 @@
               <w14:ligatures w14:val="standardContextual"/>
             </w:rPr>
           </w:pPr>
-          <w:hyperlink w:anchor="_Toc233362504" w:history="1">
+          <w:hyperlink w:anchor="_Toc233378470" w:history="1">
             <w:r>
               <w:rPr>
                 <w:rStyle w:val="Hiperligao"/>
@@ -2191,7 +2443,7 @@
               <w:rPr>
                 <w:webHidden/>
               </w:rPr>
-              <w:instrText xml:space="preserve"> PAGEREF _Toc233362504 \h </w:instrText>
+              <w:instrText xml:space="preserve"> PAGEREF _Toc233378470 \h </w:instrText>
             </w:r>
             <w:r>
               <w:rPr>
@@ -2208,7 +2460,7 @@
               <w:rPr>
                 <w:webHidden/>
               </w:rPr>
-              <w:t>31</w:t>
+              <w:t>29</w:t>
             </w:r>
             <w:r>
               <w:rPr>
@@ -2230,7 +2482,7 @@
               <w14:ligatures w14:val="standardContextual"/>
             </w:rPr>
           </w:pPr>
-          <w:hyperlink w:anchor="_Toc233362505" w:history="1">
+          <w:hyperlink w:anchor="_Toc233378471" w:history="1">
             <w:r>
               <w:rPr>
                 <w:rStyle w:val="Hiperligao"/>
@@ -2272,7 +2524,7 @@
               <w:rPr>
                 <w:webHidden/>
               </w:rPr>
-              <w:instrText xml:space="preserve"> PAGEREF _Toc233362505 \h </w:instrText>
+              <w:instrText xml:space="preserve"> PAGEREF _Toc233378471 \h </w:instrText>
             </w:r>
             <w:r>
               <w:rPr>
@@ -2289,7 +2541,7 @@
               <w:rPr>
                 <w:webHidden/>
               </w:rPr>
-              <w:t>33</w:t>
+              <w:t>31</w:t>
             </w:r>
             <w:r>
               <w:rPr>
@@ -2311,7 +2563,7 @@
               <w14:ligatures w14:val="standardContextual"/>
             </w:rPr>
           </w:pPr>
-          <w:hyperlink w:anchor="_Toc233362506" w:history="1">
+          <w:hyperlink w:anchor="_Toc233378472" w:history="1">
             <w:r>
               <w:rPr>
                 <w:rStyle w:val="Hiperligao"/>
@@ -2351,7 +2603,7 @@
               <w:rPr>
                 <w:webHidden/>
               </w:rPr>
-              <w:instrText xml:space="preserve"> PAGEREF _Toc233362506 \h </w:instrText>
+              <w:instrText xml:space="preserve"> PAGEREF _Toc233378472 \h </w:instrText>
             </w:r>
             <w:r>
               <w:rPr>
@@ -2368,7 +2620,7 @@
               <w:rPr>
                 <w:webHidden/>
               </w:rPr>
-              <w:t>33</w:t>
+              <w:t>31</w:t>
             </w:r>
             <w:r>
               <w:rPr>
@@ -2390,7 +2642,7 @@
               <w14:ligatures w14:val="standardContextual"/>
             </w:rPr>
           </w:pPr>
-          <w:hyperlink w:anchor="_Toc233362507" w:history="1">
+          <w:hyperlink w:anchor="_Toc233378473" w:history="1">
             <w:r>
               <w:rPr>
                 <w:rStyle w:val="Hiperligao"/>
@@ -2432,7 +2684,7 @@
               <w:rPr>
                 <w:webHidden/>
               </w:rPr>
-              <w:instrText xml:space="preserve"> PAGEREF _Toc233362507 \h </w:instrText>
+              <w:instrText xml:space="preserve"> PAGEREF _Toc233378473 \h </w:instrText>
             </w:r>
             <w:r>
               <w:rPr>
@@ -2449,7 +2701,7 @@
               <w:rPr>
                 <w:webHidden/>
               </w:rPr>
-              <w:t>35</w:t>
+              <w:t>33</w:t>
             </w:r>
             <w:r>
               <w:rPr>
@@ -2532,7 +2784,7 @@
     </w:p>
     <w:bookmarkStart w:id="2" w:name="_Toc467679981"/>
     <w:bookmarkStart w:id="3" w:name="_Toc467696928"/>
-    <w:bookmarkStart w:id="4" w:name="_Toc233362487"/>
+    <w:bookmarkStart w:id="4" w:name="_Toc233378453"/>
     <w:p>
       <w:pPr>
         <w:pStyle w:val="Ttulo1"/>
@@ -2676,7 +2928,7 @@
         </w:rPr>
         <w:fldChar w:fldCharType="separate"/>
       </w:r>
-      <w:hyperlink w:anchor="_Toc233362484" w:history="1">
+      <w:hyperlink w:anchor="_Toc233378474" w:history="1">
         <w:r>
           <w:rPr>
             <w:rStyle w:val="Hiperligao"/>
@@ -2711,7 +2963,7 @@
             <w:noProof/>
             <w:webHidden/>
           </w:rPr>
-          <w:instrText xml:space="preserve"> PAGEREF _Toc233362484 \h </w:instrText>
+          <w:instrText xml:space="preserve"> PAGEREF _Toc233378474 \h </w:instrText>
         </w:r>
         <w:r>
           <w:rPr>
@@ -2731,7 +2983,7 @@
             <w:noProof/>
             <w:webHidden/>
           </w:rPr>
-          <w:t>27</w:t>
+          <w:t>25</w:t>
         </w:r>
         <w:r>
           <w:rPr>
@@ -2757,7 +3009,7 @@
           <w14:ligatures w14:val="standardContextual"/>
         </w:rPr>
       </w:pPr>
-      <w:hyperlink w:anchor="_Toc233362485" w:history="1">
+      <w:hyperlink w:anchor="_Toc233378475" w:history="1">
         <w:r>
           <w:rPr>
             <w:rStyle w:val="Hiperligao"/>
@@ -2792,7 +3044,7 @@
             <w:noProof/>
             <w:webHidden/>
           </w:rPr>
-          <w:instrText xml:space="preserve"> PAGEREF _Toc233362485 \h </w:instrText>
+          <w:instrText xml:space="preserve"> PAGEREF _Toc233378475 \h </w:instrText>
         </w:r>
         <w:r>
           <w:rPr>
@@ -2812,7 +3064,7 @@
             <w:noProof/>
             <w:webHidden/>
           </w:rPr>
-          <w:t>29</w:t>
+          <w:t>27</w:t>
         </w:r>
         <w:r>
           <w:rPr>
@@ -2933,7 +3185,7 @@
           <w:lang w:val="pt-PT"/>
         </w:rPr>
       </w:pPr>
-      <w:bookmarkStart w:id="10" w:name="_Toc233362488"/>
+      <w:bookmarkStart w:id="10" w:name="_Toc233378454"/>
       <w:bookmarkEnd w:id="5"/>
       <w:bookmarkEnd w:id="6"/>
       <w:bookmarkEnd w:id="7"/>
@@ -3004,7 +3256,7 @@
         </w:rPr>
         <w:fldChar w:fldCharType="separate"/>
       </w:r>
-      <w:hyperlink w:anchor="_Toc233362472" w:history="1">
+      <w:hyperlink w:anchor="_Toc233378488" w:history="1">
         <w:r>
           <w:rPr>
             <w:rStyle w:val="Hiperligao"/>
@@ -3039,7 +3291,7 @@
             <w:noProof/>
             <w:webHidden/>
           </w:rPr>
-          <w:instrText xml:space="preserve"> PAGEREF _Toc233362472 \h </w:instrText>
+          <w:instrText xml:space="preserve"> PAGEREF _Toc233378488 \h </w:instrText>
         </w:r>
         <w:r>
           <w:rPr>
@@ -3085,7 +3337,7 @@
           <w14:ligatures w14:val="standardContextual"/>
         </w:rPr>
       </w:pPr>
-      <w:hyperlink w:anchor="_Toc233362473" w:history="1">
+      <w:hyperlink w:anchor="_Toc233378489" w:history="1">
         <w:r>
           <w:rPr>
             <w:rStyle w:val="Hiperligao"/>
@@ -3120,7 +3372,7 @@
             <w:noProof/>
             <w:webHidden/>
           </w:rPr>
-          <w:instrText xml:space="preserve"> PAGEREF _Toc233362473 \h </w:instrText>
+          <w:instrText xml:space="preserve"> PAGEREF _Toc233378489 \h </w:instrText>
         </w:r>
         <w:r>
           <w:rPr>
@@ -3140,7 +3392,7 @@
             <w:noProof/>
             <w:webHidden/>
           </w:rPr>
-          <w:t>16</w:t>
+          <w:t>15</w:t>
         </w:r>
         <w:r>
           <w:rPr>
@@ -3166,7 +3418,7 @@
           <w14:ligatures w14:val="standardContextual"/>
         </w:rPr>
       </w:pPr>
-      <w:hyperlink w:anchor="_Toc233362474" w:history="1">
+      <w:hyperlink w:anchor="_Toc233378490" w:history="1">
         <w:r>
           <w:rPr>
             <w:rStyle w:val="Hiperligao"/>
@@ -3201,7 +3453,7 @@
             <w:noProof/>
             <w:webHidden/>
           </w:rPr>
-          <w:instrText xml:space="preserve"> PAGEREF _Toc233362474 \h </w:instrText>
+          <w:instrText xml:space="preserve"> PAGEREF _Toc233378490 \h </w:instrText>
         </w:r>
         <w:r>
           <w:rPr>
@@ -3247,7 +3499,7 @@
           <w14:ligatures w14:val="standardContextual"/>
         </w:rPr>
       </w:pPr>
-      <w:hyperlink w:anchor="_Toc233362475" w:history="1">
+      <w:hyperlink w:anchor="_Toc233378491" w:history="1">
         <w:r>
           <w:rPr>
             <w:rStyle w:val="Hiperligao"/>
@@ -3282,7 +3534,7 @@
             <w:noProof/>
             <w:webHidden/>
           </w:rPr>
-          <w:instrText xml:space="preserve"> PAGEREF _Toc233362475 \h </w:instrText>
+          <w:instrText xml:space="preserve"> PAGEREF _Toc233378491 \h </w:instrText>
         </w:r>
         <w:r>
           <w:rPr>
@@ -3302,7 +3554,7 @@
             <w:noProof/>
             <w:webHidden/>
           </w:rPr>
-          <w:t>17</w:t>
+          <w:t>16</w:t>
         </w:r>
         <w:r>
           <w:rPr>
@@ -3328,7 +3580,7 @@
           <w14:ligatures w14:val="standardContextual"/>
         </w:rPr>
       </w:pPr>
-      <w:hyperlink w:anchor="_Toc233362476" w:history="1">
+      <w:hyperlink w:anchor="_Toc233378492" w:history="1">
         <w:r>
           <w:rPr>
             <w:rStyle w:val="Hiperligao"/>
@@ -3363,7 +3615,7 @@
             <w:noProof/>
             <w:webHidden/>
           </w:rPr>
-          <w:instrText xml:space="preserve"> PAGEREF _Toc233362476 \h </w:instrText>
+          <w:instrText xml:space="preserve"> PAGEREF _Toc233378492 \h </w:instrText>
         </w:r>
         <w:r>
           <w:rPr>
@@ -3383,7 +3635,7 @@
             <w:noProof/>
             <w:webHidden/>
           </w:rPr>
-          <w:t>20</w:t>
+          <w:t>17</w:t>
         </w:r>
         <w:r>
           <w:rPr>
@@ -3409,7 +3661,7 @@
           <w14:ligatures w14:val="standardContextual"/>
         </w:rPr>
       </w:pPr>
-      <w:hyperlink w:anchor="_Toc233362477" w:history="1">
+      <w:hyperlink w:anchor="_Toc233378493" w:history="1">
         <w:r>
           <w:rPr>
             <w:rStyle w:val="Hiperligao"/>
@@ -3444,7 +3696,7 @@
             <w:noProof/>
             <w:webHidden/>
           </w:rPr>
-          <w:instrText xml:space="preserve"> PAGEREF _Toc233362477 \h </w:instrText>
+          <w:instrText xml:space="preserve"> PAGEREF _Toc233378493 \h </w:instrText>
         </w:r>
         <w:r>
           <w:rPr>
@@ -3464,7 +3716,7 @@
             <w:noProof/>
             <w:webHidden/>
           </w:rPr>
-          <w:t>21</w:t>
+          <w:t>18</w:t>
         </w:r>
         <w:r>
           <w:rPr>
@@ -3490,7 +3742,7 @@
           <w14:ligatures w14:val="standardContextual"/>
         </w:rPr>
       </w:pPr>
-      <w:hyperlink w:anchor="_Toc233362478" w:history="1">
+      <w:hyperlink w:anchor="_Toc233378494" w:history="1">
         <w:r>
           <w:rPr>
             <w:rStyle w:val="Hiperligao"/>
@@ -3525,7 +3777,7 @@
             <w:noProof/>
             <w:webHidden/>
           </w:rPr>
-          <w:instrText xml:space="preserve"> PAGEREF _Toc233362478 \h </w:instrText>
+          <w:instrText xml:space="preserve"> PAGEREF _Toc233378494 \h </w:instrText>
         </w:r>
         <w:r>
           <w:rPr>
@@ -3545,7 +3797,7 @@
             <w:noProof/>
             <w:webHidden/>
           </w:rPr>
-          <w:t>21</w:t>
+          <w:t>18</w:t>
         </w:r>
         <w:r>
           <w:rPr>
@@ -3571,7 +3823,7 @@
           <w14:ligatures w14:val="standardContextual"/>
         </w:rPr>
       </w:pPr>
-      <w:hyperlink w:anchor="_Toc233362479" w:history="1">
+      <w:hyperlink w:anchor="_Toc233378495" w:history="1">
         <w:r>
           <w:rPr>
             <w:rStyle w:val="Hiperligao"/>
@@ -3606,7 +3858,7 @@
             <w:noProof/>
             <w:webHidden/>
           </w:rPr>
-          <w:instrText xml:space="preserve"> PAGEREF _Toc233362479 \h </w:instrText>
+          <w:instrText xml:space="preserve"> PAGEREF _Toc233378495 \h </w:instrText>
         </w:r>
         <w:r>
           <w:rPr>
@@ -3626,7 +3878,7 @@
             <w:noProof/>
             <w:webHidden/>
           </w:rPr>
-          <w:t>22</w:t>
+          <w:t>19</w:t>
         </w:r>
         <w:r>
           <w:rPr>
@@ -3652,7 +3904,7 @@
           <w14:ligatures w14:val="standardContextual"/>
         </w:rPr>
       </w:pPr>
-      <w:hyperlink w:anchor="_Toc233362480" w:history="1">
+      <w:hyperlink w:anchor="_Toc233378496" w:history="1">
         <w:r>
           <w:rPr>
             <w:rStyle w:val="Hiperligao"/>
@@ -3687,7 +3939,7 @@
             <w:noProof/>
             <w:webHidden/>
           </w:rPr>
-          <w:instrText xml:space="preserve"> PAGEREF _Toc233362480 \h </w:instrText>
+          <w:instrText xml:space="preserve"> PAGEREF _Toc233378496 \h </w:instrText>
         </w:r>
         <w:r>
           <w:rPr>
@@ -3707,7 +3959,7 @@
             <w:noProof/>
             <w:webHidden/>
           </w:rPr>
-          <w:t>22</w:t>
+          <w:t>19</w:t>
         </w:r>
         <w:r>
           <w:rPr>
@@ -3733,7 +3985,7 @@
           <w14:ligatures w14:val="standardContextual"/>
         </w:rPr>
       </w:pPr>
-      <w:hyperlink w:anchor="_Toc233362481" w:history="1">
+      <w:hyperlink w:anchor="_Toc233378497" w:history="1">
         <w:r>
           <w:rPr>
             <w:rStyle w:val="Hiperligao"/>
@@ -3768,7 +4020,7 @@
             <w:noProof/>
             <w:webHidden/>
           </w:rPr>
-          <w:instrText xml:space="preserve"> PAGEREF _Toc233362481 \h </w:instrText>
+          <w:instrText xml:space="preserve"> PAGEREF _Toc233378497 \h </w:instrText>
         </w:r>
         <w:r>
           <w:rPr>
@@ -3788,7 +4040,7 @@
             <w:noProof/>
             <w:webHidden/>
           </w:rPr>
-          <w:t>23</w:t>
+          <w:t>20</w:t>
         </w:r>
         <w:r>
           <w:rPr>
@@ -3814,7 +4066,7 @@
           <w14:ligatures w14:val="standardContextual"/>
         </w:rPr>
       </w:pPr>
-      <w:hyperlink w:anchor="_Toc233362482" w:history="1">
+      <w:hyperlink w:anchor="_Toc233378498" w:history="1">
         <w:r>
           <w:rPr>
             <w:rStyle w:val="Hiperligao"/>
@@ -3849,7 +4101,7 @@
             <w:noProof/>
             <w:webHidden/>
           </w:rPr>
-          <w:instrText xml:space="preserve"> PAGEREF _Toc233362482 \h </w:instrText>
+          <w:instrText xml:space="preserve"> PAGEREF _Toc233378498 \h </w:instrText>
         </w:r>
         <w:r>
           <w:rPr>
@@ -3869,7 +4121,7 @@
             <w:noProof/>
             <w:webHidden/>
           </w:rPr>
-          <w:t>25</w:t>
+          <w:t>22</w:t>
         </w:r>
         <w:r>
           <w:rPr>
@@ -3895,7 +4147,7 @@
           <w14:ligatures w14:val="standardContextual"/>
         </w:rPr>
       </w:pPr>
-      <w:hyperlink w:anchor="_Toc233362483" w:history="1">
+      <w:hyperlink w:anchor="_Toc233378499" w:history="1">
         <w:r>
           <w:rPr>
             <w:rStyle w:val="Hiperligao"/>
@@ -3930,7 +4182,7 @@
             <w:noProof/>
             <w:webHidden/>
           </w:rPr>
-          <w:instrText xml:space="preserve"> PAGEREF _Toc233362483 \h </w:instrText>
+          <w:instrText xml:space="preserve"> PAGEREF _Toc233378499 \h </w:instrText>
         </w:r>
         <w:r>
           <w:rPr>
@@ -3950,7 +4202,7 @@
             <w:noProof/>
             <w:webHidden/>
           </w:rPr>
-          <w:t>28</w:t>
+          <w:t>26</w:t>
         </w:r>
         <w:r>
           <w:rPr>
@@ -4027,7 +4279,7 @@
           <w:lang w:val="pt-PT"/>
         </w:rPr>
       </w:pPr>
-      <w:bookmarkStart w:id="12" w:name="_Toc233362489"/>
+      <w:bookmarkStart w:id="12" w:name="_Toc233378455"/>
       <w:r>
         <w:rPr>
           <w:rFonts w:cstheme="minorHAnsi"/>
@@ -4103,6 +4355,7 @@
         </w:rPr>
         <w:tab/>
       </w:r>
+      <w:proofErr w:type="spellStart"/>
       <w:r>
         <w:rPr>
           <w:rFonts w:cstheme="minorHAnsi"/>
@@ -4110,6 +4363,7 @@
         </w:rPr>
         <w:t>Model-View-Controller</w:t>
       </w:r>
+      <w:proofErr w:type="spellEnd"/>
     </w:p>
     <w:p>
       <w:pPr>
@@ -4575,7 +4829,7 @@
           <w:lang w:val="pt-PT"/>
         </w:rPr>
       </w:pPr>
-      <w:bookmarkStart w:id="13" w:name="_Toc233362490"/>
+      <w:bookmarkStart w:id="13" w:name="_Toc233378456"/>
       <w:r>
         <w:rPr>
           <w:rFonts w:cstheme="minorHAnsi"/>
@@ -4599,7 +4853,21 @@
         <w:rPr>
           <w:rFonts w:asciiTheme="minorHAnsi" w:hAnsiTheme="minorHAnsi" w:cstheme="minorHAnsi"/>
         </w:rPr>
-        <w:t>Nas oficinas de reparação de equipamentos, a gestão eficaz de todas as reparações é um desafio. A falta de um sistema informático conduz frequentemente a perdas de informação, atrasos na comunicação entre funcionários e clientes, e dificuldades no acompanhamento dos processos. Este projeto procura automatizar e centralizar todas estas operações. O sistema foi desenvolvido no âmbito da unidade curricular de Programação Aplicada, com o objetivo de aplicar os conceitos de Programação Orientada a Objetos (POO), o padrão MVC (Model-View-Controller), o acesso a base de dados através de JDBC</w:t>
+        <w:t>Nas oficinas de reparação de equipamentos, a gestão eficaz de todas as reparações é um desafio. A falta de um sistema informático conduz frequentemente a perdas de informação, atrasos na comunicação entre funcionários e clientes, e dificuldades no acompanhamento dos processos. Este projeto procura automatizar e centralizar todas estas operações. O sistema foi desenvolvido no âmbito da unidade curricular de Programação Aplicada, com o objetivo de aplicar os conceitos de Programação Orientada a Objetos (POO), o padrão MVC (</w:t>
+      </w:r>
+      <w:proofErr w:type="spellStart"/>
+      <w:r>
+        <w:rPr>
+          <w:rFonts w:asciiTheme="minorHAnsi" w:hAnsiTheme="minorHAnsi" w:cstheme="minorHAnsi"/>
+        </w:rPr>
+        <w:t>Model-View-Controller</w:t>
+      </w:r>
+      <w:proofErr w:type="spellEnd"/>
+      <w:r>
+        <w:rPr>
+          <w:rFonts w:asciiTheme="minorHAnsi" w:hAnsiTheme="minorHAnsi" w:cstheme="minorHAnsi"/>
+        </w:rPr>
+        <w:t>), o acesso a base de dados através de JDBC</w:t>
       </w:r>
       <w:r>
         <w:rPr>
@@ -4721,7 +4989,21 @@
         <w:rPr>
           <w:rFonts w:asciiTheme="minorHAnsi" w:hAnsiTheme="minorHAnsi" w:cstheme="minorHAnsi"/>
         </w:rPr>
-        <w:t>O projeto desenvolvido apresenta uma solução sobre o ciclo de vida de uma reparação, desde a submissão do pedido pelo cliente até ao arquivo pelo gestor, passando pela atribuição a funcionários e conclusão da reparação. O sistema integra também notificações, registo de logs e gestão de contas com diferentes estados.</w:t>
+        <w:t xml:space="preserve">O projeto desenvolvido apresenta uma solução sobre o ciclo de vida de uma reparação, desde a submissão do pedido pelo cliente até ao arquivo pelo gestor, passando pela atribuição a funcionários e conclusão da reparação. O sistema integra também notificações, registo de </w:t>
+      </w:r>
+      <w:proofErr w:type="spellStart"/>
+      <w:r>
+        <w:rPr>
+          <w:rFonts w:asciiTheme="minorHAnsi" w:hAnsiTheme="minorHAnsi" w:cstheme="minorHAnsi"/>
+        </w:rPr>
+        <w:t>logs</w:t>
+      </w:r>
+      <w:proofErr w:type="spellEnd"/>
+      <w:r>
+        <w:rPr>
+          <w:rFonts w:asciiTheme="minorHAnsi" w:hAnsiTheme="minorHAnsi" w:cstheme="minorHAnsi"/>
+        </w:rPr>
+        <w:t xml:space="preserve"> e gestão de contas com diferentes estados.</w:t>
       </w:r>
     </w:p>
     <w:p>
@@ -4765,8 +5047,8 @@
           <w:lang w:val="pt-PT"/>
         </w:rPr>
       </w:pPr>
-      <w:bookmarkStart w:id="14" w:name="_Toc233362491"/>
-      <w:bookmarkStart w:id="15" w:name="_Toc467859543"/>
+      <w:bookmarkStart w:id="14" w:name="_Toc467859543"/>
+      <w:bookmarkStart w:id="15" w:name="_Toc233378457"/>
       <w:r>
         <w:rPr>
           <w:rFonts w:cstheme="minorHAnsi"/>
@@ -4796,15 +5078,15 @@
         </w:rPr>
         <w:t>etodologias</w:t>
       </w:r>
+      <w:bookmarkEnd w:id="15"/>
+      <w:r>
+        <w:rPr>
+          <w:rFonts w:cstheme="minorHAnsi"/>
+          <w:lang w:val="pt-PT"/>
+        </w:rPr>
+        <w:t xml:space="preserve"> </w:t>
+      </w:r>
       <w:bookmarkEnd w:id="14"/>
-      <w:r>
-        <w:rPr>
-          <w:rFonts w:cstheme="minorHAnsi"/>
-          <w:lang w:val="pt-PT"/>
-        </w:rPr>
-        <w:t xml:space="preserve"> </w:t>
-      </w:r>
-      <w:bookmarkEnd w:id="15"/>
     </w:p>
     <w:p>
       <w:pPr>
@@ -4997,7 +5279,35 @@
         <w:rPr>
           <w:rFonts w:asciiTheme="minorHAnsi" w:hAnsiTheme="minorHAnsi" w:cstheme="minorHAnsi"/>
         </w:rPr>
-        <w:t>Apresentar as listagens em componentes adequados (JTable/JList) com barras de deslocamento;</w:t>
+        <w:t>Apresentar as listagens em componentes adequados (</w:t>
+      </w:r>
+      <w:proofErr w:type="spellStart"/>
+      <w:r>
+        <w:rPr>
+          <w:rFonts w:asciiTheme="minorHAnsi" w:hAnsiTheme="minorHAnsi" w:cstheme="minorHAnsi"/>
+        </w:rPr>
+        <w:t>JTable</w:t>
+      </w:r>
+      <w:proofErr w:type="spellEnd"/>
+      <w:r>
+        <w:rPr>
+          <w:rFonts w:asciiTheme="minorHAnsi" w:hAnsiTheme="minorHAnsi" w:cstheme="minorHAnsi"/>
+        </w:rPr>
+        <w:t>/</w:t>
+      </w:r>
+      <w:proofErr w:type="spellStart"/>
+      <w:r>
+        <w:rPr>
+          <w:rFonts w:asciiTheme="minorHAnsi" w:hAnsiTheme="minorHAnsi" w:cstheme="minorHAnsi"/>
+        </w:rPr>
+        <w:t>JList</w:t>
+      </w:r>
+      <w:proofErr w:type="spellEnd"/>
+      <w:r>
+        <w:rPr>
+          <w:rFonts w:asciiTheme="minorHAnsi" w:hAnsiTheme="minorHAnsi" w:cstheme="minorHAnsi"/>
+        </w:rPr>
+        <w:t>) com barras de deslocamento;</w:t>
       </w:r>
     </w:p>
     <w:p>
@@ -5015,7 +5325,21 @@
         <w:rPr>
           <w:rFonts w:asciiTheme="minorHAnsi" w:hAnsiTheme="minorHAnsi" w:cstheme="minorHAnsi"/>
         </w:rPr>
-        <w:t>Disponibilizar ajuda contextual (tooltips) nos formulários;</w:t>
+        <w:t>Disponibilizar ajuda contextual (</w:t>
+      </w:r>
+      <w:proofErr w:type="spellStart"/>
+      <w:r>
+        <w:rPr>
+          <w:rFonts w:asciiTheme="minorHAnsi" w:hAnsiTheme="minorHAnsi" w:cstheme="minorHAnsi"/>
+        </w:rPr>
+        <w:t>tooltips</w:t>
+      </w:r>
+      <w:proofErr w:type="spellEnd"/>
+      <w:r>
+        <w:rPr>
+          <w:rFonts w:asciiTheme="minorHAnsi" w:hAnsiTheme="minorHAnsi" w:cstheme="minorHAnsi"/>
+        </w:rPr>
+        <w:t>) nos formulários;</w:t>
       </w:r>
     </w:p>
     <w:p>
@@ -5125,7 +5449,7 @@
           <w:lang w:val="pt-PT"/>
         </w:rPr>
       </w:pPr>
-      <w:bookmarkStart w:id="16" w:name="_Toc233362492"/>
+      <w:bookmarkStart w:id="16" w:name="_Toc233378458"/>
       <w:r>
         <w:rPr>
           <w:lang w:val="pt-PT"/>
@@ -5152,7 +5476,7 @@
         <w:pStyle w:val="Legenda"/>
         <w:keepNext/>
       </w:pPr>
-      <w:bookmarkStart w:id="17" w:name="_Toc233362472"/>
+      <w:bookmarkStart w:id="17" w:name="_Toc233378488"/>
       <w:r>
         <w:t xml:space="preserve">Tabela </w:t>
       </w:r>
@@ -5338,9 +5662,11 @@
             <w:hideMark/>
           </w:tcPr>
           <w:p>
+            <w:proofErr w:type="spellStart"/>
             <w:r>
               <w:t>FlatLaf</w:t>
             </w:r>
+            <w:proofErr w:type="spellEnd"/>
             <w:r>
               <w:fldChar w:fldCharType="begin"/>
             </w:r>
@@ -5367,8 +5693,13 @@
             <w:hideMark/>
           </w:tcPr>
           <w:p>
-            <w:r>
-              <w:t>Template da interface</w:t>
+            <w:proofErr w:type="spellStart"/>
+            <w:r>
+              <w:t>Template</w:t>
+            </w:r>
+            <w:proofErr w:type="spellEnd"/>
+            <w:r>
+              <w:t xml:space="preserve"> da interface</w:t>
             </w:r>
           </w:p>
         </w:tc>
@@ -5383,9 +5714,11 @@
             <w:hideMark/>
           </w:tcPr>
           <w:p>
+            <w:proofErr w:type="spellStart"/>
             <w:r>
               <w:t>JavaMail</w:t>
             </w:r>
+            <w:proofErr w:type="spellEnd"/>
             <w:r>
               <w:fldChar w:fldCharType="begin"/>
             </w:r>
@@ -5428,8 +5761,13 @@
             <w:hideMark/>
           </w:tcPr>
           <w:p>
-            <w:r>
-              <w:t>Power Designer</w:t>
+            <w:proofErr w:type="spellStart"/>
+            <w:r>
+              <w:t>Power</w:t>
+            </w:r>
+            <w:proofErr w:type="spellEnd"/>
+            <w:r>
+              <w:t xml:space="preserve"> Designer</w:t>
             </w:r>
             <w:r>
               <w:fldChar w:fldCharType="begin"/>
@@ -5473,9 +5811,11 @@
             <w:hideMark/>
           </w:tcPr>
           <w:p>
+            <w:proofErr w:type="spellStart"/>
             <w:r>
               <w:t>HeidiSQL</w:t>
             </w:r>
+            <w:proofErr w:type="spellEnd"/>
             <w:r>
               <w:fldChar w:fldCharType="begin"/>
             </w:r>
@@ -5518,9 +5858,11 @@
             <w:hideMark/>
           </w:tcPr>
           <w:p>
+            <w:proofErr w:type="spellStart"/>
             <w:r>
               <w:t>MySQL</w:t>
             </w:r>
+            <w:proofErr w:type="spellEnd"/>
             <w:r>
               <w:fldChar w:fldCharType="begin"/>
             </w:r>
@@ -5564,8 +5906,21 @@
           </w:tcPr>
           <w:p>
             <w:r>
-              <w:t>Visual Studio Code</w:t>
-            </w:r>
+              <w:t xml:space="preserve">Visual </w:t>
+            </w:r>
+            <w:proofErr w:type="spellStart"/>
+            <w:r>
+              <w:t>Studio</w:t>
+            </w:r>
+            <w:proofErr w:type="spellEnd"/>
+            <w:r>
+              <w:t xml:space="preserve"> </w:t>
+            </w:r>
+            <w:proofErr w:type="spellStart"/>
+            <w:r>
+              <w:t>Code</w:t>
+            </w:r>
+            <w:proofErr w:type="spellEnd"/>
             <w:r>
               <w:fldChar w:fldCharType="begin"/>
             </w:r>
@@ -5656,9 +6011,11 @@
             <w:hideMark/>
           </w:tcPr>
           <w:p>
+            <w:proofErr w:type="spellStart"/>
             <w:r>
               <w:t>JavaDoc</w:t>
             </w:r>
+            <w:proofErr w:type="spellEnd"/>
           </w:p>
         </w:tc>
         <w:tc>
@@ -5683,7 +6040,7 @@
           <w:lang w:val="pt-PT"/>
         </w:rPr>
       </w:pPr>
-      <w:bookmarkStart w:id="18" w:name="_Toc233362493"/>
+      <w:bookmarkStart w:id="18" w:name="_Toc233378459"/>
       <w:r>
         <w:rPr>
           <w:color w:val="auto"/>
@@ -5698,7 +6055,7 @@
         <w:pStyle w:val="Legenda"/>
         <w:keepNext/>
       </w:pPr>
-      <w:bookmarkStart w:id="19" w:name="_Toc233362473"/>
+      <w:bookmarkStart w:id="19" w:name="_Toc233378489"/>
       <w:r>
         <w:t xml:space="preserve">Tabela </w:t>
       </w:r>
@@ -5724,10 +6081,12 @@
       <w:r>
         <w:t xml:space="preserve"> - Planeamento </w:t>
       </w:r>
+      <w:proofErr w:type="spellStart"/>
       <w:r>
         <w:t>View</w:t>
       </w:r>
       <w:bookmarkEnd w:id="19"/>
+      <w:proofErr w:type="spellEnd"/>
     </w:p>
     <w:tbl>
       <w:tblPr>
@@ -5757,6 +6116,7 @@
                 <w:bCs/>
               </w:rPr>
             </w:pPr>
+            <w:proofErr w:type="spellStart"/>
             <w:r>
               <w:rPr>
                 <w:b/>
@@ -5764,6 +6124,7 @@
               </w:rPr>
               <w:t>View</w:t>
             </w:r>
+            <w:proofErr w:type="spellEnd"/>
           </w:p>
         </w:tc>
         <w:tc>
@@ -5942,7 +6303,15 @@
           </w:tcPr>
           <w:p>
             <w:r>
-              <w:t>PainelGestor.java — listagens/pesquisas, notificações, logs, estados de conta, pedidos de remoção e perfil</w:t>
+              <w:t xml:space="preserve">PainelGestor.java — listagens/pesquisas, notificações, </w:t>
+            </w:r>
+            <w:proofErr w:type="spellStart"/>
+            <w:r>
+              <w:t>logs</w:t>
+            </w:r>
+            <w:proofErr w:type="spellEnd"/>
+            <w:r>
+              <w:t>, estados de conta, pedidos de remoção e perfil</w:t>
             </w:r>
           </w:p>
         </w:tc>
@@ -6032,7 +6401,23 @@
           </w:tcPr>
           <w:p>
             <w:r>
-              <w:t>ExtractoReparacao.java — impressão do extrato (Printable/PrinterJob)</w:t>
+              <w:t>ExtractoReparacao.java — impressão do extrato (</w:t>
+            </w:r>
+            <w:proofErr w:type="spellStart"/>
+            <w:r>
+              <w:t>Printable</w:t>
+            </w:r>
+            <w:proofErr w:type="spellEnd"/>
+            <w:r>
+              <w:t>/</w:t>
+            </w:r>
+            <w:proofErr w:type="spellStart"/>
+            <w:r>
+              <w:t>PrinterJob</w:t>
+            </w:r>
+            <w:proofErr w:type="spellEnd"/>
+            <w:r>
+              <w:t>)</w:t>
             </w:r>
           </w:p>
         </w:tc>
@@ -6077,8 +6462,21 @@
           </w:tcPr>
           <w:p>
             <w:r>
-              <w:t>Aplicacao.java — janela principal (JFrame), barra de menus, navegação entre painéis e Look &amp; Feel</w:t>
-            </w:r>
+              <w:t>Aplicacao.java — janela principal (</w:t>
+            </w:r>
+            <w:proofErr w:type="spellStart"/>
+            <w:r>
+              <w:t>JFrame</w:t>
+            </w:r>
+            <w:proofErr w:type="spellEnd"/>
+            <w:r>
+              <w:t xml:space="preserve">), barra de menus, navegação entre painéis e Look &amp; </w:t>
+            </w:r>
+            <w:proofErr w:type="spellStart"/>
+            <w:r>
+              <w:t>Feel</w:t>
+            </w:r>
+            <w:proofErr w:type="spellEnd"/>
           </w:p>
         </w:tc>
         <w:tc>
@@ -6294,7 +6692,7 @@
         <w:pStyle w:val="Legenda"/>
         <w:keepNext/>
       </w:pPr>
-      <w:bookmarkStart w:id="20" w:name="_Toc233362474"/>
+      <w:bookmarkStart w:id="20" w:name="_Toc233378490"/>
       <w:r>
         <w:t xml:space="preserve">Tabela </w:t>
       </w:r>
@@ -6320,10 +6718,12 @@
       <w:r>
         <w:t xml:space="preserve"> - Planeamento </w:t>
       </w:r>
+      <w:proofErr w:type="spellStart"/>
       <w:r>
         <w:t>Util</w:t>
       </w:r>
       <w:bookmarkEnd w:id="20"/>
+      <w:proofErr w:type="spellEnd"/>
     </w:p>
     <w:tbl>
       <w:tblPr>
@@ -6354,6 +6754,7 @@
                 <w:bCs/>
               </w:rPr>
             </w:pPr>
+            <w:proofErr w:type="spellStart"/>
             <w:r>
               <w:rPr>
                 <w:b/>
@@ -6361,6 +6762,7 @@
               </w:rPr>
               <w:t>Util</w:t>
             </w:r>
+            <w:proofErr w:type="spellEnd"/>
           </w:p>
         </w:tc>
         <w:tc>
@@ -6634,7 +7036,7 @@
         <w:pStyle w:val="Legenda"/>
         <w:keepNext/>
       </w:pPr>
-      <w:bookmarkStart w:id="21" w:name="_Toc233362475"/>
+      <w:bookmarkStart w:id="21" w:name="_Toc233378491"/>
       <w:r>
         <w:t xml:space="preserve">Tabela </w:t>
       </w:r>
@@ -6909,8 +7311,16 @@
               <w:rPr>
                 <w:rFonts w:cstheme="minorHAnsi"/>
               </w:rPr>
-              <w:t>Documentação Javadoc</w:t>
-            </w:r>
+              <w:t xml:space="preserve">Documentação </w:t>
+            </w:r>
+            <w:proofErr w:type="spellStart"/>
+            <w:r>
+              <w:rPr>
+                <w:rFonts w:cstheme="minorHAnsi"/>
+              </w:rPr>
+              <w:t>Javadoc</w:t>
+            </w:r>
+            <w:proofErr w:type="spellEnd"/>
           </w:p>
         </w:tc>
         <w:tc>
@@ -6998,8 +7408,16 @@
               <w:rPr>
                 <w:rFonts w:cstheme="minorHAnsi"/>
               </w:rPr>
-              <w:t>Testes e Debugging</w:t>
-            </w:r>
+              <w:t xml:space="preserve">Testes e </w:t>
+            </w:r>
+            <w:proofErr w:type="spellStart"/>
+            <w:r>
+              <w:rPr>
+                <w:rFonts w:cstheme="minorHAnsi"/>
+              </w:rPr>
+              <w:t>Debugging</w:t>
+            </w:r>
+            <w:proofErr w:type="spellEnd"/>
           </w:p>
         </w:tc>
         <w:tc>
@@ -7180,7 +7598,7 @@
           <w:lang w:val="pt-PT"/>
         </w:rPr>
       </w:pPr>
-      <w:bookmarkStart w:id="22" w:name="_Toc233362494"/>
+      <w:bookmarkStart w:id="22" w:name="_Toc233378460"/>
       <w:r>
         <w:rPr>
           <w:rFonts w:cstheme="minorHAnsi"/>
@@ -7212,7 +7630,7 @@
           <w:lang w:val="pt-PT"/>
         </w:rPr>
       </w:pPr>
-      <w:bookmarkStart w:id="23" w:name="_Toc233362495"/>
+      <w:bookmarkStart w:id="23" w:name="_Toc233378461"/>
       <w:r>
         <w:rPr>
           <w:lang w:val="pt-PT"/>
@@ -7284,7 +7702,7 @@
           <w:lang w:val="pt-PT"/>
         </w:rPr>
       </w:pPr>
-      <w:bookmarkStart w:id="24" w:name="_Toc233362496"/>
+      <w:bookmarkStart w:id="24" w:name="_Toc233378462"/>
       <w:r>
         <w:rPr>
           <w:lang w:val="pt-PT"/>
@@ -7356,7 +7774,25 @@
           <w:b/>
           <w:bCs/>
         </w:rPr>
-        <w:t>Package model:</w:t>
+        <w:t xml:space="preserve">Package </w:t>
+      </w:r>
+      <w:proofErr w:type="spellStart"/>
+      <w:r>
+        <w:rPr>
+          <w:rFonts w:cstheme="minorHAnsi"/>
+          <w:b/>
+          <w:bCs/>
+        </w:rPr>
+        <w:t>model</w:t>
+      </w:r>
+      <w:proofErr w:type="spellEnd"/>
+      <w:r>
+        <w:rPr>
+          <w:rFonts w:cstheme="minorHAnsi"/>
+          <w:b/>
+          <w:bCs/>
+        </w:rPr>
+        <w:t>:</w:t>
       </w:r>
     </w:p>
     <w:p>
@@ -7377,7 +7813,7 @@
         <w:pStyle w:val="Legenda"/>
         <w:keepNext/>
       </w:pPr>
-      <w:bookmarkStart w:id="25" w:name="_Toc233362476"/>
+      <w:bookmarkStart w:id="25" w:name="_Toc233378492"/>
       <w:r>
         <w:t xml:space="preserve">Tabela </w:t>
       </w:r>
@@ -7401,9 +7837,14 @@
         </w:r>
       </w:fldSimple>
       <w:r>
-        <w:t xml:space="preserve"> - Package model</w:t>
+        <w:t xml:space="preserve"> - Package </w:t>
+      </w:r>
+      <w:proofErr w:type="spellStart"/>
+      <w:r>
+        <w:t>model</w:t>
       </w:r>
       <w:bookmarkEnd w:id="25"/>
+      <w:proofErr w:type="spellEnd"/>
     </w:p>
     <w:tbl>
       <w:tblPr>
@@ -7500,7 +7941,21 @@
               <w:rPr>
                 <w:rFonts w:cstheme="minorHAnsi"/>
               </w:rPr>
-              <w:t>Classe base que representa um utilizador genérico. Contém atributos comuns: ID, username, password, nome, email, tipo e estado.</w:t>
+              <w:t xml:space="preserve">Classe base que representa um utilizador genérico. Contém atributos comuns: ID, </w:t>
+            </w:r>
+            <w:proofErr w:type="spellStart"/>
+            <w:r>
+              <w:rPr>
+                <w:rFonts w:cstheme="minorHAnsi"/>
+              </w:rPr>
+              <w:t>username</w:t>
+            </w:r>
+            <w:proofErr w:type="spellEnd"/>
+            <w:r>
+              <w:rPr>
+                <w:rFonts w:cstheme="minorHAnsi"/>
+              </w:rPr>
+              <w:t>, password, nome, email, tipo e estado.</w:t>
             </w:r>
           </w:p>
         </w:tc>
@@ -7559,6 +8014,7 @@
                 <w:rFonts w:cstheme="minorHAnsi"/>
               </w:rPr>
             </w:pPr>
+            <w:proofErr w:type="spellStart"/>
             <w:r>
               <w:rPr>
                 <w:rFonts w:cstheme="minorHAnsi"/>
@@ -7567,6 +8023,7 @@
               </w:rPr>
               <w:t>Funcionario</w:t>
             </w:r>
+            <w:proofErr w:type="spellEnd"/>
           </w:p>
         </w:tc>
         <w:tc>
@@ -7643,6 +8100,7 @@
                 <w:rFonts w:cstheme="minorHAnsi"/>
               </w:rPr>
             </w:pPr>
+            <w:proofErr w:type="spellStart"/>
             <w:r>
               <w:rPr>
                 <w:rFonts w:cstheme="minorHAnsi"/>
@@ -7651,6 +8109,7 @@
               </w:rPr>
               <w:t>Reparacao</w:t>
             </w:r>
+            <w:proofErr w:type="spellEnd"/>
           </w:p>
         </w:tc>
         <w:tc>
@@ -7710,7 +8169,21 @@
               <w:rPr>
                 <w:rFonts w:cstheme="minorHAnsi"/>
               </w:rPr>
-              <w:t xml:space="preserve">Registo de auditoria do sistema. Contém: data, hora, username e descrição da </w:t>
+              <w:t xml:space="preserve">Registo de auditoria do sistema. Contém: data, hora, </w:t>
+            </w:r>
+            <w:proofErr w:type="spellStart"/>
+            <w:r>
+              <w:rPr>
+                <w:rFonts w:cstheme="minorHAnsi"/>
+              </w:rPr>
+              <w:t>username</w:t>
+            </w:r>
+            <w:proofErr w:type="spellEnd"/>
+            <w:r>
+              <w:rPr>
+                <w:rFonts w:cstheme="minorHAnsi"/>
+              </w:rPr>
+              <w:t xml:space="preserve"> e descrição da </w:t>
             </w:r>
             <w:r>
               <w:rPr>
@@ -7739,6 +8212,7 @@
                 <w:rFonts w:cstheme="minorHAnsi"/>
               </w:rPr>
             </w:pPr>
+            <w:proofErr w:type="spellStart"/>
             <w:r>
               <w:rPr>
                 <w:rFonts w:cstheme="minorHAnsi"/>
@@ -7747,6 +8221,7 @@
               </w:rPr>
               <w:t>Notificacao</w:t>
             </w:r>
+            <w:proofErr w:type="spellEnd"/>
           </w:p>
         </w:tc>
         <w:tc>
@@ -7808,6 +8283,7 @@
         <w:lastRenderedPageBreak/>
         <w:t xml:space="preserve">Package </w:t>
       </w:r>
+      <w:proofErr w:type="spellStart"/>
       <w:r>
         <w:rPr>
           <w:rFonts w:cstheme="minorHAnsi"/>
@@ -7816,6 +8292,7 @@
         </w:rPr>
         <w:t>enums</w:t>
       </w:r>
+      <w:proofErr w:type="spellEnd"/>
       <w:r>
         <w:rPr>
           <w:rFonts w:cstheme="minorHAnsi"/>
@@ -7843,7 +8320,7 @@
         <w:pStyle w:val="Legenda"/>
         <w:keepNext/>
       </w:pPr>
-      <w:bookmarkStart w:id="26" w:name="_Toc233362477"/>
+      <w:bookmarkStart w:id="26" w:name="_Toc233378493"/>
       <w:r>
         <w:t xml:space="preserve">Tabela </w:t>
       </w:r>
@@ -7867,9 +8344,14 @@
         </w:r>
       </w:fldSimple>
       <w:r>
-        <w:t xml:space="preserve"> - Package enums</w:t>
+        <w:t xml:space="preserve"> - Package </w:t>
+      </w:r>
+      <w:proofErr w:type="spellStart"/>
+      <w:r>
+        <w:t>enums</w:t>
       </w:r>
       <w:bookmarkEnd w:id="26"/>
+      <w:proofErr w:type="spellEnd"/>
     </w:p>
     <w:tbl>
       <w:tblPr>
@@ -7948,6 +8430,7 @@
                 <w:rFonts w:cstheme="minorHAnsi"/>
               </w:rPr>
             </w:pPr>
+            <w:proofErr w:type="spellStart"/>
             <w:r>
               <w:rPr>
                 <w:rFonts w:cstheme="minorHAnsi"/>
@@ -7956,6 +8439,7 @@
               </w:rPr>
               <w:t>TipoUtilizador</w:t>
             </w:r>
+            <w:proofErr w:type="spellEnd"/>
           </w:p>
         </w:tc>
         <w:tc>
@@ -7993,6 +8477,7 @@
                 <w:rFonts w:cstheme="minorHAnsi"/>
               </w:rPr>
             </w:pPr>
+            <w:proofErr w:type="spellStart"/>
             <w:r>
               <w:rPr>
                 <w:rFonts w:cstheme="minorHAnsi"/>
@@ -8001,6 +8486,7 @@
               </w:rPr>
               <w:t>EstadoUtilizador</w:t>
             </w:r>
+            <w:proofErr w:type="spellEnd"/>
           </w:p>
         </w:tc>
         <w:tc>
@@ -8038,6 +8524,7 @@
                 <w:rFonts w:cstheme="minorHAnsi"/>
               </w:rPr>
             </w:pPr>
+            <w:proofErr w:type="spellStart"/>
             <w:r>
               <w:rPr>
                 <w:rFonts w:cstheme="minorHAnsi"/>
@@ -8046,6 +8533,7 @@
               </w:rPr>
               <w:t>EstadoReparacao</w:t>
             </w:r>
+            <w:proofErr w:type="spellEnd"/>
           </w:p>
         </w:tc>
         <w:tc>
@@ -8083,6 +8571,7 @@
                 <w:rFonts w:cstheme="minorHAnsi"/>
               </w:rPr>
             </w:pPr>
+            <w:proofErr w:type="spellStart"/>
             <w:r>
               <w:rPr>
                 <w:rFonts w:cstheme="minorHAnsi"/>
@@ -8091,6 +8580,7 @@
               </w:rPr>
               <w:t>EstadoNotificacao</w:t>
             </w:r>
+            <w:proofErr w:type="spellEnd"/>
           </w:p>
         </w:tc>
         <w:tc>
@@ -8128,6 +8618,7 @@
                 <w:rFonts w:cstheme="minorHAnsi"/>
               </w:rPr>
             </w:pPr>
+            <w:proofErr w:type="spellStart"/>
             <w:r>
               <w:rPr>
                 <w:rFonts w:cstheme="minorHAnsi"/>
@@ -8136,6 +8627,7 @@
               </w:rPr>
               <w:t>CategoriaNotificacao</w:t>
             </w:r>
+            <w:proofErr w:type="spellEnd"/>
           </w:p>
         </w:tc>
         <w:tc>
@@ -8209,7 +8701,21 @@
         <w:rPr>
           <w:rFonts w:cstheme="minorHAnsi"/>
         </w:rPr>
-        <w:t xml:space="preserve">Os controladores implementam a lógica e servem como intermediários entre a camada view e a camada </w:t>
+        <w:t xml:space="preserve">Os controladores implementam a lógica e servem como intermediários entre a camada </w:t>
+      </w:r>
+      <w:proofErr w:type="spellStart"/>
+      <w:r>
+        <w:rPr>
+          <w:rFonts w:cstheme="minorHAnsi"/>
+        </w:rPr>
+        <w:t>view</w:t>
+      </w:r>
+      <w:proofErr w:type="spellEnd"/>
+      <w:r>
+        <w:rPr>
+          <w:rFonts w:cstheme="minorHAnsi"/>
+        </w:rPr>
+        <w:t xml:space="preserve"> e a camada </w:t>
       </w:r>
       <w:r>
         <w:rPr>
@@ -8223,7 +8729,7 @@
         <w:pStyle w:val="Legenda"/>
         <w:keepNext/>
       </w:pPr>
-      <w:bookmarkStart w:id="27" w:name="_Toc233362478"/>
+      <w:bookmarkStart w:id="27" w:name="_Toc233378494"/>
       <w:r>
         <w:t xml:space="preserve">Tabela </w:t>
       </w:r>
@@ -8321,6 +8827,7 @@
                 <w:rFonts w:cstheme="minorHAnsi"/>
               </w:rPr>
             </w:pPr>
+            <w:proofErr w:type="spellStart"/>
             <w:r>
               <w:rPr>
                 <w:rFonts w:cstheme="minorHAnsi"/>
@@ -8329,6 +8836,7 @@
               </w:rPr>
               <w:t>ControladorUtilizador</w:t>
             </w:r>
+            <w:proofErr w:type="spellEnd"/>
           </w:p>
         </w:tc>
         <w:tc>
@@ -8346,7 +8854,21 @@
               <w:rPr>
                 <w:rFonts w:cstheme="minorHAnsi"/>
               </w:rPr>
-              <w:t>Autenticação, registo de utilizadores (Gestor, Funcionário, Cliente), gestão de contas, edição de perfis, listagem/pesquisa de utilizadores e consulta de logs.</w:t>
+              <w:t xml:space="preserve">Autenticação, registo de utilizadores (Gestor, Funcionário, Cliente), gestão de contas, edição de perfis, listagem/pesquisa de utilizadores e consulta de </w:t>
+            </w:r>
+            <w:proofErr w:type="spellStart"/>
+            <w:r>
+              <w:rPr>
+                <w:rFonts w:cstheme="minorHAnsi"/>
+              </w:rPr>
+              <w:t>logs</w:t>
+            </w:r>
+            <w:proofErr w:type="spellEnd"/>
+            <w:r>
+              <w:rPr>
+                <w:rFonts w:cstheme="minorHAnsi"/>
+              </w:rPr>
+              <w:t>.</w:t>
             </w:r>
           </w:p>
         </w:tc>
@@ -8363,6 +8885,7 @@
                 <w:rFonts w:cstheme="minorHAnsi"/>
               </w:rPr>
             </w:pPr>
+            <w:proofErr w:type="spellStart"/>
             <w:r>
               <w:rPr>
                 <w:rFonts w:cstheme="minorHAnsi"/>
@@ -8371,6 +8894,7 @@
               </w:rPr>
               <w:t>ControladorEquipamento</w:t>
             </w:r>
+            <w:proofErr w:type="spellEnd"/>
           </w:p>
         </w:tc>
         <w:tc>
@@ -8405,6 +8929,7 @@
                 <w:rFonts w:cstheme="minorHAnsi"/>
               </w:rPr>
             </w:pPr>
+            <w:proofErr w:type="spellStart"/>
             <w:r>
               <w:rPr>
                 <w:rFonts w:cstheme="minorHAnsi"/>
@@ -8413,6 +8938,7 @@
               </w:rPr>
               <w:t>ControladorReparacao</w:t>
             </w:r>
+            <w:proofErr w:type="spellEnd"/>
           </w:p>
         </w:tc>
         <w:tc>
@@ -8447,6 +8973,7 @@
                 <w:rFonts w:cstheme="minorHAnsi"/>
               </w:rPr>
             </w:pPr>
+            <w:proofErr w:type="spellStart"/>
             <w:r>
               <w:rPr>
                 <w:rFonts w:cstheme="minorHAnsi"/>
@@ -8455,6 +8982,7 @@
               </w:rPr>
               <w:t>ControladorNotificacao</w:t>
             </w:r>
+            <w:proofErr w:type="spellEnd"/>
           </w:p>
         </w:tc>
         <w:tc>
@@ -8489,6 +9017,7 @@
                 <w:rFonts w:cstheme="minorHAnsi"/>
               </w:rPr>
             </w:pPr>
+            <w:proofErr w:type="spellStart"/>
             <w:r>
               <w:rPr>
                 <w:rFonts w:cstheme="minorHAnsi"/>
@@ -8497,6 +9026,7 @@
               </w:rPr>
               <w:t>ControladorLog</w:t>
             </w:r>
+            <w:proofErr w:type="spellEnd"/>
           </w:p>
         </w:tc>
         <w:tc>
@@ -8514,7 +9044,21 @@
               <w:rPr>
                 <w:rFonts w:cstheme="minorHAnsi"/>
               </w:rPr>
-              <w:t>Registo automático de ações de auditoria com data e hora, listagem e pesquisa de logs.</w:t>
+              <w:t xml:space="preserve">Registo automático de ações de auditoria com data e hora, listagem e pesquisa de </w:t>
+            </w:r>
+            <w:proofErr w:type="spellStart"/>
+            <w:r>
+              <w:rPr>
+                <w:rFonts w:cstheme="minorHAnsi"/>
+              </w:rPr>
+              <w:t>logs</w:t>
+            </w:r>
+            <w:proofErr w:type="spellEnd"/>
+            <w:r>
+              <w:rPr>
+                <w:rFonts w:cstheme="minorHAnsi"/>
+              </w:rPr>
+              <w:t>.</w:t>
             </w:r>
           </w:p>
         </w:tc>
@@ -8544,6 +9088,7 @@
         <w:lastRenderedPageBreak/>
         <w:t xml:space="preserve">Package </w:t>
       </w:r>
+      <w:proofErr w:type="spellStart"/>
       <w:r>
         <w:rPr>
           <w:rFonts w:cstheme="minorHAnsi"/>
@@ -8552,6 +9097,7 @@
         </w:rPr>
         <w:t>repositorio</w:t>
       </w:r>
+      <w:proofErr w:type="spellEnd"/>
       <w:r>
         <w:rPr>
           <w:rFonts w:cstheme="minorHAnsi"/>
@@ -8571,7 +9117,21 @@
         <w:rPr>
           <w:rFonts w:cstheme="minorHAnsi"/>
         </w:rPr>
-        <w:t xml:space="preserve">Os DAOs implementam as operações </w:t>
+        <w:t xml:space="preserve">Os </w:t>
+      </w:r>
+      <w:proofErr w:type="spellStart"/>
+      <w:r>
+        <w:rPr>
+          <w:rFonts w:cstheme="minorHAnsi"/>
+        </w:rPr>
+        <w:t>DAOs</w:t>
+      </w:r>
+      <w:proofErr w:type="spellEnd"/>
+      <w:r>
+        <w:rPr>
+          <w:rFonts w:cstheme="minorHAnsi"/>
+        </w:rPr>
+        <w:t xml:space="preserve"> implementam as operações </w:t>
       </w:r>
       <w:r>
         <w:rPr>
@@ -8589,7 +9149,49 @@
         <w:rPr>
           <w:rFonts w:cstheme="minorHAnsi"/>
         </w:rPr>
-        <w:t>(Create, Read, Update, Delete) diretamente na base de dados:</w:t>
+        <w:t>(</w:t>
+      </w:r>
+      <w:proofErr w:type="spellStart"/>
+      <w:r>
+        <w:rPr>
+          <w:rFonts w:cstheme="minorHAnsi"/>
+        </w:rPr>
+        <w:t>Create</w:t>
+      </w:r>
+      <w:proofErr w:type="spellEnd"/>
+      <w:r>
+        <w:rPr>
+          <w:rFonts w:cstheme="minorHAnsi"/>
+        </w:rPr>
+        <w:t xml:space="preserve">, </w:t>
+      </w:r>
+      <w:proofErr w:type="spellStart"/>
+      <w:r>
+        <w:rPr>
+          <w:rFonts w:cstheme="minorHAnsi"/>
+        </w:rPr>
+        <w:t>Read</w:t>
+      </w:r>
+      <w:proofErr w:type="spellEnd"/>
+      <w:r>
+        <w:rPr>
+          <w:rFonts w:cstheme="minorHAnsi"/>
+        </w:rPr>
+        <w:t xml:space="preserve">, </w:t>
+      </w:r>
+      <w:proofErr w:type="spellStart"/>
+      <w:r>
+        <w:rPr>
+          <w:rFonts w:cstheme="minorHAnsi"/>
+        </w:rPr>
+        <w:t>Update</w:t>
+      </w:r>
+      <w:proofErr w:type="spellEnd"/>
+      <w:r>
+        <w:rPr>
+          <w:rFonts w:cstheme="minorHAnsi"/>
+        </w:rPr>
+        <w:t>, Delete) diretamente na base de dados:</w:t>
       </w:r>
     </w:p>
     <w:p>
@@ -8597,7 +9199,7 @@
         <w:pStyle w:val="Legenda"/>
         <w:keepNext/>
       </w:pPr>
-      <w:bookmarkStart w:id="28" w:name="_Toc233362479"/>
+      <w:bookmarkStart w:id="28" w:name="_Toc233378495"/>
       <w:r>
         <w:t xml:space="preserve">Tabela </w:t>
       </w:r>
@@ -8621,9 +9223,14 @@
         </w:r>
       </w:fldSimple>
       <w:r>
-        <w:t xml:space="preserve"> - Package repositorio</w:t>
+        <w:t xml:space="preserve"> - Package </w:t>
+      </w:r>
+      <w:proofErr w:type="spellStart"/>
+      <w:r>
+        <w:t>repositorio</w:t>
       </w:r>
       <w:bookmarkEnd w:id="28"/>
+      <w:proofErr w:type="spellEnd"/>
     </w:p>
     <w:tbl>
       <w:tblPr>
@@ -8695,6 +9302,7 @@
                 <w:rFonts w:cstheme="minorHAnsi"/>
               </w:rPr>
             </w:pPr>
+            <w:proofErr w:type="spellStart"/>
             <w:r>
               <w:rPr>
                 <w:rFonts w:cstheme="minorHAnsi"/>
@@ -8703,6 +9311,7 @@
               </w:rPr>
               <w:t>UtilizadorDAO</w:t>
             </w:r>
+            <w:proofErr w:type="spellEnd"/>
           </w:p>
         </w:tc>
         <w:tc>
@@ -8749,6 +9358,7 @@
                 <w:rFonts w:cstheme="minorHAnsi"/>
               </w:rPr>
             </w:pPr>
+            <w:proofErr w:type="spellStart"/>
             <w:r>
               <w:rPr>
                 <w:rFonts w:cstheme="minorHAnsi"/>
@@ -8757,6 +9367,7 @@
               </w:rPr>
               <w:t>EquipamentoDAO</w:t>
             </w:r>
+            <w:proofErr w:type="spellEnd"/>
           </w:p>
         </w:tc>
         <w:tc>
@@ -8791,6 +9402,7 @@
                 <w:rFonts w:cstheme="minorHAnsi"/>
               </w:rPr>
             </w:pPr>
+            <w:proofErr w:type="spellStart"/>
             <w:r>
               <w:rPr>
                 <w:rFonts w:cstheme="minorHAnsi"/>
@@ -8799,6 +9411,7 @@
               </w:rPr>
               <w:t>ReparacaoDAO</w:t>
             </w:r>
+            <w:proofErr w:type="spellEnd"/>
           </w:p>
         </w:tc>
         <w:tc>
@@ -8845,6 +9458,7 @@
                 <w:rFonts w:cstheme="minorHAnsi"/>
               </w:rPr>
             </w:pPr>
+            <w:proofErr w:type="spellStart"/>
             <w:r>
               <w:rPr>
                 <w:rFonts w:cstheme="minorHAnsi"/>
@@ -8853,6 +9467,7 @@
               </w:rPr>
               <w:t>NotificacaoDAO</w:t>
             </w:r>
+            <w:proofErr w:type="spellEnd"/>
           </w:p>
         </w:tc>
         <w:tc>
@@ -8887,6 +9502,7 @@
                 <w:rFonts w:cstheme="minorHAnsi"/>
               </w:rPr>
             </w:pPr>
+            <w:proofErr w:type="spellStart"/>
             <w:r>
               <w:rPr>
                 <w:rFonts w:cstheme="minorHAnsi"/>
@@ -8895,6 +9511,7 @@
               </w:rPr>
               <w:t>LogDAO</w:t>
             </w:r>
+            <w:proofErr w:type="spellEnd"/>
           </w:p>
         </w:tc>
         <w:tc>
@@ -8937,6 +9554,7 @@
         </w:rPr>
         <w:t xml:space="preserve">Todos os </w:t>
       </w:r>
+      <w:proofErr w:type="spellStart"/>
       <w:r>
         <w:rPr>
           <w:rFonts w:cstheme="minorHAnsi"/>
@@ -8945,6 +9563,7 @@
         </w:rPr>
         <w:t>DAOs</w:t>
       </w:r>
+      <w:proofErr w:type="spellEnd"/>
       <w:r>
         <w:rPr>
           <w:rFonts w:cstheme="minorHAnsi"/>
@@ -9003,8 +9622,30 @@
         <w:rPr>
           <w:rFonts w:cstheme="minorHAnsi"/>
         </w:rPr>
-        <w:t>xecução da query com PreparedStatement</w:t>
-      </w:r>
+        <w:t xml:space="preserve">xecução da </w:t>
+      </w:r>
+      <w:proofErr w:type="spellStart"/>
+      <w:r>
+        <w:rPr>
+          <w:rFonts w:cstheme="minorHAnsi"/>
+        </w:rPr>
+        <w:t>query</w:t>
+      </w:r>
+      <w:proofErr w:type="spellEnd"/>
+      <w:r>
+        <w:rPr>
+          <w:rFonts w:cstheme="minorHAnsi"/>
+        </w:rPr>
+        <w:t xml:space="preserve"> com </w:t>
+      </w:r>
+      <w:proofErr w:type="spellStart"/>
+      <w:r>
+        <w:rPr>
+          <w:rFonts w:cstheme="minorHAnsi"/>
+        </w:rPr>
+        <w:t>PreparedStatement</w:t>
+      </w:r>
+      <w:proofErr w:type="spellEnd"/>
       <w:r>
         <w:rPr>
           <w:rFonts w:cstheme="minorHAnsi"/>
@@ -9033,7 +9674,21 @@
         <w:rPr>
           <w:rFonts w:cstheme="minorHAnsi"/>
         </w:rPr>
-        <w:t>echo de recursos no bloco finally.</w:t>
+        <w:t>echo de recursos no bloco </w:t>
+      </w:r>
+      <w:proofErr w:type="spellStart"/>
+      <w:r>
+        <w:rPr>
+          <w:rFonts w:cstheme="minorHAnsi"/>
+        </w:rPr>
+        <w:t>finally</w:t>
+      </w:r>
+      <w:proofErr w:type="spellEnd"/>
+      <w:r>
+        <w:rPr>
+          <w:rFonts w:cstheme="minorHAnsi"/>
+        </w:rPr>
+        <w:t>.</w:t>
       </w:r>
     </w:p>
     <w:p>
@@ -9052,6 +9707,7 @@
         </w:rPr>
         <w:t xml:space="preserve">Package </w:t>
       </w:r>
+      <w:proofErr w:type="spellStart"/>
       <w:r>
         <w:rPr>
           <w:rFonts w:cstheme="minorHAnsi"/>
@@ -9060,6 +9716,7 @@
         </w:rPr>
         <w:t>view</w:t>
       </w:r>
+      <w:proofErr w:type="spellEnd"/>
       <w:r>
         <w:rPr>
           <w:rFonts w:cstheme="minorHAnsi"/>
@@ -9099,7 +9756,7 @@
         <w:pStyle w:val="Legenda"/>
         <w:keepNext/>
       </w:pPr>
-      <w:bookmarkStart w:id="29" w:name="_Toc233362480"/>
+      <w:bookmarkStart w:id="29" w:name="_Toc233378496"/>
       <w:r>
         <w:t xml:space="preserve">Tabela </w:t>
       </w:r>
@@ -9123,9 +9780,14 @@
         </w:r>
       </w:fldSimple>
       <w:r>
-        <w:t xml:space="preserve"> - Package view</w:t>
+        <w:t xml:space="preserve"> - Package </w:t>
+      </w:r>
+      <w:proofErr w:type="spellStart"/>
+      <w:r>
+        <w:t>view</w:t>
       </w:r>
       <w:bookmarkEnd w:id="29"/>
+      <w:proofErr w:type="spellEnd"/>
     </w:p>
     <w:tbl>
       <w:tblPr>
@@ -9200,12 +9862,14 @@
                 <w:rFonts w:cstheme="minorHAnsi"/>
               </w:rPr>
             </w:pPr>
+            <w:proofErr w:type="spellStart"/>
             <w:r>
               <w:rPr>
                 <w:rFonts w:cstheme="minorHAnsi"/>
               </w:rPr>
               <w:t>Aplicacao</w:t>
             </w:r>
+            <w:proofErr w:type="spellEnd"/>
           </w:p>
         </w:tc>
         <w:tc>
@@ -9223,7 +9887,35 @@
               <w:rPr>
                 <w:rFonts w:cstheme="minorHAnsi"/>
               </w:rPr>
-              <w:t>Ponto de entrada (main). Janela principal (JFrame) com barra de menus (Ficheiro/Ajuda). Gere a navegação entre painéis, e a verificação inicial (configuração da BD e criação do primeiro Gestor).</w:t>
+              <w:t>Ponto de entrada (</w:t>
+            </w:r>
+            <w:proofErr w:type="spellStart"/>
+            <w:r>
+              <w:rPr>
+                <w:rFonts w:cstheme="minorHAnsi"/>
+              </w:rPr>
+              <w:t>main</w:t>
+            </w:r>
+            <w:proofErr w:type="spellEnd"/>
+            <w:r>
+              <w:rPr>
+                <w:rFonts w:cstheme="minorHAnsi"/>
+              </w:rPr>
+              <w:t>). Janela principal (</w:t>
+            </w:r>
+            <w:proofErr w:type="spellStart"/>
+            <w:r>
+              <w:rPr>
+                <w:rFonts w:cstheme="minorHAnsi"/>
+              </w:rPr>
+              <w:t>JFrame</w:t>
+            </w:r>
+            <w:proofErr w:type="spellEnd"/>
+            <w:r>
+              <w:rPr>
+                <w:rFonts w:cstheme="minorHAnsi"/>
+              </w:rPr>
+              <w:t>) com barra de menus (Ficheiro/Ajuda). Gere a navegação entre painéis, e a verificação inicial (configuração da BD e criação do primeiro Gestor).</w:t>
             </w:r>
           </w:p>
         </w:tc>
@@ -9240,12 +9932,14 @@
                 <w:rFonts w:cstheme="minorHAnsi"/>
               </w:rPr>
             </w:pPr>
+            <w:proofErr w:type="spellStart"/>
             <w:r>
               <w:rPr>
                 <w:rFonts w:cstheme="minorHAnsi"/>
               </w:rPr>
               <w:t>Utilitarios</w:t>
             </w:r>
+            <w:proofErr w:type="spellEnd"/>
           </w:p>
         </w:tc>
         <w:tc>
@@ -9263,7 +9957,63 @@
               <w:rPr>
                 <w:rFonts w:cstheme="minorHAnsi"/>
               </w:rPr>
-              <w:t>Classe utilitária com componentes reutilizáveis: criação de tabelas (JTable), listas (JList), campos de formulário, caixas de diálogo (JOptionPane), seleção/redimensionamento de foto (JFileChooser) e mensagens ao utilizador.</w:t>
+              <w:t>Classe utilitária com componentes reutilizáveis: criação de tabelas (</w:t>
+            </w:r>
+            <w:proofErr w:type="spellStart"/>
+            <w:r>
+              <w:rPr>
+                <w:rFonts w:cstheme="minorHAnsi"/>
+              </w:rPr>
+              <w:t>JTable</w:t>
+            </w:r>
+            <w:proofErr w:type="spellEnd"/>
+            <w:r>
+              <w:rPr>
+                <w:rFonts w:cstheme="minorHAnsi"/>
+              </w:rPr>
+              <w:t>), listas (</w:t>
+            </w:r>
+            <w:proofErr w:type="spellStart"/>
+            <w:r>
+              <w:rPr>
+                <w:rFonts w:cstheme="minorHAnsi"/>
+              </w:rPr>
+              <w:t>JList</w:t>
+            </w:r>
+            <w:proofErr w:type="spellEnd"/>
+            <w:r>
+              <w:rPr>
+                <w:rFonts w:cstheme="minorHAnsi"/>
+              </w:rPr>
+              <w:t>), campos de formulário, caixas de diálogo (</w:t>
+            </w:r>
+            <w:proofErr w:type="spellStart"/>
+            <w:r>
+              <w:rPr>
+                <w:rFonts w:cstheme="minorHAnsi"/>
+              </w:rPr>
+              <w:t>JOptionPane</w:t>
+            </w:r>
+            <w:proofErr w:type="spellEnd"/>
+            <w:r>
+              <w:rPr>
+                <w:rFonts w:cstheme="minorHAnsi"/>
+              </w:rPr>
+              <w:t>), seleção/redimensionamento de foto (</w:t>
+            </w:r>
+            <w:proofErr w:type="spellStart"/>
+            <w:r>
+              <w:rPr>
+                <w:rFonts w:cstheme="minorHAnsi"/>
+              </w:rPr>
+              <w:t>JFileChooser</w:t>
+            </w:r>
+            <w:proofErr w:type="spellEnd"/>
+            <w:r>
+              <w:rPr>
+                <w:rFonts w:cstheme="minorHAnsi"/>
+              </w:rPr>
+              <w:t>) e mensagens ao utilizador.</w:t>
             </w:r>
           </w:p>
         </w:tc>
@@ -9280,6 +10030,7 @@
                 <w:rFonts w:cstheme="minorHAnsi"/>
               </w:rPr>
             </w:pPr>
+            <w:proofErr w:type="spellStart"/>
             <w:r>
               <w:rPr>
                 <w:rFonts w:cstheme="minorHAnsi"/>
@@ -9287,6 +10038,7 @@
               <w:lastRenderedPageBreak/>
               <w:t>PainelLogin</w:t>
             </w:r>
+            <w:proofErr w:type="spellEnd"/>
           </w:p>
         </w:tc>
         <w:tc>
@@ -9304,7 +10056,21 @@
               <w:rPr>
                 <w:rFonts w:cstheme="minorHAnsi"/>
               </w:rPr>
-              <w:t>Painel de autenticação: introdução de username e password, login, acesso ao registo e à configuração da BD; alerta de notificações pendentes após login.</w:t>
+              <w:t xml:space="preserve">Painel de autenticação: introdução de </w:t>
+            </w:r>
+            <w:proofErr w:type="spellStart"/>
+            <w:r>
+              <w:rPr>
+                <w:rFonts w:cstheme="minorHAnsi"/>
+              </w:rPr>
+              <w:t>username</w:t>
+            </w:r>
+            <w:proofErr w:type="spellEnd"/>
+            <w:r>
+              <w:rPr>
+                <w:rFonts w:cstheme="minorHAnsi"/>
+              </w:rPr>
+              <w:t xml:space="preserve"> e password, login, acesso ao registo e à configuração da BD; alerta de notificações pendentes após login.</w:t>
             </w:r>
           </w:p>
         </w:tc>
@@ -9321,12 +10087,14 @@
                 <w:rFonts w:cstheme="minorHAnsi"/>
               </w:rPr>
             </w:pPr>
+            <w:proofErr w:type="spellStart"/>
             <w:r>
               <w:rPr>
                 <w:rFonts w:cstheme="minorHAnsi"/>
               </w:rPr>
               <w:t>PainelRegisto</w:t>
             </w:r>
+            <w:proofErr w:type="spellEnd"/>
           </w:p>
         </w:tc>
         <w:tc>
@@ -9361,12 +10129,14 @@
                 <w:rFonts w:cstheme="minorHAnsi"/>
               </w:rPr>
             </w:pPr>
+            <w:proofErr w:type="spellStart"/>
             <w:r>
               <w:rPr>
                 <w:rFonts w:cstheme="minorHAnsi"/>
               </w:rPr>
               <w:t>PainelCliente</w:t>
             </w:r>
+            <w:proofErr w:type="spellEnd"/>
           </w:p>
         </w:tc>
         <w:tc>
@@ -9401,12 +10171,14 @@
                 <w:rFonts w:cstheme="minorHAnsi"/>
               </w:rPr>
             </w:pPr>
+            <w:proofErr w:type="spellStart"/>
             <w:r>
               <w:rPr>
                 <w:rFonts w:cstheme="minorHAnsi"/>
               </w:rPr>
               <w:t>PainelFuncionario</w:t>
             </w:r>
+            <w:proofErr w:type="spellEnd"/>
           </w:p>
         </w:tc>
         <w:tc>
@@ -9441,12 +10213,14 @@
                 <w:rFonts w:cstheme="minorHAnsi"/>
               </w:rPr>
             </w:pPr>
+            <w:proofErr w:type="spellStart"/>
             <w:r>
               <w:rPr>
                 <w:rFonts w:cstheme="minorHAnsi"/>
               </w:rPr>
               <w:t>PainelGestor</w:t>
             </w:r>
+            <w:proofErr w:type="spellEnd"/>
           </w:p>
         </w:tc>
         <w:tc>
@@ -9464,7 +10238,21 @@
               <w:rPr>
                 <w:rFonts w:cstheme="minorHAnsi"/>
               </w:rPr>
-              <w:t>Menu do Gestor: ativar contas, gerir pedidos de reparação, arquivar processos, editar utilizadores, listagens/pesquisas, notificações, logs, alterar estados de conta e gestão de remoções.</w:t>
+              <w:t xml:space="preserve">Menu do Gestor: ativar contas, gerir pedidos de reparação, arquivar processos, editar utilizadores, listagens/pesquisas, notificações, </w:t>
+            </w:r>
+            <w:proofErr w:type="spellStart"/>
+            <w:r>
+              <w:rPr>
+                <w:rFonts w:cstheme="minorHAnsi"/>
+              </w:rPr>
+              <w:t>logs</w:t>
+            </w:r>
+            <w:proofErr w:type="spellEnd"/>
+            <w:r>
+              <w:rPr>
+                <w:rFonts w:cstheme="minorHAnsi"/>
+              </w:rPr>
+              <w:t>, alterar estados de conta e gestão de remoções.</w:t>
             </w:r>
           </w:p>
         </w:tc>
@@ -9481,12 +10269,14 @@
                 <w:rFonts w:cstheme="minorHAnsi"/>
               </w:rPr>
             </w:pPr>
+            <w:proofErr w:type="spellStart"/>
             <w:r>
               <w:rPr>
                 <w:rFonts w:cstheme="minorHAnsi"/>
               </w:rPr>
               <w:t>DialogoConfigBD</w:t>
             </w:r>
+            <w:proofErr w:type="spellEnd"/>
           </w:p>
         </w:tc>
         <w:tc>
@@ -9504,7 +10294,21 @@
               <w:rPr>
                 <w:rFonts w:cstheme="minorHAnsi"/>
               </w:rPr>
-              <w:t>Caixa de diálogo (JDialog) para configurar os parâmetros de acesso à base de dados (IP, porto, nome, utilizador, password), gravando no ficheiro configbd.txt.</w:t>
+              <w:t>Caixa de diálogo (</w:t>
+            </w:r>
+            <w:proofErr w:type="spellStart"/>
+            <w:r>
+              <w:rPr>
+                <w:rFonts w:cstheme="minorHAnsi"/>
+              </w:rPr>
+              <w:t>JDialog</w:t>
+            </w:r>
+            <w:proofErr w:type="spellEnd"/>
+            <w:r>
+              <w:rPr>
+                <w:rFonts w:cstheme="minorHAnsi"/>
+              </w:rPr>
+              <w:t>) para configurar os parâmetros de acesso à base de dados (IP, porto, nome, utilizador, password), gravando no ficheiro configbd.txt.</w:t>
             </w:r>
           </w:p>
         </w:tc>
@@ -9521,12 +10325,14 @@
                 <w:rFonts w:cstheme="minorHAnsi"/>
               </w:rPr>
             </w:pPr>
+            <w:proofErr w:type="spellStart"/>
             <w:r>
               <w:rPr>
                 <w:rFonts w:cstheme="minorHAnsi"/>
               </w:rPr>
               <w:t>ExtractoReparacao</w:t>
             </w:r>
+            <w:proofErr w:type="spellEnd"/>
           </w:p>
         </w:tc>
         <w:tc>
@@ -9544,7 +10350,21 @@
               <w:rPr>
                 <w:rFonts w:cstheme="minorHAnsi"/>
               </w:rPr>
-              <w:t>Geração e impressão do extrato de uma reparação, implementando a interface Printable.</w:t>
+              <w:t xml:space="preserve">Geração e impressão do extrato de uma reparação, implementando a interface </w:t>
+            </w:r>
+            <w:proofErr w:type="spellStart"/>
+            <w:r>
+              <w:rPr>
+                <w:rFonts w:cstheme="minorHAnsi"/>
+              </w:rPr>
+              <w:t>Printable</w:t>
+            </w:r>
+            <w:proofErr w:type="spellEnd"/>
+            <w:r>
+              <w:rPr>
+                <w:rFonts w:cstheme="minorHAnsi"/>
+              </w:rPr>
+              <w:t>.</w:t>
             </w:r>
           </w:p>
         </w:tc>
@@ -9618,6 +10438,7 @@
         </w:rPr>
         <w:t xml:space="preserve">Package </w:t>
       </w:r>
+      <w:proofErr w:type="spellStart"/>
       <w:r>
         <w:rPr>
           <w:rFonts w:cstheme="minorHAnsi"/>
@@ -9626,6 +10447,7 @@
         </w:rPr>
         <w:t>util</w:t>
       </w:r>
+      <w:proofErr w:type="spellEnd"/>
       <w:r>
         <w:rPr>
           <w:rFonts w:cstheme="minorHAnsi"/>
@@ -9640,7 +10462,7 @@
         <w:pStyle w:val="Legenda"/>
         <w:keepNext/>
       </w:pPr>
-      <w:bookmarkStart w:id="30" w:name="_Toc233362481"/>
+      <w:bookmarkStart w:id="30" w:name="_Toc233378497"/>
       <w:r>
         <w:t xml:space="preserve">Tabela </w:t>
       </w:r>
@@ -9664,9 +10486,14 @@
         </w:r>
       </w:fldSimple>
       <w:r>
-        <w:t xml:space="preserve"> - Package util</w:t>
+        <w:t xml:space="preserve"> - Package </w:t>
+      </w:r>
+      <w:proofErr w:type="spellStart"/>
+      <w:r>
+        <w:t>util</w:t>
       </w:r>
       <w:bookmarkEnd w:id="30"/>
+      <w:proofErr w:type="spellEnd"/>
     </w:p>
     <w:tbl>
       <w:tblPr>
@@ -9749,12 +10576,14 @@
                 <w:rFonts w:cstheme="minorHAnsi"/>
               </w:rPr>
             </w:pPr>
+            <w:proofErr w:type="spellStart"/>
             <w:r>
               <w:rPr>
                 <w:rFonts w:cstheme="minorHAnsi"/>
               </w:rPr>
               <w:t>ConexaoBD</w:t>
             </w:r>
+            <w:proofErr w:type="spellEnd"/>
           </w:p>
         </w:tc>
         <w:tc>
@@ -9773,7 +10602,21 @@
               <w:rPr>
                 <w:rFonts w:cstheme="minorHAnsi"/>
               </w:rPr>
-              <w:t>Gestão de conexões à base de dados. Lê as configurações (URL, user, password) a partir do ficheiro configbd.txt.</w:t>
+              <w:t xml:space="preserve">Gestão de conexões à base de dados. Lê as configurações (URL, </w:t>
+            </w:r>
+            <w:proofErr w:type="spellStart"/>
+            <w:r>
+              <w:rPr>
+                <w:rFonts w:cstheme="minorHAnsi"/>
+              </w:rPr>
+              <w:t>user</w:t>
+            </w:r>
+            <w:proofErr w:type="spellEnd"/>
+            <w:r>
+              <w:rPr>
+                <w:rFonts w:cstheme="minorHAnsi"/>
+              </w:rPr>
+              <w:t>, password) a partir do ficheiro configbd.txt.</w:t>
             </w:r>
           </w:p>
         </w:tc>
@@ -9794,12 +10637,14 @@
                 <w:rFonts w:cstheme="minorHAnsi"/>
               </w:rPr>
             </w:pPr>
+            <w:proofErr w:type="spellStart"/>
             <w:r>
               <w:rPr>
                 <w:rFonts w:cstheme="minorHAnsi"/>
               </w:rPr>
               <w:t>Validacoes</w:t>
             </w:r>
+            <w:proofErr w:type="spellEnd"/>
           </w:p>
         </w:tc>
         <w:tc>
@@ -9839,12 +10684,14 @@
                 <w:rFonts w:cstheme="minorHAnsi"/>
               </w:rPr>
             </w:pPr>
+            <w:proofErr w:type="spellStart"/>
             <w:r>
               <w:rPr>
                 <w:rFonts w:cstheme="minorHAnsi"/>
               </w:rPr>
               <w:t>GestorFicheiros</w:t>
             </w:r>
+            <w:proofErr w:type="spellEnd"/>
           </w:p>
         </w:tc>
         <w:tc>
@@ -9884,6 +10731,7 @@
                 <w:rFonts w:cstheme="minorHAnsi"/>
               </w:rPr>
             </w:pPr>
+            <w:proofErr w:type="spellStart"/>
             <w:r>
               <w:rPr>
                 <w:rFonts w:cstheme="minorHAnsi"/>
@@ -9891,6 +10739,7 @@
               <w:lastRenderedPageBreak/>
               <w:t>ServicoEmail</w:t>
             </w:r>
+            <w:proofErr w:type="spellEnd"/>
           </w:p>
         </w:tc>
         <w:tc>
@@ -9909,7 +10758,21 @@
               <w:rPr>
                 <w:rFonts w:cstheme="minorHAnsi"/>
               </w:rPr>
-              <w:t>Envio de emails de confirmação de registo aos novos utilizadores, através de SMTP, executado numa Thread separada para não bloquear a interface.</w:t>
+              <w:t xml:space="preserve">Envio de emails de confirmação de registo aos novos utilizadores, através de SMTP, executado numa </w:t>
+            </w:r>
+            <w:proofErr w:type="spellStart"/>
+            <w:r>
+              <w:rPr>
+                <w:rFonts w:cstheme="minorHAnsi"/>
+              </w:rPr>
+              <w:t>Thread</w:t>
+            </w:r>
+            <w:proofErr w:type="spellEnd"/>
+            <w:r>
+              <w:rPr>
+                <w:rFonts w:cstheme="minorHAnsi"/>
+              </w:rPr>
+              <w:t xml:space="preserve"> separada para não bloquear a interface.</w:t>
             </w:r>
           </w:p>
         </w:tc>
@@ -9929,7 +10792,7 @@
           <w:lang w:val="pt-PT"/>
         </w:rPr>
       </w:pPr>
-      <w:bookmarkStart w:id="31" w:name="_Toc233362497"/>
+      <w:bookmarkStart w:id="31" w:name="_Toc233378463"/>
       <w:r>
         <w:rPr>
           <w:lang w:val="pt-PT"/>
@@ -9967,13 +10830,23 @@
         </w:rPr>
         <w:t xml:space="preserve">O </w:t>
       </w:r>
+      <w:proofErr w:type="spellStart"/>
       <w:r>
         <w:rPr>
           <w:rFonts w:cstheme="minorHAnsi"/>
           <w:b/>
           <w:bCs/>
         </w:rPr>
-        <w:t xml:space="preserve">ControladorEquipamento </w:t>
+        <w:t>ControladorEquipamento</w:t>
+      </w:r>
+      <w:proofErr w:type="spellEnd"/>
+      <w:r>
+        <w:rPr>
+          <w:rFonts w:cstheme="minorHAnsi"/>
+          <w:b/>
+          <w:bCs/>
+        </w:rPr>
+        <w:t xml:space="preserve"> </w:t>
       </w:r>
       <w:r>
         <w:rPr>
@@ -9991,7 +10864,21 @@
         <w:rPr>
           <w:rFonts w:cstheme="minorHAnsi"/>
         </w:rPr>
-        <w:t xml:space="preserve"> e verificado contra a base de dados num ciclo do-while até que se encontre um valor não existente</w:t>
+        <w:t xml:space="preserve"> e verificado contra a base de dados num ciclo do-</w:t>
+      </w:r>
+      <w:proofErr w:type="spellStart"/>
+      <w:r>
+        <w:rPr>
+          <w:rFonts w:cstheme="minorHAnsi"/>
+        </w:rPr>
+        <w:t>while</w:t>
+      </w:r>
+      <w:proofErr w:type="spellEnd"/>
+      <w:r>
+        <w:rPr>
+          <w:rFonts w:cstheme="minorHAnsi"/>
+        </w:rPr>
+        <w:t xml:space="preserve"> até que se encontre um valor não existente</w:t>
       </w:r>
       <w:r>
         <w:rPr>
@@ -10035,7 +10922,25 @@
           <w:b/>
           <w:bCs/>
         </w:rPr>
-        <w:t xml:space="preserve"> ControladorReparacao </w:t>
+        <w:t xml:space="preserve"> </w:t>
+      </w:r>
+      <w:proofErr w:type="spellStart"/>
+      <w:r>
+        <w:rPr>
+          <w:rFonts w:cstheme="minorHAnsi"/>
+          <w:b/>
+          <w:bCs/>
+        </w:rPr>
+        <w:t>ControladorReparacao</w:t>
+      </w:r>
+      <w:proofErr w:type="spellEnd"/>
+      <w:r>
+        <w:rPr>
+          <w:rFonts w:cstheme="minorHAnsi"/>
+          <w:b/>
+          <w:bCs/>
+        </w:rPr>
+        <w:t xml:space="preserve"> </w:t>
       </w:r>
       <w:r>
         <w:rPr>
@@ -10135,7 +11040,51 @@
         <w:rPr>
           <w:rFonts w:cstheme="minorHAnsi"/>
         </w:rPr>
-        <w:t>A janela principal mantém um painel de conteúdo único onde os vários painéis são trocados em tempo de execução. A transição é feita removendo o painel anterior, adicionando o novo e invocando os métodos revalidate() e repaint(), tal como recomendado para a gestão dinâmica de contentores Swing.</w:t>
+        <w:t xml:space="preserve">A janela principal mantém um painel de conteúdo único onde os vários painéis são trocados em tempo de execução. A transição é feita removendo o painel anterior, adicionando o novo e invocando os métodos </w:t>
+      </w:r>
+      <w:proofErr w:type="spellStart"/>
+      <w:proofErr w:type="gramStart"/>
+      <w:r>
+        <w:rPr>
+          <w:rFonts w:cstheme="minorHAnsi"/>
+        </w:rPr>
+        <w:t>revalidate</w:t>
+      </w:r>
+      <w:proofErr w:type="spellEnd"/>
+      <w:r>
+        <w:rPr>
+          <w:rFonts w:cstheme="minorHAnsi"/>
+        </w:rPr>
+        <w:t>(</w:t>
+      </w:r>
+      <w:proofErr w:type="gramEnd"/>
+      <w:r>
+        <w:rPr>
+          <w:rFonts w:cstheme="minorHAnsi"/>
+        </w:rPr>
+        <w:t xml:space="preserve">) e </w:t>
+      </w:r>
+      <w:proofErr w:type="spellStart"/>
+      <w:proofErr w:type="gramStart"/>
+      <w:r>
+        <w:rPr>
+          <w:rFonts w:cstheme="minorHAnsi"/>
+        </w:rPr>
+        <w:t>repaint</w:t>
+      </w:r>
+      <w:proofErr w:type="spellEnd"/>
+      <w:r>
+        <w:rPr>
+          <w:rFonts w:cstheme="minorHAnsi"/>
+        </w:rPr>
+        <w:t>(</w:t>
+      </w:r>
+      <w:proofErr w:type="gramEnd"/>
+      <w:r>
+        <w:rPr>
+          <w:rFonts w:cstheme="minorHAnsi"/>
+        </w:rPr>
+        <w:t>), tal como recomendado para a gestão dinâmica de contentores Swing.</w:t>
       </w:r>
     </w:p>
     <w:p>
@@ -10150,7 +11099,25 @@
           <w:b/>
           <w:bCs/>
         </w:rPr>
-        <w:t>Listagem em tabelas (JTable)</w:t>
+        <w:t>Listagem em tabelas (</w:t>
+      </w:r>
+      <w:proofErr w:type="spellStart"/>
+      <w:r>
+        <w:rPr>
+          <w:rFonts w:cstheme="minorHAnsi"/>
+          <w:b/>
+          <w:bCs/>
+        </w:rPr>
+        <w:t>JTable</w:t>
+      </w:r>
+      <w:proofErr w:type="spellEnd"/>
+      <w:r>
+        <w:rPr>
+          <w:rFonts w:cstheme="minorHAnsi"/>
+          <w:b/>
+          <w:bCs/>
+        </w:rPr>
+        <w:t>)</w:t>
       </w:r>
       <w:r>
         <w:rPr>
@@ -10169,7 +11136,77 @@
         <w:rPr>
           <w:rFonts w:cstheme="minorHAnsi"/>
         </w:rPr>
-        <w:t>As listagens são apresentadas em tabelas (JTable) alimentadas por um DefaultTableModel não editável, integradas em painéis de deslocamento (JScrollPane). A ordenação é garantida automaticamente através do método setAutoCreateRowSorter(true), permitindo ao utilizador ordenar os dados clicando no cabeçalho de cada coluna.</w:t>
+        <w:t>As listagens são apresentadas em tabelas (</w:t>
+      </w:r>
+      <w:proofErr w:type="spellStart"/>
+      <w:r>
+        <w:rPr>
+          <w:rFonts w:cstheme="minorHAnsi"/>
+        </w:rPr>
+        <w:t>JTable</w:t>
+      </w:r>
+      <w:proofErr w:type="spellEnd"/>
+      <w:r>
+        <w:rPr>
+          <w:rFonts w:cstheme="minorHAnsi"/>
+        </w:rPr>
+        <w:t xml:space="preserve">) alimentadas por um </w:t>
+      </w:r>
+      <w:proofErr w:type="spellStart"/>
+      <w:r>
+        <w:rPr>
+          <w:rFonts w:cstheme="minorHAnsi"/>
+        </w:rPr>
+        <w:t>DefaultTableModel</w:t>
+      </w:r>
+      <w:proofErr w:type="spellEnd"/>
+      <w:r>
+        <w:rPr>
+          <w:rFonts w:cstheme="minorHAnsi"/>
+        </w:rPr>
+        <w:t xml:space="preserve"> não editável, integradas em painéis de deslocamento (</w:t>
+      </w:r>
+      <w:proofErr w:type="spellStart"/>
+      <w:r>
+        <w:rPr>
+          <w:rFonts w:cstheme="minorHAnsi"/>
+        </w:rPr>
+        <w:t>JScrollPane</w:t>
+      </w:r>
+      <w:proofErr w:type="spellEnd"/>
+      <w:r>
+        <w:rPr>
+          <w:rFonts w:cstheme="minorHAnsi"/>
+        </w:rPr>
+        <w:t xml:space="preserve">). A ordenação é garantida automaticamente através do método </w:t>
+      </w:r>
+      <w:proofErr w:type="spellStart"/>
+      <w:r>
+        <w:rPr>
+          <w:rFonts w:cstheme="minorHAnsi"/>
+        </w:rPr>
+        <w:t>setAutoCreateRowSorter</w:t>
+      </w:r>
+      <w:proofErr w:type="spellEnd"/>
+      <w:r>
+        <w:rPr>
+          <w:rFonts w:cstheme="minorHAnsi"/>
+        </w:rPr>
+        <w:t>(</w:t>
+      </w:r>
+      <w:proofErr w:type="spellStart"/>
+      <w:r>
+        <w:rPr>
+          <w:rFonts w:cstheme="minorHAnsi"/>
+        </w:rPr>
+        <w:t>true</w:t>
+      </w:r>
+      <w:proofErr w:type="spellEnd"/>
+      <w:r>
+        <w:rPr>
+          <w:rFonts w:cstheme="minorHAnsi"/>
+        </w:rPr>
+        <w:t>), permitindo ao utilizador ordenar os dados clicando no cabeçalho de cada coluna.</w:t>
       </w:r>
     </w:p>
     <w:p>
@@ -10203,7 +11240,49 @@
         <w:rPr>
           <w:rFonts w:cstheme="minorHAnsi"/>
         </w:rPr>
-        <w:t>O upload da foto de perfil utiliza um JFileChooser para selecionar a imagem; esta é redimensionada (getScaledInstance) e copiada para a pasta interna "fotos/" através do GestorFicheiros. Caso o utilizador não defina uma foto, é usada uma imagem genérica por defeito (fotos/geral.png).</w:t>
+        <w:t xml:space="preserve">O upload da foto de perfil utiliza um </w:t>
+      </w:r>
+      <w:proofErr w:type="spellStart"/>
+      <w:r>
+        <w:rPr>
+          <w:rFonts w:cstheme="minorHAnsi"/>
+        </w:rPr>
+        <w:t>JFileChooser</w:t>
+      </w:r>
+      <w:proofErr w:type="spellEnd"/>
+      <w:r>
+        <w:rPr>
+          <w:rFonts w:cstheme="minorHAnsi"/>
+        </w:rPr>
+        <w:t xml:space="preserve"> para selecionar a imagem; esta é redimensionada (</w:t>
+      </w:r>
+      <w:proofErr w:type="spellStart"/>
+      <w:r>
+        <w:rPr>
+          <w:rFonts w:cstheme="minorHAnsi"/>
+        </w:rPr>
+        <w:t>getScaledInstance</w:t>
+      </w:r>
+      <w:proofErr w:type="spellEnd"/>
+      <w:r>
+        <w:rPr>
+          <w:rFonts w:cstheme="minorHAnsi"/>
+        </w:rPr>
+        <w:t xml:space="preserve">) e copiada para a pasta interna "fotos/" através do </w:t>
+      </w:r>
+      <w:proofErr w:type="spellStart"/>
+      <w:r>
+        <w:rPr>
+          <w:rFonts w:cstheme="minorHAnsi"/>
+        </w:rPr>
+        <w:t>GestorFicheiros</w:t>
+      </w:r>
+      <w:proofErr w:type="spellEnd"/>
+      <w:r>
+        <w:rPr>
+          <w:rFonts w:cstheme="minorHAnsi"/>
+        </w:rPr>
+        <w:t>. Caso o utilizador não defina uma foto, é usada uma imagem genérica por defeito (fotos/geral.png).</w:t>
       </w:r>
     </w:p>
     <w:p>
@@ -10245,7 +11324,35 @@
         <w:rPr>
           <w:rFonts w:cstheme="minorHAnsi"/>
         </w:rPr>
-        <w:t>A impressão do extrato de uma reparação é feita implementando a interface Printable, desenhando o conteúdo no contexto Graphics2D e enviando o documento para a impressora selecionada na caixa de diálogo nativa (PrinterJob).</w:t>
+        <w:t xml:space="preserve">A impressão do extrato de uma reparação é feita implementando a interface </w:t>
+      </w:r>
+      <w:proofErr w:type="spellStart"/>
+      <w:r>
+        <w:rPr>
+          <w:rFonts w:cstheme="minorHAnsi"/>
+        </w:rPr>
+        <w:t>Printable</w:t>
+      </w:r>
+      <w:proofErr w:type="spellEnd"/>
+      <w:r>
+        <w:rPr>
+          <w:rFonts w:cstheme="minorHAnsi"/>
+        </w:rPr>
+        <w:t>, desenhando o conteúdo no contexto Graphics2D e enviando o documento para a impressora selecionada na caixa de diálogo nativa (</w:t>
+      </w:r>
+      <w:proofErr w:type="spellStart"/>
+      <w:r>
+        <w:rPr>
+          <w:rFonts w:cstheme="minorHAnsi"/>
+        </w:rPr>
+        <w:t>PrinterJob</w:t>
+      </w:r>
+      <w:proofErr w:type="spellEnd"/>
+      <w:r>
+        <w:rPr>
+          <w:rFonts w:cstheme="minorHAnsi"/>
+        </w:rPr>
+        <w:t>).</w:t>
       </w:r>
     </w:p>
     <w:p>
@@ -10255,7 +11362,7 @@
           <w:lang w:val="pt-PT"/>
         </w:rPr>
       </w:pPr>
-      <w:bookmarkStart w:id="32" w:name="_Toc233362498"/>
+      <w:bookmarkStart w:id="32" w:name="_Toc233378464"/>
       <w:r>
         <w:rPr>
           <w:lang w:val="pt-PT"/>
@@ -10294,6 +11401,7 @@
         </w:rPr>
         <w:t xml:space="preserve">A principal estrutura usada no projeto é o </w:t>
       </w:r>
+      <w:proofErr w:type="spellStart"/>
       <w:r>
         <w:rPr>
           <w:rFonts w:cstheme="minorHAnsi"/>
@@ -10302,6 +11410,7 @@
         </w:rPr>
         <w:t>ArrayList</w:t>
       </w:r>
+      <w:proofErr w:type="spellEnd"/>
       <w:r>
         <w:rPr>
           <w:rFonts w:cstheme="minorHAnsi"/>
@@ -10360,7 +11469,21 @@
         <w:rPr>
           <w:rFonts w:cstheme="minorHAnsi"/>
         </w:rPr>
-        <w:t>A travessia com Iterator, adequada para as operações de listagem e pesquisa</w:t>
+        <w:t xml:space="preserve">A travessia com </w:t>
+      </w:r>
+      <w:proofErr w:type="spellStart"/>
+      <w:r>
+        <w:rPr>
+          <w:rFonts w:cstheme="minorHAnsi"/>
+        </w:rPr>
+        <w:t>Iterator</w:t>
+      </w:r>
+      <w:proofErr w:type="spellEnd"/>
+      <w:r>
+        <w:rPr>
+          <w:rFonts w:cstheme="minorHAnsi"/>
+        </w:rPr>
+        <w:t>, adequada para as operações de listagem e pesquisa</w:t>
       </w:r>
       <w:r>
         <w:rPr>
@@ -10390,7 +11513,21 @@
         <w:rPr>
           <w:rFonts w:cstheme="minorHAnsi"/>
         </w:rPr>
-        <w:t>os resultados das queries variam</w:t>
+        <w:t xml:space="preserve">os resultados das </w:t>
+      </w:r>
+      <w:proofErr w:type="spellStart"/>
+      <w:r>
+        <w:rPr>
+          <w:rFonts w:cstheme="minorHAnsi"/>
+        </w:rPr>
+        <w:t>queries</w:t>
+      </w:r>
+      <w:proofErr w:type="spellEnd"/>
+      <w:r>
+        <w:rPr>
+          <w:rFonts w:cstheme="minorHAnsi"/>
+        </w:rPr>
+        <w:t xml:space="preserve"> variam</w:t>
       </w:r>
       <w:r>
         <w:rPr>
@@ -10414,8 +11551,23 @@
         <w:rPr>
           <w:rFonts w:cstheme="minorHAnsi"/>
         </w:rPr>
-        <w:t xml:space="preserve">Os ResultSet são naturalmente convertidos para </w:t>
-      </w:r>
+        <w:t xml:space="preserve">Os </w:t>
+      </w:r>
+      <w:proofErr w:type="spellStart"/>
+      <w:r>
+        <w:rPr>
+          <w:rFonts w:cstheme="minorHAnsi"/>
+        </w:rPr>
+        <w:t>ResultSet</w:t>
+      </w:r>
+      <w:proofErr w:type="spellEnd"/>
+      <w:r>
+        <w:rPr>
+          <w:rFonts w:cstheme="minorHAnsi"/>
+        </w:rPr>
+        <w:t xml:space="preserve"> são naturalmente convertidos para </w:t>
+      </w:r>
+      <w:proofErr w:type="spellStart"/>
       <w:r>
         <w:rPr>
           <w:rFonts w:cstheme="minorHAnsi"/>
@@ -10424,6 +11576,7 @@
         </w:rPr>
         <w:t>ArrayList</w:t>
       </w:r>
+      <w:proofErr w:type="spellEnd"/>
       <w:r>
         <w:rPr>
           <w:rFonts w:cstheme="minorHAnsi"/>
@@ -10449,6 +11602,7 @@
         </w:rPr>
         <w:t xml:space="preserve">Para além do </w:t>
       </w:r>
+      <w:proofErr w:type="spellStart"/>
       <w:r>
         <w:rPr>
           <w:rFonts w:cstheme="minorHAnsi"/>
@@ -10457,6 +11611,7 @@
         </w:rPr>
         <w:t>ArrayList</w:t>
       </w:r>
+      <w:proofErr w:type="spellEnd"/>
       <w:r>
         <w:rPr>
           <w:rFonts w:cstheme="minorHAnsi"/>
@@ -10475,6 +11630,7 @@
           <w:rFonts w:cstheme="minorHAnsi"/>
         </w:rPr>
       </w:pPr>
+      <w:proofErr w:type="spellStart"/>
       <w:r>
         <w:rPr>
           <w:rFonts w:cstheme="minorHAnsi"/>
@@ -10483,6 +11639,7 @@
         </w:rPr>
         <w:t>Properties</w:t>
       </w:r>
+      <w:proofErr w:type="spellEnd"/>
       <w:r>
         <w:rPr>
           <w:rFonts w:cstheme="minorHAnsi"/>
@@ -10513,6 +11670,7 @@
           <w:rFonts w:ascii="Calibri" w:hAnsi="Calibri" w:cs="Calibri"/>
         </w:rPr>
       </w:pPr>
+      <w:proofErr w:type="spellStart"/>
       <w:r>
         <w:rPr>
           <w:rStyle w:val="Forte"/>
@@ -10520,11 +11678,48 @@
         </w:rPr>
         <w:t>DefaultTableModel</w:t>
       </w:r>
+      <w:proofErr w:type="spellEnd"/>
       <w:r>
         <w:rPr>
           <w:rFonts w:ascii="Calibri" w:hAnsi="Calibri" w:cs="Calibri"/>
         </w:rPr>
-        <w:t> e matrizes (Object[][]) – para alimentar e atualizar as tabelas (JTable) da interface gráfica.</w:t>
+        <w:t> e matrizes (</w:t>
+      </w:r>
+      <w:proofErr w:type="spellStart"/>
+      <w:proofErr w:type="gramStart"/>
+      <w:r>
+        <w:rPr>
+          <w:rFonts w:ascii="Calibri" w:hAnsi="Calibri" w:cs="Calibri"/>
+        </w:rPr>
+        <w:t>Object</w:t>
+      </w:r>
+      <w:proofErr w:type="spellEnd"/>
+      <w:r>
+        <w:rPr>
+          <w:rFonts w:ascii="Calibri" w:hAnsi="Calibri" w:cs="Calibri"/>
+        </w:rPr>
+        <w:t>[][</w:t>
+      </w:r>
+      <w:proofErr w:type="gramEnd"/>
+      <w:r>
+        <w:rPr>
+          <w:rFonts w:ascii="Calibri" w:hAnsi="Calibri" w:cs="Calibri"/>
+        </w:rPr>
+        <w:t>]) – para alimentar e atualizar as tabelas (</w:t>
+      </w:r>
+      <w:proofErr w:type="spellStart"/>
+      <w:r>
+        <w:rPr>
+          <w:rFonts w:ascii="Calibri" w:hAnsi="Calibri" w:cs="Calibri"/>
+        </w:rPr>
+        <w:t>JTable</w:t>
+      </w:r>
+      <w:proofErr w:type="spellEnd"/>
+      <w:r>
+        <w:rPr>
+          <w:rFonts w:ascii="Calibri" w:hAnsi="Calibri" w:cs="Calibri"/>
+        </w:rPr>
+        <w:t>) da interface gráfica.</w:t>
       </w:r>
     </w:p>
     <w:p>
@@ -10534,7 +11729,7 @@
           <w:lang w:val="pt-PT"/>
         </w:rPr>
       </w:pPr>
-      <w:bookmarkStart w:id="33" w:name="_Toc233362499"/>
+      <w:bookmarkStart w:id="33" w:name="_Toc233378465"/>
       <w:r>
         <w:rPr>
           <w:lang w:val="pt-PT"/>
@@ -10614,13 +11809,41 @@
         <w:rPr>
           <w:rFonts w:cstheme="minorHAnsi"/>
         </w:rPr>
-        <w:t xml:space="preserve">O sistema utiliza uma base de dados MySQL para garantir a persistência de todos os dados. A comunicação é feita através de JDBC com o </w:t>
-      </w:r>
-      <w:r>
-        <w:rPr>
-          <w:rFonts w:cstheme="minorHAnsi"/>
-        </w:rPr>
-        <w:t>conector MySQL.</w:t>
+        <w:t xml:space="preserve">O sistema utiliza uma base de dados </w:t>
+      </w:r>
+      <w:proofErr w:type="spellStart"/>
+      <w:r>
+        <w:rPr>
+          <w:rFonts w:cstheme="minorHAnsi"/>
+        </w:rPr>
+        <w:t>MySQL</w:t>
+      </w:r>
+      <w:proofErr w:type="spellEnd"/>
+      <w:r>
+        <w:rPr>
+          <w:rFonts w:cstheme="minorHAnsi"/>
+        </w:rPr>
+        <w:t xml:space="preserve"> para garantir a persistência de todos os dados. A comunicação é feita através de JDBC com o </w:t>
+      </w:r>
+      <w:r>
+        <w:rPr>
+          <w:rFonts w:cstheme="minorHAnsi"/>
+        </w:rPr>
+        <w:t xml:space="preserve">conector </w:t>
+      </w:r>
+      <w:proofErr w:type="spellStart"/>
+      <w:r>
+        <w:rPr>
+          <w:rFonts w:cstheme="minorHAnsi"/>
+        </w:rPr>
+        <w:t>MySQL</w:t>
+      </w:r>
+      <w:proofErr w:type="spellEnd"/>
+      <w:r>
+        <w:rPr>
+          <w:rFonts w:cstheme="minorHAnsi"/>
+        </w:rPr>
+        <w:t>.</w:t>
       </w:r>
     </w:p>
     <w:p>
@@ -10658,7 +11881,7 @@
         <w:pStyle w:val="Legenda"/>
         <w:keepNext/>
       </w:pPr>
-      <w:bookmarkStart w:id="34" w:name="_Toc233362482"/>
+      <w:bookmarkStart w:id="34" w:name="_Toc233378498"/>
       <w:r>
         <w:t xml:space="preserve">Tabela </w:t>
       </w:r>
@@ -10784,7 +12007,21 @@
               <w:rPr>
                 <w:rFonts w:cstheme="minorHAnsi"/>
               </w:rPr>
-              <w:t>Dados base de todos os utilizadores (nome, username, email, password, tipo, estado)</w:t>
+              <w:t xml:space="preserve">Dados base de todos os utilizadores (nome, </w:t>
+            </w:r>
+            <w:proofErr w:type="spellStart"/>
+            <w:r>
+              <w:rPr>
+                <w:rFonts w:cstheme="minorHAnsi"/>
+              </w:rPr>
+              <w:t>username</w:t>
+            </w:r>
+            <w:proofErr w:type="spellEnd"/>
+            <w:r>
+              <w:rPr>
+                <w:rFonts w:cstheme="minorHAnsi"/>
+              </w:rPr>
+              <w:t>, email, password, tipo, estado)</w:t>
             </w:r>
           </w:p>
         </w:tc>
@@ -11190,7 +12427,7 @@
                                 <w:szCs w:val="22"/>
                               </w:rPr>
                             </w:pPr>
-                            <w:bookmarkStart w:id="35" w:name="_Toc233362484"/>
+                            <w:bookmarkStart w:id="35" w:name="_Toc233378474"/>
                             <w:r>
                               <w:t xml:space="preserve">Figura </w:t>
                             </w:r>
@@ -11249,7 +12486,7 @@
                           <w:szCs w:val="22"/>
                         </w:rPr>
                       </w:pPr>
-                      <w:bookmarkStart w:id="36" w:name="_Toc233362484"/>
+                      <w:bookmarkStart w:id="36" w:name="_Toc233378474"/>
                       <w:r>
                         <w:t xml:space="preserve">Figura </w:t>
                       </w:r>
@@ -11368,8 +12605,23 @@
         <w:rPr>
           <w:rFonts w:cstheme="minorHAnsi"/>
         </w:rPr>
-        <w:t>, que armazena o URL de conexão, username e password no formato </w:t>
-      </w:r>
+        <w:t xml:space="preserve">, que armazena o URL de conexão, </w:t>
+      </w:r>
+      <w:proofErr w:type="spellStart"/>
+      <w:r>
+        <w:rPr>
+          <w:rFonts w:cstheme="minorHAnsi"/>
+        </w:rPr>
+        <w:t>username</w:t>
+      </w:r>
+      <w:proofErr w:type="spellEnd"/>
+      <w:r>
+        <w:rPr>
+          <w:rFonts w:cstheme="minorHAnsi"/>
+        </w:rPr>
+        <w:t xml:space="preserve"> e password no formato </w:t>
+      </w:r>
+      <w:proofErr w:type="spellStart"/>
       <w:r>
         <w:rPr>
           <w:rFonts w:cstheme="minorHAnsi"/>
@@ -11378,11 +12630,40 @@
         </w:rPr>
         <w:t>Properties</w:t>
       </w:r>
-      <w:r>
-        <w:rPr>
-          <w:rFonts w:cstheme="minorHAnsi"/>
-        </w:rPr>
-        <w:t> do Java. A classe ConexaoBD é responsável por ler estas configurações e fornecer conexões às classes DAO. Esta configuração pode ser feita diretamente na interface gráfica através do diálogo DialogoConfigBD.</w:t>
+      <w:proofErr w:type="spellEnd"/>
+      <w:r>
+        <w:rPr>
+          <w:rFonts w:cstheme="minorHAnsi"/>
+        </w:rPr>
+        <w:t xml:space="preserve"> do Java. A classe </w:t>
+      </w:r>
+      <w:proofErr w:type="spellStart"/>
+      <w:r>
+        <w:rPr>
+          <w:rFonts w:cstheme="minorHAnsi"/>
+        </w:rPr>
+        <w:t>ConexaoBD</w:t>
+      </w:r>
+      <w:proofErr w:type="spellEnd"/>
+      <w:r>
+        <w:rPr>
+          <w:rFonts w:cstheme="minorHAnsi"/>
+        </w:rPr>
+        <w:t xml:space="preserve"> é responsável por ler estas configurações e fornecer conexões às classes DAO. Esta configuração pode ser feita diretamente na interface gráfica através do diálogo </w:t>
+      </w:r>
+      <w:proofErr w:type="spellStart"/>
+      <w:r>
+        <w:rPr>
+          <w:rFonts w:cstheme="minorHAnsi"/>
+        </w:rPr>
+        <w:t>DialogoConfigBD</w:t>
+      </w:r>
+      <w:proofErr w:type="spellEnd"/>
+      <w:r>
+        <w:rPr>
+          <w:rFonts w:cstheme="minorHAnsi"/>
+        </w:rPr>
+        <w:t>.</w:t>
       </w:r>
     </w:p>
     <w:p>
@@ -11407,7 +12688,7 @@
         <w:pStyle w:val="Legenda"/>
         <w:keepNext/>
       </w:pPr>
-      <w:bookmarkStart w:id="37" w:name="_Toc233362483"/>
+      <w:bookmarkStart w:id="37" w:name="_Toc233378499"/>
       <w:r>
         <w:t xml:space="preserve">Tabela </w:t>
       </w:r>
@@ -11532,7 +12813,21 @@
               <w:rPr>
                 <w:rFonts w:cstheme="minorHAnsi"/>
               </w:rPr>
-              <w:t>Configurações de acesso à base de dados (formato Properties)</w:t>
+              <w:t>Configurações de acesso à base de dados (formato </w:t>
+            </w:r>
+            <w:proofErr w:type="spellStart"/>
+            <w:r>
+              <w:rPr>
+                <w:rFonts w:cstheme="minorHAnsi"/>
+              </w:rPr>
+              <w:t>Properties</w:t>
+            </w:r>
+            <w:proofErr w:type="spellEnd"/>
+            <w:r>
+              <w:rPr>
+                <w:rFonts w:cstheme="minorHAnsi"/>
+              </w:rPr>
+              <w:t>)</w:t>
             </w:r>
           </w:p>
         </w:tc>
@@ -11782,6 +13077,7 @@
         </w:rPr>
         <w:t>“</w:t>
       </w:r>
+      <w:proofErr w:type="spellStart"/>
       <w:r>
         <w:rPr>
           <w:rFonts w:cstheme="minorHAnsi"/>
@@ -11790,6 +13086,7 @@
         </w:rPr>
         <w:t>src</w:t>
       </w:r>
+      <w:proofErr w:type="spellEnd"/>
       <w:r>
         <w:rPr>
           <w:rFonts w:cstheme="minorHAnsi"/>
@@ -11810,7 +13107,25 @@
           <w:b/>
           <w:bCs/>
         </w:rPr>
-        <w:t xml:space="preserve"> comando tree /F.</w:t>
+        <w:t xml:space="preserve"> comando </w:t>
+      </w:r>
+      <w:proofErr w:type="spellStart"/>
+      <w:r>
+        <w:rPr>
+          <w:rFonts w:cstheme="minorHAnsi"/>
+          <w:b/>
+          <w:bCs/>
+        </w:rPr>
+        <w:t>tree</w:t>
+      </w:r>
+      <w:proofErr w:type="spellEnd"/>
+      <w:r>
+        <w:rPr>
+          <w:rFonts w:cstheme="minorHAnsi"/>
+          <w:b/>
+          <w:bCs/>
+        </w:rPr>
+        <w:t xml:space="preserve"> /F.</w:t>
       </w:r>
     </w:p>
     <w:p>
@@ -11863,7 +13178,7 @@
       <w:pPr>
         <w:pStyle w:val="Legenda"/>
       </w:pPr>
-      <w:bookmarkStart w:id="38" w:name="_Toc233362485"/>
+      <w:bookmarkStart w:id="38" w:name="_Toc233378475"/>
       <w:r>
         <w:t xml:space="preserve">Figura </w:t>
       </w:r>
@@ -11899,7 +13214,7 @@
           <w:lang w:val="pt-PT"/>
         </w:rPr>
       </w:pPr>
-      <w:bookmarkStart w:id="39" w:name="_Toc233362500"/>
+      <w:bookmarkStart w:id="39" w:name="_Toc233378466"/>
       <w:r>
         <w:rPr>
           <w:lang w:val="pt-PT"/>
@@ -12243,7 +13558,21 @@
         <w:rPr>
           <w:rFonts w:cstheme="minorHAnsi"/>
         </w:rPr>
-        <w:t>Verificação dos tooltips de ajuda nos formulários;</w:t>
+        <w:t xml:space="preserve">Verificação dos </w:t>
+      </w:r>
+      <w:proofErr w:type="spellStart"/>
+      <w:r>
+        <w:rPr>
+          <w:rFonts w:cstheme="minorHAnsi"/>
+        </w:rPr>
+        <w:t>tooltips</w:t>
+      </w:r>
+      <w:proofErr w:type="spellEnd"/>
+      <w:r>
+        <w:rPr>
+          <w:rFonts w:cstheme="minorHAnsi"/>
+        </w:rPr>
+        <w:t xml:space="preserve"> de ajuda nos formulários;</w:t>
       </w:r>
     </w:p>
     <w:p>
@@ -12617,7 +13946,21 @@
         <w:rPr>
           <w:rFonts w:cstheme="minorHAnsi"/>
         </w:rPr>
-        <w:t>Inserção de utilizador com username ou email duplicado</w:t>
+        <w:t xml:space="preserve">Inserção de utilizador com </w:t>
+      </w:r>
+      <w:proofErr w:type="spellStart"/>
+      <w:r>
+        <w:rPr>
+          <w:rFonts w:cstheme="minorHAnsi"/>
+        </w:rPr>
+        <w:t>username</w:t>
+      </w:r>
+      <w:proofErr w:type="spellEnd"/>
+      <w:r>
+        <w:rPr>
+          <w:rFonts w:cstheme="minorHAnsi"/>
+        </w:rPr>
+        <w:t xml:space="preserve"> ou email duplicado</w:t>
       </w:r>
       <w:r>
         <w:rPr>
@@ -12641,8 +13984,30 @@
         <w:rPr>
           <w:rFonts w:cstheme="minorHAnsi"/>
         </w:rPr>
-        <w:t>Verificação do rollback em operações multi-tabela</w:t>
-      </w:r>
+        <w:t xml:space="preserve">Verificação do </w:t>
+      </w:r>
+      <w:proofErr w:type="spellStart"/>
+      <w:r>
+        <w:rPr>
+          <w:rFonts w:cstheme="minorHAnsi"/>
+        </w:rPr>
+        <w:t>rollback</w:t>
+      </w:r>
+      <w:proofErr w:type="spellEnd"/>
+      <w:r>
+        <w:rPr>
+          <w:rFonts w:cstheme="minorHAnsi"/>
+        </w:rPr>
+        <w:t xml:space="preserve"> em operações </w:t>
+      </w:r>
+      <w:proofErr w:type="spellStart"/>
+      <w:r>
+        <w:rPr>
+          <w:rFonts w:cstheme="minorHAnsi"/>
+        </w:rPr>
+        <w:t>multi-tabela</w:t>
+      </w:r>
+      <w:proofErr w:type="spellEnd"/>
       <w:r>
         <w:rPr>
           <w:rFonts w:cstheme="minorHAnsi"/>
@@ -12696,7 +14061,7 @@
         </w:rPr>
       </w:pPr>
       <w:bookmarkStart w:id="40" w:name="_Toc467859562"/>
-      <w:bookmarkStart w:id="41" w:name="_Toc233362501"/>
+      <w:bookmarkStart w:id="41" w:name="_Toc233378467"/>
       <w:r>
         <w:rPr>
           <w:rFonts w:cstheme="minorHAnsi"/>
@@ -12763,7 +14128,7 @@
           <w:lang w:val="pt-PT"/>
         </w:rPr>
       </w:pPr>
-      <w:bookmarkStart w:id="42" w:name="_Toc233362502"/>
+      <w:bookmarkStart w:id="42" w:name="_Toc233378468"/>
       <w:r>
         <w:rPr>
           <w:rFonts w:cstheme="minorHAnsi"/>
@@ -12785,7 +14150,15 @@
         <w:t>interface gráfica</w:t>
       </w:r>
       <w:r>
-        <w:t> desenvolvida em Java Swing melhora significativamente a usabilidade face à versão de consola, oferecendo navegação por painéis, tabelas ordenáveis com barras de deslocamento, formulários com ajuda contextual (tooltips) e caixas de diálogo. A validação robusta de todos os dados de entrada constitui outro ponto forte, uma vez que o sistema impede a introdução de valores inválidos em campos como email, NIF e telefone, evitando erros e inconsistências na base de dados. </w:t>
+        <w:t> desenvolvida em Java Swing melhora significativamente a usabilidade face à versão de consola, oferecendo navegação por painéis, tabelas ordenáveis com barras de deslocamento, formulários com ajuda contextual (</w:t>
+      </w:r>
+      <w:proofErr w:type="spellStart"/>
+      <w:r>
+        <w:t>tooltips</w:t>
+      </w:r>
+      <w:proofErr w:type="spellEnd"/>
+      <w:r>
+        <w:t>) e caixas de diálogo. A validação robusta de todos os dados de entrada constitui outro ponto forte, uma vez que o sistema impede a introdução de valores inválidos em campos como email, NIF e telefone, evitando erros e inconsistências na base de dados. </w:t>
       </w:r>
     </w:p>
     <w:p>
@@ -12796,7 +14169,7 @@
           <w:lang w:val="pt-PT"/>
         </w:rPr>
       </w:pPr>
-      <w:bookmarkStart w:id="43" w:name="_Toc233362503"/>
+      <w:bookmarkStart w:id="43" w:name="_Toc233378469"/>
       <w:r>
         <w:rPr>
           <w:rFonts w:cstheme="minorHAnsi"/>
@@ -12829,7 +14202,7 @@
           <w:lang w:val="pt-PT"/>
         </w:rPr>
       </w:pPr>
-      <w:bookmarkStart w:id="44" w:name="_Toc233362504"/>
+      <w:bookmarkStart w:id="44" w:name="_Toc233378470"/>
       <w:r>
         <w:rPr>
           <w:rFonts w:cstheme="minorHAnsi"/>
@@ -12925,7 +14298,7 @@
         </w:rPr>
       </w:pPr>
       <w:bookmarkStart w:id="45" w:name="_Hlk61991188"/>
-      <w:bookmarkStart w:id="46" w:name="_Toc233362505"/>
+      <w:bookmarkStart w:id="46" w:name="_Toc233378471"/>
       <w:r>
         <w:rPr>
           <w:rFonts w:cstheme="minorHAnsi"/>
@@ -12944,7 +14317,7 @@
           <w:lang w:val="pt-PT"/>
         </w:rPr>
       </w:pPr>
-      <w:bookmarkStart w:id="47" w:name="_Toc233362506"/>
+      <w:bookmarkStart w:id="47" w:name="_Toc233378472"/>
       <w:r>
         <w:rPr>
           <w:lang w:val="pt-PT"/>
@@ -13325,19 +14698,7 @@
           <w:rPr>
             <w:rStyle w:val="Hiperligao"/>
           </w:rPr>
-          <w:t>https://</w:t>
-        </w:r>
-        <w:r>
-          <w:rPr>
-            <w:rStyle w:val="Hiperligao"/>
-          </w:rPr>
-          <w:t>m</w:t>
-        </w:r>
-        <w:r>
-          <w:rPr>
-            <w:rStyle w:val="Hiperligao"/>
-          </w:rPr>
-          <w:t>kyong.com/java/javamail-api-sending-email-via-gmail-smtp-example/</w:t>
+          <w:t>https://mkyong.com/java/javamail-api-sending-email-via-gmail-smtp-example/</w:t>
         </w:r>
       </w:hyperlink>
       <w:r>
@@ -13371,7 +14732,7 @@
           <w:lang w:val="pt-PT"/>
         </w:rPr>
       </w:pPr>
-      <w:bookmarkStart w:id="48" w:name="_Toc233362507"/>
+      <w:bookmarkStart w:id="48" w:name="_Toc233378473"/>
       <w:r>
         <w:rPr>
           <w:rFonts w:cstheme="minorHAnsi"/>
@@ -13408,7 +14769,23 @@
           <w:rFonts w:cstheme="minorHAnsi"/>
           <w:iCs/>
         </w:rPr>
-        <w:t>automaticamente através do JavaDoc.</w:t>
+        <w:t xml:space="preserve">automaticamente através do </w:t>
+      </w:r>
+      <w:proofErr w:type="spellStart"/>
+      <w:r>
+        <w:rPr>
+          <w:rFonts w:cstheme="minorHAnsi"/>
+          <w:iCs/>
+        </w:rPr>
+        <w:t>JavaDoc</w:t>
+      </w:r>
+      <w:proofErr w:type="spellEnd"/>
+      <w:r>
+        <w:rPr>
+          <w:rFonts w:cstheme="minorHAnsi"/>
+          <w:iCs/>
+        </w:rPr>
+        <w:t>.</w:t>
       </w:r>
     </w:p>
     <w:p>
